--- a/internal_doc/03.开发设计/Sequence&AutoIncrement/Story-Sequence.docx
+++ b/internal_doc/03.开发设计/Sequence&AutoIncrement/Story-Sequence.docx
@@ -260,7 +260,6 @@
     <w:p>
       <w:pPr>
         <w:rPr>
-          <w:rFonts w:hint="eastAsia"/>
           <w:color w:val="00B0F0"/>
         </w:rPr>
       </w:pPr>
@@ -346,9 +345,6 @@
     <w:p>
       <w:pPr>
         <w:pStyle w:val="Heading3"/>
-        <w:rPr>
-          <w:rFonts w:hint="eastAsia"/>
-        </w:rPr>
       </w:pPr>
       <w:r>
         <w:rPr>
@@ -364,11 +360,6 @@
       </w:r>
     </w:p>
     <w:p>
-      <w:pPr>
-        <w:rPr>
-          <w:rFonts w:hint="eastAsia"/>
-        </w:rPr>
-      </w:pPr>
       <w:r>
         <w:rPr>
           <w:rFonts w:hint="eastAsia"/>
@@ -389,11 +380,6 @@
       </w:r>
     </w:p>
     <w:p>
-      <w:pPr>
-        <w:rPr>
-          <w:rFonts w:hint="eastAsia"/>
-        </w:rPr>
-      </w:pPr>
       <w:r>
         <w:rPr>
           <w:rFonts w:hint="eastAsia"/>
@@ -501,11 +487,6 @@
       </w:r>
     </w:p>
     <w:p>
-      <w:pPr>
-        <w:rPr>
-          <w:rFonts w:hint="eastAsia"/>
-        </w:rPr>
-      </w:pPr>
       <w:r>
         <w:rPr>
           <w:rFonts w:hint="eastAsia"/>
@@ -530,11 +511,6 @@
       </w:r>
     </w:p>
     <w:p>
-      <w:pPr>
-        <w:rPr>
-          <w:rFonts w:hint="eastAsia"/>
-        </w:rPr>
-      </w:pPr>
       <w:r>
         <w:rPr>
           <w:rFonts w:hint="eastAsia"/>
@@ -1497,15 +1473,24 @@
             <w:pPr>
               <w:ind w:left="0"/>
               <w:rPr>
-                <w:rFonts w:eastAsiaTheme="minorEastAsia" w:hint="eastAsia"/>
-              </w:rPr>
-            </w:pPr>
+                <w:rFonts w:eastAsiaTheme="minorEastAsia"/>
+              </w:rPr>
+            </w:pPr>
+            <w:commentRangeStart w:id="0"/>
             <w:r>
               <w:rPr>
                 <w:rFonts w:eastAsiaTheme="minorEastAsia" w:hint="eastAsia"/>
               </w:rPr>
               <w:t>fetch</w:t>
             </w:r>
+            <w:commentRangeEnd w:id="0"/>
+            <w:r>
+              <w:rPr>
+                <w:rStyle w:val="CommentReference"/>
+                <w:rFonts w:eastAsiaTheme="minorEastAsia"/>
+              </w:rPr>
+              <w:commentReference w:id="0"/>
+            </w:r>
           </w:p>
         </w:tc>
         <w:tc>
@@ -1516,7 +1501,7 @@
             <w:pPr>
               <w:ind w:left="0"/>
               <w:rPr>
-                <w:rFonts w:eastAsiaTheme="minorEastAsia" w:hint="eastAsia"/>
+                <w:rFonts w:eastAsiaTheme="minorEastAsia"/>
               </w:rPr>
             </w:pPr>
             <w:r>
@@ -1534,9 +1519,6 @@
           <w:p>
             <w:pPr>
               <w:ind w:left="0"/>
-              <w:rPr>
-                <w:rFonts w:hint="eastAsia"/>
-              </w:rPr>
             </w:pPr>
             <w:r>
               <w:rPr>
@@ -1578,7 +1560,7 @@
             <w:pPr>
               <w:ind w:left="0"/>
               <w:rPr>
-                <w:rFonts w:eastAsiaTheme="minorEastAsia" w:hint="eastAsia"/>
+                <w:rFonts w:eastAsiaTheme="minorEastAsia"/>
               </w:rPr>
             </w:pPr>
             <w:r>
@@ -1597,7 +1579,7 @@
             <w:pPr>
               <w:ind w:left="0"/>
               <w:rPr>
-                <w:rFonts w:eastAsiaTheme="minorEastAsia" w:hint="eastAsia"/>
+                <w:rFonts w:eastAsiaTheme="minorEastAsia"/>
               </w:rPr>
             </w:pPr>
             <w:r>
@@ -1966,9 +1948,6 @@
           <w:numId w:val="9"/>
         </w:numPr>
         <w:ind w:firstLineChars="0"/>
-        <w:rPr>
-          <w:rFonts w:hint="eastAsia"/>
-        </w:rPr>
       </w:pPr>
       <w:r>
         <w:rPr>
@@ -2166,9 +2145,6 @@
     <w:p>
       <w:pPr>
         <w:pStyle w:val="Heading3"/>
-        <w:rPr>
-          <w:rFonts w:hint="eastAsia"/>
-        </w:rPr>
       </w:pPr>
       <w:r>
         <w:rPr>
@@ -2216,11 +2192,6 @@
       </w:r>
     </w:p>
     <w:p>
-      <w:pPr>
-        <w:rPr>
-          <w:rFonts w:hint="eastAsia"/>
-        </w:rPr>
-      </w:pPr>
       <w:r>
         <w:rPr>
           <w:rFonts w:hint="eastAsia"/>
@@ -2247,11 +2218,6 @@
       </w:r>
     </w:p>
     <w:p>
-      <w:pPr>
-        <w:rPr>
-          <w:rFonts w:hint="eastAsia"/>
-        </w:rPr>
-      </w:pPr>
       <w:r>
         <w:rPr>
           <w:rFonts w:hint="eastAsia"/>
@@ -2273,11 +2239,6 @@
       </w:r>
     </w:p>
     <w:p>
-      <w:pPr>
-        <w:rPr>
-          <w:rFonts w:hint="eastAsia"/>
-        </w:rPr>
-      </w:pPr>
       <w:r>
         <w:rPr>
           <w:rFonts w:hint="eastAsia"/>
@@ -2370,11 +2331,6 @@
       </w:r>
     </w:p>
     <w:p>
-      <w:pPr>
-        <w:rPr>
-          <w:rFonts w:hint="eastAsia"/>
-        </w:rPr>
-      </w:pPr>
       <w:r>
         <w:rPr>
           <w:rFonts w:hint="eastAsia"/>
@@ -2397,9 +2353,6 @@
     <w:p>
       <w:pPr>
         <w:pStyle w:val="Heading3"/>
-        <w:rPr>
-          <w:rFonts w:hint="eastAsia"/>
-        </w:rPr>
       </w:pPr>
       <w:r>
         <w:rPr>
@@ -2409,11 +2362,6 @@
       </w:r>
     </w:p>
     <w:p>
-      <w:pPr>
-        <w:rPr>
-          <w:rFonts w:hint="eastAsia"/>
-        </w:rPr>
-      </w:pPr>
       <w:r>
         <w:rPr>
           <w:rFonts w:hint="eastAsia"/>
@@ -2424,9 +2372,6 @@
     <w:p>
       <w:pPr>
         <w:pStyle w:val="Heading3"/>
-        <w:rPr>
-          <w:rFonts w:hint="eastAsia"/>
-        </w:rPr>
       </w:pPr>
       <w:r>
         <w:rPr>
@@ -2436,11 +2381,6 @@
       </w:r>
     </w:p>
     <w:p>
-      <w:pPr>
-        <w:rPr>
-          <w:rFonts w:hint="eastAsia"/>
-        </w:rPr>
-      </w:pPr>
       <w:r>
         <w:rPr>
           <w:rFonts w:hint="eastAsia"/>
@@ -2479,11 +2419,6 @@
       </w:r>
     </w:p>
     <w:p>
-      <w:pPr>
-        <w:rPr>
-          <w:rFonts w:hint="eastAsia"/>
-        </w:rPr>
-      </w:pPr>
       <w:r>
         <w:rPr>
           <w:rFonts w:hint="eastAsia"/>
@@ -2492,11 +2427,6 @@
       </w:r>
     </w:p>
     <w:p>
-      <w:pPr>
-        <w:rPr>
-          <w:rFonts w:hint="eastAsia"/>
-        </w:rPr>
-      </w:pPr>
       <w:r>
         <w:rPr>
           <w:rFonts w:hint="eastAsia"/>
@@ -2602,16 +2532,31 @@
       </w:r>
     </w:p>
     <w:p>
-      <w:pPr>
-        <w:rPr>
-          <w:rFonts w:hint="eastAsia"/>
-        </w:rPr>
-      </w:pPr>
-      <w:r>
-        <w:rPr>
-          <w:rFonts w:hint="eastAsia"/>
-        </w:rPr>
-        <w:t xml:space="preserve">    cache: 100,</w:t>
+      <w:r>
+        <w:rPr>
+          <w:rFonts w:hint="eastAsia"/>
+        </w:rPr>
+        <w:t xml:space="preserve">    cache: </w:t>
+      </w:r>
+      <w:commentRangeStart w:id="1"/>
+      <w:r>
+        <w:rPr>
+          <w:rFonts w:hint="eastAsia"/>
+        </w:rPr>
+        <w:t>100</w:t>
+      </w:r>
+      <w:commentRangeEnd w:id="1"/>
+      <w:r>
+        <w:rPr>
+          <w:rStyle w:val="CommentReference"/>
+        </w:rPr>
+        <w:commentReference w:id="1"/>
+      </w:r>
+      <w:r>
+        <w:rPr>
+          <w:rFonts w:hint="eastAsia"/>
+        </w:rPr>
+        <w:t>,</w:t>
       </w:r>
     </w:p>
     <w:p>
@@ -2641,9 +2586,6 @@
     <w:p>
       <w:pPr>
         <w:pStyle w:val="Heading3"/>
-        <w:rPr>
-          <w:rFonts w:hint="eastAsia"/>
-        </w:rPr>
       </w:pPr>
       <w:r>
         <w:rPr>
@@ -2659,11 +2601,6 @@
       </w:r>
     </w:p>
     <w:p>
-      <w:pPr>
-        <w:rPr>
-          <w:rFonts w:hint="eastAsia"/>
-        </w:rPr>
-      </w:pPr>
       <w:r>
         <w:rPr>
           <w:rFonts w:hint="eastAsia"/>
@@ -2678,11 +2615,6 @@
       </w:r>
     </w:p>
     <w:p>
-      <w:pPr>
-        <w:rPr>
-          <w:rFonts w:hint="eastAsia"/>
-        </w:rPr>
-      </w:pPr>
       <w:r>
         <w:rPr>
           <w:rFonts w:hint="eastAsia"/>
@@ -2776,11 +2708,19 @@
         </w:rPr>
         <w:t>独立节点不支持</w:t>
       </w:r>
+      <w:commentRangeStart w:id="2"/>
       <w:r>
         <w:rPr>
           <w:rFonts w:hint="eastAsia"/>
         </w:rPr>
         <w:t>Sequence</w:t>
+      </w:r>
+      <w:commentRangeEnd w:id="2"/>
+      <w:r>
+        <w:rPr>
+          <w:rStyle w:val="CommentReference"/>
+        </w:rPr>
+        <w:commentReference w:id="2"/>
       </w:r>
       <w:r>
         <w:rPr>
@@ -2811,9 +2751,6 @@
           <w:ilvl w:val="0"/>
           <w:numId w:val="12"/>
         </w:numPr>
-        <w:rPr>
-          <w:rFonts w:hint="eastAsia"/>
-        </w:rPr>
       </w:pPr>
       <w:r>
         <w:rPr>
@@ -2827,6 +2764,9 @@
         <w:jc w:val="center"/>
       </w:pPr>
       <w:r>
+        <w:rPr>
+          <w:noProof/>
+        </w:rPr>
         <w:drawing>
           <wp:inline distT="0" distB="0" distL="0" distR="0">
             <wp:extent cx="1970067" cy="2731325"/>
@@ -3991,9 +3931,6 @@
     <w:p>
       <w:pPr>
         <w:ind w:left="0"/>
-        <w:rPr>
-          <w:rFonts w:hint="eastAsia"/>
-        </w:rPr>
       </w:pPr>
       <w:r>
         <w:rPr>
@@ -4286,9 +4223,6 @@
     <w:p>
       <w:pPr>
         <w:pStyle w:val="Heading3"/>
-        <w:rPr>
-          <w:rFonts w:hint="eastAsia"/>
-        </w:rPr>
       </w:pPr>
       <w:r>
         <w:rPr>
@@ -4298,11 +4232,6 @@
       </w:r>
     </w:p>
     <w:p>
-      <w:pPr>
-        <w:rPr>
-          <w:rFonts w:hint="eastAsia"/>
-        </w:rPr>
-      </w:pPr>
       <w:r>
         <w:rPr>
           <w:rFonts w:hint="eastAsia"/>
@@ -4347,11 +4276,6 @@
       </w:r>
     </w:p>
     <w:p>
-      <w:pPr>
-        <w:rPr>
-          <w:rFonts w:hint="eastAsia"/>
-        </w:rPr>
-      </w:pPr>
       <w:r>
         <w:rPr>
           <w:rFonts w:hint="eastAsia"/>
@@ -4420,11 +4344,6 @@
       </w:r>
     </w:p>
     <w:p>
-      <w:pPr>
-        <w:rPr>
-          <w:rFonts w:hint="eastAsia"/>
-        </w:rPr>
-      </w:pPr>
       <w:r>
         <w:rPr>
           <w:rFonts w:hint="eastAsia"/>
@@ -4475,7 +4394,7 @@
             <w:pPr>
               <w:ind w:left="0"/>
               <w:rPr>
-                <w:rFonts w:eastAsiaTheme="minorEastAsia" w:hint="eastAsia"/>
+                <w:rFonts w:eastAsiaTheme="minorEastAsia"/>
               </w:rPr>
             </w:pPr>
             <w:r>
@@ -4494,7 +4413,7 @@
             <w:pPr>
               <w:ind w:left="0"/>
               <w:rPr>
-                <w:rFonts w:eastAsiaTheme="minorEastAsia" w:hint="eastAsia"/>
+                <w:rFonts w:eastAsiaTheme="minorEastAsia"/>
               </w:rPr>
             </w:pPr>
             <w:r>
@@ -4513,7 +4432,7 @@
             <w:pPr>
               <w:ind w:left="0"/>
               <w:rPr>
-                <w:rFonts w:eastAsiaTheme="minorEastAsia" w:hint="eastAsia"/>
+                <w:rFonts w:eastAsiaTheme="minorEastAsia"/>
               </w:rPr>
             </w:pPr>
             <w:r>
@@ -4629,7 +4548,7 @@
             <w:pPr>
               <w:ind w:left="0"/>
               <w:rPr>
-                <w:rFonts w:eastAsiaTheme="minorEastAsia" w:hint="eastAsia"/>
+                <w:rFonts w:eastAsiaTheme="minorEastAsia"/>
               </w:rPr>
             </w:pPr>
             <w:r>
@@ -4654,7 +4573,7 @@
             <w:pPr>
               <w:ind w:left="0"/>
               <w:rPr>
-                <w:rFonts w:eastAsiaTheme="minorEastAsia" w:hint="eastAsia"/>
+                <w:rFonts w:eastAsiaTheme="minorEastAsia"/>
               </w:rPr>
             </w:pPr>
             <w:r>
@@ -4673,7 +4592,7 @@
             <w:pPr>
               <w:ind w:left="0"/>
               <w:rPr>
-                <w:rFonts w:eastAsiaTheme="minorEastAsia" w:hint="eastAsia"/>
+                <w:rFonts w:eastAsiaTheme="minorEastAsia"/>
               </w:rPr>
             </w:pPr>
             <w:r>
@@ -4703,7 +4622,7 @@
             <w:pPr>
               <w:ind w:left="0"/>
               <w:rPr>
-                <w:rFonts w:eastAsiaTheme="minorEastAsia" w:hint="eastAsia"/>
+                <w:rFonts w:eastAsiaTheme="minorEastAsia"/>
               </w:rPr>
             </w:pPr>
             <w:r>
@@ -4722,7 +4641,7 @@
             <w:pPr>
               <w:ind w:left="0"/>
               <w:rPr>
-                <w:rFonts w:eastAsiaTheme="minorEastAsia" w:hint="eastAsia"/>
+                <w:rFonts w:eastAsiaTheme="minorEastAsia"/>
               </w:rPr>
             </w:pPr>
             <w:r>
@@ -4741,7 +4660,7 @@
             <w:pPr>
               <w:ind w:left="0"/>
               <w:rPr>
-                <w:rFonts w:eastAsiaTheme="minorEastAsia" w:hint="eastAsia"/>
+                <w:rFonts w:eastAsiaTheme="minorEastAsia"/>
               </w:rPr>
             </w:pPr>
             <w:r>
@@ -5151,7 +5070,7 @@
             <w:pPr>
               <w:ind w:left="0"/>
               <w:rPr>
-                <w:rFonts w:eastAsiaTheme="minorEastAsia" w:hint="eastAsia"/>
+                <w:rFonts w:eastAsiaTheme="minorEastAsia"/>
               </w:rPr>
             </w:pPr>
             <w:r>
@@ -5177,7 +5096,7 @@
             <w:pPr>
               <w:ind w:left="0"/>
               <w:rPr>
-                <w:rFonts w:eastAsiaTheme="minorEastAsia" w:hint="eastAsia"/>
+                <w:rFonts w:eastAsiaTheme="minorEastAsia"/>
               </w:rPr>
             </w:pPr>
             <w:r>
@@ -5196,7 +5115,7 @@
             <w:pPr>
               <w:ind w:left="0"/>
               <w:rPr>
-                <w:rFonts w:eastAsiaTheme="minorEastAsia" w:hint="eastAsia"/>
+                <w:rFonts w:eastAsiaTheme="minorEastAsia"/>
               </w:rPr>
             </w:pPr>
             <w:r>
@@ -5319,19 +5238,8 @@
         </w:tc>
       </w:tr>
     </w:tbl>
-    <w:p>
-      <w:pPr>
-        <w:rPr>
-          <w:rFonts w:hint="eastAsia"/>
-        </w:rPr>
-      </w:pPr>
-    </w:p>
-    <w:p>
-      <w:pPr>
-        <w:rPr>
-          <w:rFonts w:hint="eastAsia"/>
-        </w:rPr>
-      </w:pPr>
+    <w:p/>
+    <w:p>
       <w:r>
         <w:rPr>
           <w:rFonts w:hint="eastAsia"/>
@@ -5376,11 +5284,6 @@
       </w:r>
     </w:p>
     <w:p>
-      <w:pPr>
-        <w:rPr>
-          <w:rFonts w:hint="eastAsia"/>
-        </w:rPr>
-      </w:pPr>
       <w:r>
         <w:rPr>
           <w:rFonts w:hint="eastAsia"/>
@@ -5425,11 +5328,6 @@
       </w:r>
     </w:p>
     <w:p>
-      <w:pPr>
-        <w:rPr>
-          <w:rFonts w:hint="eastAsia"/>
-        </w:rPr>
-      </w:pPr>
       <w:r>
         <w:rPr>
           <w:rFonts w:hint="eastAsia"/>
@@ -5450,11 +5348,6 @@
       </w:r>
     </w:p>
     <w:p>
-      <w:pPr>
-        <w:rPr>
-          <w:rFonts w:hint="eastAsia"/>
-        </w:rPr>
-      </w:pPr>
       <w:r>
         <w:rPr>
           <w:rFonts w:hint="eastAsia"/>
@@ -5469,11 +5362,6 @@
       </w:r>
     </w:p>
     <w:p>
-      <w:pPr>
-        <w:rPr>
-          <w:rFonts w:hint="eastAsia"/>
-        </w:rPr>
-      </w:pPr>
       <w:r>
         <w:rPr>
           <w:rFonts w:hint="eastAsia"/>
@@ -5500,11 +5388,6 @@
       </w:r>
     </w:p>
     <w:p>
-      <w:pPr>
-        <w:rPr>
-          <w:rFonts w:hint="eastAsia"/>
-        </w:rPr>
-      </w:pPr>
       <w:r>
         <w:rPr>
           <w:rFonts w:hint="eastAsia"/>
@@ -5543,11 +5426,6 @@
       </w:r>
     </w:p>
     <w:p>
-      <w:pPr>
-        <w:rPr>
-          <w:rFonts w:hint="eastAsia"/>
-        </w:rPr>
-      </w:pPr>
       <w:r>
         <w:rPr>
           <w:rFonts w:hint="eastAsia"/>
@@ -5555,19 +5433,8 @@
         <w:t xml:space="preserve">    getSequenceNextValue(const string&amp; name);</w:t>
       </w:r>
     </w:p>
-    <w:p>
-      <w:pPr>
-        <w:rPr>
-          <w:rFonts w:hint="eastAsia"/>
-        </w:rPr>
-      </w:pPr>
-    </w:p>
-    <w:p>
-      <w:pPr>
-        <w:rPr>
-          <w:rFonts w:hint="eastAsia"/>
-        </w:rPr>
-      </w:pPr>
+    <w:p/>
+    <w:p>
       <w:r>
         <w:rPr>
           <w:rFonts w:hint="eastAsia"/>
@@ -5606,11 +5473,6 @@
       </w:r>
     </w:p>
     <w:p>
-      <w:pPr>
-        <w:rPr>
-          <w:rFonts w:hint="eastAsia"/>
-        </w:rPr>
-      </w:pPr>
       <w:r>
         <w:rPr>
           <w:rFonts w:hint="eastAsia"/>
@@ -5714,19 +5576,8 @@
         <w:t>。</w:t>
       </w:r>
     </w:p>
-    <w:p>
-      <w:pPr>
-        <w:rPr>
-          <w:rFonts w:hint="eastAsia"/>
-        </w:rPr>
-      </w:pPr>
-    </w:p>
-    <w:p>
-      <w:pPr>
-        <w:rPr>
-          <w:rFonts w:hint="eastAsia"/>
-        </w:rPr>
-      </w:pPr>
+    <w:p/>
+    <w:p>
       <w:r>
         <w:rPr>
           <w:rFonts w:hint="eastAsia"/>
@@ -5771,11 +5622,6 @@
       </w:r>
     </w:p>
     <w:p>
-      <w:pPr>
-        <w:rPr>
-          <w:rFonts w:hint="eastAsia"/>
-        </w:rPr>
-      </w:pPr>
       <w:r>
         <w:rPr>
           <w:rFonts w:hint="eastAsia"/>
@@ -5842,19 +5688,30 @@
         </w:rPr>
         <w:t>SequenceManager</w:t>
       </w:r>
-      <w:r>
-        <w:rPr>
-          <w:rFonts w:hint="eastAsia"/>
-        </w:rPr>
-        <w:t>的交互。</w:t>
+      <w:commentRangeStart w:id="3"/>
+      <w:r>
+        <w:rPr>
+          <w:rFonts w:hint="eastAsia"/>
+        </w:rPr>
+        <w:t>的交互</w:t>
+      </w:r>
+      <w:commentRangeEnd w:id="3"/>
+      <w:r>
+        <w:rPr>
+          <w:rStyle w:val="CommentReference"/>
+        </w:rPr>
+        <w:commentReference w:id="3"/>
+      </w:r>
+      <w:r>
+        <w:rPr>
+          <w:rFonts w:hint="eastAsia"/>
+        </w:rPr>
+        <w:t>。</w:t>
       </w:r>
     </w:p>
     <w:p>
       <w:pPr>
         <w:jc w:val="center"/>
-        <w:rPr>
-          <w:rFonts w:hint="eastAsia"/>
-        </w:rPr>
       </w:pPr>
       <w:r>
         <w:object w:dxaOrig="7939" w:dyaOrig="2851">
@@ -5877,19 +5734,16 @@
             <v:path o:extrusionok="f" gradientshapeok="t" o:connecttype="rect"/>
             <o:lock v:ext="edit" aspectratio="t"/>
           </v:shapetype>
-          <v:shape id="_x0000_i1026" type="#_x0000_t75" style="width:396.95pt;height:142.6pt" o:ole="">
-            <v:imagedata r:id="rId5" o:title=""/>
+          <v:shape id="_x0000_i1025" type="#_x0000_t75" style="width:397.05pt;height:142.55pt" o:ole="">
+            <v:imagedata r:id="rId6" o:title=""/>
           </v:shape>
-          <o:OLEObject Type="Embed" ProgID="Visio.Drawing.11" ShapeID="_x0000_i1026" DrawAspect="Content" ObjectID="_1592738156" r:id="rId6"/>
+          <o:OLEObject Type="Embed" ProgID="Visio.Drawing.11" ShapeID="_x0000_i1025" DrawAspect="Content" ObjectID="_1592745209" r:id="rId7"/>
         </w:object>
       </w:r>
     </w:p>
     <w:p>
       <w:pPr>
         <w:jc w:val="left"/>
-        <w:rPr>
-          <w:rFonts w:hint="eastAsia"/>
-        </w:rPr>
       </w:pPr>
       <w:r>
         <w:rPr>
@@ -5925,9 +5779,6 @@
     <w:p>
       <w:pPr>
         <w:jc w:val="left"/>
-        <w:rPr>
-          <w:rFonts w:hint="eastAsia"/>
-        </w:rPr>
       </w:pPr>
       <w:r>
         <w:rPr>
@@ -5945,9 +5796,6 @@
     <w:p>
       <w:pPr>
         <w:jc w:val="left"/>
-        <w:rPr>
-          <w:rFonts w:hint="eastAsia"/>
-        </w:rPr>
       </w:pPr>
       <w:r>
         <w:rPr>
@@ -5971,9 +5819,6 @@
     <w:p>
       <w:pPr>
         <w:jc w:val="left"/>
-        <w:rPr>
-          <w:rFonts w:hint="eastAsia"/>
-        </w:rPr>
       </w:pPr>
       <w:r>
         <w:rPr>
@@ -5997,9 +5842,6 @@
     <w:p>
       <w:pPr>
         <w:jc w:val="left"/>
-        <w:rPr>
-          <w:rFonts w:hint="eastAsia"/>
-        </w:rPr>
       </w:pPr>
       <w:r>
         <w:rPr>
@@ -6017,9 +5859,6 @@
     <w:p>
       <w:pPr>
         <w:jc w:val="left"/>
-        <w:rPr>
-          <w:rFonts w:hint="eastAsia"/>
-        </w:rPr>
       </w:pPr>
       <w:r>
         <w:rPr>
@@ -6049,9 +5888,6 @@
     <w:p>
       <w:pPr>
         <w:jc w:val="left"/>
-        <w:rPr>
-          <w:rFonts w:hint="eastAsia"/>
-        </w:rPr>
       </w:pPr>
       <w:r>
         <w:rPr>
@@ -6081,17 +5917,11 @@
     <w:p>
       <w:pPr>
         <w:jc w:val="left"/>
-        <w:rPr>
-          <w:rFonts w:hint="eastAsia"/>
-        </w:rPr>
       </w:pPr>
     </w:p>
     <w:p>
       <w:pPr>
         <w:jc w:val="left"/>
-        <w:rPr>
-          <w:rFonts w:hint="eastAsia"/>
-        </w:rPr>
       </w:pPr>
       <w:r>
         <w:rPr>
@@ -6157,9 +5987,6 @@
     <w:p>
       <w:pPr>
         <w:jc w:val="left"/>
-        <w:rPr>
-          <w:rFonts w:hint="eastAsia"/>
-        </w:rPr>
       </w:pPr>
       <w:r>
         <w:rPr>
@@ -6250,9 +6077,6 @@
     <w:p>
       <w:pPr>
         <w:jc w:val="left"/>
-        <w:rPr>
-          <w:rFonts w:hint="eastAsia"/>
-        </w:rPr>
       </w:pPr>
       <w:r>
         <w:rPr>
@@ -6288,17 +6112,11 @@
     <w:p>
       <w:pPr>
         <w:jc w:val="left"/>
-        <w:rPr>
-          <w:rFonts w:hint="eastAsia"/>
-        </w:rPr>
       </w:pPr>
     </w:p>
     <w:p>
       <w:pPr>
         <w:jc w:val="left"/>
-        <w:rPr>
-          <w:rFonts w:hint="eastAsia"/>
-        </w:rPr>
       </w:pPr>
       <w:r>
         <w:rPr>
@@ -6322,9 +6140,6 @@
     <w:p>
       <w:pPr>
         <w:jc w:val="left"/>
-        <w:rPr>
-          <w:rFonts w:hint="eastAsia"/>
-        </w:rPr>
       </w:pPr>
       <w:r>
         <w:rPr>
@@ -6354,9 +6169,6 @@
     <w:p>
       <w:pPr>
         <w:jc w:val="left"/>
-        <w:rPr>
-          <w:rFonts w:hint="eastAsia"/>
-        </w:rPr>
       </w:pPr>
       <w:r>
         <w:rPr>
@@ -6428,9 +6240,6 @@
     <w:p>
       <w:pPr>
         <w:jc w:val="left"/>
-        <w:rPr>
-          <w:rFonts w:hint="eastAsia"/>
-        </w:rPr>
       </w:pPr>
       <w:r>
         <w:rPr>
@@ -6460,9 +6269,6 @@
     <w:p>
       <w:pPr>
         <w:jc w:val="left"/>
-        <w:rPr>
-          <w:rFonts w:hint="eastAsia"/>
-        </w:rPr>
       </w:pPr>
       <w:r>
         <w:rPr>
@@ -6470,6 +6276,7 @@
         </w:rPr>
         <w:t>SEQUENCE</w:t>
       </w:r>
+      <w:commentRangeStart w:id="4"/>
       <w:r>
         <w:rPr>
           <w:rFonts w:hint="eastAsia"/>
@@ -6486,7 +6293,20 @@
         <w:rPr>
           <w:rFonts w:hint="eastAsia"/>
         </w:rPr>
-        <w:t>完成持久化，</w:t>
+        <w:t>完成持久化</w:t>
+      </w:r>
+      <w:commentRangeEnd w:id="4"/>
+      <w:r>
+        <w:rPr>
+          <w:rStyle w:val="CommentReference"/>
+        </w:rPr>
+        <w:commentReference w:id="4"/>
+      </w:r>
+      <w:r>
+        <w:rPr>
+          <w:rFonts w:hint="eastAsia"/>
+        </w:rPr>
+        <w:t>，</w:t>
       </w:r>
       <w:r>
         <w:rPr>
@@ -6498,9 +6318,6 @@
     <w:p>
       <w:pPr>
         <w:jc w:val="left"/>
-        <w:rPr>
-          <w:rFonts w:hint="eastAsia"/>
-        </w:rPr>
       </w:pPr>
       <w:r>
         <w:rPr>
@@ -6524,9 +6341,6 @@
     <w:p>
       <w:pPr>
         <w:jc w:val="left"/>
-        <w:rPr>
-          <w:rFonts w:hint="eastAsia"/>
-        </w:rPr>
       </w:pPr>
       <w:r>
         <w:rPr>
@@ -6568,9 +6382,6 @@
     <w:p>
       <w:pPr>
         <w:jc w:val="left"/>
-        <w:rPr>
-          <w:rFonts w:hint="eastAsia"/>
-        </w:rPr>
       </w:pPr>
       <w:r>
         <w:rPr>
@@ -6588,9 +6399,6 @@
     <w:p>
       <w:pPr>
         <w:jc w:val="left"/>
-        <w:rPr>
-          <w:rFonts w:hint="eastAsia"/>
-        </w:rPr>
       </w:pPr>
       <w:r>
         <w:rPr>
@@ -6608,9 +6416,6 @@
     <w:p>
       <w:pPr>
         <w:jc w:val="left"/>
-        <w:rPr>
-          <w:rFonts w:hint="eastAsia"/>
-        </w:rPr>
       </w:pPr>
       <w:r>
         <w:rPr>
@@ -6624,19 +6429,30 @@
         </w:rPr>
         <w:t>）</w:t>
       </w:r>
-      <w:r>
-        <w:rPr>
-          <w:rFonts w:hint="eastAsia"/>
-        </w:rPr>
-        <w:t>多数据中心？</w:t>
+      <w:commentRangeStart w:id="5"/>
+      <w:r>
+        <w:rPr>
+          <w:rFonts w:hint="eastAsia"/>
+        </w:rPr>
+        <w:t>多数据中心</w:t>
+      </w:r>
+      <w:commentRangeEnd w:id="5"/>
+      <w:r>
+        <w:rPr>
+          <w:rStyle w:val="CommentReference"/>
+        </w:rPr>
+        <w:commentReference w:id="5"/>
+      </w:r>
+      <w:r>
+        <w:rPr>
+          <w:rFonts w:hint="eastAsia"/>
+        </w:rPr>
+        <w:t>？</w:t>
       </w:r>
     </w:p>
     <w:p>
       <w:pPr>
         <w:pStyle w:val="Heading3"/>
-        <w:rPr>
-          <w:rFonts w:hint="eastAsia"/>
-        </w:rPr>
       </w:pPr>
       <w:r>
         <w:rPr>
@@ -6648,10 +6464,10 @@
     <w:p>
       <w:r>
         <w:object w:dxaOrig="7138" w:dyaOrig="2461">
-          <v:shape id="_x0000_i1025" type="#_x0000_t75" style="width:356.75pt;height:122.95pt" o:ole="">
-            <v:imagedata r:id="rId7" o:title=""/>
+          <v:shape id="_x0000_i1026" type="#_x0000_t75" style="width:356.8pt;height:122.95pt" o:ole="">
+            <v:imagedata r:id="rId8" o:title=""/>
           </v:shape>
-          <o:OLEObject Type="Embed" ProgID="Visio.Drawing.11" ShapeID="_x0000_i1025" DrawAspect="Content" ObjectID="_1592738157" r:id="rId8"/>
+          <o:OLEObject Type="Embed" ProgID="Visio.Drawing.11" ShapeID="_x0000_i1026" DrawAspect="Content" ObjectID="_1592745210" r:id="rId9"/>
         </w:object>
       </w:r>
     </w:p>
@@ -8175,6 +7991,134 @@
     </w:sectPr>
   </w:body>
 </w:document>
+</file>
+
+<file path=word/comments.xml><?xml version="1.0" encoding="utf-8"?>
+<w:comments xmlns:ve="http://schemas.openxmlformats.org/markup-compatibility/2006" xmlns:o="urn:schemas-microsoft-com:office:office" xmlns:r="http://schemas.openxmlformats.org/officeDocument/2006/relationships" xmlns:m="http://schemas.openxmlformats.org/officeDocument/2006/math" xmlns:v="urn:schemas-microsoft-com:vml" xmlns:wp="http://schemas.openxmlformats.org/drawingml/2006/wordprocessingDrawing" xmlns:w10="urn:schemas-microsoft-com:office:word" xmlns:w="http://schemas.openxmlformats.org/wordprocessingml/2006/main" xmlns:wne="http://schemas.microsoft.com/office/word/2006/wordml">
+  <w:comment w:id="0" w:author="david" w:date="2018-07-10T15:41:00Z" w:initials="david">
+    <w:p>
+      <w:pPr>
+        <w:pStyle w:val="CommentText"/>
+      </w:pPr>
+      <w:r>
+        <w:rPr>
+          <w:rStyle w:val="CommentReference"/>
+        </w:rPr>
+        <w:annotationRef/>
+      </w:r>
+      <w:r>
+        <w:rPr>
+          <w:rFonts w:hint="eastAsia"/>
+        </w:rPr>
+        <w:t>fetchSize cacheSize</w:t>
+      </w:r>
+    </w:p>
+  </w:comment>
+  <w:comment w:id="1" w:author="david" w:date="2018-07-10T15:45:00Z" w:initials="david">
+    <w:p>
+      <w:pPr>
+        <w:pStyle w:val="CommentText"/>
+      </w:pPr>
+      <w:r>
+        <w:rPr>
+          <w:rStyle w:val="CommentReference"/>
+        </w:rPr>
+        <w:annotationRef/>
+      </w:r>
+      <w:r>
+        <w:rPr>
+          <w:rFonts w:hint="eastAsia"/>
+        </w:rPr>
+        <w:t>字段名首字母大写</w:t>
+      </w:r>
+    </w:p>
+  </w:comment>
+  <w:comment w:id="2" w:author="david" w:date="2018-07-10T15:48:00Z" w:initials="david">
+    <w:p>
+      <w:pPr>
+        <w:pStyle w:val="CommentText"/>
+        <w:rPr>
+          <w:rFonts w:hint="eastAsia"/>
+        </w:rPr>
+      </w:pPr>
+      <w:r>
+        <w:rPr>
+          <w:rStyle w:val="CommentReference"/>
+        </w:rPr>
+        <w:annotationRef/>
+      </w:r>
+      <w:r>
+        <w:rPr>
+          <w:rFonts w:hint="eastAsia"/>
+        </w:rPr>
+        <w:t>不支持</w:t>
+      </w:r>
+    </w:p>
+  </w:comment>
+  <w:comment w:id="3" w:author="david" w:date="2018-07-10T16:15:00Z" w:initials="david">
+    <w:p>
+      <w:pPr>
+        <w:pStyle w:val="CommentText"/>
+      </w:pPr>
+      <w:r>
+        <w:rPr>
+          <w:rStyle w:val="CommentReference"/>
+        </w:rPr>
+        <w:annotationRef/>
+      </w:r>
+      <w:r>
+        <w:rPr>
+          <w:rFonts w:hint="eastAsia"/>
+        </w:rPr>
+        <w:t>协调节点上只缓存序列值，不缓存</w:t>
+      </w:r>
+      <w:r>
+        <w:rPr>
+          <w:rFonts w:hint="eastAsia"/>
+        </w:rPr>
+        <w:t>序列元数据</w:t>
+      </w:r>
+    </w:p>
+  </w:comment>
+  <w:comment w:id="4" w:author="david" w:date="2018-07-10T16:24:00Z" w:initials="david">
+    <w:p>
+      <w:pPr>
+        <w:pStyle w:val="CommentText"/>
+      </w:pPr>
+      <w:r>
+        <w:rPr>
+          <w:rStyle w:val="CommentReference"/>
+        </w:rPr>
+        <w:annotationRef/>
+      </w:r>
+      <w:r>
+        <w:rPr>
+          <w:rFonts w:hint="eastAsia"/>
+        </w:rPr>
+        <w:t>存在问题，目前不考虑</w:t>
+      </w:r>
+    </w:p>
+  </w:comment>
+  <w:comment w:id="5" w:author="david" w:date="2018-07-10T16:27:00Z" w:initials="david">
+    <w:p>
+      <w:pPr>
+        <w:pStyle w:val="CommentText"/>
+      </w:pPr>
+      <w:r>
+        <w:rPr>
+          <w:rStyle w:val="CommentReference"/>
+        </w:rPr>
+        <w:annotationRef/>
+      </w:r>
+      <w:r>
+        <w:rPr>
+          <w:rFonts w:hint="eastAsia"/>
+        </w:rPr>
+        <w:t>目前不考虑</w:t>
+      </w:r>
+    </w:p>
+  </w:comment>
+</w:comments>
 </file>
 
 <file path=word/numbering.xml><?xml version="1.0" encoding="utf-8"?>
@@ -9512,6 +9456,7 @@
   <w:style w:type="character" w:default="1" w:styleId="DefaultParagraphFont">
     <w:name w:val="Default Paragraph Font"/>
     <w:uiPriority w:val="1"/>
+    <w:semiHidden/>
     <w:unhideWhenUsed/>
   </w:style>
   <w:style w:type="table" w:default="1" w:styleId="TableNormal">

--- a/internal_doc/03.开发设计/Sequence&AutoIncrement/Story-Sequence.docx
+++ b/internal_doc/03.开发设计/Sequence&AutoIncrement/Story-Sequence.docx
@@ -112,9 +112,11 @@
               </w:rPr>
               <w:t xml:space="preserve"> </w:t>
             </w:r>
+            <w:proofErr w:type="spellStart"/>
             <w:r>
               <w:t>Weichao</w:t>
             </w:r>
+            <w:proofErr w:type="spellEnd"/>
           </w:p>
         </w:tc>
         <w:tc>
@@ -141,6 +143,68 @@
           </w:p>
         </w:tc>
       </w:tr>
+      <w:tr>
+        <w:tc>
+          <w:tcPr>
+            <w:tcW w:w="2728" w:type="dxa"/>
+            <w:tcBorders>
+              <w:top w:val="single" w:sz="4" w:space="0" w:color="000000" w:themeColor="text1"/>
+              <w:left w:val="single" w:sz="4" w:space="0" w:color="000000" w:themeColor="text1"/>
+              <w:bottom w:val="single" w:sz="4" w:space="0" w:color="000000" w:themeColor="text1"/>
+              <w:right w:val="single" w:sz="4" w:space="0" w:color="000000" w:themeColor="text1"/>
+            </w:tcBorders>
+            <w:hideMark/>
+          </w:tcPr>
+          <w:p>
+            <w:pPr>
+              <w:ind w:left="0"/>
+              <w:rPr>
+                <w:rFonts w:hint="eastAsia"/>
+              </w:rPr>
+            </w:pPr>
+            <w:r>
+              <w:rPr>
+                <w:rFonts w:hint="eastAsia"/>
+              </w:rPr>
+              <w:t xml:space="preserve">2018-08-02 Li </w:t>
+            </w:r>
+            <w:proofErr w:type="spellStart"/>
+            <w:r>
+              <w:rPr>
+                <w:rFonts w:hint="eastAsia"/>
+              </w:rPr>
+              <w:t>Weichao</w:t>
+            </w:r>
+            <w:proofErr w:type="spellEnd"/>
+          </w:p>
+        </w:tc>
+        <w:tc>
+          <w:tcPr>
+            <w:tcW w:w="5437" w:type="dxa"/>
+            <w:tcBorders>
+              <w:top w:val="single" w:sz="4" w:space="0" w:color="000000" w:themeColor="text1"/>
+              <w:left w:val="single" w:sz="4" w:space="0" w:color="000000" w:themeColor="text1"/>
+              <w:bottom w:val="single" w:sz="4" w:space="0" w:color="000000" w:themeColor="text1"/>
+              <w:right w:val="single" w:sz="4" w:space="0" w:color="000000" w:themeColor="text1"/>
+            </w:tcBorders>
+            <w:hideMark/>
+          </w:tcPr>
+          <w:p>
+            <w:pPr>
+              <w:ind w:left="0"/>
+              <w:rPr>
+                <w:rFonts w:hint="eastAsia"/>
+              </w:rPr>
+            </w:pPr>
+            <w:r>
+              <w:rPr>
+                <w:rFonts w:hint="eastAsia"/>
+              </w:rPr>
+              <w:t>Update by implementation</w:t>
+            </w:r>
+          </w:p>
+        </w:tc>
+      </w:tr>
     </w:tbl>
     <w:p/>
     <w:p>
@@ -380,11 +444,33 @@
       </w:r>
     </w:p>
     <w:p>
-      <w:r>
-        <w:rPr>
-          <w:rFonts w:hint="eastAsia"/>
-        </w:rPr>
-        <w:t>Sdb.createSequence(&lt;sequence_name&gt;</w:t>
+      <w:proofErr w:type="spellStart"/>
+      <w:r>
+        <w:rPr>
+          <w:rFonts w:hint="eastAsia"/>
+        </w:rPr>
+        <w:t>Sdb.createSequence</w:t>
+      </w:r>
+      <w:proofErr w:type="spellEnd"/>
+      <w:r>
+        <w:rPr>
+          <w:rFonts w:hint="eastAsia"/>
+        </w:rPr>
+        <w:t>(&lt;</w:t>
+      </w:r>
+      <w:proofErr w:type="spellStart"/>
+      <w:r>
+        <w:rPr>
+          <w:rFonts w:hint="eastAsia"/>
+        </w:rPr>
+        <w:t>sequence_name</w:t>
+      </w:r>
+      <w:proofErr w:type="spellEnd"/>
+      <w:r>
+        <w:rPr>
+          <w:rFonts w:hint="eastAsia"/>
+        </w:rPr>
+        <w:t>&gt;</w:t>
       </w:r>
       <w:r>
         <w:rPr>
@@ -426,23 +512,34 @@
         <w:rPr>
           <w:rFonts w:hint="eastAsia"/>
         </w:rPr>
-        <w:t xml:space="preserve">    increment: 1,</w:t>
-      </w:r>
-    </w:p>
-    <w:p>
-      <w:r>
-        <w:rPr>
-          <w:rFonts w:hint="eastAsia"/>
-        </w:rPr>
-        <w:t xml:space="preserve">    start: 1,</w:t>
-      </w:r>
-    </w:p>
-    <w:p>
-      <w:r>
-        <w:rPr>
-          <w:rFonts w:hint="eastAsia"/>
-        </w:rPr>
-        <w:t xml:space="preserve">    min</w:t>
+        <w:t xml:space="preserve">    I</w:t>
+      </w:r>
+      <w:r>
+        <w:rPr>
+          <w:rFonts w:hint="eastAsia"/>
+        </w:rPr>
+        <w:t>ncrement: 1,</w:t>
+      </w:r>
+    </w:p>
+    <w:p>
+      <w:r>
+        <w:rPr>
+          <w:rFonts w:hint="eastAsia"/>
+        </w:rPr>
+        <w:t xml:space="preserve">    </w:t>
+      </w:r>
+      <w:proofErr w:type="spellStart"/>
+      <w:r>
+        <w:rPr>
+          <w:rFonts w:hint="eastAsia"/>
+        </w:rPr>
+        <w:t>S</w:t>
+      </w:r>
+      <w:r>
+        <w:rPr>
+          <w:rFonts w:hint="eastAsia"/>
+        </w:rPr>
+        <w:t>tart</w:t>
       </w:r>
       <w:r>
         <w:rPr>
@@ -450,6 +547,7 @@
         </w:rPr>
         <w:t>Value</w:t>
       </w:r>
+      <w:proofErr w:type="spellEnd"/>
       <w:r>
         <w:rPr>
           <w:rFonts w:hint="eastAsia"/>
@@ -462,7 +560,20 @@
         <w:rPr>
           <w:rFonts w:hint="eastAsia"/>
         </w:rPr>
-        <w:t xml:space="preserve">    max</w:t>
+        <w:t xml:space="preserve">    </w:t>
+      </w:r>
+      <w:proofErr w:type="spellStart"/>
+      <w:r>
+        <w:rPr>
+          <w:rFonts w:hint="eastAsia"/>
+        </w:rPr>
+        <w:t>M</w:t>
+      </w:r>
+      <w:r>
+        <w:rPr>
+          <w:rFonts w:hint="eastAsia"/>
+        </w:rPr>
+        <w:t>in</w:t>
       </w:r>
       <w:r>
         <w:rPr>
@@ -470,6 +581,41 @@
         </w:rPr>
         <w:t>Value</w:t>
       </w:r>
+      <w:proofErr w:type="spellEnd"/>
+      <w:r>
+        <w:rPr>
+          <w:rFonts w:hint="eastAsia"/>
+        </w:rPr>
+        <w:t>: 1,</w:t>
+      </w:r>
+    </w:p>
+    <w:p>
+      <w:r>
+        <w:rPr>
+          <w:rFonts w:hint="eastAsia"/>
+        </w:rPr>
+        <w:t xml:space="preserve">    </w:t>
+      </w:r>
+      <w:proofErr w:type="spellStart"/>
+      <w:r>
+        <w:rPr>
+          <w:rFonts w:hint="eastAsia"/>
+        </w:rPr>
+        <w:t>M</w:t>
+      </w:r>
+      <w:r>
+        <w:rPr>
+          <w:rFonts w:hint="eastAsia"/>
+        </w:rPr>
+        <w:t>ax</w:t>
+      </w:r>
+      <w:r>
+        <w:rPr>
+          <w:rFonts w:hint="eastAsia"/>
+        </w:rPr>
+        <w:t>Value</w:t>
+      </w:r>
+      <w:proofErr w:type="spellEnd"/>
       <w:r>
         <w:rPr>
           <w:rFonts w:hint="eastAsia"/>
@@ -491,23 +637,93 @@
         <w:rPr>
           <w:rFonts w:hint="eastAsia"/>
         </w:rPr>
-        <w:t xml:space="preserve">    cache: 100,</w:t>
-      </w:r>
-    </w:p>
-    <w:p>
-      <w:r>
-        <w:rPr>
-          <w:rFonts w:hint="eastAsia"/>
-        </w:rPr>
-        <w:t xml:space="preserve">    fetch: 10,</w:t>
-      </w:r>
-    </w:p>
-    <w:p>
-      <w:r>
-        <w:rPr>
-          <w:rFonts w:hint="eastAsia"/>
-        </w:rPr>
-        <w:t xml:space="preserve">    cycled: false</w:t>
+        <w:t xml:space="preserve">    </w:t>
+      </w:r>
+      <w:proofErr w:type="spellStart"/>
+      <w:r>
+        <w:rPr>
+          <w:rFonts w:hint="eastAsia"/>
+        </w:rPr>
+        <w:t>C</w:t>
+      </w:r>
+      <w:r>
+        <w:rPr>
+          <w:rFonts w:hint="eastAsia"/>
+        </w:rPr>
+        <w:t>ache</w:t>
+      </w:r>
+      <w:r>
+        <w:rPr>
+          <w:rFonts w:hint="eastAsia"/>
+        </w:rPr>
+        <w:t>Size</w:t>
+      </w:r>
+      <w:proofErr w:type="spellEnd"/>
+      <w:r>
+        <w:rPr>
+          <w:rFonts w:hint="eastAsia"/>
+        </w:rPr>
+        <w:t>: 100</w:t>
+      </w:r>
+      <w:r>
+        <w:rPr>
+          <w:rFonts w:hint="eastAsia"/>
+        </w:rPr>
+        <w:t>0</w:t>
+      </w:r>
+      <w:r>
+        <w:rPr>
+          <w:rFonts w:hint="eastAsia"/>
+        </w:rPr>
+        <w:t>,</w:t>
+      </w:r>
+    </w:p>
+    <w:p>
+      <w:r>
+        <w:rPr>
+          <w:rFonts w:hint="eastAsia"/>
+        </w:rPr>
+        <w:t xml:space="preserve">    </w:t>
+      </w:r>
+      <w:proofErr w:type="spellStart"/>
+      <w:r>
+        <w:rPr>
+          <w:rFonts w:hint="eastAsia"/>
+        </w:rPr>
+        <w:t>AcquireSize</w:t>
+      </w:r>
+      <w:proofErr w:type="spellEnd"/>
+      <w:r>
+        <w:rPr>
+          <w:rFonts w:hint="eastAsia"/>
+        </w:rPr>
+        <w:t>: 10</w:t>
+      </w:r>
+      <w:r>
+        <w:rPr>
+          <w:rFonts w:hint="eastAsia"/>
+        </w:rPr>
+        <w:t>0</w:t>
+      </w:r>
+      <w:r>
+        <w:rPr>
+          <w:rFonts w:hint="eastAsia"/>
+        </w:rPr>
+        <w:t>,</w:t>
+      </w:r>
+    </w:p>
+    <w:p>
+      <w:r>
+        <w:rPr>
+          <w:rFonts w:hint="eastAsia"/>
+        </w:rPr>
+        <w:t xml:space="preserve">    C</w:t>
+      </w:r>
+      <w:r>
+        <w:rPr>
+          <w:rFonts w:hint="eastAsia"/>
+        </w:rPr>
+        <w:t>ycled: false</w:t>
       </w:r>
     </w:p>
     <w:p>
@@ -682,7 +898,7 @@
               <w:rPr>
                 <w:rFonts w:eastAsiaTheme="minorEastAsia" w:hint="eastAsia"/>
               </w:rPr>
-              <w:t>name</w:t>
+              <w:t>Name</w:t>
             </w:r>
           </w:p>
         </w:tc>
@@ -786,32 +1002,26 @@
               <w:rPr>
                 <w:rFonts w:eastAsiaTheme="minorEastAsia" w:hint="eastAsia"/>
               </w:rPr>
-              <w:t>或空白字符</w:t>
-            </w:r>
-            <w:r>
-              <w:rPr>
-                <w:rFonts w:eastAsiaTheme="minorEastAsia" w:hint="eastAsia"/>
-              </w:rPr>
-              <w:t>起始，</w:t>
+              <w:t>或</w:t>
             </w:r>
             <w:r>
               <w:rPr>
                 <w:rFonts w:eastAsiaTheme="minorEastAsia" w:hint="eastAsia"/>
               </w:rPr>
               <w:lastRenderedPageBreak/>
-              <w:t>不包含“</w:t>
-            </w:r>
-            <w:r>
-              <w:rPr>
-                <w:rFonts w:eastAsiaTheme="minorEastAsia" w:hint="eastAsia"/>
-              </w:rPr>
-              <w:t>.</w:t>
-            </w:r>
-            <w:r>
-              <w:rPr>
-                <w:rFonts w:eastAsiaTheme="minorEastAsia" w:hint="eastAsia"/>
-              </w:rPr>
-              <w:t>”</w:t>
+              <w:t>空白字符</w:t>
+            </w:r>
+            <w:r>
+              <w:rPr>
+                <w:rFonts w:eastAsiaTheme="minorEastAsia" w:hint="eastAsia"/>
+              </w:rPr>
+              <w:t>起</w:t>
+            </w:r>
+            <w:r>
+              <w:rPr>
+                <w:rFonts w:eastAsiaTheme="minorEastAsia" w:hint="eastAsia"/>
+              </w:rPr>
+              <w:t>始</w:t>
             </w:r>
             <w:r>
               <w:rPr>
@@ -887,7 +1097,13 @@
                 <w:rFonts w:eastAsiaTheme="minorEastAsia" w:hint="eastAsia"/>
               </w:rPr>
               <w:lastRenderedPageBreak/>
-              <w:t>increment</w:t>
+              <w:t>I</w:t>
+            </w:r>
+            <w:r>
+              <w:rPr>
+                <w:rFonts w:eastAsiaTheme="minorEastAsia" w:hint="eastAsia"/>
+              </w:rPr>
+              <w:t>ncrement</w:t>
             </w:r>
           </w:p>
         </w:tc>
@@ -904,21 +1120,9 @@
             </w:pPr>
             <w:r>
               <w:rPr>
-                <w:rFonts w:eastAsiaTheme="minorEastAsia"/>
-              </w:rPr>
-              <w:t>I</w:t>
-            </w:r>
-            <w:r>
-              <w:rPr>
-                <w:rFonts w:eastAsiaTheme="minorEastAsia" w:hint="eastAsia"/>
-              </w:rPr>
-              <w:t>nt64</w:t>
-            </w:r>
-            <w:r>
-              <w:rPr>
-                <w:rFonts w:eastAsiaTheme="minorEastAsia" w:hint="eastAsia"/>
-              </w:rPr>
-              <w:t>/Int32</w:t>
+                <w:rFonts w:eastAsiaTheme="minorEastAsia" w:hint="eastAsia"/>
+              </w:rPr>
+              <w:t>Int32</w:t>
             </w:r>
           </w:p>
         </w:tc>
@@ -1011,7 +1215,13 @@
               <w:rPr>
                 <w:rFonts w:eastAsiaTheme="minorEastAsia" w:hint="eastAsia"/>
               </w:rPr>
-              <w:t>start</w:t>
+              <w:t>S</w:t>
+            </w:r>
+            <w:r>
+              <w:rPr>
+                <w:rFonts w:eastAsiaTheme="minorEastAsia" w:hint="eastAsia"/>
+              </w:rPr>
+              <w:t>tart</w:t>
             </w:r>
           </w:p>
         </w:tc>
@@ -1036,7 +1246,7 @@
               <w:rPr>
                 <w:rFonts w:eastAsiaTheme="minorEastAsia" w:hint="eastAsia"/>
               </w:rPr>
-              <w:t>nt64/Int32</w:t>
+              <w:t>nt64</w:t>
             </w:r>
           </w:p>
         </w:tc>
@@ -1119,11 +1329,18 @@
                 <w:rFonts w:eastAsiaTheme="minorEastAsia"/>
               </w:rPr>
             </w:pPr>
-            <w:r>
-              <w:rPr>
-                <w:rFonts w:eastAsiaTheme="minorEastAsia" w:hint="eastAsia"/>
-              </w:rPr>
-              <w:t>min</w:t>
+            <w:proofErr w:type="spellStart"/>
+            <w:r>
+              <w:rPr>
+                <w:rFonts w:eastAsiaTheme="minorEastAsia" w:hint="eastAsia"/>
+              </w:rPr>
+              <w:t>M</w:t>
+            </w:r>
+            <w:r>
+              <w:rPr>
+                <w:rFonts w:eastAsiaTheme="minorEastAsia" w:hint="eastAsia"/>
+              </w:rPr>
+              <w:t>in</w:t>
             </w:r>
             <w:r>
               <w:rPr>
@@ -1131,6 +1348,7 @@
               </w:rPr>
               <w:t>Value</w:t>
             </w:r>
+            <w:proofErr w:type="spellEnd"/>
           </w:p>
         </w:tc>
         <w:tc>
@@ -1234,11 +1452,18 @@
                 <w:rFonts w:eastAsiaTheme="minorEastAsia"/>
               </w:rPr>
             </w:pPr>
-            <w:r>
-              <w:rPr>
-                <w:rFonts w:eastAsiaTheme="minorEastAsia" w:hint="eastAsia"/>
-              </w:rPr>
-              <w:t>max</w:t>
+            <w:proofErr w:type="spellStart"/>
+            <w:r>
+              <w:rPr>
+                <w:rFonts w:eastAsiaTheme="minorEastAsia" w:hint="eastAsia"/>
+              </w:rPr>
+              <w:t>M</w:t>
+            </w:r>
+            <w:r>
+              <w:rPr>
+                <w:rFonts w:eastAsiaTheme="minorEastAsia" w:hint="eastAsia"/>
+              </w:rPr>
+              <w:t>ax</w:t>
             </w:r>
             <w:r>
               <w:rPr>
@@ -1246,6 +1471,7 @@
               </w:rPr>
               <w:t>Value</w:t>
             </w:r>
+            <w:proofErr w:type="spellEnd"/>
           </w:p>
         </w:tc>
         <w:tc>
@@ -1349,12 +1575,26 @@
                 <w:rFonts w:eastAsiaTheme="minorEastAsia"/>
               </w:rPr>
             </w:pPr>
-            <w:r>
-              <w:rPr>
-                <w:rFonts w:eastAsiaTheme="minorEastAsia" w:hint="eastAsia"/>
-              </w:rPr>
-              <w:t>cache</w:t>
-            </w:r>
+            <w:proofErr w:type="spellStart"/>
+            <w:r>
+              <w:rPr>
+                <w:rFonts w:eastAsiaTheme="minorEastAsia" w:hint="eastAsia"/>
+              </w:rPr>
+              <w:t>C</w:t>
+            </w:r>
+            <w:r>
+              <w:rPr>
+                <w:rFonts w:eastAsiaTheme="minorEastAsia" w:hint="eastAsia"/>
+              </w:rPr>
+              <w:t>ache</w:t>
+            </w:r>
+            <w:r>
+              <w:rPr>
+                <w:rFonts w:eastAsiaTheme="minorEastAsia" w:hint="eastAsia"/>
+              </w:rPr>
+              <w:t>Size</w:t>
+            </w:r>
+            <w:proofErr w:type="spellEnd"/>
           </w:p>
         </w:tc>
         <w:tc>
@@ -1367,15 +1607,9 @@
             </w:pPr>
             <w:r>
               <w:rPr>
-                <w:rFonts w:eastAsiaTheme="minorEastAsia"/>
-              </w:rPr>
-              <w:t>I</w:t>
-            </w:r>
-            <w:r>
-              <w:rPr>
-                <w:rFonts w:eastAsiaTheme="minorEastAsia" w:hint="eastAsia"/>
-              </w:rPr>
-              <w:t>nt64/Int32</w:t>
+                <w:rFonts w:eastAsiaTheme="minorEastAsia" w:hint="eastAsia"/>
+              </w:rPr>
+              <w:t>Int32</w:t>
             </w:r>
           </w:p>
         </w:tc>
@@ -1438,6 +1672,12 @@
                 <w:rFonts w:eastAsiaTheme="minorEastAsia" w:hint="eastAsia"/>
               </w:rPr>
               <w:t>100</w:t>
+            </w:r>
+            <w:r>
+              <w:rPr>
+                <w:rFonts w:eastAsiaTheme="minorEastAsia" w:hint="eastAsia"/>
+              </w:rPr>
+              <w:t>0</w:t>
             </w:r>
           </w:p>
         </w:tc>
@@ -1476,21 +1716,14 @@
                 <w:rFonts w:eastAsiaTheme="minorEastAsia"/>
               </w:rPr>
             </w:pPr>
-            <w:commentRangeStart w:id="0"/>
-            <w:r>
-              <w:rPr>
-                <w:rFonts w:eastAsiaTheme="minorEastAsia" w:hint="eastAsia"/>
-              </w:rPr>
-              <w:t>fetch</w:t>
-            </w:r>
-            <w:commentRangeEnd w:id="0"/>
-            <w:r>
-              <w:rPr>
-                <w:rStyle w:val="CommentReference"/>
-                <w:rFonts w:eastAsiaTheme="minorEastAsia"/>
-              </w:rPr>
-              <w:commentReference w:id="0"/>
-            </w:r>
+            <w:proofErr w:type="spellStart"/>
+            <w:r>
+              <w:rPr>
+                <w:rFonts w:eastAsiaTheme="minorEastAsia" w:hint="eastAsia"/>
+              </w:rPr>
+              <w:t>AcquireSize</w:t>
+            </w:r>
+            <w:proofErr w:type="spellEnd"/>
           </w:p>
         </w:tc>
         <w:tc>
@@ -1568,6 +1801,12 @@
                 <w:rFonts w:eastAsiaTheme="minorEastAsia" w:hint="eastAsia"/>
               </w:rPr>
               <w:t>10</w:t>
+            </w:r>
+            <w:r>
+              <w:rPr>
+                <w:rFonts w:eastAsiaTheme="minorEastAsia" w:hint="eastAsia"/>
+              </w:rPr>
+              <w:t>0</w:t>
             </w:r>
           </w:p>
         </w:tc>
@@ -1610,7 +1849,13 @@
               <w:rPr>
                 <w:rFonts w:eastAsiaTheme="minorEastAsia" w:hint="eastAsia"/>
               </w:rPr>
-              <w:t>cycled</w:t>
+              <w:t>C</w:t>
+            </w:r>
+            <w:r>
+              <w:rPr>
+                <w:rFonts w:eastAsiaTheme="minorEastAsia" w:hint="eastAsia"/>
+              </w:rPr>
+              <w:t>ycled</w:t>
             </w:r>
           </w:p>
         </w:tc>
@@ -1625,6 +1870,7 @@
                 <w:rFonts w:eastAsiaTheme="minorEastAsia"/>
               </w:rPr>
             </w:pPr>
+            <w:proofErr w:type="spellStart"/>
             <w:r>
               <w:rPr>
                 <w:rFonts w:eastAsiaTheme="minorEastAsia"/>
@@ -1637,6 +1883,7 @@
               </w:rPr>
               <w:t>ool</w:t>
             </w:r>
+            <w:proofErr w:type="spellEnd"/>
           </w:p>
         </w:tc>
         <w:tc>
@@ -1717,7 +1964,13 @@
         <w:rPr>
           <w:rFonts w:hint="eastAsia"/>
         </w:rPr>
-        <w:t>increment</w:t>
+        <w:t>I</w:t>
+      </w:r>
+      <w:r>
+        <w:rPr>
+          <w:rFonts w:hint="eastAsia"/>
+        </w:rPr>
+        <w:t>ncrement</w:t>
       </w:r>
       <w:r>
         <w:rPr>
@@ -1725,12 +1978,26 @@
         </w:rPr>
         <w:t>为正整数时，</w:t>
       </w:r>
-      <w:r>
-        <w:rPr>
-          <w:rFonts w:hint="eastAsia"/>
-        </w:rPr>
-        <w:t>start</w:t>
-      </w:r>
+      <w:proofErr w:type="spellStart"/>
+      <w:r>
+        <w:rPr>
+          <w:rFonts w:hint="eastAsia"/>
+        </w:rPr>
+        <w:t>S</w:t>
+      </w:r>
+      <w:r>
+        <w:rPr>
+          <w:rFonts w:hint="eastAsia"/>
+        </w:rPr>
+        <w:t>tart</w:t>
+      </w:r>
+      <w:r>
+        <w:rPr>
+          <w:rFonts w:hint="eastAsia"/>
+        </w:rPr>
+        <w:t>Value</w:t>
+      </w:r>
+      <w:proofErr w:type="spellEnd"/>
       <w:r>
         <w:rPr>
           <w:rFonts w:hint="eastAsia"/>
@@ -1749,12 +2016,14 @@
         </w:rPr>
         <w:t>，</w:t>
       </w:r>
-      <w:r>
-        <w:rPr>
-          <w:rFonts w:hint="eastAsia"/>
-        </w:rPr>
-        <w:t>min</w:t>
-      </w:r>
+      <w:proofErr w:type="spellStart"/>
+      <w:r>
+        <w:rPr>
+          <w:rFonts w:hint="eastAsia"/>
+        </w:rPr>
+        <w:t>MinValue</w:t>
+      </w:r>
+      <w:proofErr w:type="spellEnd"/>
       <w:r>
         <w:rPr>
           <w:rFonts w:hint="eastAsia"/>
@@ -1773,12 +2042,14 @@
         </w:rPr>
         <w:t>，</w:t>
       </w:r>
-      <w:r>
-        <w:rPr>
-          <w:rFonts w:hint="eastAsia"/>
-        </w:rPr>
-        <w:t>max</w:t>
-      </w:r>
+      <w:proofErr w:type="spellStart"/>
+      <w:r>
+        <w:rPr>
+          <w:rFonts w:hint="eastAsia"/>
+        </w:rPr>
+        <w:t>MaxValue</w:t>
+      </w:r>
+      <w:proofErr w:type="spellEnd"/>
       <w:r>
         <w:rPr>
           <w:rFonts w:hint="eastAsia"/>
@@ -1801,7 +2072,13 @@
         <w:rPr>
           <w:rFonts w:hint="eastAsia"/>
         </w:rPr>
-        <w:t>increment</w:t>
+        <w:t>I</w:t>
+      </w:r>
+      <w:r>
+        <w:rPr>
+          <w:rFonts w:hint="eastAsia"/>
+        </w:rPr>
+        <w:t>ncrement</w:t>
       </w:r>
       <w:r>
         <w:rPr>
@@ -1809,12 +2086,14 @@
         </w:rPr>
         <w:t>为负整数时，</w:t>
       </w:r>
-      <w:r>
-        <w:rPr>
-          <w:rFonts w:hint="eastAsia"/>
-        </w:rPr>
-        <w:t>start</w:t>
-      </w:r>
+      <w:proofErr w:type="spellStart"/>
+      <w:r>
+        <w:rPr>
+          <w:rFonts w:hint="eastAsia"/>
+        </w:rPr>
+        <w:t>StartValue</w:t>
+      </w:r>
+      <w:proofErr w:type="spellEnd"/>
       <w:r>
         <w:rPr>
           <w:rFonts w:hint="eastAsia"/>
@@ -1833,12 +2112,14 @@
         </w:rPr>
         <w:t>，</w:t>
       </w:r>
-      <w:r>
-        <w:rPr>
-          <w:rFonts w:hint="eastAsia"/>
-        </w:rPr>
-        <w:t>min</w:t>
-      </w:r>
+      <w:proofErr w:type="spellStart"/>
+      <w:r>
+        <w:rPr>
+          <w:rFonts w:hint="eastAsia"/>
+        </w:rPr>
+        <w:t>MinValue</w:t>
+      </w:r>
+      <w:proofErr w:type="spellEnd"/>
       <w:r>
         <w:rPr>
           <w:rFonts w:hint="eastAsia"/>
@@ -1857,12 +2138,14 @@
         </w:rPr>
         <w:t>，</w:t>
       </w:r>
-      <w:r>
-        <w:rPr>
-          <w:rFonts w:hint="eastAsia"/>
-        </w:rPr>
-        <w:t>max</w:t>
-      </w:r>
+      <w:proofErr w:type="spellStart"/>
+      <w:r>
+        <w:rPr>
+          <w:rFonts w:hint="eastAsia"/>
+        </w:rPr>
+        <w:t>MaxValue</w:t>
+      </w:r>
+      <w:proofErr w:type="spellEnd"/>
       <w:r>
         <w:rPr>
           <w:rFonts w:hint="eastAsia"/>
@@ -1891,12 +2174,14 @@
         </w:numPr>
         <w:ind w:firstLineChars="0"/>
       </w:pPr>
-      <w:r>
-        <w:rPr>
-          <w:rFonts w:hint="eastAsia"/>
-        </w:rPr>
-        <w:t>start</w:t>
-      </w:r>
+      <w:proofErr w:type="spellStart"/>
+      <w:r>
+        <w:rPr>
+          <w:rFonts w:hint="eastAsia"/>
+        </w:rPr>
+        <w:t>StartValue</w:t>
+      </w:r>
+      <w:proofErr w:type="spellEnd"/>
       <w:r>
         <w:rPr>
           <w:rFonts w:hint="eastAsia"/>
@@ -1907,7 +2192,41 @@
         <w:rPr>
           <w:rFonts w:hint="eastAsia"/>
         </w:rPr>
-        <w:t>[min,max)</w:t>
+        <w:t>[</w:t>
+      </w:r>
+      <w:proofErr w:type="spellStart"/>
+      <w:r>
+        <w:rPr>
+          <w:rFonts w:hint="eastAsia"/>
+        </w:rPr>
+        <w:t>MinValue</w:t>
+      </w:r>
+      <w:proofErr w:type="spellEnd"/>
+      <w:r>
+        <w:rPr>
+          <w:rFonts w:hint="eastAsia"/>
+        </w:rPr>
+        <w:t>,</w:t>
+      </w:r>
+      <w:r>
+        <w:rPr>
+          <w:rFonts w:hint="eastAsia"/>
+        </w:rPr>
+        <w:t xml:space="preserve"> </w:t>
+      </w:r>
+      <w:proofErr w:type="spellStart"/>
+      <w:r>
+        <w:rPr>
+          <w:rFonts w:hint="eastAsia"/>
+        </w:rPr>
+        <w:t>MaxValue</w:t>
+      </w:r>
+      <w:proofErr w:type="spellEnd"/>
+      <w:r>
+        <w:rPr>
+          <w:rFonts w:hint="eastAsia"/>
+        </w:rPr>
+        <w:t>]</w:t>
       </w:r>
       <w:r>
         <w:rPr>
@@ -1915,24 +2234,28 @@
         </w:rPr>
         <w:t>区间，</w:t>
       </w:r>
-      <w:r>
-        <w:rPr>
-          <w:rFonts w:hint="eastAsia"/>
-        </w:rPr>
-        <w:t>min</w:t>
-      </w:r>
+      <w:proofErr w:type="spellStart"/>
+      <w:r>
+        <w:rPr>
+          <w:rFonts w:hint="eastAsia"/>
+        </w:rPr>
+        <w:t>MinValue</w:t>
+      </w:r>
+      <w:proofErr w:type="spellEnd"/>
       <w:r>
         <w:rPr>
           <w:rFonts w:hint="eastAsia"/>
         </w:rPr>
         <w:t>必须小于</w:t>
       </w:r>
-      <w:r>
-        <w:rPr>
-          <w:rFonts w:hint="eastAsia"/>
-        </w:rPr>
-        <w:t>max</w:t>
-      </w:r>
+      <w:proofErr w:type="spellStart"/>
+      <w:r>
+        <w:rPr>
+          <w:rFonts w:hint="eastAsia"/>
+        </w:rPr>
+        <w:t>MaxValue</w:t>
+      </w:r>
+      <w:proofErr w:type="spellEnd"/>
       <w:r>
         <w:rPr>
           <w:rFonts w:hint="eastAsia"/>
@@ -1949,12 +2272,14 @@
         </w:numPr>
         <w:ind w:firstLineChars="0"/>
       </w:pPr>
-      <w:r>
-        <w:rPr>
-          <w:rFonts w:hint="eastAsia"/>
-        </w:rPr>
-        <w:t>cache</w:t>
-      </w:r>
+      <w:proofErr w:type="spellStart"/>
+      <w:r>
+        <w:rPr>
+          <w:rFonts w:hint="eastAsia"/>
+        </w:rPr>
+        <w:t>CacheSize</w:t>
+      </w:r>
+      <w:proofErr w:type="spellEnd"/>
       <w:r>
         <w:rPr>
           <w:rFonts w:hint="eastAsia"/>
@@ -1979,12 +2304,14 @@
         </w:rPr>
         <w:t xml:space="preserve"> </w:t>
       </w:r>
-      <w:r>
-        <w:rPr>
-          <w:rFonts w:hint="eastAsia"/>
-        </w:rPr>
-        <w:t>cache</w:t>
-      </w:r>
+      <w:proofErr w:type="spellStart"/>
+      <w:r>
+        <w:rPr>
+          <w:rFonts w:hint="eastAsia"/>
+        </w:rPr>
+        <w:t>CacheSize</w:t>
+      </w:r>
+      <w:proofErr w:type="spellEnd"/>
       <w:r>
         <w:rPr>
           <w:rFonts w:hint="eastAsia"/>
@@ -1995,7 +2322,71 @@
         <w:rPr>
           <w:rFonts w:hint="eastAsia"/>
         </w:rPr>
-        <w:t>(CEIL(max-min) / ABS(increment))</w:t>
+        <w:t>等于</w:t>
+      </w:r>
+      <w:r>
+        <w:rPr>
+          <w:rFonts w:hint="eastAsia"/>
+        </w:rPr>
+        <w:t>((</w:t>
+      </w:r>
+      <w:proofErr w:type="spellStart"/>
+      <w:r>
+        <w:rPr>
+          <w:rFonts w:hint="eastAsia"/>
+        </w:rPr>
+        <w:t>MaxValue</w:t>
+      </w:r>
+      <w:proofErr w:type="spellEnd"/>
+      <w:r>
+        <w:rPr>
+          <w:rFonts w:hint="eastAsia"/>
+        </w:rPr>
+        <w:t xml:space="preserve"> </w:t>
+      </w:r>
+      <w:r>
+        <w:rPr>
+          <w:rFonts w:hint="eastAsia"/>
+        </w:rPr>
+        <w:t>-</w:t>
+      </w:r>
+      <w:r>
+        <w:rPr>
+          <w:rFonts w:hint="eastAsia"/>
+        </w:rPr>
+        <w:t xml:space="preserve"> </w:t>
+      </w:r>
+      <w:proofErr w:type="spellStart"/>
+      <w:r>
+        <w:rPr>
+          <w:rFonts w:hint="eastAsia"/>
+        </w:rPr>
+        <w:t>MinValue</w:t>
+      </w:r>
+      <w:proofErr w:type="spellEnd"/>
+      <w:r>
+        <w:rPr>
+          <w:rFonts w:hint="eastAsia"/>
+        </w:rPr>
+        <w:t>) / ABS(</w:t>
+      </w:r>
+      <w:r>
+        <w:rPr>
+          <w:rFonts w:hint="eastAsia"/>
+        </w:rPr>
+        <w:t>Increment</w:t>
+      </w:r>
+      <w:r>
+        <w:rPr>
+          <w:rFonts w:hint="eastAsia"/>
+        </w:rPr>
+        <w:t>))</w:t>
+      </w:r>
+      <w:r>
+        <w:rPr>
+          <w:rFonts w:hint="eastAsia"/>
+        </w:rPr>
+        <w:t xml:space="preserve"> + 1</w:t>
       </w:r>
       <w:r>
         <w:rPr>
@@ -2013,12 +2404,14 @@
         </w:numPr>
         <w:ind w:firstLineChars="0"/>
       </w:pPr>
-      <w:r>
-        <w:rPr>
-          <w:rFonts w:hint="eastAsia"/>
-        </w:rPr>
-        <w:t>fetch</w:t>
-      </w:r>
+      <w:proofErr w:type="spellStart"/>
+      <w:r>
+        <w:rPr>
+          <w:rFonts w:hint="eastAsia"/>
+        </w:rPr>
+        <w:t>AcquireSize</w:t>
+      </w:r>
+      <w:proofErr w:type="spellEnd"/>
       <w:r>
         <w:rPr>
           <w:rFonts w:hint="eastAsia"/>
@@ -2047,20 +2440,30 @@
         <w:rPr>
           <w:rFonts w:hint="eastAsia"/>
         </w:rPr>
-        <w:t>fetch</w:t>
-      </w:r>
+        <w:t xml:space="preserve"> </w:t>
+      </w:r>
+      <w:proofErr w:type="spellStart"/>
+      <w:r>
+        <w:rPr>
+          <w:rFonts w:hint="eastAsia"/>
+        </w:rPr>
+        <w:t>AcquireSize</w:t>
+      </w:r>
+      <w:proofErr w:type="spellEnd"/>
       <w:r>
         <w:rPr>
           <w:rFonts w:hint="eastAsia"/>
         </w:rPr>
         <w:t>的值必须小于等于</w:t>
       </w:r>
-      <w:r>
-        <w:rPr>
-          <w:rFonts w:hint="eastAsia"/>
-        </w:rPr>
-        <w:t>cache</w:t>
-      </w:r>
+      <w:proofErr w:type="spellStart"/>
+      <w:r>
+        <w:rPr>
+          <w:rFonts w:hint="eastAsia"/>
+        </w:rPr>
+        <w:t>CacheSize</w:t>
+      </w:r>
+      <w:proofErr w:type="spellEnd"/>
       <w:r>
         <w:rPr>
           <w:rFonts w:hint="eastAsia"/>
@@ -2081,7 +2484,13 @@
         <w:rPr>
           <w:rFonts w:hint="eastAsia"/>
         </w:rPr>
-        <w:t>cycled</w:t>
+        <w:t>C</w:t>
+      </w:r>
+      <w:r>
+        <w:rPr>
+          <w:rFonts w:hint="eastAsia"/>
+        </w:rPr>
+        <w:t>ycled</w:t>
       </w:r>
       <w:r>
         <w:rPr>
@@ -2105,7 +2514,7 @@
         <w:rPr>
           <w:rFonts w:hint="eastAsia"/>
         </w:rPr>
-        <w:t>increment</w:t>
+        <w:t>Increment</w:t>
       </w:r>
       <w:r>
         <w:rPr>
@@ -2117,7 +2526,7 @@
         <w:rPr>
           <w:rFonts w:hint="eastAsia"/>
         </w:rPr>
-        <w:t>increment</w:t>
+        <w:t>Increment</w:t>
       </w:r>
       <w:r>
         <w:rPr>
@@ -2196,13 +2605,36 @@
         <w:rPr>
           <w:rFonts w:hint="eastAsia"/>
         </w:rPr>
+        <w:lastRenderedPageBreak/>
         <w:t xml:space="preserve">    </w:t>
       </w:r>
-      <w:r>
-        <w:rPr>
-          <w:rFonts w:hint="eastAsia"/>
-        </w:rPr>
-        <w:t xml:space="preserve">Sdb.alterSequence(&lt;sequence_name&gt;, </w:t>
+      <w:proofErr w:type="spellStart"/>
+      <w:r>
+        <w:rPr>
+          <w:rFonts w:hint="eastAsia"/>
+        </w:rPr>
+        <w:t>Sdb.alterSequence</w:t>
+      </w:r>
+      <w:proofErr w:type="spellEnd"/>
+      <w:r>
+        <w:rPr>
+          <w:rFonts w:hint="eastAsia"/>
+        </w:rPr>
+        <w:t>(&lt;</w:t>
+      </w:r>
+      <w:proofErr w:type="spellStart"/>
+      <w:r>
+        <w:rPr>
+          <w:rFonts w:hint="eastAsia"/>
+        </w:rPr>
+        <w:t>sequence_name</w:t>
+      </w:r>
+      <w:proofErr w:type="spellEnd"/>
+      <w:r>
+        <w:rPr>
+          <w:rFonts w:hint="eastAsia"/>
+        </w:rPr>
+        <w:t xml:space="preserve">&gt;, </w:t>
       </w:r>
       <w:r>
         <w:rPr>
@@ -2222,7 +2654,6 @@
         <w:rPr>
           <w:rFonts w:hint="eastAsia"/>
         </w:rPr>
-        <w:lastRenderedPageBreak/>
         <w:t>目前</w:t>
       </w:r>
       <w:r>
@@ -2245,12 +2676,20 @@
         </w:rPr>
         <w:t xml:space="preserve">    </w:t>
       </w:r>
-      <w:r>
-        <w:rPr>
-          <w:rFonts w:hint="eastAsia"/>
-        </w:rPr>
-        <w:t>currentValue</w:t>
-      </w:r>
+      <w:proofErr w:type="spellStart"/>
+      <w:r>
+        <w:rPr>
+          <w:rFonts w:hint="eastAsia"/>
+        </w:rPr>
+        <w:t>C</w:t>
+      </w:r>
+      <w:r>
+        <w:rPr>
+          <w:rFonts w:hint="eastAsia"/>
+        </w:rPr>
+        <w:t>urrentValue</w:t>
+      </w:r>
+      <w:proofErr w:type="spellEnd"/>
       <w:r>
         <w:rPr>
           <w:rFonts w:hint="eastAsia"/>
@@ -2261,7 +2700,13 @@
         <w:rPr>
           <w:rFonts w:hint="eastAsia"/>
         </w:rPr>
-        <w:t>increment</w:t>
+        <w:t>I</w:t>
+      </w:r>
+      <w:r>
+        <w:rPr>
+          <w:rFonts w:hint="eastAsia"/>
+        </w:rPr>
+        <w:t>ncrement</w:t>
       </w:r>
       <w:r>
         <w:rPr>
@@ -2269,65 +2714,117 @@
         </w:rPr>
         <w:t xml:space="preserve">, </w:t>
       </w:r>
-      <w:r>
-        <w:rPr>
-          <w:rFonts w:hint="eastAsia"/>
-        </w:rPr>
-        <w:t>start</w:t>
-      </w:r>
+      <w:proofErr w:type="spellStart"/>
+      <w:r>
+        <w:rPr>
+          <w:rFonts w:hint="eastAsia"/>
+        </w:rPr>
+        <w:t>S</w:t>
+      </w:r>
+      <w:r>
+        <w:rPr>
+          <w:rFonts w:hint="eastAsia"/>
+        </w:rPr>
+        <w:t>tart</w:t>
+      </w:r>
+      <w:r>
+        <w:rPr>
+          <w:rFonts w:hint="eastAsia"/>
+        </w:rPr>
+        <w:t>Value</w:t>
+      </w:r>
+      <w:proofErr w:type="spellEnd"/>
       <w:r>
         <w:rPr>
           <w:rFonts w:hint="eastAsia"/>
         </w:rPr>
         <w:t xml:space="preserve">, </w:t>
       </w:r>
-      <w:r>
-        <w:rPr>
-          <w:rFonts w:hint="eastAsia"/>
-        </w:rPr>
-        <w:t>minValue</w:t>
-      </w:r>
+      <w:proofErr w:type="spellStart"/>
+      <w:r>
+        <w:rPr>
+          <w:rFonts w:hint="eastAsia"/>
+        </w:rPr>
+        <w:t>M</w:t>
+      </w:r>
+      <w:r>
+        <w:rPr>
+          <w:rFonts w:hint="eastAsia"/>
+        </w:rPr>
+        <w:t>inValue</w:t>
+      </w:r>
+      <w:proofErr w:type="spellEnd"/>
       <w:r>
         <w:rPr>
           <w:rFonts w:hint="eastAsia"/>
         </w:rPr>
         <w:t xml:space="preserve">, </w:t>
       </w:r>
-      <w:r>
-        <w:rPr>
-          <w:rFonts w:hint="eastAsia"/>
-        </w:rPr>
-        <w:t>maxValue</w:t>
-      </w:r>
+      <w:proofErr w:type="spellStart"/>
+      <w:r>
+        <w:rPr>
+          <w:rFonts w:hint="eastAsia"/>
+        </w:rPr>
+        <w:t>M</w:t>
+      </w:r>
+      <w:r>
+        <w:rPr>
+          <w:rFonts w:hint="eastAsia"/>
+        </w:rPr>
+        <w:t>axValue</w:t>
+      </w:r>
+      <w:proofErr w:type="spellEnd"/>
       <w:r>
         <w:rPr>
           <w:rFonts w:hint="eastAsia"/>
         </w:rPr>
         <w:t xml:space="preserve">, </w:t>
       </w:r>
-      <w:r>
-        <w:rPr>
-          <w:rFonts w:hint="eastAsia"/>
-        </w:rPr>
-        <w:t>cache</w:t>
-      </w:r>
+      <w:proofErr w:type="spellStart"/>
+      <w:r>
+        <w:rPr>
+          <w:rFonts w:hint="eastAsia"/>
+        </w:rPr>
+        <w:t>Cache</w:t>
+      </w:r>
+      <w:r>
+        <w:rPr>
+          <w:rFonts w:hint="eastAsia"/>
+        </w:rPr>
+        <w:t>Size</w:t>
+      </w:r>
+      <w:proofErr w:type="spellEnd"/>
       <w:r>
         <w:rPr>
           <w:rFonts w:hint="eastAsia"/>
         </w:rPr>
         <w:t xml:space="preserve">, </w:t>
       </w:r>
-      <w:r>
-        <w:rPr>
-          <w:rFonts w:hint="eastAsia"/>
-        </w:rPr>
-        <w:t xml:space="preserve">fetch, </w:t>
-      </w:r>
-      <w:r>
-        <w:rPr>
-          <w:rFonts w:hint="eastAsia"/>
-        </w:rPr>
-        <w:t>cycled</w:t>
+      <w:proofErr w:type="spellStart"/>
+      <w:r>
+        <w:rPr>
+          <w:rFonts w:hint="eastAsia"/>
+        </w:rPr>
+        <w:t>AcquireSize</w:t>
+      </w:r>
+      <w:proofErr w:type="spellEnd"/>
+      <w:r>
+        <w:rPr>
+          <w:rFonts w:hint="eastAsia"/>
+        </w:rPr>
+        <w:t xml:space="preserve">, </w:t>
+      </w:r>
+      <w:r>
+        <w:rPr>
+          <w:rFonts w:hint="eastAsia"/>
+        </w:rPr>
+        <w:t>C</w:t>
+      </w:r>
+      <w:r>
+        <w:rPr>
+          <w:rFonts w:hint="eastAsia"/>
+        </w:rPr>
+        <w:t>ycled</w:t>
       </w:r>
     </w:p>
     <w:p>
@@ -2362,11 +2859,33 @@
       </w:r>
     </w:p>
     <w:p>
-      <w:r>
-        <w:rPr>
-          <w:rFonts w:hint="eastAsia"/>
-        </w:rPr>
-        <w:t>Sdb.dropSequence(&lt;sequence_name&gt;)</w:t>
+      <w:proofErr w:type="spellStart"/>
+      <w:r>
+        <w:rPr>
+          <w:rFonts w:hint="eastAsia"/>
+        </w:rPr>
+        <w:t>Sdb.dropSequence</w:t>
+      </w:r>
+      <w:proofErr w:type="spellEnd"/>
+      <w:r>
+        <w:rPr>
+          <w:rFonts w:hint="eastAsia"/>
+        </w:rPr>
+        <w:t>(&lt;</w:t>
+      </w:r>
+      <w:proofErr w:type="spellStart"/>
+      <w:r>
+        <w:rPr>
+          <w:rFonts w:hint="eastAsia"/>
+        </w:rPr>
+        <w:t>sequence_name</w:t>
+      </w:r>
+      <w:proofErr w:type="spellEnd"/>
+      <w:r>
+        <w:rPr>
+          <w:rFonts w:hint="eastAsia"/>
+        </w:rPr>
+        <w:t>&gt;)</w:t>
       </w:r>
     </w:p>
     <w:p>
@@ -2387,11 +2906,19 @@
         </w:rPr>
         <w:t>通过</w:t>
       </w:r>
-      <w:r>
-        <w:rPr>
-          <w:rFonts w:hint="eastAsia"/>
-        </w:rPr>
-        <w:t>Sdb.snapshot(SDB_SNAP_SEQUENCE)</w:t>
+      <w:proofErr w:type="spellStart"/>
+      <w:r>
+        <w:rPr>
+          <w:rFonts w:hint="eastAsia"/>
+        </w:rPr>
+        <w:t>Sdb.snapshot</w:t>
+      </w:r>
+      <w:proofErr w:type="spellEnd"/>
+      <w:r>
+        <w:rPr>
+          <w:rFonts w:hint="eastAsia"/>
+        </w:rPr>
+        <w:t>(SDB_SNAP_SEQUENCE)</w:t>
       </w:r>
       <w:r>
         <w:rPr>
@@ -2431,7 +2958,13 @@
         <w:rPr>
           <w:rFonts w:hint="eastAsia"/>
         </w:rPr>
-        <w:t xml:space="preserve">    name: "seq1"</w:t>
+        <w:t xml:space="preserve">    N</w:t>
+      </w:r>
+      <w:r>
+        <w:rPr>
+          <w:rFonts w:hint="eastAsia"/>
+        </w:rPr>
+        <w:t>ame: "seq1"</w:t>
       </w:r>
       <w:r>
         <w:rPr>
@@ -2445,7 +2978,20 @@
         <w:rPr>
           <w:rFonts w:hint="eastAsia"/>
         </w:rPr>
-        <w:t xml:space="preserve">    current</w:t>
+        <w:t xml:space="preserve">    </w:t>
+      </w:r>
+      <w:proofErr w:type="spellStart"/>
+      <w:r>
+        <w:rPr>
+          <w:rFonts w:hint="eastAsia"/>
+        </w:rPr>
+        <w:t>C</w:t>
+      </w:r>
+      <w:r>
+        <w:rPr>
+          <w:rFonts w:hint="eastAsia"/>
+        </w:rPr>
+        <w:t>urrent</w:t>
       </w:r>
       <w:r>
         <w:rPr>
@@ -2453,6 +2999,7 @@
         </w:rPr>
         <w:t>Value</w:t>
       </w:r>
+      <w:proofErr w:type="spellEnd"/>
       <w:r>
         <w:rPr>
           <w:rFonts w:hint="eastAsia"/>
@@ -2471,23 +3018,34 @@
         <w:rPr>
           <w:rFonts w:hint="eastAsia"/>
         </w:rPr>
-        <w:t xml:space="preserve">    increment: 1,</w:t>
-      </w:r>
-    </w:p>
-    <w:p>
-      <w:r>
-        <w:rPr>
-          <w:rFonts w:hint="eastAsia"/>
-        </w:rPr>
-        <w:t xml:space="preserve">    start: 1,</w:t>
-      </w:r>
-    </w:p>
-    <w:p>
-      <w:r>
-        <w:rPr>
-          <w:rFonts w:hint="eastAsia"/>
-        </w:rPr>
-        <w:t xml:space="preserve">    min</w:t>
+        <w:t xml:space="preserve">    I</w:t>
+      </w:r>
+      <w:r>
+        <w:rPr>
+          <w:rFonts w:hint="eastAsia"/>
+        </w:rPr>
+        <w:t>ncrement: 1,</w:t>
+      </w:r>
+    </w:p>
+    <w:p>
+      <w:r>
+        <w:rPr>
+          <w:rFonts w:hint="eastAsia"/>
+        </w:rPr>
+        <w:t xml:space="preserve">    </w:t>
+      </w:r>
+      <w:proofErr w:type="spellStart"/>
+      <w:r>
+        <w:rPr>
+          <w:rFonts w:hint="eastAsia"/>
+        </w:rPr>
+        <w:t>S</w:t>
+      </w:r>
+      <w:r>
+        <w:rPr>
+          <w:rFonts w:hint="eastAsia"/>
+        </w:rPr>
+        <w:t>tart</w:t>
       </w:r>
       <w:r>
         <w:rPr>
@@ -2495,6 +3053,7 @@
         </w:rPr>
         <w:t>Value</w:t>
       </w:r>
+      <w:proofErr w:type="spellEnd"/>
       <w:r>
         <w:rPr>
           <w:rFonts w:hint="eastAsia"/>
@@ -2507,7 +3066,20 @@
         <w:rPr>
           <w:rFonts w:hint="eastAsia"/>
         </w:rPr>
-        <w:t xml:space="preserve">    max</w:t>
+        <w:t xml:space="preserve">    </w:t>
+      </w:r>
+      <w:proofErr w:type="spellStart"/>
+      <w:r>
+        <w:rPr>
+          <w:rFonts w:hint="eastAsia"/>
+        </w:rPr>
+        <w:t>M</w:t>
+      </w:r>
+      <w:r>
+        <w:rPr>
+          <w:rFonts w:hint="eastAsia"/>
+        </w:rPr>
+        <w:t>in</w:t>
       </w:r>
       <w:r>
         <w:rPr>
@@ -2515,6 +3087,41 @@
         </w:rPr>
         <w:t>Value</w:t>
       </w:r>
+      <w:proofErr w:type="spellEnd"/>
+      <w:r>
+        <w:rPr>
+          <w:rFonts w:hint="eastAsia"/>
+        </w:rPr>
+        <w:t>: 1,</w:t>
+      </w:r>
+    </w:p>
+    <w:p>
+      <w:r>
+        <w:rPr>
+          <w:rFonts w:hint="eastAsia"/>
+        </w:rPr>
+        <w:t xml:space="preserve">    </w:t>
+      </w:r>
+      <w:proofErr w:type="spellStart"/>
+      <w:r>
+        <w:rPr>
+          <w:rFonts w:hint="eastAsia"/>
+        </w:rPr>
+        <w:t>M</w:t>
+      </w:r>
+      <w:r>
+        <w:rPr>
+          <w:rFonts w:hint="eastAsia"/>
+        </w:rPr>
+        <w:t>ax</w:t>
+      </w:r>
+      <w:r>
+        <w:rPr>
+          <w:rFonts w:hint="eastAsia"/>
+        </w:rPr>
+        <w:t>Value</w:t>
+      </w:r>
+      <w:proofErr w:type="spellEnd"/>
       <w:r>
         <w:rPr>
           <w:rFonts w:hint="eastAsia"/>
@@ -2536,21 +3143,45 @@
         <w:rPr>
           <w:rFonts w:hint="eastAsia"/>
         </w:rPr>
-        <w:t xml:space="preserve">    cache: </w:t>
-      </w:r>
-      <w:commentRangeStart w:id="1"/>
-      <w:r>
-        <w:rPr>
-          <w:rFonts w:hint="eastAsia"/>
-        </w:rPr>
-        <w:t>100</w:t>
-      </w:r>
-      <w:commentRangeEnd w:id="1"/>
-      <w:r>
-        <w:rPr>
-          <w:rStyle w:val="CommentReference"/>
-        </w:rPr>
-        <w:commentReference w:id="1"/>
+        <w:t xml:space="preserve">    </w:t>
+      </w:r>
+      <w:proofErr w:type="spellStart"/>
+      <w:r>
+        <w:rPr>
+          <w:rFonts w:hint="eastAsia"/>
+        </w:rPr>
+        <w:t>C</w:t>
+      </w:r>
+      <w:r>
+        <w:rPr>
+          <w:rFonts w:hint="eastAsia"/>
+        </w:rPr>
+        <w:t>ache</w:t>
+      </w:r>
+      <w:r>
+        <w:rPr>
+          <w:rFonts w:hint="eastAsia"/>
+        </w:rPr>
+        <w:t>Size</w:t>
+      </w:r>
+      <w:proofErr w:type="spellEnd"/>
+      <w:r>
+        <w:rPr>
+          <w:rFonts w:hint="eastAsia"/>
+        </w:rPr>
+        <w:t>: 100</w:t>
+      </w:r>
+      <w:r>
+        <w:rPr>
+          <w:rFonts w:hint="eastAsia"/>
+        </w:rPr>
+        <w:t>0</w:t>
+      </w:r>
+      <w:r>
+        <w:rPr>
+          <w:rFonts w:hint="eastAsia"/>
+        </w:rPr>
+        <w:t>0</w:t>
       </w:r>
       <w:r>
         <w:rPr>
@@ -2564,15 +3195,61 @@
         <w:rPr>
           <w:rFonts w:hint="eastAsia"/>
         </w:rPr>
-        <w:t xml:space="preserve">    fetch: 10,</w:t>
-      </w:r>
-    </w:p>
-    <w:p>
-      <w:r>
-        <w:rPr>
-          <w:rFonts w:hint="eastAsia"/>
-        </w:rPr>
-        <w:t xml:space="preserve">    cycled: false</w:t>
+        <w:t xml:space="preserve">    </w:t>
+      </w:r>
+      <w:proofErr w:type="spellStart"/>
+      <w:r>
+        <w:rPr>
+          <w:rFonts w:hint="eastAsia"/>
+        </w:rPr>
+        <w:t>AcquireSize</w:t>
+      </w:r>
+      <w:proofErr w:type="spellEnd"/>
+      <w:r>
+        <w:rPr>
+          <w:rFonts w:hint="eastAsia"/>
+        </w:rPr>
+        <w:t>: 10</w:t>
+      </w:r>
+      <w:r>
+        <w:rPr>
+          <w:rFonts w:hint="eastAsia"/>
+        </w:rPr>
+        <w:t>0</w:t>
+      </w:r>
+      <w:r>
+        <w:rPr>
+          <w:rFonts w:hint="eastAsia"/>
+        </w:rPr>
+        <w:t>,</w:t>
+      </w:r>
+    </w:p>
+    <w:p>
+      <w:r>
+        <w:rPr>
+          <w:rFonts w:hint="eastAsia"/>
+        </w:rPr>
+        <w:t xml:space="preserve">    C</w:t>
+      </w:r>
+      <w:r>
+        <w:rPr>
+          <w:rFonts w:hint="eastAsia"/>
+        </w:rPr>
+        <w:t>ycled: false</w:t>
+      </w:r>
+      <w:r>
+        <w:rPr>
+          <w:rFonts w:hint="eastAsia"/>
+        </w:rPr>
+        <w:t>,</w:t>
+      </w:r>
+    </w:p>
+    <w:p>
+      <w:r>
+        <w:rPr>
+          <w:rFonts w:hint="eastAsia"/>
+        </w:rPr>
+        <w:t xml:space="preserve">    Initial: true</w:t>
       </w:r>
     </w:p>
     <w:p>
@@ -2601,6 +3278,7 @@
       </w:r>
     </w:p>
     <w:p>
+      <w:proofErr w:type="spellStart"/>
       <w:r>
         <w:rPr>
           <w:rFonts w:hint="eastAsia"/>
@@ -2611,15 +3289,58 @@
         <w:rPr>
           <w:rFonts w:hint="eastAsia"/>
         </w:rPr>
-        <w:t>SequenceNextValue(&lt;sequence_name&gt;)</w:t>
-      </w:r>
-    </w:p>
-    <w:p>
-      <w:r>
-        <w:rPr>
-          <w:rFonts w:hint="eastAsia"/>
-        </w:rPr>
-        <w:t>Sdb.getSequenceCurrentValue(&lt;sequence_name&gt;)</w:t>
+        <w:t>SequenceNextValue</w:t>
+      </w:r>
+      <w:proofErr w:type="spellEnd"/>
+      <w:r>
+        <w:rPr>
+          <w:rFonts w:hint="eastAsia"/>
+        </w:rPr>
+        <w:t>(&lt;</w:t>
+      </w:r>
+      <w:proofErr w:type="spellStart"/>
+      <w:r>
+        <w:rPr>
+          <w:rFonts w:hint="eastAsia"/>
+        </w:rPr>
+        <w:t>sequence_name</w:t>
+      </w:r>
+      <w:proofErr w:type="spellEnd"/>
+      <w:r>
+        <w:rPr>
+          <w:rFonts w:hint="eastAsia"/>
+        </w:rPr>
+        <w:t>&gt;)</w:t>
+      </w:r>
+    </w:p>
+    <w:p>
+      <w:proofErr w:type="spellStart"/>
+      <w:r>
+        <w:rPr>
+          <w:rFonts w:hint="eastAsia"/>
+        </w:rPr>
+        <w:t>Sdb.getSequenceCurrentValue</w:t>
+      </w:r>
+      <w:proofErr w:type="spellEnd"/>
+      <w:r>
+        <w:rPr>
+          <w:rFonts w:hint="eastAsia"/>
+        </w:rPr>
+        <w:t>(&lt;</w:t>
+      </w:r>
+      <w:proofErr w:type="spellStart"/>
+      <w:r>
+        <w:rPr>
+          <w:rFonts w:hint="eastAsia"/>
+        </w:rPr>
+        <w:t>sequence_name</w:t>
+      </w:r>
+      <w:proofErr w:type="spellEnd"/>
+      <w:r>
+        <w:rPr>
+          <w:rFonts w:hint="eastAsia"/>
+        </w:rPr>
+        <w:t>&gt;)</w:t>
       </w:r>
     </w:p>
     <w:p>
@@ -2635,24 +3356,34 @@
         </w:rPr>
         <w:t>没有使用之前，</w:t>
       </w:r>
-      <w:r>
-        <w:rPr>
-          <w:rFonts w:hint="eastAsia"/>
-        </w:rPr>
-        <w:t>currentValue</w:t>
-      </w:r>
+      <w:proofErr w:type="spellStart"/>
+      <w:r>
+        <w:rPr>
+          <w:rFonts w:hint="eastAsia"/>
+        </w:rPr>
+        <w:t>C</w:t>
+      </w:r>
+      <w:r>
+        <w:rPr>
+          <w:rFonts w:hint="eastAsia"/>
+        </w:rPr>
+        <w:t>urrentValue</w:t>
+      </w:r>
+      <w:proofErr w:type="spellEnd"/>
       <w:r>
         <w:rPr>
           <w:rFonts w:hint="eastAsia"/>
         </w:rPr>
         <w:t>等于</w:t>
       </w:r>
-      <w:r>
-        <w:rPr>
-          <w:rFonts w:hint="eastAsia"/>
-        </w:rPr>
-        <w:t>start</w:t>
-      </w:r>
+      <w:proofErr w:type="spellStart"/>
+      <w:r>
+        <w:rPr>
+          <w:rFonts w:hint="eastAsia"/>
+        </w:rPr>
+        <w:t>StartValue</w:t>
+      </w:r>
+      <w:proofErr w:type="spellEnd"/>
       <w:r>
         <w:rPr>
           <w:rFonts w:hint="eastAsia"/>
@@ -2708,25 +3439,11 @@
         </w:rPr>
         <w:t>独立节点不支持</w:t>
       </w:r>
-      <w:commentRangeStart w:id="2"/>
       <w:r>
         <w:rPr>
           <w:rFonts w:hint="eastAsia"/>
         </w:rPr>
         <w:t>Sequence</w:t>
-      </w:r>
-      <w:commentRangeEnd w:id="2"/>
-      <w:r>
-        <w:rPr>
-          <w:rStyle w:val="CommentReference"/>
-        </w:rPr>
-        <w:commentReference w:id="2"/>
-      </w:r>
-      <w:r>
-        <w:rPr>
-          <w:rFonts w:hint="eastAsia"/>
-        </w:rPr>
-        <w:t>？</w:t>
       </w:r>
     </w:p>
     <w:p>
@@ -3855,12 +4572,14 @@
         </w:rPr>
         <w:t>由</w:t>
       </w:r>
+      <w:proofErr w:type="spellStart"/>
       <w:r>
         <w:rPr>
           <w:rFonts w:hint="eastAsia"/>
         </w:rPr>
         <w:t>SequenceManager</w:t>
       </w:r>
+      <w:proofErr w:type="spellEnd"/>
       <w:r>
         <w:rPr>
           <w:rFonts w:hint="eastAsia"/>
@@ -3891,12 +4610,14 @@
         </w:rPr>
         <w:t>由</w:t>
       </w:r>
+      <w:proofErr w:type="spellStart"/>
       <w:r>
         <w:rPr>
           <w:rFonts w:hint="eastAsia"/>
         </w:rPr>
         <w:t>SequenceAgent</w:t>
       </w:r>
+      <w:proofErr w:type="spellEnd"/>
       <w:r>
         <w:rPr>
           <w:rFonts w:hint="eastAsia"/>
@@ -3980,12 +4701,14 @@
         </w:rPr>
         <w:t>从</w:t>
       </w:r>
+      <w:proofErr w:type="spellStart"/>
       <w:r>
         <w:rPr>
           <w:rFonts w:hint="eastAsia"/>
         </w:rPr>
         <w:t>SequenceAgent</w:t>
       </w:r>
+      <w:proofErr w:type="spellEnd"/>
       <w:r>
         <w:rPr>
           <w:rFonts w:hint="eastAsia"/>
@@ -3998,12 +4721,14 @@
         </w:rPr>
         <w:t>。</w:t>
       </w:r>
-      <w:r>
-        <w:rPr>
-          <w:rFonts w:hint="eastAsia"/>
-        </w:rPr>
-        <w:t>fetch</w:t>
-      </w:r>
+      <w:proofErr w:type="spellStart"/>
+      <w:r>
+        <w:rPr>
+          <w:rFonts w:hint="eastAsia"/>
+        </w:rPr>
+        <w:t>AcquireSize</w:t>
+      </w:r>
+      <w:proofErr w:type="spellEnd"/>
       <w:r>
         <w:rPr>
           <w:rFonts w:hint="eastAsia"/>
@@ -4046,12 +4771,14 @@
         </w:rPr>
         <w:t>请求；</w:t>
       </w:r>
-      <w:r>
-        <w:rPr>
-          <w:rFonts w:hint="eastAsia"/>
-        </w:rPr>
-        <w:t>fetch</w:t>
-      </w:r>
+      <w:proofErr w:type="spellStart"/>
+      <w:r>
+        <w:rPr>
+          <w:rFonts w:hint="eastAsia"/>
+        </w:rPr>
+        <w:t>AcquireSize</w:t>
+      </w:r>
+      <w:proofErr w:type="spellEnd"/>
       <w:r>
         <w:rPr>
           <w:rFonts w:hint="eastAsia"/>
@@ -4463,7 +5190,13 @@
               <w:rPr>
                 <w:rFonts w:eastAsiaTheme="minorEastAsia" w:hint="eastAsia"/>
               </w:rPr>
-              <w:t>name</w:t>
+              <w:t>N</w:t>
+            </w:r>
+            <w:r>
+              <w:rPr>
+                <w:rFonts w:eastAsiaTheme="minorEastAsia" w:hint="eastAsia"/>
+              </w:rPr>
+              <w:t>ame</w:t>
             </w:r>
           </w:p>
         </w:tc>
@@ -4555,7 +5288,7 @@
               <w:rPr>
                 <w:rFonts w:eastAsiaTheme="minorEastAsia" w:hint="eastAsia"/>
               </w:rPr>
-              <w:t>v</w:t>
+              <w:t>V</w:t>
             </w:r>
             <w:r>
               <w:rPr>
@@ -4625,12 +5358,20 @@
                 <w:rFonts w:eastAsiaTheme="minorEastAsia"/>
               </w:rPr>
             </w:pPr>
-            <w:r>
-              <w:rPr>
-                <w:rFonts w:eastAsiaTheme="minorEastAsia" w:hint="eastAsia"/>
-              </w:rPr>
-              <w:t>currentValue</w:t>
-            </w:r>
+            <w:proofErr w:type="spellStart"/>
+            <w:r>
+              <w:rPr>
+                <w:rFonts w:eastAsiaTheme="minorEastAsia" w:hint="eastAsia"/>
+              </w:rPr>
+              <w:t>C</w:t>
+            </w:r>
+            <w:r>
+              <w:rPr>
+                <w:rFonts w:eastAsiaTheme="minorEastAsia" w:hint="eastAsia"/>
+              </w:rPr>
+              <w:t>urrentValue</w:t>
+            </w:r>
+            <w:proofErr w:type="spellEnd"/>
           </w:p>
         </w:tc>
         <w:tc>
@@ -4697,7 +5438,13 @@
               <w:rPr>
                 <w:rFonts w:eastAsiaTheme="minorEastAsia" w:hint="eastAsia"/>
               </w:rPr>
-              <w:t>increment</w:t>
+              <w:t>I</w:t>
+            </w:r>
+            <w:r>
+              <w:rPr>
+                <w:rFonts w:eastAsiaTheme="minorEastAsia" w:hint="eastAsia"/>
+              </w:rPr>
+              <w:t>ncrement</w:t>
             </w:r>
           </w:p>
         </w:tc>
@@ -4722,7 +5469,13 @@
               <w:rPr>
                 <w:rFonts w:eastAsiaTheme="minorEastAsia" w:hint="eastAsia"/>
               </w:rPr>
-              <w:t>nt64</w:t>
+              <w:t>nt</w:t>
+            </w:r>
+            <w:r>
+              <w:rPr>
+                <w:rFonts w:eastAsiaTheme="minorEastAsia" w:hint="eastAsia"/>
+              </w:rPr>
+              <w:t>32</w:t>
             </w:r>
           </w:p>
         </w:tc>
@@ -4767,12 +5520,14 @@
                 <w:rFonts w:eastAsiaTheme="minorEastAsia"/>
               </w:rPr>
             </w:pPr>
-            <w:r>
-              <w:rPr>
-                <w:rFonts w:eastAsiaTheme="minorEastAsia" w:hint="eastAsia"/>
-              </w:rPr>
-              <w:t>start</w:t>
-            </w:r>
+            <w:proofErr w:type="spellStart"/>
+            <w:r>
+              <w:rPr>
+                <w:rFonts w:eastAsiaTheme="minorEastAsia" w:hint="eastAsia"/>
+              </w:rPr>
+              <w:t>StartValue</w:t>
+            </w:r>
+            <w:proofErr w:type="spellEnd"/>
           </w:p>
         </w:tc>
         <w:tc>
@@ -4841,12 +5596,20 @@
                 <w:rFonts w:eastAsiaTheme="minorEastAsia"/>
               </w:rPr>
             </w:pPr>
-            <w:r>
-              <w:rPr>
-                <w:rFonts w:eastAsiaTheme="minorEastAsia" w:hint="eastAsia"/>
-              </w:rPr>
-              <w:t>minValue</w:t>
-            </w:r>
+            <w:proofErr w:type="spellStart"/>
+            <w:r>
+              <w:rPr>
+                <w:rFonts w:eastAsiaTheme="minorEastAsia" w:hint="eastAsia"/>
+              </w:rPr>
+              <w:t>M</w:t>
+            </w:r>
+            <w:r>
+              <w:rPr>
+                <w:rFonts w:eastAsiaTheme="minorEastAsia" w:hint="eastAsia"/>
+              </w:rPr>
+              <w:t>inValue</w:t>
+            </w:r>
+            <w:proofErr w:type="spellEnd"/>
           </w:p>
         </w:tc>
         <w:tc>
@@ -4912,12 +5675,20 @@
                 <w:rFonts w:eastAsiaTheme="minorEastAsia"/>
               </w:rPr>
             </w:pPr>
-            <w:r>
-              <w:rPr>
-                <w:rFonts w:eastAsiaTheme="minorEastAsia" w:hint="eastAsia"/>
-              </w:rPr>
-              <w:t>maxValue</w:t>
-            </w:r>
+            <w:proofErr w:type="spellStart"/>
+            <w:r>
+              <w:rPr>
+                <w:rFonts w:eastAsiaTheme="minorEastAsia" w:hint="eastAsia"/>
+              </w:rPr>
+              <w:t>M</w:t>
+            </w:r>
+            <w:r>
+              <w:rPr>
+                <w:rFonts w:eastAsiaTheme="minorEastAsia" w:hint="eastAsia"/>
+              </w:rPr>
+              <w:t>axValue</w:t>
+            </w:r>
+            <w:proofErr w:type="spellEnd"/>
           </w:p>
         </w:tc>
         <w:tc>
@@ -4983,12 +5754,26 @@
                 <w:rFonts w:eastAsiaTheme="minorEastAsia"/>
               </w:rPr>
             </w:pPr>
-            <w:r>
-              <w:rPr>
-                <w:rFonts w:eastAsiaTheme="minorEastAsia" w:hint="eastAsia"/>
-              </w:rPr>
-              <w:t>cache</w:t>
-            </w:r>
+            <w:proofErr w:type="spellStart"/>
+            <w:r>
+              <w:rPr>
+                <w:rFonts w:eastAsiaTheme="minorEastAsia" w:hint="eastAsia"/>
+              </w:rPr>
+              <w:t>C</w:t>
+            </w:r>
+            <w:r>
+              <w:rPr>
+                <w:rFonts w:eastAsiaTheme="minorEastAsia" w:hint="eastAsia"/>
+              </w:rPr>
+              <w:t>ache</w:t>
+            </w:r>
+            <w:r>
+              <w:rPr>
+                <w:rFonts w:eastAsiaTheme="minorEastAsia" w:hint="eastAsia"/>
+              </w:rPr>
+              <w:t>Size</w:t>
+            </w:r>
+            <w:proofErr w:type="spellEnd"/>
           </w:p>
         </w:tc>
         <w:tc>
@@ -5040,14 +5825,14 @@
               <w:rPr>
                 <w:rFonts w:eastAsiaTheme="minorEastAsia" w:hint="eastAsia"/>
               </w:rPr>
-              <w:t>节点上缓存的序列值的数量，用以</w:t>
+              <w:t>节点上缓存的</w:t>
             </w:r>
             <w:r>
               <w:rPr>
                 <w:rFonts w:eastAsiaTheme="minorEastAsia" w:hint="eastAsia"/>
               </w:rPr>
               <w:lastRenderedPageBreak/>
-              <w:t>提高性能。取值大于</w:t>
+              <w:t>序列值的数量，用以提高性能。取值大于</w:t>
             </w:r>
             <w:r>
               <w:rPr>
@@ -5073,19 +5858,15 @@
                 <w:rFonts w:eastAsiaTheme="minorEastAsia"/>
               </w:rPr>
             </w:pPr>
+            <w:proofErr w:type="spellStart"/>
             <w:r>
               <w:rPr>
                 <w:rFonts w:eastAsiaTheme="minorEastAsia" w:hint="eastAsia"/>
               </w:rPr>
               <w:lastRenderedPageBreak/>
-              <w:t>f</w:t>
-            </w:r>
-            <w:r>
-              <w:rPr>
-                <w:rFonts w:eastAsiaTheme="minorEastAsia" w:hint="eastAsia"/>
-              </w:rPr>
-              <w:t>etch</w:t>
-            </w:r>
+              <w:t>AcquireSize</w:t>
+            </w:r>
+            <w:proofErr w:type="spellEnd"/>
           </w:p>
         </w:tc>
         <w:tc>
@@ -5154,12 +5935,14 @@
               </w:rPr>
               <w:t>，小于</w:t>
             </w:r>
-            <w:r>
-              <w:rPr>
-                <w:rFonts w:eastAsiaTheme="minorEastAsia" w:hint="eastAsia"/>
-              </w:rPr>
-              <w:t>cache</w:t>
-            </w:r>
+            <w:proofErr w:type="spellStart"/>
+            <w:r>
+              <w:rPr>
+                <w:rFonts w:eastAsiaTheme="minorEastAsia" w:hint="eastAsia"/>
+              </w:rPr>
+              <w:t>CacheSize</w:t>
+            </w:r>
+            <w:proofErr w:type="spellEnd"/>
             <w:r>
               <w:rPr>
                 <w:rFonts w:eastAsiaTheme="minorEastAsia" w:hint="eastAsia"/>
@@ -5188,7 +5971,13 @@
               <w:rPr>
                 <w:rFonts w:eastAsiaTheme="minorEastAsia" w:hint="eastAsia"/>
               </w:rPr>
-              <w:t>cycled</w:t>
+              <w:t>C</w:t>
+            </w:r>
+            <w:r>
+              <w:rPr>
+                <w:rFonts w:eastAsiaTheme="minorEastAsia" w:hint="eastAsia"/>
+              </w:rPr>
+              <w:t>ycled</w:t>
             </w:r>
           </w:p>
         </w:tc>
@@ -5203,6 +5992,7 @@
                 <w:rFonts w:eastAsiaTheme="minorEastAsia"/>
               </w:rPr>
             </w:pPr>
+            <w:proofErr w:type="spellStart"/>
             <w:r>
               <w:rPr>
                 <w:rFonts w:eastAsiaTheme="minorEastAsia"/>
@@ -5215,6 +6005,7 @@
               </w:rPr>
               <w:t>ool</w:t>
             </w:r>
+            <w:proofErr w:type="spellEnd"/>
           </w:p>
         </w:tc>
         <w:tc>
@@ -5233,6 +6024,200 @@
                 <w:rFonts w:eastAsiaTheme="minorEastAsia" w:hint="eastAsia"/>
               </w:rPr>
               <w:t>序列达到最大值或最小值时是否允许循环</w:t>
+            </w:r>
+          </w:p>
+        </w:tc>
+      </w:tr>
+      <w:tr>
+        <w:trPr>
+          <w:jc w:val="center"/>
+        </w:trPr>
+        <w:tc>
+          <w:tcPr>
+            <w:tcW w:w="2068" w:type="dxa"/>
+          </w:tcPr>
+          <w:p>
+            <w:pPr>
+              <w:ind w:left="0"/>
+              <w:rPr>
+                <w:rFonts w:eastAsiaTheme="minorEastAsia"/>
+              </w:rPr>
+            </w:pPr>
+            <w:r>
+              <w:rPr>
+                <w:rFonts w:eastAsiaTheme="minorEastAsia" w:hint="eastAsia"/>
+              </w:rPr>
+              <w:t>Initial</w:t>
+            </w:r>
+          </w:p>
+        </w:tc>
+        <w:tc>
+          <w:tcPr>
+            <w:tcW w:w="2067" w:type="dxa"/>
+          </w:tcPr>
+          <w:p>
+            <w:pPr>
+              <w:ind w:left="0"/>
+              <w:rPr>
+                <w:rFonts w:eastAsiaTheme="minorEastAsia"/>
+              </w:rPr>
+            </w:pPr>
+            <w:proofErr w:type="spellStart"/>
+            <w:r>
+              <w:rPr>
+                <w:rFonts w:eastAsiaTheme="minorEastAsia" w:hint="eastAsia"/>
+              </w:rPr>
+              <w:t>Bool</w:t>
+            </w:r>
+            <w:proofErr w:type="spellEnd"/>
+          </w:p>
+        </w:tc>
+        <w:tc>
+          <w:tcPr>
+            <w:tcW w:w="2067" w:type="dxa"/>
+          </w:tcPr>
+          <w:p>
+            <w:pPr>
+              <w:ind w:left="0"/>
+              <w:rPr>
+                <w:rFonts w:eastAsiaTheme="minorEastAsia"/>
+              </w:rPr>
+            </w:pPr>
+            <w:r>
+              <w:rPr>
+                <w:rFonts w:eastAsiaTheme="minorEastAsia" w:hint="eastAsia"/>
+              </w:rPr>
+              <w:t>表示该</w:t>
+            </w:r>
+            <w:r>
+              <w:rPr>
+                <w:rFonts w:eastAsiaTheme="minorEastAsia" w:hint="eastAsia"/>
+              </w:rPr>
+              <w:t>SEQUENCE</w:t>
+            </w:r>
+            <w:r>
+              <w:rPr>
+                <w:rFonts w:eastAsiaTheme="minorEastAsia" w:hint="eastAsia"/>
+              </w:rPr>
+              <w:t>是否</w:t>
+            </w:r>
+            <w:r>
+              <w:rPr>
+                <w:rFonts w:eastAsiaTheme="minorEastAsia" w:hint="eastAsia"/>
+              </w:rPr>
+              <w:t>已使用</w:t>
+            </w:r>
+            <w:r>
+              <w:rPr>
+                <w:rFonts w:eastAsiaTheme="minorEastAsia" w:hint="eastAsia"/>
+              </w:rPr>
+              <w:t>，</w:t>
+            </w:r>
+            <w:r>
+              <w:rPr>
+                <w:rFonts w:eastAsiaTheme="minorEastAsia" w:hint="eastAsia"/>
+              </w:rPr>
+              <w:t>true</w:t>
+            </w:r>
+            <w:r>
+              <w:rPr>
+                <w:rFonts w:eastAsiaTheme="minorEastAsia" w:hint="eastAsia"/>
+              </w:rPr>
+              <w:t>表示</w:t>
+            </w:r>
+            <w:r>
+              <w:rPr>
+                <w:rFonts w:eastAsiaTheme="minorEastAsia" w:hint="eastAsia"/>
+              </w:rPr>
+              <w:t>未使用了序列值</w:t>
+            </w:r>
+          </w:p>
+        </w:tc>
+      </w:tr>
+      <w:tr>
+        <w:trPr>
+          <w:jc w:val="center"/>
+        </w:trPr>
+        <w:tc>
+          <w:tcPr>
+            <w:tcW w:w="2068" w:type="dxa"/>
+          </w:tcPr>
+          <w:p>
+            <w:pPr>
+              <w:ind w:left="0"/>
+              <w:rPr>
+                <w:rFonts w:eastAsiaTheme="minorEastAsia"/>
+              </w:rPr>
+            </w:pPr>
+            <w:r>
+              <w:rPr>
+                <w:rFonts w:eastAsiaTheme="minorEastAsia" w:hint="eastAsia"/>
+              </w:rPr>
+              <w:t>Internal</w:t>
+            </w:r>
+          </w:p>
+        </w:tc>
+        <w:tc>
+          <w:tcPr>
+            <w:tcW w:w="2067" w:type="dxa"/>
+          </w:tcPr>
+          <w:p>
+            <w:pPr>
+              <w:ind w:left="0"/>
+              <w:rPr>
+                <w:rFonts w:eastAsiaTheme="minorEastAsia"/>
+              </w:rPr>
+            </w:pPr>
+            <w:proofErr w:type="spellStart"/>
+            <w:r>
+              <w:rPr>
+                <w:rFonts w:eastAsiaTheme="minorEastAsia" w:hint="eastAsia"/>
+              </w:rPr>
+              <w:t>Bool</w:t>
+            </w:r>
+            <w:proofErr w:type="spellEnd"/>
+          </w:p>
+        </w:tc>
+        <w:tc>
+          <w:tcPr>
+            <w:tcW w:w="2067" w:type="dxa"/>
+          </w:tcPr>
+          <w:p>
+            <w:pPr>
+              <w:ind w:left="0"/>
+              <w:rPr>
+                <w:rFonts w:eastAsiaTheme="minorEastAsia"/>
+              </w:rPr>
+            </w:pPr>
+            <w:r>
+              <w:rPr>
+                <w:rFonts w:eastAsiaTheme="minorEastAsia" w:hint="eastAsia"/>
+              </w:rPr>
+              <w:t>表示该</w:t>
+            </w:r>
+            <w:r>
+              <w:rPr>
+                <w:rFonts w:eastAsiaTheme="minorEastAsia" w:hint="eastAsia"/>
+              </w:rPr>
+              <w:t>SEQUENCE</w:t>
+            </w:r>
+            <w:r>
+              <w:rPr>
+                <w:rFonts w:eastAsiaTheme="minorEastAsia" w:hint="eastAsia"/>
+              </w:rPr>
+              <w:t>是由系统内部定义还是由用户定义。</w:t>
+            </w:r>
+            <w:r>
+              <w:rPr>
+                <w:rFonts w:eastAsiaTheme="minorEastAsia" w:hint="eastAsia"/>
+              </w:rPr>
+              <w:t>true</w:t>
+            </w:r>
+            <w:r>
+              <w:rPr>
+                <w:rFonts w:eastAsiaTheme="minorEastAsia" w:hint="eastAsia"/>
+              </w:rPr>
+              <w:t>表示系统内部定义。</w:t>
             </w:r>
           </w:p>
         </w:tc>
@@ -5240,12 +6225,14 @@
     </w:tbl>
     <w:p/>
     <w:p>
+      <w:proofErr w:type="spellStart"/>
       <w:r>
         <w:rPr>
           <w:rFonts w:hint="eastAsia"/>
         </w:rPr>
         <w:t>SequenceManager</w:t>
       </w:r>
+      <w:proofErr w:type="spellEnd"/>
       <w:r>
         <w:rPr>
           <w:rFonts w:hint="eastAsia"/>
@@ -5274,7 +6261,19 @@
         <w:rPr>
           <w:rFonts w:hint="eastAsia"/>
         </w:rPr>
-        <w:t>创建、修改、删除、查询操作</w:t>
+        <w:t>创建、修改、删除、查询</w:t>
+      </w:r>
+      <w:r>
+        <w:rPr>
+          <w:rFonts w:hint="eastAsia"/>
+        </w:rPr>
+        <w:t>、重置</w:t>
+      </w:r>
+      <w:r>
+        <w:rPr>
+          <w:rFonts w:hint="eastAsia"/>
+        </w:rPr>
+        <w:t>操作</w:t>
       </w:r>
       <w:r>
         <w:rPr>
@@ -5290,11 +6289,19 @@
         </w:rPr>
         <w:t xml:space="preserve">    </w:t>
       </w:r>
-      <w:r>
-        <w:rPr>
-          <w:rFonts w:hint="eastAsia"/>
-        </w:rPr>
-        <w:t>createSequence(</w:t>
+      <w:proofErr w:type="spellStart"/>
+      <w:r>
+        <w:rPr>
+          <w:rFonts w:hint="eastAsia"/>
+        </w:rPr>
+        <w:t>createSequence</w:t>
+      </w:r>
+      <w:proofErr w:type="spellEnd"/>
+      <w:r>
+        <w:rPr>
+          <w:rFonts w:hint="eastAsia"/>
+        </w:rPr>
+        <w:t>(</w:t>
       </w:r>
       <w:r>
         <w:rPr>
@@ -5303,8 +6310,13 @@
         <w:t xml:space="preserve">const string&amp; name, </w:t>
       </w:r>
       <w:r>
-        <w:t>const BSONObj</w:t>
-      </w:r>
+        <w:t xml:space="preserve">const </w:t>
+      </w:r>
+      <w:proofErr w:type="spellStart"/>
+      <w:r>
+        <w:t>BSONObj</w:t>
+      </w:r>
+      <w:proofErr w:type="spellEnd"/>
       <w:r>
         <w:t>&amp;</w:t>
       </w:r>
@@ -5334,17 +6346,39 @@
         </w:rPr>
         <w:t xml:space="preserve">    </w:t>
       </w:r>
-      <w:r>
-        <w:rPr>
-          <w:rFonts w:hint="eastAsia"/>
-        </w:rPr>
-        <w:t>update</w:t>
-      </w:r>
-      <w:r>
-        <w:rPr>
-          <w:rFonts w:hint="eastAsia"/>
-        </w:rPr>
-        <w:t>Sequence(const string&amp; name, const BSONObj&amp; options);</w:t>
+      <w:proofErr w:type="spellStart"/>
+      <w:r>
+        <w:rPr>
+          <w:rFonts w:hint="eastAsia"/>
+        </w:rPr>
+        <w:t>alter</w:t>
+      </w:r>
+      <w:r>
+        <w:rPr>
+          <w:rFonts w:hint="eastAsia"/>
+        </w:rPr>
+        <w:t>Sequence</w:t>
+      </w:r>
+      <w:proofErr w:type="spellEnd"/>
+      <w:r>
+        <w:rPr>
+          <w:rFonts w:hint="eastAsia"/>
+        </w:rPr>
+        <w:t xml:space="preserve">(const string&amp; name, const </w:t>
+      </w:r>
+      <w:proofErr w:type="spellStart"/>
+      <w:r>
+        <w:rPr>
+          <w:rFonts w:hint="eastAsia"/>
+        </w:rPr>
+        <w:t>BSONObj</w:t>
+      </w:r>
+      <w:proofErr w:type="spellEnd"/>
+      <w:r>
+        <w:rPr>
+          <w:rFonts w:hint="eastAsia"/>
+        </w:rPr>
+        <w:t>&amp; options);</w:t>
       </w:r>
     </w:p>
     <w:p>
@@ -5354,11 +6388,19 @@
         </w:rPr>
         <w:t xml:space="preserve">    </w:t>
       </w:r>
-      <w:r>
-        <w:rPr>
-          <w:rFonts w:hint="eastAsia"/>
-        </w:rPr>
-        <w:t>dropSequence(const string&amp; name);</w:t>
+      <w:proofErr w:type="spellStart"/>
+      <w:r>
+        <w:rPr>
+          <w:rFonts w:hint="eastAsia"/>
+        </w:rPr>
+        <w:t>dropSequence</w:t>
+      </w:r>
+      <w:proofErr w:type="spellEnd"/>
+      <w:r>
+        <w:rPr>
+          <w:rFonts w:hint="eastAsia"/>
+        </w:rPr>
+        <w:t>(const string&amp; name);</w:t>
       </w:r>
     </w:p>
     <w:p>
@@ -5368,23 +6410,45 @@
         </w:rPr>
         <w:t xml:space="preserve">    </w:t>
       </w:r>
-      <w:r>
-        <w:rPr>
-          <w:rFonts w:hint="eastAsia"/>
-        </w:rPr>
-        <w:t>querySequence</w:t>
-      </w:r>
-      <w:r>
-        <w:rPr>
-          <w:rFonts w:hint="eastAsia"/>
-        </w:rPr>
-        <w:t>s</w:t>
-      </w:r>
-      <w:r>
-        <w:rPr>
-          <w:rFonts w:hint="eastAsia"/>
-        </w:rPr>
-        <w:t>(const BSONObj&amp; condition);</w:t>
+      <w:proofErr w:type="spellStart"/>
+      <w:r>
+        <w:rPr>
+          <w:rFonts w:hint="eastAsia"/>
+        </w:rPr>
+        <w:t>acquire</w:t>
+      </w:r>
+      <w:r>
+        <w:rPr>
+          <w:rFonts w:hint="eastAsia"/>
+        </w:rPr>
+        <w:t>Sequence</w:t>
+      </w:r>
+      <w:proofErr w:type="spellEnd"/>
+      <w:r>
+        <w:rPr>
+          <w:rFonts w:hint="eastAsia"/>
+        </w:rPr>
+        <w:t>(</w:t>
+      </w:r>
+      <w:r>
+        <w:rPr>
+          <w:rFonts w:hint="eastAsia"/>
+        </w:rPr>
+        <w:t xml:space="preserve">const string&amp; name, </w:t>
+      </w:r>
+      <w:proofErr w:type="spellStart"/>
+      <w:r>
+        <w:t>catSequenceAcquirer</w:t>
+      </w:r>
+      <w:proofErr w:type="spellEnd"/>
+      <w:r>
+        <w:t>&amp; acquirer</w:t>
+      </w:r>
+      <w:r>
+        <w:rPr>
+          <w:rFonts w:hint="eastAsia"/>
+        </w:rPr>
+        <w:t>);</w:t>
       </w:r>
     </w:p>
     <w:p>
@@ -5394,23 +6458,37 @@
         </w:rPr>
         <w:t xml:space="preserve">    </w:t>
       </w:r>
-      <w:r>
-        <w:rPr>
-          <w:rFonts w:hint="eastAsia"/>
-        </w:rPr>
-        <w:t>getSequence</w:t>
-      </w:r>
-      <w:r>
-        <w:rPr>
-          <w:rFonts w:hint="eastAsia"/>
-        </w:rPr>
-        <w:t>Current</w:t>
-      </w:r>
-      <w:r>
-        <w:rPr>
-          <w:rFonts w:hint="eastAsia"/>
-        </w:rPr>
-        <w:t>Value(</w:t>
+      <w:proofErr w:type="spellStart"/>
+      <w:r>
+        <w:rPr>
+          <w:rFonts w:hint="eastAsia"/>
+        </w:rPr>
+        <w:t>r</w:t>
+      </w:r>
+      <w:r>
+        <w:rPr>
+          <w:rFonts w:hint="eastAsia"/>
+        </w:rPr>
+        <w:t>e</w:t>
+      </w:r>
+      <w:r>
+        <w:rPr>
+          <w:rFonts w:hint="eastAsia"/>
+        </w:rPr>
+        <w:t>se</w:t>
+      </w:r>
+      <w:r>
+        <w:rPr>
+          <w:rFonts w:hint="eastAsia"/>
+        </w:rPr>
+        <w:t>tSequence</w:t>
+      </w:r>
+      <w:proofErr w:type="spellEnd"/>
+      <w:r>
+        <w:rPr>
+          <w:rFonts w:hint="eastAsia"/>
+        </w:rPr>
+        <w:t>(</w:t>
       </w:r>
       <w:r>
         <w:rPr>
@@ -5425,20 +6503,100 @@
         <w:t>);</w:t>
       </w:r>
     </w:p>
-    <w:p>
-      <w:r>
-        <w:rPr>
-          <w:rFonts w:hint="eastAsia"/>
-        </w:rPr>
-        <w:t xml:space="preserve">    getSequenceNextValue(const string&amp; name);</w:t>
-      </w:r>
-    </w:p>
     <w:p/>
     <w:p>
       <w:r>
         <w:rPr>
           <w:rFonts w:hint="eastAsia"/>
         </w:rPr>
+        <w:t>其中，</w:t>
+      </w:r>
+      <w:proofErr w:type="spellStart"/>
+      <w:r>
+        <w:t>catSequenceAcquirer</w:t>
+      </w:r>
+      <w:proofErr w:type="spellEnd"/>
+      <w:r>
+        <w:rPr>
+          <w:rFonts w:hint="eastAsia"/>
+        </w:rPr>
+        <w:t>用于获取序列值，</w:t>
+      </w:r>
+      <w:r>
+        <w:rPr>
+          <w:rFonts w:hint="eastAsia"/>
+        </w:rPr>
+        <w:t>包含</w:t>
+      </w:r>
+      <w:r>
+        <w:rPr>
+          <w:rFonts w:hint="eastAsia"/>
+        </w:rPr>
+        <w:t>3</w:t>
+      </w:r>
+      <w:r>
+        <w:rPr>
+          <w:rFonts w:hint="eastAsia"/>
+        </w:rPr>
+        <w:t>个字段</w:t>
+      </w:r>
+    </w:p>
+    <w:p>
+      <w:r>
+        <w:t>{</w:t>
+      </w:r>
+    </w:p>
+    <w:p>
+      <w:r>
+        <w:rPr>
+          <w:rFonts w:hint="eastAsia"/>
+        </w:rPr>
+        <w:t xml:space="preserve"> </w:t>
+      </w:r>
+      <w:r>
+        <w:t xml:space="preserve">   INT64 </w:t>
+      </w:r>
+      <w:proofErr w:type="spellStart"/>
+      <w:r>
+        <w:t>nextValue</w:t>
+      </w:r>
+      <w:proofErr w:type="spellEnd"/>
+      <w:r>
+        <w:t xml:space="preserve"> ;</w:t>
+      </w:r>
+    </w:p>
+    <w:p>
+      <w:r>
+        <w:t xml:space="preserve">    INT32 </w:t>
+      </w:r>
+      <w:proofErr w:type="spellStart"/>
+      <w:r>
+        <w:t>acquireSize</w:t>
+      </w:r>
+      <w:proofErr w:type="spellEnd"/>
+      <w:r>
+        <w:t xml:space="preserve"> ;</w:t>
+      </w:r>
+    </w:p>
+    <w:p>
+      <w:r>
+        <w:t xml:space="preserve">    INT32 increment ;</w:t>
+      </w:r>
+    </w:p>
+    <w:p>
+      <w:r>
+        <w:rPr>
+          <w:rFonts w:hint="eastAsia"/>
+        </w:rPr>
+        <w:t>}</w:t>
+      </w:r>
+    </w:p>
+    <w:p/>
+    <w:p>
+      <w:r>
+        <w:rPr>
+          <w:rFonts w:hint="eastAsia"/>
+        </w:rPr>
         <w:t>插入或修改元数据时要保证元数据的主备同步（设置</w:t>
       </w:r>
       <w:r>
@@ -5473,12 +6631,14 @@
       </w:r>
     </w:p>
     <w:p>
-      <w:r>
-        <w:rPr>
-          <w:rFonts w:hint="eastAsia"/>
-        </w:rPr>
-        <w:t>CACHE</w:t>
-      </w:r>
+      <w:proofErr w:type="spellStart"/>
+      <w:r>
+        <w:rPr>
+          <w:rFonts w:hint="eastAsia"/>
+        </w:rPr>
+        <w:t>CacheSize</w:t>
+      </w:r>
+      <w:proofErr w:type="spellEnd"/>
       <w:r>
         <w:rPr>
           <w:rFonts w:hint="eastAsia"/>
@@ -5503,12 +6663,14 @@
         </w:rPr>
         <w:t>每次取值都要更新系统表；</w:t>
       </w:r>
-      <w:r>
-        <w:rPr>
-          <w:rFonts w:hint="eastAsia"/>
-        </w:rPr>
-        <w:t>CACHE</w:t>
-      </w:r>
+      <w:proofErr w:type="spellStart"/>
+      <w:r>
+        <w:rPr>
+          <w:rFonts w:hint="eastAsia"/>
+        </w:rPr>
+        <w:t>CacheSize</w:t>
+      </w:r>
+      <w:proofErr w:type="spellEnd"/>
       <w:r>
         <w:rPr>
           <w:rFonts w:hint="eastAsia"/>
@@ -5545,12 +6707,14 @@
         </w:rPr>
         <w:t>缓存在内存中，</w:t>
       </w:r>
-      <w:r>
-        <w:rPr>
-          <w:rFonts w:hint="eastAsia"/>
-        </w:rPr>
-        <w:t>CAHCE</w:t>
-      </w:r>
+      <w:proofErr w:type="spellStart"/>
+      <w:r>
+        <w:rPr>
+          <w:rFonts w:hint="eastAsia"/>
+        </w:rPr>
+        <w:t>CacheSize</w:t>
+      </w:r>
+      <w:proofErr w:type="spellEnd"/>
       <w:r>
         <w:rPr>
           <w:rFonts w:hint="eastAsia"/>
@@ -5634,12 +6798,14 @@
         </w:rPr>
         <w:t>协调节点</w:t>
       </w:r>
+      <w:proofErr w:type="spellStart"/>
       <w:r>
         <w:rPr>
           <w:rFonts w:hint="eastAsia"/>
         </w:rPr>
         <w:t>SequenceAgent</w:t>
       </w:r>
+      <w:proofErr w:type="spellEnd"/>
       <w:r>
         <w:rPr>
           <w:rFonts w:hint="eastAsia"/>
@@ -5670,43 +6836,39 @@
         </w:rPr>
         <w:t>由</w:t>
       </w:r>
+      <w:proofErr w:type="spellStart"/>
       <w:r>
         <w:rPr>
           <w:rFonts w:hint="eastAsia"/>
         </w:rPr>
         <w:t>SequenceAgent</w:t>
       </w:r>
+      <w:proofErr w:type="spellEnd"/>
       <w:r>
         <w:rPr>
           <w:rFonts w:hint="eastAsia"/>
         </w:rPr>
         <w:t>负责与</w:t>
       </w:r>
+      <w:proofErr w:type="spellStart"/>
       <w:r>
         <w:rPr>
           <w:rFonts w:hint="eastAsia"/>
         </w:rPr>
         <w:t>SequenceManager</w:t>
       </w:r>
-      <w:commentRangeStart w:id="3"/>
-      <w:r>
-        <w:rPr>
-          <w:rFonts w:hint="eastAsia"/>
-        </w:rPr>
-        <w:t>的交互</w:t>
-      </w:r>
-      <w:commentRangeEnd w:id="3"/>
-      <w:r>
-        <w:rPr>
-          <w:rStyle w:val="CommentReference"/>
-        </w:rPr>
-        <w:commentReference w:id="3"/>
-      </w:r>
-      <w:r>
-        <w:rPr>
-          <w:rFonts w:hint="eastAsia"/>
-        </w:rPr>
-        <w:t>。</w:t>
+      <w:proofErr w:type="spellEnd"/>
+      <w:r>
+        <w:rPr>
+          <w:rFonts w:hint="eastAsia"/>
+        </w:rPr>
+        <w:t>的交互。</w:t>
+      </w:r>
+      <w:r>
+        <w:rPr>
+          <w:rFonts w:hint="eastAsia"/>
+        </w:rPr>
+        <w:t>协调节点上只缓存序列值，不缓存序列元数据。</w:t>
       </w:r>
     </w:p>
     <w:p>
@@ -5734,10 +6896,10 @@
             <v:path o:extrusionok="f" gradientshapeok="t" o:connecttype="rect"/>
             <o:lock v:ext="edit" aspectratio="t"/>
           </v:shapetype>
-          <v:shape id="_x0000_i1025" type="#_x0000_t75" style="width:397.05pt;height:142.55pt" o:ole="">
-            <v:imagedata r:id="rId6" o:title=""/>
+          <v:shape id="_x0000_i1025" type="#_x0000_t75" style="width:396.85pt;height:142.65pt" o:ole="">
+            <v:imagedata r:id="rId5" o:title=""/>
           </v:shape>
-          <o:OLEObject Type="Embed" ProgID="Visio.Drawing.11" ShapeID="_x0000_i1025" DrawAspect="Content" ObjectID="_1592745209" r:id="rId7"/>
+          <o:OLEObject Type="Embed" ProgID="Visio.Drawing.11" ShapeID="_x0000_i1025" DrawAspect="Content" ObjectID="_1594745508" r:id="rId6"/>
         </w:object>
       </w:r>
     </w:p>
@@ -5787,10 +6949,13 @@
         <w:t xml:space="preserve">    </w:t>
       </w:r>
       <w:r>
-        <w:rPr>
-          <w:rFonts w:hint="eastAsia"/>
-        </w:rPr>
-        <w:t>MSG_SEQUENCE_CREATE_REQ/RES</w:t>
+        <w:t>MSG_GTS_SEQUENCE_ACQUIRE_REQ</w:t>
+      </w:r>
+      <w:r>
+        <w:rPr>
+          <w:rFonts w:hint="eastAsia"/>
+        </w:rPr>
+        <w:t>/RSP</w:t>
       </w:r>
     </w:p>
     <w:p>
@@ -5798,22 +6963,22 @@
         <w:jc w:val="left"/>
       </w:pPr>
       <w:r>
-        <w:rPr>
-          <w:rFonts w:hint="eastAsia"/>
-        </w:rPr>
-        <w:t xml:space="preserve">    </w:t>
-      </w:r>
-      <w:r>
-        <w:rPr>
-          <w:rFonts w:hint="eastAsia"/>
-        </w:rPr>
-        <w:t>MSG_</w:t>
-      </w:r>
-      <w:r>
-        <w:rPr>
-          <w:rFonts w:hint="eastAsia"/>
-        </w:rPr>
-        <w:t>SEQUENCE_UPDATE_REQ/RES</w:t>
+        <w:t xml:space="preserve">   </w:t>
+      </w:r>
+      <w:r>
+        <w:rPr>
+          <w:rFonts w:hint="eastAsia"/>
+        </w:rPr>
+        <w:t xml:space="preserve"> </w:t>
+      </w:r>
+      <w:r>
+        <w:t>MSG_GTS_SEQUENCE_CREATE_REQ</w:t>
+      </w:r>
+      <w:r>
+        <w:rPr>
+          <w:rFonts w:hint="eastAsia"/>
+        </w:rPr>
+        <w:t>/RSP</w:t>
       </w:r>
     </w:p>
     <w:p>
@@ -5821,22 +6986,22 @@
         <w:jc w:val="left"/>
       </w:pPr>
       <w:r>
-        <w:rPr>
-          <w:rFonts w:hint="eastAsia"/>
-        </w:rPr>
-        <w:t xml:space="preserve">    </w:t>
-      </w:r>
-      <w:r>
-        <w:rPr>
-          <w:rFonts w:hint="eastAsia"/>
-        </w:rPr>
-        <w:t>MSG_SEQUENCE_DELETE</w:t>
-      </w:r>
-      <w:r>
-        <w:rPr>
-          <w:rFonts w:hint="eastAsia"/>
-        </w:rPr>
-        <w:t>_REQ/RES</w:t>
+        <w:t xml:space="preserve">   </w:t>
+      </w:r>
+      <w:r>
+        <w:rPr>
+          <w:rFonts w:hint="eastAsia"/>
+        </w:rPr>
+        <w:t xml:space="preserve"> </w:t>
+      </w:r>
+      <w:r>
+        <w:t>MSG_GTS_SEQUENCE_DROP_REQ</w:t>
+      </w:r>
+      <w:r>
+        <w:rPr>
+          <w:rFonts w:hint="eastAsia"/>
+        </w:rPr>
+        <w:t>/RSP</w:t>
       </w:r>
     </w:p>
     <w:p>
@@ -5844,16 +7009,22 @@
         <w:jc w:val="left"/>
       </w:pPr>
       <w:r>
-        <w:rPr>
-          <w:rFonts w:hint="eastAsia"/>
-        </w:rPr>
-        <w:t xml:space="preserve">    </w:t>
-      </w:r>
-      <w:r>
-        <w:rPr>
-          <w:rFonts w:hint="eastAsia"/>
-        </w:rPr>
-        <w:t>MSG_SEQUENCE_QUERY_REQ/RES</w:t>
+        <w:t xml:space="preserve">   </w:t>
+      </w:r>
+      <w:r>
+        <w:rPr>
+          <w:rFonts w:hint="eastAsia"/>
+        </w:rPr>
+        <w:t xml:space="preserve"> </w:t>
+      </w:r>
+      <w:r>
+        <w:t>MSG_GTS_SEQUENCE_ALTER_REQ</w:t>
+      </w:r>
+      <w:r>
+        <w:rPr>
+          <w:rFonts w:hint="eastAsia"/>
+        </w:rPr>
+        <w:t>/RSP</w:t>
       </w:r>
     </w:p>
     <w:p>
@@ -5864,31 +7035,36 @@
         <w:rPr>
           <w:rFonts w:hint="eastAsia"/>
         </w:rPr>
-        <w:t xml:space="preserve">    </w:t>
-      </w:r>
-      <w:r>
-        <w:rPr>
-          <w:rFonts w:hint="eastAsia"/>
-        </w:rPr>
-        <w:t>MSG_SEQUENCE_</w:t>
-      </w:r>
-      <w:r>
-        <w:rPr>
-          <w:rFonts w:hint="eastAsia"/>
-        </w:rPr>
-        <w:t>GET_</w:t>
-      </w:r>
-      <w:r>
-        <w:rPr>
-          <w:rFonts w:hint="eastAsia"/>
-        </w:rPr>
-        <w:t>VALUE_REQ/RES</w:t>
+        <w:t>SEQUENCE</w:t>
+      </w:r>
+      <w:r>
+        <w:rPr>
+          <w:rFonts w:hint="eastAsia"/>
+        </w:rPr>
+        <w:t>的所有操作都由</w:t>
+      </w:r>
+      <w:r>
+        <w:rPr>
+          <w:rFonts w:hint="eastAsia"/>
+        </w:rPr>
+        <w:t>编目节点的</w:t>
+      </w:r>
+      <w:r>
+        <w:rPr>
+          <w:rFonts w:hint="eastAsia"/>
+        </w:rPr>
+        <w:t>主节点处理。</w:t>
       </w:r>
     </w:p>
     <w:p>
       <w:pPr>
         <w:jc w:val="left"/>
       </w:pPr>
+    </w:p>
+    <w:p>
+      <w:pPr>
+        <w:jc w:val="left"/>
+      </w:pPr>
       <w:r>
         <w:rPr>
           <w:rFonts w:hint="eastAsia"/>
@@ -5899,30 +7075,198 @@
         <w:rPr>
           <w:rFonts w:hint="eastAsia"/>
         </w:rPr>
-        <w:t>的所有操作都由</w:t>
-      </w:r>
-      <w:r>
-        <w:rPr>
-          <w:rFonts w:hint="eastAsia"/>
-        </w:rPr>
-        <w:t>编目节点的</w:t>
-      </w:r>
-      <w:r>
-        <w:rPr>
-          <w:rFonts w:hint="eastAsia"/>
-        </w:rPr>
-        <w:t>主节点处理。</w:t>
+        <w:t>发生更新操作后，</w:t>
+      </w:r>
+      <w:r>
+        <w:rPr>
+          <w:rFonts w:hint="eastAsia"/>
+        </w:rPr>
+        <w:t>其版本发生变化</w:t>
+      </w:r>
+      <w:r>
+        <w:rPr>
+          <w:rFonts w:hint="eastAsia"/>
+        </w:rPr>
+        <w:t>，</w:t>
+      </w:r>
+      <w:r>
+        <w:rPr>
+          <w:rFonts w:hint="eastAsia"/>
+        </w:rPr>
+        <w:t>有几种</w:t>
+      </w:r>
+      <w:r>
+        <w:rPr>
+          <w:rFonts w:hint="eastAsia"/>
+        </w:rPr>
+        <w:t>方式</w:t>
+      </w:r>
+      <w:r>
+        <w:rPr>
+          <w:rFonts w:hint="eastAsia"/>
+        </w:rPr>
+        <w:t>处理</w:t>
+      </w:r>
+      <w:r>
+        <w:rPr>
+          <w:rFonts w:hint="eastAsia"/>
+        </w:rPr>
+        <w:t>SEQUENCE</w:t>
+      </w:r>
+      <w:r>
+        <w:rPr>
+          <w:rFonts w:hint="eastAsia"/>
+        </w:rPr>
+        <w:t>的版本变更</w:t>
+      </w:r>
+      <w:r>
+        <w:rPr>
+          <w:rFonts w:hint="eastAsia"/>
+        </w:rPr>
+        <w:t>：</w:t>
       </w:r>
     </w:p>
     <w:p>
       <w:pPr>
         <w:jc w:val="left"/>
       </w:pPr>
+      <w:r>
+        <w:rPr>
+          <w:rFonts w:hint="eastAsia"/>
+        </w:rPr>
+        <w:t>1</w:t>
+      </w:r>
+      <w:r>
+        <w:rPr>
+          <w:rFonts w:hint="eastAsia"/>
+        </w:rPr>
+        <w:t>）</w:t>
+      </w:r>
+      <w:r>
+        <w:rPr>
+          <w:rFonts w:hint="eastAsia"/>
+        </w:rPr>
+        <w:t>协调节点与</w:t>
+      </w:r>
+      <w:r>
+        <w:rPr>
+          <w:rFonts w:hint="eastAsia"/>
+        </w:rPr>
+        <w:t>编目节点</w:t>
+      </w:r>
+      <w:r>
+        <w:rPr>
+          <w:rFonts w:hint="eastAsia"/>
+        </w:rPr>
+        <w:t>交互时会携带</w:t>
+      </w:r>
+      <w:r>
+        <w:rPr>
+          <w:rFonts w:hint="eastAsia"/>
+        </w:rPr>
+        <w:t>SEQUENCE</w:t>
+      </w:r>
+      <w:r>
+        <w:rPr>
+          <w:rFonts w:hint="eastAsia"/>
+        </w:rPr>
+        <w:t>版本号</w:t>
+      </w:r>
+      <w:r>
+        <w:rPr>
+          <w:rFonts w:hint="eastAsia"/>
+        </w:rPr>
+        <w:t>，在版本号不匹配时</w:t>
+      </w:r>
+      <w:r>
+        <w:rPr>
+          <w:rFonts w:hint="eastAsia"/>
+        </w:rPr>
+        <w:t>编目节点会报错；</w:t>
+      </w:r>
+      <w:r>
+        <w:rPr>
+          <w:rFonts w:hint="eastAsia"/>
+        </w:rPr>
+        <w:t>协调节点根据报错信息</w:t>
+      </w:r>
+      <w:r>
+        <w:rPr>
+          <w:rFonts w:hint="eastAsia"/>
+        </w:rPr>
+        <w:t>重新</w:t>
+      </w:r>
+      <w:r>
+        <w:rPr>
+          <w:rFonts w:hint="eastAsia"/>
+        </w:rPr>
+        <w:t>更新</w:t>
+      </w:r>
+      <w:r>
+        <w:rPr>
+          <w:rFonts w:hint="eastAsia"/>
+        </w:rPr>
+        <w:t>SEQUENCE</w:t>
+      </w:r>
+      <w:r>
+        <w:rPr>
+          <w:rFonts w:hint="eastAsia"/>
+        </w:rPr>
+        <w:t>数据。</w:t>
+      </w:r>
     </w:p>
     <w:p>
       <w:pPr>
         <w:jc w:val="left"/>
-      </w:pPr>
+        <w:rPr>
+          <w:color w:val="FF0000"/>
+        </w:rPr>
+      </w:pPr>
+      <w:r>
+        <w:rPr>
+          <w:rFonts w:hint="eastAsia"/>
+          <w:color w:val="FF0000"/>
+        </w:rPr>
+        <w:t>不带版本号，</w:t>
+      </w:r>
+      <w:r>
+        <w:rPr>
+          <w:rFonts w:hint="eastAsia"/>
+          <w:color w:val="FF0000"/>
+        </w:rPr>
+        <w:t>在协调节点上序列值消耗完之后从编目节点获取时</w:t>
+      </w:r>
+      <w:r>
+        <w:rPr>
+          <w:rFonts w:hint="eastAsia"/>
+          <w:color w:val="FF0000"/>
+        </w:rPr>
+        <w:t>会拿到更新后的</w:t>
+      </w:r>
+      <w:r>
+        <w:rPr>
+          <w:rFonts w:hint="eastAsia"/>
+          <w:color w:val="FF0000"/>
+        </w:rPr>
+        <w:t>序列值。</w:t>
+      </w:r>
+    </w:p>
+    <w:p>
+      <w:pPr>
+        <w:jc w:val="left"/>
+      </w:pPr>
+      <w:r>
+        <w:rPr>
+          <w:rFonts w:hint="eastAsia"/>
+        </w:rPr>
+        <w:t>2</w:t>
+      </w:r>
+      <w:r>
+        <w:rPr>
+          <w:rFonts w:hint="eastAsia"/>
+        </w:rPr>
+        <w:t>）</w:t>
+      </w:r>
       <w:r>
         <w:rPr>
           <w:rFonts w:hint="eastAsia"/>
@@ -5933,38 +7277,83 @@
         <w:rPr>
           <w:rFonts w:hint="eastAsia"/>
         </w:rPr>
-        <w:t>发生更新操作后，</w:t>
-      </w:r>
-      <w:r>
-        <w:rPr>
-          <w:rFonts w:hint="eastAsia"/>
-        </w:rPr>
-        <w:t>其版本发生变化</w:t>
-      </w:r>
-      <w:r>
-        <w:rPr>
-          <w:rFonts w:hint="eastAsia"/>
-        </w:rPr>
-        <w:t>，</w:t>
-      </w:r>
-      <w:r>
-        <w:rPr>
-          <w:rFonts w:hint="eastAsia"/>
-        </w:rPr>
-        <w:t>有几种</w:t>
-      </w:r>
-      <w:r>
-        <w:rPr>
-          <w:rFonts w:hint="eastAsia"/>
-        </w:rPr>
-        <w:t>方式</w:t>
-      </w:r>
-      <w:r>
-        <w:rPr>
-          <w:rFonts w:hint="eastAsia"/>
-        </w:rPr>
-        <w:t>处理</w:t>
-      </w:r>
+        <w:t>版本变更之后通知所有的协调节点</w:t>
+      </w:r>
+      <w:r>
+        <w:rPr>
+          <w:rFonts w:hint="eastAsia"/>
+        </w:rPr>
+        <w:t>？</w:t>
+      </w:r>
+      <w:r>
+        <w:rPr>
+          <w:rFonts w:hint="eastAsia"/>
+          <w:color w:val="FF0000"/>
+        </w:rPr>
+        <w:t>目前不实现</w:t>
+      </w:r>
+    </w:p>
+    <w:p>
+      <w:pPr>
+        <w:jc w:val="left"/>
+      </w:pPr>
+    </w:p>
+    <w:p>
+      <w:pPr>
+        <w:jc w:val="left"/>
+      </w:pPr>
+      <w:r>
+        <w:rPr>
+          <w:rFonts w:hint="eastAsia"/>
+        </w:rPr>
+        <w:t>（</w:t>
+      </w:r>
+      <w:r>
+        <w:rPr>
+          <w:rFonts w:hint="eastAsia"/>
+        </w:rPr>
+        <w:t>3</w:t>
+      </w:r>
+      <w:r>
+        <w:rPr>
+          <w:rFonts w:hint="eastAsia"/>
+        </w:rPr>
+        <w:t>）异常场景</w:t>
+      </w:r>
+    </w:p>
+    <w:p>
+      <w:pPr>
+        <w:jc w:val="left"/>
+      </w:pPr>
+      <w:r>
+        <w:rPr>
+          <w:rFonts w:hint="eastAsia"/>
+        </w:rPr>
+        <w:t>1</w:t>
+      </w:r>
+      <w:r>
+        <w:rPr>
+          <w:rFonts w:hint="eastAsia"/>
+        </w:rPr>
+        <w:t>）</w:t>
+      </w:r>
+      <w:r>
+        <w:rPr>
+          <w:rFonts w:hint="eastAsia"/>
+        </w:rPr>
+        <w:t>编目节点</w:t>
+      </w:r>
+      <w:r>
+        <w:rPr>
+          <w:rFonts w:hint="eastAsia"/>
+        </w:rPr>
+        <w:t>主备切换</w:t>
+      </w:r>
+    </w:p>
+    <w:p>
+      <w:pPr>
+        <w:jc w:val="left"/>
+      </w:pPr>
       <w:r>
         <w:rPr>
           <w:rFonts w:hint="eastAsia"/>
@@ -5975,13 +7364,61 @@
         <w:rPr>
           <w:rFonts w:hint="eastAsia"/>
         </w:rPr>
-        <w:t>的版本变更</w:t>
-      </w:r>
-      <w:r>
-        <w:rPr>
-          <w:rFonts w:hint="eastAsia"/>
-        </w:rPr>
-        <w:t>：</w:t>
+        <w:t>写操作</w:t>
+      </w:r>
+      <w:r>
+        <w:rPr>
+          <w:rFonts w:hint="eastAsia"/>
+        </w:rPr>
+        <w:t>必须保证</w:t>
+      </w:r>
+      <w:r>
+        <w:rPr>
+          <w:rFonts w:hint="eastAsia"/>
+        </w:rPr>
+        <w:t>完成</w:t>
+      </w:r>
+      <w:r>
+        <w:rPr>
+          <w:rFonts w:hint="eastAsia"/>
+        </w:rPr>
+        <w:t>主备</w:t>
+      </w:r>
+      <w:r>
+        <w:rPr>
+          <w:rFonts w:hint="eastAsia"/>
+        </w:rPr>
+        <w:t>同步</w:t>
+      </w:r>
+      <w:r>
+        <w:rPr>
+          <w:rFonts w:hint="eastAsia"/>
+        </w:rPr>
+        <w:t>，因此</w:t>
+      </w:r>
+      <w:r>
+        <w:rPr>
+          <w:rFonts w:hint="eastAsia"/>
+        </w:rPr>
+        <w:t>主备切换不存在问题。</w:t>
+      </w:r>
+      <w:r>
+        <w:rPr>
+          <w:rFonts w:hint="eastAsia"/>
+        </w:rPr>
+        <w:t>由主节点降为备节点时将</w:t>
+      </w:r>
+      <w:r>
+        <w:rPr>
+          <w:rFonts w:hint="eastAsia"/>
+        </w:rPr>
+        <w:t>SEQUENCE</w:t>
+      </w:r>
+      <w:r>
+        <w:rPr>
+          <w:rFonts w:hint="eastAsia"/>
+        </w:rPr>
+        <w:t>缓存清空。</w:t>
       </w:r>
     </w:p>
     <w:p>
@@ -5992,482 +7429,254 @@
         <w:rPr>
           <w:rFonts w:hint="eastAsia"/>
         </w:rPr>
+        <w:t>2</w:t>
+      </w:r>
+      <w:r>
+        <w:rPr>
+          <w:rFonts w:hint="eastAsia"/>
+        </w:rPr>
+        <w:t>）</w:t>
+      </w:r>
+      <w:r>
+        <w:rPr>
+          <w:rFonts w:hint="eastAsia"/>
+        </w:rPr>
+        <w:t>编目节点</w:t>
+      </w:r>
+      <w:r>
+        <w:rPr>
+          <w:rFonts w:hint="eastAsia"/>
+        </w:rPr>
+        <w:t>节点故障重启</w:t>
+      </w:r>
+    </w:p>
+    <w:p>
+      <w:pPr>
+        <w:jc w:val="left"/>
+      </w:pPr>
+      <w:r>
+        <w:rPr>
+          <w:rFonts w:hint="eastAsia"/>
+        </w:rPr>
+        <w:t>SEQUENCE</w:t>
+      </w:r>
+      <w:r>
+        <w:rPr>
+          <w:rFonts w:hint="eastAsia"/>
+        </w:rPr>
+        <w:t>写操作</w:t>
+      </w:r>
+      <w:r>
+        <w:rPr>
+          <w:rFonts w:hint="eastAsia"/>
+        </w:rPr>
+        <w:t>必须保证</w:t>
+      </w:r>
+      <w:r>
+        <w:rPr>
+          <w:rFonts w:hint="eastAsia"/>
+        </w:rPr>
+        <w:t>完成持久化</w:t>
+      </w:r>
+      <w:r>
+        <w:rPr>
+          <w:rFonts w:hint="eastAsia"/>
+        </w:rPr>
+        <w:t>。</w:t>
+      </w:r>
+    </w:p>
+    <w:p>
+      <w:pPr>
+        <w:pStyle w:val="CommentText"/>
+        <w:rPr>
+          <w:color w:val="FF0000"/>
+        </w:rPr>
+      </w:pPr>
+      <w:r>
+        <w:rPr>
+          <w:rFonts w:hint="eastAsia"/>
+          <w:color w:val="FF0000"/>
+        </w:rPr>
+        <w:t>目前</w:t>
+      </w:r>
+      <w:proofErr w:type="spellStart"/>
+      <w:r>
+        <w:rPr>
+          <w:rFonts w:hint="eastAsia"/>
+          <w:color w:val="FF0000"/>
+        </w:rPr>
+        <w:t>SequoiaDB</w:t>
+      </w:r>
+      <w:proofErr w:type="spellEnd"/>
+      <w:r>
+        <w:rPr>
+          <w:rFonts w:hint="eastAsia"/>
+          <w:color w:val="FF0000"/>
+        </w:rPr>
+        <w:t>的持久化</w:t>
+      </w:r>
+      <w:r>
+        <w:rPr>
+          <w:rFonts w:hint="eastAsia"/>
+          <w:color w:val="FF0000"/>
+        </w:rPr>
+        <w:t>存在问题，目前不考虑</w:t>
+      </w:r>
+      <w:r>
+        <w:rPr>
+          <w:rFonts w:hint="eastAsia"/>
+          <w:color w:val="FF0000"/>
+        </w:rPr>
+        <w:t>。</w:t>
+      </w:r>
+    </w:p>
+    <w:p>
+      <w:pPr>
+        <w:jc w:val="left"/>
+      </w:pPr>
+      <w:r>
+        <w:rPr>
+          <w:rFonts w:hint="eastAsia"/>
+        </w:rPr>
+        <w:t>3</w:t>
+      </w:r>
+      <w:r>
+        <w:rPr>
+          <w:rFonts w:hint="eastAsia"/>
+        </w:rPr>
+        <w:t>）协调节点</w:t>
+      </w:r>
+      <w:r>
+        <w:rPr>
+          <w:rFonts w:hint="eastAsia"/>
+        </w:rPr>
+        <w:t>故障重启</w:t>
+      </w:r>
+    </w:p>
+    <w:p>
+      <w:pPr>
+        <w:jc w:val="left"/>
+      </w:pPr>
+      <w:r>
+        <w:rPr>
+          <w:rFonts w:hint="eastAsia"/>
+        </w:rPr>
+        <w:t>协调节点</w:t>
+      </w:r>
+      <w:r>
+        <w:rPr>
+          <w:rFonts w:hint="eastAsia"/>
+        </w:rPr>
+        <w:t>会丢失</w:t>
+      </w:r>
+      <w:r>
+        <w:rPr>
+          <w:rFonts w:hint="eastAsia"/>
+        </w:rPr>
+        <w:t>缓存的</w:t>
+      </w:r>
+      <w:r>
+        <w:rPr>
+          <w:rFonts w:hint="eastAsia"/>
+        </w:rPr>
+        <w:t>SEQUENCE</w:t>
+      </w:r>
+      <w:r>
+        <w:rPr>
+          <w:rFonts w:hint="eastAsia"/>
+        </w:rPr>
+        <w:t>序列值</w:t>
+      </w:r>
+      <w:r>
+        <w:rPr>
+          <w:rFonts w:hint="eastAsia"/>
+        </w:rPr>
+        <w:t>，导致形成“空洞”。</w:t>
+      </w:r>
+    </w:p>
+    <w:p>
+      <w:pPr>
+        <w:jc w:val="left"/>
+      </w:pPr>
+      <w:r>
+        <w:rPr>
+          <w:rFonts w:hint="eastAsia"/>
+        </w:rPr>
+        <w:t>4</w:t>
+      </w:r>
+      <w:r>
+        <w:rPr>
+          <w:rFonts w:hint="eastAsia"/>
+        </w:rPr>
+        <w:t>）数据节点故障</w:t>
+      </w:r>
+    </w:p>
+    <w:p>
+      <w:pPr>
+        <w:jc w:val="left"/>
+      </w:pPr>
+      <w:r>
+        <w:rPr>
+          <w:rFonts w:hint="eastAsia"/>
+        </w:rPr>
+        <w:t>与数据节点无关，</w:t>
+      </w:r>
+      <w:r>
+        <w:rPr>
+          <w:rFonts w:hint="eastAsia"/>
+        </w:rPr>
+        <w:t>无影响。</w:t>
+      </w:r>
+    </w:p>
+    <w:p>
+      <w:pPr>
+        <w:jc w:val="left"/>
+      </w:pPr>
+      <w:r>
+        <w:rPr>
+          <w:rFonts w:hint="eastAsia"/>
+        </w:rPr>
+        <w:t>5</w:t>
+      </w:r>
+      <w:r>
+        <w:rPr>
+          <w:rFonts w:hint="eastAsia"/>
+        </w:rPr>
+        <w:t>）</w:t>
+      </w:r>
+      <w:r>
+        <w:rPr>
+          <w:rFonts w:hint="eastAsia"/>
+        </w:rPr>
+        <w:t>多数据中心？</w:t>
+      </w:r>
+      <w:r>
+        <w:rPr>
+          <w:rFonts w:hint="eastAsia"/>
+          <w:color w:val="FF0000"/>
+        </w:rPr>
+        <w:t>目前不考虑</w:t>
+      </w:r>
+    </w:p>
+    <w:p>
+      <w:pPr>
+        <w:pStyle w:val="Heading3"/>
+      </w:pPr>
+      <w:r>
+        <w:rPr>
+          <w:rFonts w:hint="eastAsia"/>
+        </w:rPr>
         <w:lastRenderedPageBreak/>
-        <w:t>1</w:t>
-      </w:r>
-      <w:r>
-        <w:rPr>
-          <w:rFonts w:hint="eastAsia"/>
-        </w:rPr>
-        <w:t>）</w:t>
-      </w:r>
-      <w:r>
-        <w:rPr>
-          <w:rFonts w:hint="eastAsia"/>
-        </w:rPr>
-        <w:t>协调节点与</w:t>
-      </w:r>
-      <w:r>
-        <w:rPr>
-          <w:rFonts w:hint="eastAsia"/>
-        </w:rPr>
-        <w:t>编目节点</w:t>
-      </w:r>
-      <w:r>
-        <w:rPr>
-          <w:rFonts w:hint="eastAsia"/>
-        </w:rPr>
-        <w:t>交互时会携带</w:t>
-      </w:r>
-      <w:r>
-        <w:rPr>
-          <w:rFonts w:hint="eastAsia"/>
-        </w:rPr>
-        <w:t>SEQUENCE</w:t>
-      </w:r>
-      <w:r>
-        <w:rPr>
-          <w:rFonts w:hint="eastAsia"/>
-        </w:rPr>
-        <w:t>版本号</w:t>
-      </w:r>
-      <w:r>
-        <w:rPr>
-          <w:rFonts w:hint="eastAsia"/>
-        </w:rPr>
-        <w:t>，在版本号不匹配时</w:t>
-      </w:r>
-      <w:r>
-        <w:rPr>
-          <w:rFonts w:hint="eastAsia"/>
-        </w:rPr>
-        <w:t>编目节点会报错；</w:t>
-      </w:r>
-      <w:r>
-        <w:rPr>
-          <w:rFonts w:hint="eastAsia"/>
-        </w:rPr>
-        <w:t>协调节点根据报错信息</w:t>
-      </w:r>
-      <w:r>
-        <w:rPr>
-          <w:rFonts w:hint="eastAsia"/>
-        </w:rPr>
-        <w:t>重新</w:t>
-      </w:r>
-      <w:r>
-        <w:rPr>
-          <w:rFonts w:hint="eastAsia"/>
-        </w:rPr>
-        <w:t>更新</w:t>
-      </w:r>
-      <w:r>
-        <w:rPr>
-          <w:rFonts w:hint="eastAsia"/>
-        </w:rPr>
-        <w:t>SEQUENCE</w:t>
-      </w:r>
-      <w:r>
-        <w:rPr>
-          <w:rFonts w:hint="eastAsia"/>
-        </w:rPr>
-        <w:t>数据。</w:t>
-      </w:r>
-    </w:p>
-    <w:p>
-      <w:pPr>
-        <w:jc w:val="left"/>
-      </w:pPr>
-      <w:r>
-        <w:rPr>
-          <w:rFonts w:hint="eastAsia"/>
-        </w:rPr>
-        <w:t>2</w:t>
-      </w:r>
-      <w:r>
-        <w:rPr>
-          <w:rFonts w:hint="eastAsia"/>
-        </w:rPr>
-        <w:t>）</w:t>
-      </w:r>
-      <w:r>
-        <w:rPr>
-          <w:rFonts w:hint="eastAsia"/>
-        </w:rPr>
-        <w:t>SEQUENCE</w:t>
-      </w:r>
-      <w:r>
-        <w:rPr>
-          <w:rFonts w:hint="eastAsia"/>
-        </w:rPr>
-        <w:t>版本变更之后通知所有的协调节点</w:t>
-      </w:r>
-      <w:r>
-        <w:rPr>
-          <w:rFonts w:hint="eastAsia"/>
-        </w:rPr>
-        <w:t>？</w:t>
-      </w:r>
-    </w:p>
-    <w:p>
-      <w:pPr>
-        <w:jc w:val="left"/>
-      </w:pPr>
-    </w:p>
-    <w:p>
-      <w:pPr>
-        <w:jc w:val="left"/>
-      </w:pPr>
-      <w:r>
-        <w:rPr>
-          <w:rFonts w:hint="eastAsia"/>
-        </w:rPr>
-        <w:t>（</w:t>
-      </w:r>
-      <w:r>
-        <w:rPr>
-          <w:rFonts w:hint="eastAsia"/>
-        </w:rPr>
-        <w:t>3</w:t>
-      </w:r>
-      <w:r>
-        <w:rPr>
-          <w:rFonts w:hint="eastAsia"/>
-        </w:rPr>
-        <w:t>）异常场景</w:t>
-      </w:r>
-    </w:p>
-    <w:p>
-      <w:pPr>
-        <w:jc w:val="left"/>
-      </w:pPr>
-      <w:r>
-        <w:rPr>
-          <w:rFonts w:hint="eastAsia"/>
-        </w:rPr>
-        <w:t>1</w:t>
-      </w:r>
-      <w:r>
-        <w:rPr>
-          <w:rFonts w:hint="eastAsia"/>
-        </w:rPr>
-        <w:t>）</w:t>
-      </w:r>
-      <w:r>
-        <w:rPr>
-          <w:rFonts w:hint="eastAsia"/>
-        </w:rPr>
-        <w:t>编目节点</w:t>
-      </w:r>
-      <w:r>
-        <w:rPr>
-          <w:rFonts w:hint="eastAsia"/>
-        </w:rPr>
-        <w:t>主备切换</w:t>
-      </w:r>
-    </w:p>
-    <w:p>
-      <w:pPr>
-        <w:jc w:val="left"/>
-      </w:pPr>
-      <w:r>
-        <w:rPr>
-          <w:rFonts w:hint="eastAsia"/>
-        </w:rPr>
-        <w:t>SEQUENCE</w:t>
-      </w:r>
-      <w:r>
-        <w:rPr>
-          <w:rFonts w:hint="eastAsia"/>
-        </w:rPr>
-        <w:t>写操作</w:t>
-      </w:r>
-      <w:r>
-        <w:rPr>
-          <w:rFonts w:hint="eastAsia"/>
-        </w:rPr>
-        <w:t>必须保证</w:t>
-      </w:r>
-      <w:r>
-        <w:rPr>
-          <w:rFonts w:hint="eastAsia"/>
-        </w:rPr>
-        <w:t>完成</w:t>
-      </w:r>
-      <w:r>
-        <w:rPr>
-          <w:rFonts w:hint="eastAsia"/>
-        </w:rPr>
-        <w:t>主备</w:t>
-      </w:r>
-      <w:r>
-        <w:rPr>
-          <w:rFonts w:hint="eastAsia"/>
-        </w:rPr>
-        <w:t>同步</w:t>
-      </w:r>
-      <w:r>
-        <w:rPr>
-          <w:rFonts w:hint="eastAsia"/>
-        </w:rPr>
-        <w:t>，因此</w:t>
-      </w:r>
-      <w:r>
-        <w:rPr>
-          <w:rFonts w:hint="eastAsia"/>
-        </w:rPr>
-        <w:t>主备切换不存在问题。</w:t>
-      </w:r>
-      <w:r>
-        <w:rPr>
-          <w:rFonts w:hint="eastAsia"/>
-        </w:rPr>
-        <w:t>由主节点降为备节点时将</w:t>
-      </w:r>
-      <w:r>
-        <w:rPr>
-          <w:rFonts w:hint="eastAsia"/>
-        </w:rPr>
-        <w:t>SEQUENCE</w:t>
-      </w:r>
-      <w:r>
-        <w:rPr>
-          <w:rFonts w:hint="eastAsia"/>
-        </w:rPr>
-        <w:t>缓存清空。</w:t>
-      </w:r>
-    </w:p>
-    <w:p>
-      <w:pPr>
-        <w:jc w:val="left"/>
-      </w:pPr>
-      <w:r>
-        <w:rPr>
-          <w:rFonts w:hint="eastAsia"/>
-        </w:rPr>
-        <w:t>2</w:t>
-      </w:r>
-      <w:r>
-        <w:rPr>
-          <w:rFonts w:hint="eastAsia"/>
-        </w:rPr>
-        <w:t>）</w:t>
-      </w:r>
-      <w:r>
-        <w:rPr>
-          <w:rFonts w:hint="eastAsia"/>
-        </w:rPr>
-        <w:t>编目节点</w:t>
-      </w:r>
-      <w:r>
-        <w:rPr>
-          <w:rFonts w:hint="eastAsia"/>
-        </w:rPr>
-        <w:t>节点故障重启</w:t>
-      </w:r>
-    </w:p>
-    <w:p>
-      <w:pPr>
-        <w:jc w:val="left"/>
-      </w:pPr>
-      <w:r>
-        <w:rPr>
-          <w:rFonts w:hint="eastAsia"/>
-        </w:rPr>
-        <w:t>SEQUENCE</w:t>
-      </w:r>
-      <w:commentRangeStart w:id="4"/>
-      <w:r>
-        <w:rPr>
-          <w:rFonts w:hint="eastAsia"/>
-        </w:rPr>
-        <w:t>写操作</w:t>
-      </w:r>
-      <w:r>
-        <w:rPr>
-          <w:rFonts w:hint="eastAsia"/>
-        </w:rPr>
-        <w:t>必须保证</w:t>
-      </w:r>
-      <w:r>
-        <w:rPr>
-          <w:rFonts w:hint="eastAsia"/>
-        </w:rPr>
-        <w:t>完成持久化</w:t>
-      </w:r>
-      <w:commentRangeEnd w:id="4"/>
-      <w:r>
-        <w:rPr>
-          <w:rStyle w:val="CommentReference"/>
-        </w:rPr>
-        <w:commentReference w:id="4"/>
-      </w:r>
-      <w:r>
-        <w:rPr>
-          <w:rFonts w:hint="eastAsia"/>
-        </w:rPr>
-        <w:t>，</w:t>
-      </w:r>
-      <w:r>
-        <w:rPr>
-          <w:rFonts w:hint="eastAsia"/>
-        </w:rPr>
-        <w:t>因此节点重启不存在问题。</w:t>
-      </w:r>
-    </w:p>
-    <w:p>
-      <w:pPr>
-        <w:jc w:val="left"/>
-      </w:pPr>
-      <w:r>
-        <w:rPr>
-          <w:rFonts w:hint="eastAsia"/>
-        </w:rPr>
-        <w:t>3</w:t>
-      </w:r>
-      <w:r>
-        <w:rPr>
-          <w:rFonts w:hint="eastAsia"/>
-        </w:rPr>
-        <w:t>）协调节点</w:t>
-      </w:r>
-      <w:r>
-        <w:rPr>
-          <w:rFonts w:hint="eastAsia"/>
-        </w:rPr>
-        <w:t>故障重启</w:t>
-      </w:r>
-    </w:p>
-    <w:p>
-      <w:pPr>
-        <w:jc w:val="left"/>
-      </w:pPr>
-      <w:r>
-        <w:rPr>
-          <w:rFonts w:hint="eastAsia"/>
-        </w:rPr>
-        <w:t>协调节点</w:t>
-      </w:r>
-      <w:r>
-        <w:rPr>
-          <w:rFonts w:hint="eastAsia"/>
-        </w:rPr>
-        <w:t>会丢失</w:t>
-      </w:r>
-      <w:r>
-        <w:rPr>
-          <w:rFonts w:hint="eastAsia"/>
-        </w:rPr>
-        <w:t>缓存的</w:t>
-      </w:r>
-      <w:r>
-        <w:rPr>
-          <w:rFonts w:hint="eastAsia"/>
-        </w:rPr>
-        <w:t>SEQUENCE</w:t>
-      </w:r>
-      <w:r>
-        <w:rPr>
-          <w:rFonts w:hint="eastAsia"/>
-        </w:rPr>
-        <w:t>序列值</w:t>
-      </w:r>
-      <w:r>
-        <w:rPr>
-          <w:rFonts w:hint="eastAsia"/>
-        </w:rPr>
-        <w:t>，导致形成“空洞”。</w:t>
-      </w:r>
-    </w:p>
-    <w:p>
-      <w:pPr>
-        <w:jc w:val="left"/>
-      </w:pPr>
-      <w:r>
-        <w:rPr>
-          <w:rFonts w:hint="eastAsia"/>
-        </w:rPr>
-        <w:t>4</w:t>
-      </w:r>
-      <w:r>
-        <w:rPr>
-          <w:rFonts w:hint="eastAsia"/>
-        </w:rPr>
-        <w:t>）数据节点故障</w:t>
-      </w:r>
-    </w:p>
-    <w:p>
-      <w:pPr>
-        <w:jc w:val="left"/>
-      </w:pPr>
-      <w:r>
-        <w:rPr>
-          <w:rFonts w:hint="eastAsia"/>
-        </w:rPr>
-        <w:t>与数据节点无关，</w:t>
-      </w:r>
-      <w:r>
-        <w:rPr>
-          <w:rFonts w:hint="eastAsia"/>
-        </w:rPr>
-        <w:t>无影响。</w:t>
-      </w:r>
-    </w:p>
-    <w:p>
-      <w:pPr>
-        <w:jc w:val="left"/>
-      </w:pPr>
-      <w:r>
-        <w:rPr>
-          <w:rFonts w:hint="eastAsia"/>
-        </w:rPr>
-        <w:t>5</w:t>
-      </w:r>
-      <w:r>
-        <w:rPr>
-          <w:rFonts w:hint="eastAsia"/>
-        </w:rPr>
-        <w:t>）</w:t>
-      </w:r>
-      <w:commentRangeStart w:id="5"/>
-      <w:r>
-        <w:rPr>
-          <w:rFonts w:hint="eastAsia"/>
-        </w:rPr>
-        <w:t>多数据中心</w:t>
-      </w:r>
-      <w:commentRangeEnd w:id="5"/>
-      <w:r>
-        <w:rPr>
-          <w:rStyle w:val="CommentReference"/>
-        </w:rPr>
-        <w:commentReference w:id="5"/>
-      </w:r>
-      <w:r>
-        <w:rPr>
-          <w:rFonts w:hint="eastAsia"/>
-        </w:rPr>
-        <w:t>？</w:t>
-      </w:r>
-    </w:p>
-    <w:p>
-      <w:pPr>
-        <w:pStyle w:val="Heading3"/>
-      </w:pPr>
-      <w:r>
-        <w:rPr>
-          <w:rFonts w:hint="eastAsia"/>
-        </w:rPr>
         <w:t>执行流程</w:t>
       </w:r>
     </w:p>
     <w:p>
       <w:r>
         <w:object w:dxaOrig="7138" w:dyaOrig="2461">
-          <v:shape id="_x0000_i1026" type="#_x0000_t75" style="width:356.8pt;height:122.95pt" o:ole="">
-            <v:imagedata r:id="rId8" o:title=""/>
+          <v:shape id="_x0000_i1026" type="#_x0000_t75" style="width:356.95pt;height:122.85pt" o:ole="">
+            <v:imagedata r:id="rId7" o:title=""/>
           </v:shape>
-          <o:OLEObject Type="Embed" ProgID="Visio.Drawing.11" ShapeID="_x0000_i1026" DrawAspect="Content" ObjectID="_1592745210" r:id="rId9"/>
+          <o:OLEObject Type="Embed" ProgID="Visio.Drawing.11" ShapeID="_x0000_i1026" DrawAspect="Content" ObjectID="_1594745509" r:id="rId8"/>
         </w:object>
       </w:r>
     </w:p>
@@ -6519,6 +7728,7 @@
                 <w:szCs w:val="18"/>
               </w:rPr>
             </w:pPr>
+            <w:proofErr w:type="spellStart"/>
             <w:r>
               <w:rPr>
                 <w:rFonts w:hint="eastAsia"/>
@@ -6527,6 +7737,7 @@
               </w:rPr>
               <w:t>汇总信息</w:t>
             </w:r>
+            <w:proofErr w:type="spellEnd"/>
           </w:p>
         </w:tc>
       </w:tr>
@@ -6545,36 +7756,54 @@
                 <w:szCs w:val="18"/>
               </w:rPr>
             </w:pPr>
+            <w:proofErr w:type="spellStart"/>
             <w:r>
               <w:rPr>
                 <w:rFonts w:hint="eastAsia"/>
                 <w:sz w:val="18"/>
                 <w:szCs w:val="18"/>
               </w:rPr>
-              <w:t>总工作量（KLOC）</w:t>
-            </w:r>
-          </w:p>
-        </w:tc>
-        <w:tc>
-          <w:tcPr>
-            <w:tcW w:w="2041" w:type="dxa"/>
-          </w:tcPr>
-          <w:p>
-            <w:pPr>
-              <w:ind w:left="0"/>
-              <w:rPr>
-                <w:rFonts w:eastAsiaTheme="minorEastAsia"/>
+              <w:t>总工作量（KLOC</w:t>
+            </w:r>
+            <w:proofErr w:type="spellEnd"/>
+            <w:r>
+              <w:rPr>
+                <w:rFonts w:hint="eastAsia"/>
                 <w:sz w:val="18"/>
                 <w:szCs w:val="18"/>
               </w:rPr>
-            </w:pPr>
-            <w:r>
-              <w:rPr>
-                <w:rFonts w:eastAsiaTheme="minorEastAsia" w:hint="eastAsia"/>
+              <w:t>）</w:t>
+            </w:r>
+          </w:p>
+        </w:tc>
+        <w:tc>
+          <w:tcPr>
+            <w:tcW w:w="2041" w:type="dxa"/>
+          </w:tcPr>
+          <w:p>
+            <w:pPr>
+              <w:ind w:left="0"/>
+              <w:rPr>
+                <w:rFonts w:eastAsiaTheme="minorEastAsia"/>
                 <w:sz w:val="18"/>
                 <w:szCs w:val="18"/>
               </w:rPr>
-              <w:t>0.5</w:t>
+            </w:pPr>
+            <w:r>
+              <w:rPr>
+                <w:rFonts w:eastAsiaTheme="minorEastAsia" w:hint="eastAsia"/>
+                <w:sz w:val="18"/>
+                <w:szCs w:val="18"/>
+              </w:rPr>
+              <w:t>1</w:t>
+            </w:r>
+            <w:r>
+              <w:rPr>
+                <w:rFonts w:eastAsiaTheme="minorEastAsia" w:hint="eastAsia"/>
+                <w:sz w:val="18"/>
+                <w:szCs w:val="18"/>
+              </w:rPr>
+              <w:t>.5</w:t>
             </w:r>
           </w:p>
         </w:tc>
@@ -6592,36 +7821,54 @@
                 <w:szCs w:val="18"/>
               </w:rPr>
             </w:pPr>
+            <w:proofErr w:type="spellStart"/>
             <w:r>
               <w:rPr>
                 <w:rFonts w:hint="eastAsia"/>
                 <w:sz w:val="18"/>
                 <w:szCs w:val="18"/>
               </w:rPr>
-              <w:t>开发周期（人天）</w:t>
-            </w:r>
-          </w:p>
-        </w:tc>
-        <w:tc>
-          <w:tcPr>
-            <w:tcW w:w="2042" w:type="dxa"/>
-          </w:tcPr>
-          <w:p>
-            <w:pPr>
-              <w:ind w:left="0"/>
-              <w:rPr>
-                <w:rFonts w:eastAsiaTheme="minorEastAsia"/>
+              <w:t>开发周期（人天</w:t>
+            </w:r>
+            <w:proofErr w:type="spellEnd"/>
+            <w:r>
+              <w:rPr>
+                <w:rFonts w:hint="eastAsia"/>
                 <w:sz w:val="18"/>
                 <w:szCs w:val="18"/>
               </w:rPr>
-            </w:pPr>
-            <w:r>
-              <w:rPr>
-                <w:rFonts w:eastAsiaTheme="minorEastAsia" w:hint="eastAsia"/>
+              <w:t>）</w:t>
+            </w:r>
+          </w:p>
+        </w:tc>
+        <w:tc>
+          <w:tcPr>
+            <w:tcW w:w="2042" w:type="dxa"/>
+          </w:tcPr>
+          <w:p>
+            <w:pPr>
+              <w:ind w:left="0"/>
+              <w:rPr>
+                <w:rFonts w:eastAsiaTheme="minorEastAsia"/>
                 <w:sz w:val="18"/>
                 <w:szCs w:val="18"/>
               </w:rPr>
-              <w:t>10</w:t>
+            </w:pPr>
+            <w:r>
+              <w:rPr>
+                <w:rFonts w:eastAsiaTheme="minorEastAsia" w:hint="eastAsia"/>
+                <w:sz w:val="18"/>
+                <w:szCs w:val="18"/>
+              </w:rPr>
+              <w:t>1</w:t>
+            </w:r>
+            <w:r>
+              <w:rPr>
+                <w:rFonts w:eastAsiaTheme="minorEastAsia" w:hint="eastAsia"/>
+                <w:sz w:val="18"/>
+                <w:szCs w:val="18"/>
+              </w:rPr>
+              <w:t>5</w:t>
             </w:r>
           </w:p>
         </w:tc>
@@ -6641,6 +7888,7 @@
                 <w:szCs w:val="18"/>
               </w:rPr>
             </w:pPr>
+            <w:proofErr w:type="spellStart"/>
             <w:r>
               <w:rPr>
                 <w:rFonts w:hint="eastAsia"/>
@@ -6649,6 +7897,7 @@
               </w:rPr>
               <w:t>开始时间</w:t>
             </w:r>
+            <w:proofErr w:type="spellEnd"/>
           </w:p>
         </w:tc>
         <w:tc>
@@ -6680,6 +7929,7 @@
                 <w:szCs w:val="18"/>
               </w:rPr>
             </w:pPr>
+            <w:proofErr w:type="spellStart"/>
             <w:r>
               <w:rPr>
                 <w:rFonts w:hint="eastAsia"/>
@@ -6688,6 +7938,7 @@
               </w:rPr>
               <w:t>结束时间</w:t>
             </w:r>
+            <w:proofErr w:type="spellEnd"/>
           </w:p>
         </w:tc>
         <w:tc>
@@ -6722,6 +7973,7 @@
                 <w:szCs w:val="18"/>
               </w:rPr>
             </w:pPr>
+            <w:proofErr w:type="spellStart"/>
             <w:r>
               <w:rPr>
                 <w:rFonts w:hint="eastAsia"/>
@@ -6730,6 +7982,7 @@
               </w:rPr>
               <w:t>周计划</w:t>
             </w:r>
+            <w:proofErr w:type="spellEnd"/>
           </w:p>
         </w:tc>
       </w:tr>
@@ -6748,13 +8001,23 @@
                 <w:szCs w:val="18"/>
               </w:rPr>
             </w:pPr>
+            <w:proofErr w:type="spellStart"/>
             <w:r>
               <w:rPr>
                 <w:rFonts w:hint="eastAsia"/>
                 <w:sz w:val="18"/>
                 <w:szCs w:val="18"/>
               </w:rPr>
-              <w:t>时间（第X周）</w:t>
+              <w:t>时间（第X周</w:t>
+            </w:r>
+            <w:proofErr w:type="spellEnd"/>
+            <w:r>
+              <w:rPr>
+                <w:rFonts w:hint="eastAsia"/>
+                <w:sz w:val="18"/>
+                <w:szCs w:val="18"/>
+              </w:rPr>
+              <w:t>）</w:t>
             </w:r>
           </w:p>
         </w:tc>
@@ -6773,6 +8036,7 @@
                 <w:szCs w:val="18"/>
               </w:rPr>
             </w:pPr>
+            <w:proofErr w:type="spellStart"/>
             <w:r>
               <w:rPr>
                 <w:rFonts w:hint="eastAsia"/>
@@ -6781,6 +8045,7 @@
               </w:rPr>
               <w:t>计划</w:t>
             </w:r>
+            <w:proofErr w:type="spellEnd"/>
           </w:p>
         </w:tc>
         <w:tc>
@@ -6798,6 +8063,7 @@
                 <w:szCs w:val="18"/>
               </w:rPr>
             </w:pPr>
+            <w:proofErr w:type="spellStart"/>
             <w:r>
               <w:rPr>
                 <w:rFonts w:hint="eastAsia"/>
@@ -6806,6 +8072,7 @@
               </w:rPr>
               <w:t>完成情况</w:t>
             </w:r>
+            <w:proofErr w:type="spellEnd"/>
           </w:p>
         </w:tc>
       </w:tr>
@@ -6822,6 +8089,7 @@
                 <w:szCs w:val="18"/>
               </w:rPr>
             </w:pPr>
+            <w:proofErr w:type="spellStart"/>
             <w:r>
               <w:rPr>
                 <w:rFonts w:hint="eastAsia"/>
@@ -6830,6 +8098,7 @@
               </w:rPr>
               <w:t>第一周</w:t>
             </w:r>
+            <w:proofErr w:type="spellEnd"/>
           </w:p>
         </w:tc>
         <w:tc>
@@ -7443,6 +8712,7 @@
         <w:pStyle w:val="Heading2"/>
       </w:pPr>
       <w:r>
+        <w:lastRenderedPageBreak/>
         <w:t>Checklist</w:t>
       </w:r>
     </w:p>
@@ -7991,134 +9261,6 @@
     </w:sectPr>
   </w:body>
 </w:document>
-</file>
-
-<file path=word/comments.xml><?xml version="1.0" encoding="utf-8"?>
-<w:comments xmlns:ve="http://schemas.openxmlformats.org/markup-compatibility/2006" xmlns:o="urn:schemas-microsoft-com:office:office" xmlns:r="http://schemas.openxmlformats.org/officeDocument/2006/relationships" xmlns:m="http://schemas.openxmlformats.org/officeDocument/2006/math" xmlns:v="urn:schemas-microsoft-com:vml" xmlns:wp="http://schemas.openxmlformats.org/drawingml/2006/wordprocessingDrawing" xmlns:w10="urn:schemas-microsoft-com:office:word" xmlns:w="http://schemas.openxmlformats.org/wordprocessingml/2006/main" xmlns:wne="http://schemas.microsoft.com/office/word/2006/wordml">
-  <w:comment w:id="0" w:author="david" w:date="2018-07-10T15:41:00Z" w:initials="david">
-    <w:p>
-      <w:pPr>
-        <w:pStyle w:val="CommentText"/>
-      </w:pPr>
-      <w:r>
-        <w:rPr>
-          <w:rStyle w:val="CommentReference"/>
-        </w:rPr>
-        <w:annotationRef/>
-      </w:r>
-      <w:r>
-        <w:rPr>
-          <w:rFonts w:hint="eastAsia"/>
-        </w:rPr>
-        <w:t>fetchSize cacheSize</w:t>
-      </w:r>
-    </w:p>
-  </w:comment>
-  <w:comment w:id="1" w:author="david" w:date="2018-07-10T15:45:00Z" w:initials="david">
-    <w:p>
-      <w:pPr>
-        <w:pStyle w:val="CommentText"/>
-      </w:pPr>
-      <w:r>
-        <w:rPr>
-          <w:rStyle w:val="CommentReference"/>
-        </w:rPr>
-        <w:annotationRef/>
-      </w:r>
-      <w:r>
-        <w:rPr>
-          <w:rFonts w:hint="eastAsia"/>
-        </w:rPr>
-        <w:t>字段名首字母大写</w:t>
-      </w:r>
-    </w:p>
-  </w:comment>
-  <w:comment w:id="2" w:author="david" w:date="2018-07-10T15:48:00Z" w:initials="david">
-    <w:p>
-      <w:pPr>
-        <w:pStyle w:val="CommentText"/>
-        <w:rPr>
-          <w:rFonts w:hint="eastAsia"/>
-        </w:rPr>
-      </w:pPr>
-      <w:r>
-        <w:rPr>
-          <w:rStyle w:val="CommentReference"/>
-        </w:rPr>
-        <w:annotationRef/>
-      </w:r>
-      <w:r>
-        <w:rPr>
-          <w:rFonts w:hint="eastAsia"/>
-        </w:rPr>
-        <w:t>不支持</w:t>
-      </w:r>
-    </w:p>
-  </w:comment>
-  <w:comment w:id="3" w:author="david" w:date="2018-07-10T16:15:00Z" w:initials="david">
-    <w:p>
-      <w:pPr>
-        <w:pStyle w:val="CommentText"/>
-      </w:pPr>
-      <w:r>
-        <w:rPr>
-          <w:rStyle w:val="CommentReference"/>
-        </w:rPr>
-        <w:annotationRef/>
-      </w:r>
-      <w:r>
-        <w:rPr>
-          <w:rFonts w:hint="eastAsia"/>
-        </w:rPr>
-        <w:t>协调节点上只缓存序列值，不缓存</w:t>
-      </w:r>
-      <w:r>
-        <w:rPr>
-          <w:rFonts w:hint="eastAsia"/>
-        </w:rPr>
-        <w:t>序列元数据</w:t>
-      </w:r>
-    </w:p>
-  </w:comment>
-  <w:comment w:id="4" w:author="david" w:date="2018-07-10T16:24:00Z" w:initials="david">
-    <w:p>
-      <w:pPr>
-        <w:pStyle w:val="CommentText"/>
-      </w:pPr>
-      <w:r>
-        <w:rPr>
-          <w:rStyle w:val="CommentReference"/>
-        </w:rPr>
-        <w:annotationRef/>
-      </w:r>
-      <w:r>
-        <w:rPr>
-          <w:rFonts w:hint="eastAsia"/>
-        </w:rPr>
-        <w:t>存在问题，目前不考虑</w:t>
-      </w:r>
-    </w:p>
-  </w:comment>
-  <w:comment w:id="5" w:author="david" w:date="2018-07-10T16:27:00Z" w:initials="david">
-    <w:p>
-      <w:pPr>
-        <w:pStyle w:val="CommentText"/>
-      </w:pPr>
-      <w:r>
-        <w:rPr>
-          <w:rStyle w:val="CommentReference"/>
-        </w:rPr>
-        <w:annotationRef/>
-      </w:r>
-      <w:r>
-        <w:rPr>
-          <w:rFonts w:hint="eastAsia"/>
-        </w:rPr>
-        <w:t>目前不考虑</w:t>
-      </w:r>
-    </w:p>
-  </w:comment>
-</w:comments>
 </file>
 
 <file path=word/numbering.xml><?xml version="1.0" encoding="utf-8"?>

--- a/internal_doc/03.开发设计/Sequence&AutoIncrement/Story-Sequence.docx
+++ b/internal_doc/03.开发设计/Sequence&AutoIncrement/Story-Sequence.docx
@@ -158,9 +158,6 @@
           <w:p>
             <w:pPr>
               <w:ind w:left="0"/>
-              <w:rPr>
-                <w:rFonts w:hint="eastAsia"/>
-              </w:rPr>
             </w:pPr>
             <w:r>
               <w:rPr>
@@ -192,9 +189,6 @@
           <w:p>
             <w:pPr>
               <w:ind w:left="0"/>
-              <w:rPr>
-                <w:rFonts w:hint="eastAsia"/>
-              </w:rPr>
             </w:pPr>
             <w:r>
               <w:rPr>
@@ -1679,6 +1673,12 @@
               </w:rPr>
               <w:t>0</w:t>
             </w:r>
+            <w:r>
+              <w:rPr>
+                <w:rFonts w:eastAsiaTheme="minorEastAsia" w:hint="eastAsia"/>
+              </w:rPr>
+              <w:t>0</w:t>
+            </w:r>
           </w:p>
         </w:tc>
         <w:tc>
@@ -1801,6 +1801,12 @@
                 <w:rFonts w:eastAsiaTheme="minorEastAsia" w:hint="eastAsia"/>
               </w:rPr>
               <w:t>10</w:t>
+            </w:r>
+            <w:r>
+              <w:rPr>
+                <w:rFonts w:eastAsiaTheme="minorEastAsia" w:hint="eastAsia"/>
+              </w:rPr>
+              <w:t>0</w:t>
             </w:r>
             <w:r>
               <w:rPr>
@@ -6899,7 +6905,7 @@
           <v:shape id="_x0000_i1025" type="#_x0000_t75" style="width:396.85pt;height:142.65pt" o:ole="">
             <v:imagedata r:id="rId5" o:title=""/>
           </v:shape>
-          <o:OLEObject Type="Embed" ProgID="Visio.Drawing.11" ShapeID="_x0000_i1025" DrawAspect="Content" ObjectID="_1594745508" r:id="rId6"/>
+          <o:OLEObject Type="Embed" ProgID="Visio.Drawing.11" ShapeID="_x0000_i1025" DrawAspect="Content" ObjectID="_1594799751" r:id="rId6"/>
         </w:object>
       </w:r>
     </w:p>
@@ -7676,7 +7682,7 @@
           <v:shape id="_x0000_i1026" type="#_x0000_t75" style="width:356.95pt;height:122.85pt" o:ole="">
             <v:imagedata r:id="rId7" o:title=""/>
           </v:shape>
-          <o:OLEObject Type="Embed" ProgID="Visio.Drawing.11" ShapeID="_x0000_i1026" DrawAspect="Content" ObjectID="_1594745509" r:id="rId8"/>
+          <o:OLEObject Type="Embed" ProgID="Visio.Drawing.11" ShapeID="_x0000_i1026" DrawAspect="Content" ObjectID="_1594799752" r:id="rId8"/>
         </w:object>
       </w:r>
     </w:p>

--- a/internal_doc/03.开发设计/Sequence&AutoIncrement/Story-Sequence.docx
+++ b/internal_doc/03.开发设计/Sequence&AutoIncrement/Story-Sequence.docx
@@ -112,11 +112,9 @@
               </w:rPr>
               <w:t xml:space="preserve"> </w:t>
             </w:r>
-            <w:proofErr w:type="spellStart"/>
             <w:r>
               <w:t>Weichao</w:t>
             </w:r>
-            <w:proofErr w:type="spellEnd"/>
           </w:p>
         </w:tc>
         <w:tc>
@@ -163,16 +161,8 @@
               <w:rPr>
                 <w:rFonts w:hint="eastAsia"/>
               </w:rPr>
-              <w:t xml:space="preserve">2018-08-02 Li </w:t>
-            </w:r>
-            <w:proofErr w:type="spellStart"/>
-            <w:r>
-              <w:rPr>
-                <w:rFonts w:hint="eastAsia"/>
-              </w:rPr>
-              <w:t>Weichao</w:t>
-            </w:r>
-            <w:proofErr w:type="spellEnd"/>
+              <w:t>2018-08-02 Li Weichao</w:t>
+            </w:r>
           </w:p>
         </w:tc>
         <w:tc>
@@ -438,33 +428,11 @@
       </w:r>
     </w:p>
     <w:p>
-      <w:proofErr w:type="spellStart"/>
-      <w:r>
-        <w:rPr>
-          <w:rFonts w:hint="eastAsia"/>
-        </w:rPr>
-        <w:t>Sdb.createSequence</w:t>
-      </w:r>
-      <w:proofErr w:type="spellEnd"/>
-      <w:r>
-        <w:rPr>
-          <w:rFonts w:hint="eastAsia"/>
-        </w:rPr>
-        <w:t>(&lt;</w:t>
-      </w:r>
-      <w:proofErr w:type="spellStart"/>
-      <w:r>
-        <w:rPr>
-          <w:rFonts w:hint="eastAsia"/>
-        </w:rPr>
-        <w:t>sequence_name</w:t>
-      </w:r>
-      <w:proofErr w:type="spellEnd"/>
-      <w:r>
-        <w:rPr>
-          <w:rFonts w:hint="eastAsia"/>
-        </w:rPr>
-        <w:t>&gt;</w:t>
+      <w:r>
+        <w:rPr>
+          <w:rFonts w:hint="eastAsia"/>
+        </w:rPr>
+        <w:t>Sdb.createSequence(&lt;sequence_name&gt;</w:t>
       </w:r>
       <w:r>
         <w:rPr>
@@ -520,14 +488,7 @@
         <w:rPr>
           <w:rFonts w:hint="eastAsia"/>
         </w:rPr>
-        <w:t xml:space="preserve">    </w:t>
-      </w:r>
-      <w:proofErr w:type="spellStart"/>
-      <w:r>
-        <w:rPr>
-          <w:rFonts w:hint="eastAsia"/>
-        </w:rPr>
-        <w:t>S</w:t>
+        <w:t xml:space="preserve">    S</w:t>
       </w:r>
       <w:r>
         <w:rPr>
@@ -541,7 +502,6 @@
         </w:rPr>
         <w:t>Value</w:t>
       </w:r>
-      <w:proofErr w:type="spellEnd"/>
       <w:r>
         <w:rPr>
           <w:rFonts w:hint="eastAsia"/>
@@ -554,14 +514,7 @@
         <w:rPr>
           <w:rFonts w:hint="eastAsia"/>
         </w:rPr>
-        <w:t xml:space="preserve">    </w:t>
-      </w:r>
-      <w:proofErr w:type="spellStart"/>
-      <w:r>
-        <w:rPr>
-          <w:rFonts w:hint="eastAsia"/>
-        </w:rPr>
-        <w:t>M</w:t>
+        <w:t xml:space="preserve">    M</w:t>
       </w:r>
       <w:r>
         <w:rPr>
@@ -575,7 +528,6 @@
         </w:rPr>
         <w:t>Value</w:t>
       </w:r>
-      <w:proofErr w:type="spellEnd"/>
       <w:r>
         <w:rPr>
           <w:rFonts w:hint="eastAsia"/>
@@ -588,14 +540,7 @@
         <w:rPr>
           <w:rFonts w:hint="eastAsia"/>
         </w:rPr>
-        <w:t xml:space="preserve">    </w:t>
-      </w:r>
-      <w:proofErr w:type="spellStart"/>
-      <w:r>
-        <w:rPr>
-          <w:rFonts w:hint="eastAsia"/>
-        </w:rPr>
-        <w:t>M</w:t>
+        <w:t xml:space="preserve">    M</w:t>
       </w:r>
       <w:r>
         <w:rPr>
@@ -609,7 +554,6 @@
         </w:rPr>
         <w:t>Value</w:t>
       </w:r>
-      <w:proofErr w:type="spellEnd"/>
       <w:r>
         <w:rPr>
           <w:rFonts w:hint="eastAsia"/>
@@ -631,14 +575,7 @@
         <w:rPr>
           <w:rFonts w:hint="eastAsia"/>
         </w:rPr>
-        <w:t xml:space="preserve">    </w:t>
-      </w:r>
-      <w:proofErr w:type="spellStart"/>
-      <w:r>
-        <w:rPr>
-          <w:rFonts w:hint="eastAsia"/>
-        </w:rPr>
-        <w:t>C</w:t>
+        <w:t xml:space="preserve">    C</w:t>
       </w:r>
       <w:r>
         <w:rPr>
@@ -652,7 +589,6 @@
         </w:rPr>
         <w:t>Size</w:t>
       </w:r>
-      <w:proofErr w:type="spellEnd"/>
       <w:r>
         <w:rPr>
           <w:rFonts w:hint="eastAsia"/>
@@ -677,16 +613,8 @@
         <w:rPr>
           <w:rFonts w:hint="eastAsia"/>
         </w:rPr>
-        <w:t xml:space="preserve">    </w:t>
-      </w:r>
-      <w:proofErr w:type="spellStart"/>
-      <w:r>
-        <w:rPr>
-          <w:rFonts w:hint="eastAsia"/>
-        </w:rPr>
-        <w:t>AcquireSize</w:t>
-      </w:r>
-      <w:proofErr w:type="spellEnd"/>
+        <w:t xml:space="preserve">    AcquireSize</w:t>
+      </w:r>
       <w:r>
         <w:rPr>
           <w:rFonts w:hint="eastAsia"/>
@@ -1323,7 +1251,6 @@
                 <w:rFonts w:eastAsiaTheme="minorEastAsia"/>
               </w:rPr>
             </w:pPr>
-            <w:proofErr w:type="spellStart"/>
             <w:r>
               <w:rPr>
                 <w:rFonts w:eastAsiaTheme="minorEastAsia" w:hint="eastAsia"/>
@@ -1342,7 +1269,6 @@
               </w:rPr>
               <w:t>Value</w:t>
             </w:r>
-            <w:proofErr w:type="spellEnd"/>
           </w:p>
         </w:tc>
         <w:tc>
@@ -1446,7 +1372,6 @@
                 <w:rFonts w:eastAsiaTheme="minorEastAsia"/>
               </w:rPr>
             </w:pPr>
-            <w:proofErr w:type="spellStart"/>
             <w:r>
               <w:rPr>
                 <w:rFonts w:eastAsiaTheme="minorEastAsia" w:hint="eastAsia"/>
@@ -1465,7 +1390,6 @@
               </w:rPr>
               <w:t>Value</w:t>
             </w:r>
-            <w:proofErr w:type="spellEnd"/>
           </w:p>
         </w:tc>
         <w:tc>
@@ -1569,7 +1493,6 @@
                 <w:rFonts w:eastAsiaTheme="minorEastAsia"/>
               </w:rPr>
             </w:pPr>
-            <w:proofErr w:type="spellStart"/>
             <w:r>
               <w:rPr>
                 <w:rFonts w:eastAsiaTheme="minorEastAsia" w:hint="eastAsia"/>
@@ -1588,7 +1511,6 @@
               </w:rPr>
               <w:t>Size</w:t>
             </w:r>
-            <w:proofErr w:type="spellEnd"/>
           </w:p>
         </w:tc>
         <w:tc>
@@ -1666,12 +1588,6 @@
                 <w:rFonts w:eastAsiaTheme="minorEastAsia" w:hint="eastAsia"/>
               </w:rPr>
               <w:t>100</w:t>
-            </w:r>
-            <w:r>
-              <w:rPr>
-                <w:rFonts w:eastAsiaTheme="minorEastAsia" w:hint="eastAsia"/>
-              </w:rPr>
-              <w:t>0</w:t>
             </w:r>
             <w:r>
               <w:rPr>
@@ -1716,14 +1632,12 @@
                 <w:rFonts w:eastAsiaTheme="minorEastAsia"/>
               </w:rPr>
             </w:pPr>
-            <w:proofErr w:type="spellStart"/>
             <w:r>
               <w:rPr>
                 <w:rFonts w:eastAsiaTheme="minorEastAsia" w:hint="eastAsia"/>
               </w:rPr>
               <w:t>AcquireSize</w:t>
             </w:r>
-            <w:proofErr w:type="spellEnd"/>
           </w:p>
         </w:tc>
         <w:tc>
@@ -1801,12 +1715,6 @@
                 <w:rFonts w:eastAsiaTheme="minorEastAsia" w:hint="eastAsia"/>
               </w:rPr>
               <w:t>10</w:t>
-            </w:r>
-            <w:r>
-              <w:rPr>
-                <w:rFonts w:eastAsiaTheme="minorEastAsia" w:hint="eastAsia"/>
-              </w:rPr>
-              <w:t>0</w:t>
             </w:r>
             <w:r>
               <w:rPr>
@@ -1876,7 +1784,6 @@
                 <w:rFonts w:eastAsiaTheme="minorEastAsia"/>
               </w:rPr>
             </w:pPr>
-            <w:proofErr w:type="spellStart"/>
             <w:r>
               <w:rPr>
                 <w:rFonts w:eastAsiaTheme="minorEastAsia"/>
@@ -1889,7 +1796,6 @@
               </w:rPr>
               <w:t>ool</w:t>
             </w:r>
-            <w:proofErr w:type="spellEnd"/>
           </w:p>
         </w:tc>
         <w:tc>
@@ -1984,7 +1890,6 @@
         </w:rPr>
         <w:t>为正整数时，</w:t>
       </w:r>
-      <w:proofErr w:type="spellStart"/>
       <w:r>
         <w:rPr>
           <w:rFonts w:hint="eastAsia"/>
@@ -2003,7 +1908,6 @@
         </w:rPr>
         <w:t>Value</w:t>
       </w:r>
-      <w:proofErr w:type="spellEnd"/>
       <w:r>
         <w:rPr>
           <w:rFonts w:hint="eastAsia"/>
@@ -2022,14 +1926,12 @@
         </w:rPr>
         <w:t>，</w:t>
       </w:r>
-      <w:proofErr w:type="spellStart"/>
       <w:r>
         <w:rPr>
           <w:rFonts w:hint="eastAsia"/>
         </w:rPr>
         <w:t>MinValue</w:t>
       </w:r>
-      <w:proofErr w:type="spellEnd"/>
       <w:r>
         <w:rPr>
           <w:rFonts w:hint="eastAsia"/>
@@ -2048,14 +1950,12 @@
         </w:rPr>
         <w:t>，</w:t>
       </w:r>
-      <w:proofErr w:type="spellStart"/>
       <w:r>
         <w:rPr>
           <w:rFonts w:hint="eastAsia"/>
         </w:rPr>
         <w:t>MaxValue</w:t>
       </w:r>
-      <w:proofErr w:type="spellEnd"/>
       <w:r>
         <w:rPr>
           <w:rFonts w:hint="eastAsia"/>
@@ -2092,14 +1992,12 @@
         </w:rPr>
         <w:t>为负整数时，</w:t>
       </w:r>
-      <w:proofErr w:type="spellStart"/>
       <w:r>
         <w:rPr>
           <w:rFonts w:hint="eastAsia"/>
         </w:rPr>
         <w:t>StartValue</w:t>
       </w:r>
-      <w:proofErr w:type="spellEnd"/>
       <w:r>
         <w:rPr>
           <w:rFonts w:hint="eastAsia"/>
@@ -2118,14 +2016,12 @@
         </w:rPr>
         <w:t>，</w:t>
       </w:r>
-      <w:proofErr w:type="spellStart"/>
       <w:r>
         <w:rPr>
           <w:rFonts w:hint="eastAsia"/>
         </w:rPr>
         <w:t>MinValue</w:t>
       </w:r>
-      <w:proofErr w:type="spellEnd"/>
       <w:r>
         <w:rPr>
           <w:rFonts w:hint="eastAsia"/>
@@ -2144,14 +2040,12 @@
         </w:rPr>
         <w:t>，</w:t>
       </w:r>
-      <w:proofErr w:type="spellStart"/>
       <w:r>
         <w:rPr>
           <w:rFonts w:hint="eastAsia"/>
         </w:rPr>
         <w:t>MaxValue</w:t>
       </w:r>
-      <w:proofErr w:type="spellEnd"/>
       <w:r>
         <w:rPr>
           <w:rFonts w:hint="eastAsia"/>
@@ -2180,14 +2074,12 @@
         </w:numPr>
         <w:ind w:firstLineChars="0"/>
       </w:pPr>
-      <w:proofErr w:type="spellStart"/>
       <w:r>
         <w:rPr>
           <w:rFonts w:hint="eastAsia"/>
         </w:rPr>
         <w:t>StartValue</w:t>
       </w:r>
-      <w:proofErr w:type="spellEnd"/>
       <w:r>
         <w:rPr>
           <w:rFonts w:hint="eastAsia"/>
@@ -2200,14 +2092,12 @@
         </w:rPr>
         <w:t>[</w:t>
       </w:r>
-      <w:proofErr w:type="spellStart"/>
       <w:r>
         <w:rPr>
           <w:rFonts w:hint="eastAsia"/>
         </w:rPr>
         <w:t>MinValue</w:t>
       </w:r>
-      <w:proofErr w:type="spellEnd"/>
       <w:r>
         <w:rPr>
           <w:rFonts w:hint="eastAsia"/>
@@ -2220,14 +2110,12 @@
         </w:rPr>
         <w:t xml:space="preserve"> </w:t>
       </w:r>
-      <w:proofErr w:type="spellStart"/>
       <w:r>
         <w:rPr>
           <w:rFonts w:hint="eastAsia"/>
         </w:rPr>
         <w:t>MaxValue</w:t>
       </w:r>
-      <w:proofErr w:type="spellEnd"/>
       <w:r>
         <w:rPr>
           <w:rFonts w:hint="eastAsia"/>
@@ -2240,28 +2128,24 @@
         </w:rPr>
         <w:t>区间，</w:t>
       </w:r>
-      <w:proofErr w:type="spellStart"/>
       <w:r>
         <w:rPr>
           <w:rFonts w:hint="eastAsia"/>
         </w:rPr>
         <w:t>MinValue</w:t>
       </w:r>
-      <w:proofErr w:type="spellEnd"/>
       <w:r>
         <w:rPr>
           <w:rFonts w:hint="eastAsia"/>
         </w:rPr>
         <w:t>必须小于</w:t>
       </w:r>
-      <w:proofErr w:type="spellStart"/>
       <w:r>
         <w:rPr>
           <w:rFonts w:hint="eastAsia"/>
         </w:rPr>
         <w:t>MaxValue</w:t>
       </w:r>
-      <w:proofErr w:type="spellEnd"/>
       <w:r>
         <w:rPr>
           <w:rFonts w:hint="eastAsia"/>
@@ -2278,14 +2162,12 @@
         </w:numPr>
         <w:ind w:firstLineChars="0"/>
       </w:pPr>
-      <w:proofErr w:type="spellStart"/>
       <w:r>
         <w:rPr>
           <w:rFonts w:hint="eastAsia"/>
         </w:rPr>
         <w:t>CacheSize</w:t>
       </w:r>
-      <w:proofErr w:type="spellEnd"/>
       <w:r>
         <w:rPr>
           <w:rFonts w:hint="eastAsia"/>
@@ -2310,14 +2192,12 @@
         </w:rPr>
         <w:t xml:space="preserve"> </w:t>
       </w:r>
-      <w:proofErr w:type="spellStart"/>
       <w:r>
         <w:rPr>
           <w:rFonts w:hint="eastAsia"/>
         </w:rPr>
         <w:t>CacheSize</w:t>
       </w:r>
-      <w:proofErr w:type="spellEnd"/>
       <w:r>
         <w:rPr>
           <w:rFonts w:hint="eastAsia"/>
@@ -2336,14 +2216,18 @@
         </w:rPr>
         <w:t>((</w:t>
       </w:r>
-      <w:proofErr w:type="spellStart"/>
-      <w:r>
-        <w:rPr>
-          <w:rFonts w:hint="eastAsia"/>
-        </w:rPr>
-        <w:t>MaxValue</w:t>
-      </w:r>
-      <w:proofErr w:type="spellEnd"/>
+      <w:r>
+        <w:rPr>
+          <w:rFonts w:hint="eastAsia"/>
+        </w:rPr>
+        <w:t xml:space="preserve">MaxValue </w:t>
+      </w:r>
+      <w:r>
+        <w:rPr>
+          <w:rFonts w:hint="eastAsia"/>
+        </w:rPr>
+        <w:t>-</w:t>
+      </w:r>
       <w:r>
         <w:rPr>
           <w:rFonts w:hint="eastAsia"/>
@@ -2354,22 +2238,8 @@
         <w:rPr>
           <w:rFonts w:hint="eastAsia"/>
         </w:rPr>
-        <w:t>-</w:t>
-      </w:r>
-      <w:r>
-        <w:rPr>
-          <w:rFonts w:hint="eastAsia"/>
-        </w:rPr>
-        <w:t xml:space="preserve"> </w:t>
-      </w:r>
-      <w:proofErr w:type="spellStart"/>
-      <w:r>
-        <w:rPr>
-          <w:rFonts w:hint="eastAsia"/>
-        </w:rPr>
         <w:t>MinValue</w:t>
       </w:r>
-      <w:proofErr w:type="spellEnd"/>
       <w:r>
         <w:rPr>
           <w:rFonts w:hint="eastAsia"/>
@@ -2410,14 +2280,12 @@
         </w:numPr>
         <w:ind w:firstLineChars="0"/>
       </w:pPr>
-      <w:proofErr w:type="spellStart"/>
       <w:r>
         <w:rPr>
           <w:rFonts w:hint="eastAsia"/>
         </w:rPr>
         <w:t>AcquireSize</w:t>
       </w:r>
-      <w:proofErr w:type="spellEnd"/>
       <w:r>
         <w:rPr>
           <w:rFonts w:hint="eastAsia"/>
@@ -2448,28 +2316,24 @@
         </w:rPr>
         <w:t xml:space="preserve"> </w:t>
       </w:r>
-      <w:proofErr w:type="spellStart"/>
       <w:r>
         <w:rPr>
           <w:rFonts w:hint="eastAsia"/>
         </w:rPr>
         <w:t>AcquireSize</w:t>
       </w:r>
-      <w:proofErr w:type="spellEnd"/>
       <w:r>
         <w:rPr>
           <w:rFonts w:hint="eastAsia"/>
         </w:rPr>
         <w:t>的值必须小于等于</w:t>
       </w:r>
-      <w:proofErr w:type="spellStart"/>
       <w:r>
         <w:rPr>
           <w:rFonts w:hint="eastAsia"/>
         </w:rPr>
         <w:t>CacheSize</w:t>
       </w:r>
-      <w:proofErr w:type="spellEnd"/>
       <w:r>
         <w:rPr>
           <w:rFonts w:hint="eastAsia"/>
@@ -2614,33 +2478,11 @@
         <w:lastRenderedPageBreak/>
         <w:t xml:space="preserve">    </w:t>
       </w:r>
-      <w:proofErr w:type="spellStart"/>
-      <w:r>
-        <w:rPr>
-          <w:rFonts w:hint="eastAsia"/>
-        </w:rPr>
-        <w:t>Sdb.alterSequence</w:t>
-      </w:r>
-      <w:proofErr w:type="spellEnd"/>
-      <w:r>
-        <w:rPr>
-          <w:rFonts w:hint="eastAsia"/>
-        </w:rPr>
-        <w:t>(&lt;</w:t>
-      </w:r>
-      <w:proofErr w:type="spellStart"/>
-      <w:r>
-        <w:rPr>
-          <w:rFonts w:hint="eastAsia"/>
-        </w:rPr>
-        <w:t>sequence_name</w:t>
-      </w:r>
-      <w:proofErr w:type="spellEnd"/>
-      <w:r>
-        <w:rPr>
-          <w:rFonts w:hint="eastAsia"/>
-        </w:rPr>
-        <w:t xml:space="preserve">&gt;, </w:t>
+      <w:r>
+        <w:rPr>
+          <w:rFonts w:hint="eastAsia"/>
+        </w:rPr>
+        <w:t xml:space="preserve">Sdb.alterSequence(&lt;sequence_name&gt;, </w:t>
       </w:r>
       <w:r>
         <w:rPr>
@@ -2682,7 +2524,6 @@
         </w:rPr>
         <w:t xml:space="preserve">    </w:t>
       </w:r>
-      <w:proofErr w:type="spellStart"/>
       <w:r>
         <w:rPr>
           <w:rFonts w:hint="eastAsia"/>
@@ -2695,7 +2536,6 @@
         </w:rPr>
         <w:t>urrentValue</w:t>
       </w:r>
-      <w:proofErr w:type="spellEnd"/>
       <w:r>
         <w:rPr>
           <w:rFonts w:hint="eastAsia"/>
@@ -2720,7 +2560,6 @@
         </w:rPr>
         <w:t xml:space="preserve">, </w:t>
       </w:r>
-      <w:proofErr w:type="spellStart"/>
       <w:r>
         <w:rPr>
           <w:rFonts w:hint="eastAsia"/>
@@ -2739,14 +2578,12 @@
         </w:rPr>
         <w:t>Value</w:t>
       </w:r>
-      <w:proofErr w:type="spellEnd"/>
       <w:r>
         <w:rPr>
           <w:rFonts w:hint="eastAsia"/>
         </w:rPr>
         <w:t xml:space="preserve">, </w:t>
       </w:r>
-      <w:proofErr w:type="spellStart"/>
       <w:r>
         <w:rPr>
           <w:rFonts w:hint="eastAsia"/>
@@ -2759,14 +2596,12 @@
         </w:rPr>
         <w:t>inValue</w:t>
       </w:r>
-      <w:proofErr w:type="spellEnd"/>
       <w:r>
         <w:rPr>
           <w:rFonts w:hint="eastAsia"/>
         </w:rPr>
         <w:t xml:space="preserve">, </w:t>
       </w:r>
-      <w:proofErr w:type="spellStart"/>
       <w:r>
         <w:rPr>
           <w:rFonts w:hint="eastAsia"/>
@@ -2779,14 +2614,12 @@
         </w:rPr>
         <w:t>axValue</w:t>
       </w:r>
-      <w:proofErr w:type="spellEnd"/>
       <w:r>
         <w:rPr>
           <w:rFonts w:hint="eastAsia"/>
         </w:rPr>
         <w:t xml:space="preserve">, </w:t>
       </w:r>
-      <w:proofErr w:type="spellStart"/>
       <w:r>
         <w:rPr>
           <w:rFonts w:hint="eastAsia"/>
@@ -2799,21 +2632,18 @@
         </w:rPr>
         <w:t>Size</w:t>
       </w:r>
-      <w:proofErr w:type="spellEnd"/>
       <w:r>
         <w:rPr>
           <w:rFonts w:hint="eastAsia"/>
         </w:rPr>
         <w:t xml:space="preserve">, </w:t>
       </w:r>
-      <w:proofErr w:type="spellStart"/>
       <w:r>
         <w:rPr>
           <w:rFonts w:hint="eastAsia"/>
         </w:rPr>
         <w:t>AcquireSize</w:t>
       </w:r>
-      <w:proofErr w:type="spellEnd"/>
       <w:r>
         <w:rPr>
           <w:rFonts w:hint="eastAsia"/>
@@ -2865,33 +2695,11 @@
       </w:r>
     </w:p>
     <w:p>
-      <w:proofErr w:type="spellStart"/>
-      <w:r>
-        <w:rPr>
-          <w:rFonts w:hint="eastAsia"/>
-        </w:rPr>
-        <w:t>Sdb.dropSequence</w:t>
-      </w:r>
-      <w:proofErr w:type="spellEnd"/>
-      <w:r>
-        <w:rPr>
-          <w:rFonts w:hint="eastAsia"/>
-        </w:rPr>
-        <w:t>(&lt;</w:t>
-      </w:r>
-      <w:proofErr w:type="spellStart"/>
-      <w:r>
-        <w:rPr>
-          <w:rFonts w:hint="eastAsia"/>
-        </w:rPr>
-        <w:t>sequence_name</w:t>
-      </w:r>
-      <w:proofErr w:type="spellEnd"/>
-      <w:r>
-        <w:rPr>
-          <w:rFonts w:hint="eastAsia"/>
-        </w:rPr>
-        <w:t>&gt;)</w:t>
+      <w:r>
+        <w:rPr>
+          <w:rFonts w:hint="eastAsia"/>
+        </w:rPr>
+        <w:t>Sdb.dropSequence(&lt;sequence_name&gt;)</w:t>
       </w:r>
     </w:p>
     <w:p>
@@ -2912,19 +2720,11 @@
         </w:rPr>
         <w:t>通过</w:t>
       </w:r>
-      <w:proofErr w:type="spellStart"/>
-      <w:r>
-        <w:rPr>
-          <w:rFonts w:hint="eastAsia"/>
-        </w:rPr>
-        <w:t>Sdb.snapshot</w:t>
-      </w:r>
-      <w:proofErr w:type="spellEnd"/>
-      <w:r>
-        <w:rPr>
-          <w:rFonts w:hint="eastAsia"/>
-        </w:rPr>
-        <w:t>(SDB_SNAP_SEQUENCE)</w:t>
+      <w:r>
+        <w:rPr>
+          <w:rFonts w:hint="eastAsia"/>
+        </w:rPr>
+        <w:t>Sdb.snapshot(SDB_SNAP_SEQUENCE)</w:t>
       </w:r>
       <w:r>
         <w:rPr>
@@ -2984,9 +2784,286 @@
         <w:rPr>
           <w:rFonts w:hint="eastAsia"/>
         </w:rPr>
-        <w:t xml:space="preserve">    </w:t>
-      </w:r>
-      <w:proofErr w:type="spellStart"/>
+        <w:t xml:space="preserve">    C</w:t>
+      </w:r>
+      <w:r>
+        <w:rPr>
+          <w:rFonts w:hint="eastAsia"/>
+        </w:rPr>
+        <w:t>urrent</w:t>
+      </w:r>
+      <w:r>
+        <w:rPr>
+          <w:rFonts w:hint="eastAsia"/>
+        </w:rPr>
+        <w:t>Value</w:t>
+      </w:r>
+      <w:r>
+        <w:rPr>
+          <w:rFonts w:hint="eastAsia"/>
+        </w:rPr>
+        <w:t xml:space="preserve">: </w:t>
+      </w:r>
+      <w:r>
+        <w:rPr>
+          <w:rFonts w:hint="eastAsia"/>
+        </w:rPr>
+        <w:t>1,</w:t>
+      </w:r>
+    </w:p>
+    <w:p>
+      <w:r>
+        <w:rPr>
+          <w:rFonts w:hint="eastAsia"/>
+        </w:rPr>
+        <w:t xml:space="preserve">    I</w:t>
+      </w:r>
+      <w:r>
+        <w:rPr>
+          <w:rFonts w:hint="eastAsia"/>
+        </w:rPr>
+        <w:t>ncrement: 1,</w:t>
+      </w:r>
+    </w:p>
+    <w:p>
+      <w:r>
+        <w:rPr>
+          <w:rFonts w:hint="eastAsia"/>
+        </w:rPr>
+        <w:t xml:space="preserve">    S</w:t>
+      </w:r>
+      <w:r>
+        <w:rPr>
+          <w:rFonts w:hint="eastAsia"/>
+        </w:rPr>
+        <w:t>tart</w:t>
+      </w:r>
+      <w:r>
+        <w:rPr>
+          <w:rFonts w:hint="eastAsia"/>
+        </w:rPr>
+        <w:t>Value</w:t>
+      </w:r>
+      <w:r>
+        <w:rPr>
+          <w:rFonts w:hint="eastAsia"/>
+        </w:rPr>
+        <w:t>: 1,</w:t>
+      </w:r>
+    </w:p>
+    <w:p>
+      <w:r>
+        <w:rPr>
+          <w:rFonts w:hint="eastAsia"/>
+        </w:rPr>
+        <w:t xml:space="preserve">    M</w:t>
+      </w:r>
+      <w:r>
+        <w:rPr>
+          <w:rFonts w:hint="eastAsia"/>
+        </w:rPr>
+        <w:t>in</w:t>
+      </w:r>
+      <w:r>
+        <w:rPr>
+          <w:rFonts w:hint="eastAsia"/>
+        </w:rPr>
+        <w:t>Value</w:t>
+      </w:r>
+      <w:r>
+        <w:rPr>
+          <w:rFonts w:hint="eastAsia"/>
+        </w:rPr>
+        <w:t>: 1,</w:t>
+      </w:r>
+    </w:p>
+    <w:p>
+      <w:r>
+        <w:rPr>
+          <w:rFonts w:hint="eastAsia"/>
+        </w:rPr>
+        <w:t xml:space="preserve">    M</w:t>
+      </w:r>
+      <w:r>
+        <w:rPr>
+          <w:rFonts w:hint="eastAsia"/>
+        </w:rPr>
+        <w:t>ax</w:t>
+      </w:r>
+      <w:r>
+        <w:rPr>
+          <w:rFonts w:hint="eastAsia"/>
+        </w:rPr>
+        <w:t>Value</w:t>
+      </w:r>
+      <w:r>
+        <w:rPr>
+          <w:rFonts w:hint="eastAsia"/>
+        </w:rPr>
+        <w:t xml:space="preserve">: </w:t>
+      </w:r>
+      <w:r>
+        <w:t>9223372036854775807</w:t>
+      </w:r>
+      <w:r>
+        <w:rPr>
+          <w:rFonts w:hint="eastAsia"/>
+        </w:rPr>
+        <w:t>,</w:t>
+      </w:r>
+    </w:p>
+    <w:p>
+      <w:r>
+        <w:rPr>
+          <w:rFonts w:hint="eastAsia"/>
+        </w:rPr>
+        <w:t xml:space="preserve">    C</w:t>
+      </w:r>
+      <w:r>
+        <w:rPr>
+          <w:rFonts w:hint="eastAsia"/>
+        </w:rPr>
+        <w:t>ache</w:t>
+      </w:r>
+      <w:r>
+        <w:rPr>
+          <w:rFonts w:hint="eastAsia"/>
+        </w:rPr>
+        <w:t>Size</w:t>
+      </w:r>
+      <w:r>
+        <w:rPr>
+          <w:rFonts w:hint="eastAsia"/>
+        </w:rPr>
+        <w:t>: 100</w:t>
+      </w:r>
+      <w:r>
+        <w:rPr>
+          <w:rFonts w:hint="eastAsia"/>
+        </w:rPr>
+        <w:t>0</w:t>
+      </w:r>
+      <w:r>
+        <w:rPr>
+          <w:rFonts w:hint="eastAsia"/>
+        </w:rPr>
+        <w:t>,</w:t>
+      </w:r>
+    </w:p>
+    <w:p>
+      <w:r>
+        <w:rPr>
+          <w:rFonts w:hint="eastAsia"/>
+        </w:rPr>
+        <w:t xml:space="preserve">    AcquireSize</w:t>
+      </w:r>
+      <w:r>
+        <w:rPr>
+          <w:rFonts w:hint="eastAsia"/>
+        </w:rPr>
+        <w:t>: 10</w:t>
+      </w:r>
+      <w:r>
+        <w:rPr>
+          <w:rFonts w:hint="eastAsia"/>
+        </w:rPr>
+        <w:t>0</w:t>
+      </w:r>
+      <w:r>
+        <w:rPr>
+          <w:rFonts w:hint="eastAsia"/>
+        </w:rPr>
+        <w:t>,</w:t>
+      </w:r>
+    </w:p>
+    <w:p>
+      <w:r>
+        <w:rPr>
+          <w:rFonts w:hint="eastAsia"/>
+        </w:rPr>
+        <w:t xml:space="preserve">    C</w:t>
+      </w:r>
+      <w:r>
+        <w:rPr>
+          <w:rFonts w:hint="eastAsia"/>
+        </w:rPr>
+        <w:t>ycled: false</w:t>
+      </w:r>
+      <w:r>
+        <w:rPr>
+          <w:rFonts w:hint="eastAsia"/>
+        </w:rPr>
+        <w:t>,</w:t>
+      </w:r>
+    </w:p>
+    <w:p>
+      <w:r>
+        <w:rPr>
+          <w:rFonts w:hint="eastAsia"/>
+        </w:rPr>
+        <w:t xml:space="preserve">    Initial: true</w:t>
+      </w:r>
+    </w:p>
+    <w:p>
+      <w:r>
+        <w:rPr>
+          <w:rFonts w:hint="eastAsia"/>
+        </w:rPr>
+        <w:t>}</w:t>
+      </w:r>
+    </w:p>
+    <w:p>
+      <w:pPr>
+        <w:pStyle w:val="Heading3"/>
+      </w:pPr>
+      <w:r>
+        <w:rPr>
+          <w:rFonts w:hint="eastAsia"/>
+        </w:rPr>
+        <w:t>GET</w:t>
+      </w:r>
+      <w:r>
+        <w:rPr>
+          <w:rFonts w:hint="eastAsia"/>
+        </w:rPr>
+        <w:t xml:space="preserve"> CURRENT/NEXT VALUE</w:t>
+      </w:r>
+    </w:p>
+    <w:p>
+      <w:r>
+        <w:rPr>
+          <w:rFonts w:hint="eastAsia"/>
+        </w:rPr>
+        <w:t>Sdb.get</w:t>
+      </w:r>
+      <w:r>
+        <w:rPr>
+          <w:rFonts w:hint="eastAsia"/>
+        </w:rPr>
+        <w:t>SequenceNextValue(&lt;sequence_name&gt;)</w:t>
+      </w:r>
+    </w:p>
+    <w:p>
+      <w:r>
+        <w:rPr>
+          <w:rFonts w:hint="eastAsia"/>
+        </w:rPr>
+        <w:t>Sdb.getSequenceCurrentValue(&lt;sequence_name&gt;)</w:t>
+      </w:r>
+    </w:p>
+    <w:p>
+      <w:r>
+        <w:rPr>
+          <w:rFonts w:hint="eastAsia"/>
+        </w:rPr>
+        <w:t>SEQUENCE</w:t>
+      </w:r>
+      <w:r>
+        <w:rPr>
+          <w:rFonts w:hint="eastAsia"/>
+        </w:rPr>
+        <w:t>没有使用之前，</w:t>
+      </w:r>
       <w:r>
         <w:rPr>
           <w:rFonts w:hint="eastAsia"/>
@@ -2997,399 +3074,20 @@
         <w:rPr>
           <w:rFonts w:hint="eastAsia"/>
         </w:rPr>
-        <w:t>urrent</w:t>
-      </w:r>
-      <w:r>
-        <w:rPr>
-          <w:rFonts w:hint="eastAsia"/>
-        </w:rPr>
-        <w:t>Value</w:t>
-      </w:r>
-      <w:proofErr w:type="spellEnd"/>
-      <w:r>
-        <w:rPr>
-          <w:rFonts w:hint="eastAsia"/>
-        </w:rPr>
-        <w:t xml:space="preserve">: </w:t>
-      </w:r>
-      <w:r>
-        <w:rPr>
-          <w:rFonts w:hint="eastAsia"/>
-        </w:rPr>
-        <w:t>1,</w:t>
-      </w:r>
-    </w:p>
-    <w:p>
-      <w:r>
-        <w:rPr>
-          <w:rFonts w:hint="eastAsia"/>
-        </w:rPr>
-        <w:t xml:space="preserve">    I</w:t>
-      </w:r>
-      <w:r>
-        <w:rPr>
-          <w:rFonts w:hint="eastAsia"/>
-        </w:rPr>
-        <w:t>ncrement: 1,</w:t>
-      </w:r>
-    </w:p>
-    <w:p>
-      <w:r>
-        <w:rPr>
-          <w:rFonts w:hint="eastAsia"/>
-        </w:rPr>
-        <w:t xml:space="preserve">    </w:t>
-      </w:r>
-      <w:proofErr w:type="spellStart"/>
-      <w:r>
-        <w:rPr>
-          <w:rFonts w:hint="eastAsia"/>
-        </w:rPr>
-        <w:t>S</w:t>
-      </w:r>
-      <w:r>
-        <w:rPr>
-          <w:rFonts w:hint="eastAsia"/>
-        </w:rPr>
-        <w:t>tart</w:t>
-      </w:r>
-      <w:r>
-        <w:rPr>
-          <w:rFonts w:hint="eastAsia"/>
-        </w:rPr>
-        <w:t>Value</w:t>
-      </w:r>
-      <w:proofErr w:type="spellEnd"/>
-      <w:r>
-        <w:rPr>
-          <w:rFonts w:hint="eastAsia"/>
-        </w:rPr>
-        <w:t>: 1,</w:t>
-      </w:r>
-    </w:p>
-    <w:p>
-      <w:r>
-        <w:rPr>
-          <w:rFonts w:hint="eastAsia"/>
-        </w:rPr>
-        <w:t xml:space="preserve">    </w:t>
-      </w:r>
-      <w:proofErr w:type="spellStart"/>
-      <w:r>
-        <w:rPr>
-          <w:rFonts w:hint="eastAsia"/>
-        </w:rPr>
-        <w:t>M</w:t>
-      </w:r>
-      <w:r>
-        <w:rPr>
-          <w:rFonts w:hint="eastAsia"/>
-        </w:rPr>
-        <w:t>in</w:t>
-      </w:r>
-      <w:r>
-        <w:rPr>
-          <w:rFonts w:hint="eastAsia"/>
-        </w:rPr>
-        <w:t>Value</w:t>
-      </w:r>
-      <w:proofErr w:type="spellEnd"/>
-      <w:r>
-        <w:rPr>
-          <w:rFonts w:hint="eastAsia"/>
-        </w:rPr>
-        <w:t>: 1,</w:t>
-      </w:r>
-    </w:p>
-    <w:p>
-      <w:r>
-        <w:rPr>
-          <w:rFonts w:hint="eastAsia"/>
-        </w:rPr>
-        <w:t xml:space="preserve">    </w:t>
-      </w:r>
-      <w:proofErr w:type="spellStart"/>
-      <w:r>
-        <w:rPr>
-          <w:rFonts w:hint="eastAsia"/>
-        </w:rPr>
-        <w:t>M</w:t>
-      </w:r>
-      <w:r>
-        <w:rPr>
-          <w:rFonts w:hint="eastAsia"/>
-        </w:rPr>
-        <w:t>ax</w:t>
-      </w:r>
-      <w:r>
-        <w:rPr>
-          <w:rFonts w:hint="eastAsia"/>
-        </w:rPr>
-        <w:t>Value</w:t>
-      </w:r>
-      <w:proofErr w:type="spellEnd"/>
-      <w:r>
-        <w:rPr>
-          <w:rFonts w:hint="eastAsia"/>
-        </w:rPr>
-        <w:t xml:space="preserve">: </w:t>
-      </w:r>
-      <w:r>
-        <w:t>9223372036854775807</w:t>
-      </w:r>
-      <w:r>
-        <w:rPr>
-          <w:rFonts w:hint="eastAsia"/>
-        </w:rPr>
-        <w:t>,</w:t>
-      </w:r>
-    </w:p>
-    <w:p>
-      <w:r>
-        <w:rPr>
-          <w:rFonts w:hint="eastAsia"/>
-        </w:rPr>
-        <w:t xml:space="preserve">    </w:t>
-      </w:r>
-      <w:proofErr w:type="spellStart"/>
-      <w:r>
-        <w:rPr>
-          <w:rFonts w:hint="eastAsia"/>
-        </w:rPr>
-        <w:t>C</w:t>
-      </w:r>
-      <w:r>
-        <w:rPr>
-          <w:rFonts w:hint="eastAsia"/>
-        </w:rPr>
-        <w:t>ache</w:t>
-      </w:r>
-      <w:r>
-        <w:rPr>
-          <w:rFonts w:hint="eastAsia"/>
-        </w:rPr>
-        <w:t>Size</w:t>
-      </w:r>
-      <w:proofErr w:type="spellEnd"/>
-      <w:r>
-        <w:rPr>
-          <w:rFonts w:hint="eastAsia"/>
-        </w:rPr>
-        <w:t>: 100</w:t>
-      </w:r>
-      <w:r>
-        <w:rPr>
-          <w:rFonts w:hint="eastAsia"/>
-        </w:rPr>
-        <w:t>0</w:t>
-      </w:r>
-      <w:r>
-        <w:rPr>
-          <w:rFonts w:hint="eastAsia"/>
-        </w:rPr>
-        <w:t>0</w:t>
-      </w:r>
-      <w:r>
-        <w:rPr>
-          <w:rFonts w:hint="eastAsia"/>
-        </w:rPr>
-        <w:t>,</w:t>
-      </w:r>
-    </w:p>
-    <w:p>
-      <w:r>
-        <w:rPr>
-          <w:rFonts w:hint="eastAsia"/>
-        </w:rPr>
-        <w:t xml:space="preserve">    </w:t>
-      </w:r>
-      <w:proofErr w:type="spellStart"/>
-      <w:r>
-        <w:rPr>
-          <w:rFonts w:hint="eastAsia"/>
-        </w:rPr>
-        <w:t>AcquireSize</w:t>
-      </w:r>
-      <w:proofErr w:type="spellEnd"/>
-      <w:r>
-        <w:rPr>
-          <w:rFonts w:hint="eastAsia"/>
-        </w:rPr>
-        <w:t>: 10</w:t>
-      </w:r>
-      <w:r>
-        <w:rPr>
-          <w:rFonts w:hint="eastAsia"/>
-        </w:rPr>
-        <w:t>0</w:t>
-      </w:r>
-      <w:r>
-        <w:rPr>
-          <w:rFonts w:hint="eastAsia"/>
-        </w:rPr>
-        <w:t>,</w:t>
-      </w:r>
-    </w:p>
-    <w:p>
-      <w:r>
-        <w:rPr>
-          <w:rFonts w:hint="eastAsia"/>
-        </w:rPr>
-        <w:t xml:space="preserve">    C</w:t>
-      </w:r>
-      <w:r>
-        <w:rPr>
-          <w:rFonts w:hint="eastAsia"/>
-        </w:rPr>
-        <w:t>ycled: false</w:t>
-      </w:r>
-      <w:r>
-        <w:rPr>
-          <w:rFonts w:hint="eastAsia"/>
-        </w:rPr>
-        <w:t>,</w:t>
-      </w:r>
-    </w:p>
-    <w:p>
-      <w:r>
-        <w:rPr>
-          <w:rFonts w:hint="eastAsia"/>
-        </w:rPr>
-        <w:t xml:space="preserve">    Initial: true</w:t>
-      </w:r>
-    </w:p>
-    <w:p>
-      <w:r>
-        <w:rPr>
-          <w:rFonts w:hint="eastAsia"/>
-        </w:rPr>
-        <w:t>}</w:t>
-      </w:r>
-    </w:p>
-    <w:p>
-      <w:pPr>
-        <w:pStyle w:val="Heading3"/>
-      </w:pPr>
-      <w:r>
-        <w:rPr>
-          <w:rFonts w:hint="eastAsia"/>
-        </w:rPr>
-        <w:t>GET</w:t>
-      </w:r>
-      <w:r>
-        <w:rPr>
-          <w:rFonts w:hint="eastAsia"/>
-        </w:rPr>
-        <w:t xml:space="preserve"> CURRENT/NEXT VALUE</w:t>
-      </w:r>
-    </w:p>
-    <w:p>
-      <w:proofErr w:type="spellStart"/>
-      <w:r>
-        <w:rPr>
-          <w:rFonts w:hint="eastAsia"/>
-        </w:rPr>
-        <w:t>Sdb.get</w:t>
-      </w:r>
-      <w:r>
-        <w:rPr>
-          <w:rFonts w:hint="eastAsia"/>
-        </w:rPr>
-        <w:t>SequenceNextValue</w:t>
-      </w:r>
-      <w:proofErr w:type="spellEnd"/>
-      <w:r>
-        <w:rPr>
-          <w:rFonts w:hint="eastAsia"/>
-        </w:rPr>
-        <w:t>(&lt;</w:t>
-      </w:r>
-      <w:proofErr w:type="spellStart"/>
-      <w:r>
-        <w:rPr>
-          <w:rFonts w:hint="eastAsia"/>
-        </w:rPr>
-        <w:t>sequence_name</w:t>
-      </w:r>
-      <w:proofErr w:type="spellEnd"/>
-      <w:r>
-        <w:rPr>
-          <w:rFonts w:hint="eastAsia"/>
-        </w:rPr>
-        <w:t>&gt;)</w:t>
-      </w:r>
-    </w:p>
-    <w:p>
-      <w:proofErr w:type="spellStart"/>
-      <w:r>
-        <w:rPr>
-          <w:rFonts w:hint="eastAsia"/>
-        </w:rPr>
-        <w:t>Sdb.getSequenceCurrentValue</w:t>
-      </w:r>
-      <w:proofErr w:type="spellEnd"/>
-      <w:r>
-        <w:rPr>
-          <w:rFonts w:hint="eastAsia"/>
-        </w:rPr>
-        <w:t>(&lt;</w:t>
-      </w:r>
-      <w:proofErr w:type="spellStart"/>
-      <w:r>
-        <w:rPr>
-          <w:rFonts w:hint="eastAsia"/>
-        </w:rPr>
-        <w:t>sequence_name</w:t>
-      </w:r>
-      <w:proofErr w:type="spellEnd"/>
-      <w:r>
-        <w:rPr>
-          <w:rFonts w:hint="eastAsia"/>
-        </w:rPr>
-        <w:t>&gt;)</w:t>
-      </w:r>
-    </w:p>
-    <w:p>
-      <w:r>
-        <w:rPr>
-          <w:rFonts w:hint="eastAsia"/>
-        </w:rPr>
-        <w:t>SEQUENCE</w:t>
-      </w:r>
-      <w:r>
-        <w:rPr>
-          <w:rFonts w:hint="eastAsia"/>
-        </w:rPr>
-        <w:t>没有使用之前，</w:t>
-      </w:r>
-      <w:proofErr w:type="spellStart"/>
-      <w:r>
-        <w:rPr>
-          <w:rFonts w:hint="eastAsia"/>
-        </w:rPr>
-        <w:t>C</w:t>
-      </w:r>
-      <w:r>
-        <w:rPr>
-          <w:rFonts w:hint="eastAsia"/>
-        </w:rPr>
         <w:t>urrentValue</w:t>
       </w:r>
-      <w:proofErr w:type="spellEnd"/>
       <w:r>
         <w:rPr>
           <w:rFonts w:hint="eastAsia"/>
         </w:rPr>
         <w:t>等于</w:t>
       </w:r>
-      <w:proofErr w:type="spellStart"/>
       <w:r>
         <w:rPr>
           <w:rFonts w:hint="eastAsia"/>
         </w:rPr>
         <w:t>StartValue</w:t>
       </w:r>
-      <w:proofErr w:type="spellEnd"/>
       <w:r>
         <w:rPr>
           <w:rFonts w:hint="eastAsia"/>
@@ -4578,14 +4276,12 @@
         </w:rPr>
         <w:t>由</w:t>
       </w:r>
-      <w:proofErr w:type="spellStart"/>
       <w:r>
         <w:rPr>
           <w:rFonts w:hint="eastAsia"/>
         </w:rPr>
         <w:t>SequenceManager</w:t>
       </w:r>
-      <w:proofErr w:type="spellEnd"/>
       <w:r>
         <w:rPr>
           <w:rFonts w:hint="eastAsia"/>
@@ -4616,14 +4312,12 @@
         </w:rPr>
         <w:t>由</w:t>
       </w:r>
-      <w:proofErr w:type="spellStart"/>
       <w:r>
         <w:rPr>
           <w:rFonts w:hint="eastAsia"/>
         </w:rPr>
         <w:t>SequenceAgent</w:t>
       </w:r>
-      <w:proofErr w:type="spellEnd"/>
       <w:r>
         <w:rPr>
           <w:rFonts w:hint="eastAsia"/>
@@ -4707,14 +4401,12 @@
         </w:rPr>
         <w:t>从</w:t>
       </w:r>
-      <w:proofErr w:type="spellStart"/>
       <w:r>
         <w:rPr>
           <w:rFonts w:hint="eastAsia"/>
         </w:rPr>
         <w:t>SequenceAgent</w:t>
       </w:r>
-      <w:proofErr w:type="spellEnd"/>
       <w:r>
         <w:rPr>
           <w:rFonts w:hint="eastAsia"/>
@@ -4727,14 +4419,12 @@
         </w:rPr>
         <w:t>。</w:t>
       </w:r>
-      <w:proofErr w:type="spellStart"/>
       <w:r>
         <w:rPr>
           <w:rFonts w:hint="eastAsia"/>
         </w:rPr>
         <w:t>AcquireSize</w:t>
       </w:r>
-      <w:proofErr w:type="spellEnd"/>
       <w:r>
         <w:rPr>
           <w:rFonts w:hint="eastAsia"/>
@@ -4777,14 +4467,12 @@
         </w:rPr>
         <w:t>请求；</w:t>
       </w:r>
-      <w:proofErr w:type="spellStart"/>
       <w:r>
         <w:rPr>
           <w:rFonts w:hint="eastAsia"/>
         </w:rPr>
         <w:t>AcquireSize</w:t>
       </w:r>
-      <w:proofErr w:type="spellEnd"/>
       <w:r>
         <w:rPr>
           <w:rFonts w:hint="eastAsia"/>
@@ -5364,7 +5052,6 @@
                 <w:rFonts w:eastAsiaTheme="minorEastAsia"/>
               </w:rPr>
             </w:pPr>
-            <w:proofErr w:type="spellStart"/>
             <w:r>
               <w:rPr>
                 <w:rFonts w:eastAsiaTheme="minorEastAsia" w:hint="eastAsia"/>
@@ -5377,7 +5064,6 @@
               </w:rPr>
               <w:t>urrentValue</w:t>
             </w:r>
-            <w:proofErr w:type="spellEnd"/>
           </w:p>
         </w:tc>
         <w:tc>
@@ -5526,14 +5212,12 @@
                 <w:rFonts w:eastAsiaTheme="minorEastAsia"/>
               </w:rPr>
             </w:pPr>
-            <w:proofErr w:type="spellStart"/>
             <w:r>
               <w:rPr>
                 <w:rFonts w:eastAsiaTheme="minorEastAsia" w:hint="eastAsia"/>
               </w:rPr>
               <w:t>StartValue</w:t>
             </w:r>
-            <w:proofErr w:type="spellEnd"/>
           </w:p>
         </w:tc>
         <w:tc>
@@ -5602,7 +5286,6 @@
                 <w:rFonts w:eastAsiaTheme="minorEastAsia"/>
               </w:rPr>
             </w:pPr>
-            <w:proofErr w:type="spellStart"/>
             <w:r>
               <w:rPr>
                 <w:rFonts w:eastAsiaTheme="minorEastAsia" w:hint="eastAsia"/>
@@ -5615,7 +5298,6 @@
               </w:rPr>
               <w:t>inValue</w:t>
             </w:r>
-            <w:proofErr w:type="spellEnd"/>
           </w:p>
         </w:tc>
         <w:tc>
@@ -5681,7 +5363,6 @@
                 <w:rFonts w:eastAsiaTheme="minorEastAsia"/>
               </w:rPr>
             </w:pPr>
-            <w:proofErr w:type="spellStart"/>
             <w:r>
               <w:rPr>
                 <w:rFonts w:eastAsiaTheme="minorEastAsia" w:hint="eastAsia"/>
@@ -5694,7 +5375,6 @@
               </w:rPr>
               <w:t>axValue</w:t>
             </w:r>
-            <w:proofErr w:type="spellEnd"/>
           </w:p>
         </w:tc>
         <w:tc>
@@ -5760,7 +5440,6 @@
                 <w:rFonts w:eastAsiaTheme="minorEastAsia"/>
               </w:rPr>
             </w:pPr>
-            <w:proofErr w:type="spellStart"/>
             <w:r>
               <w:rPr>
                 <w:rFonts w:eastAsiaTheme="minorEastAsia" w:hint="eastAsia"/>
@@ -5779,7 +5458,6 @@
               </w:rPr>
               <w:t>Size</w:t>
             </w:r>
-            <w:proofErr w:type="spellEnd"/>
           </w:p>
         </w:tc>
         <w:tc>
@@ -5864,7 +5542,6 @@
                 <w:rFonts w:eastAsiaTheme="minorEastAsia"/>
               </w:rPr>
             </w:pPr>
-            <w:proofErr w:type="spellStart"/>
             <w:r>
               <w:rPr>
                 <w:rFonts w:eastAsiaTheme="minorEastAsia" w:hint="eastAsia"/>
@@ -5872,7 +5549,6 @@
               <w:lastRenderedPageBreak/>
               <w:t>AcquireSize</w:t>
             </w:r>
-            <w:proofErr w:type="spellEnd"/>
           </w:p>
         </w:tc>
         <w:tc>
@@ -5941,14 +5617,12 @@
               </w:rPr>
               <w:t>，小于</w:t>
             </w:r>
-            <w:proofErr w:type="spellStart"/>
             <w:r>
               <w:rPr>
                 <w:rFonts w:eastAsiaTheme="minorEastAsia" w:hint="eastAsia"/>
               </w:rPr>
               <w:t>CacheSize</w:t>
             </w:r>
-            <w:proofErr w:type="spellEnd"/>
             <w:r>
               <w:rPr>
                 <w:rFonts w:eastAsiaTheme="minorEastAsia" w:hint="eastAsia"/>
@@ -5998,7 +5672,6 @@
                 <w:rFonts w:eastAsiaTheme="minorEastAsia"/>
               </w:rPr>
             </w:pPr>
-            <w:proofErr w:type="spellStart"/>
             <w:r>
               <w:rPr>
                 <w:rFonts w:eastAsiaTheme="minorEastAsia"/>
@@ -6011,7 +5684,6 @@
               </w:rPr>
               <w:t>ool</w:t>
             </w:r>
-            <w:proofErr w:type="spellEnd"/>
           </w:p>
         </w:tc>
         <w:tc>
@@ -6068,14 +5740,12 @@
                 <w:rFonts w:eastAsiaTheme="minorEastAsia"/>
               </w:rPr>
             </w:pPr>
-            <w:proofErr w:type="spellStart"/>
             <w:r>
               <w:rPr>
                 <w:rFonts w:eastAsiaTheme="minorEastAsia" w:hint="eastAsia"/>
               </w:rPr>
               <w:t>Bool</w:t>
             </w:r>
-            <w:proofErr w:type="spellEnd"/>
           </w:p>
         </w:tc>
         <w:tc>
@@ -6174,14 +5844,12 @@
                 <w:rFonts w:eastAsiaTheme="minorEastAsia"/>
               </w:rPr>
             </w:pPr>
-            <w:proofErr w:type="spellStart"/>
             <w:r>
               <w:rPr>
                 <w:rFonts w:eastAsiaTheme="minorEastAsia" w:hint="eastAsia"/>
               </w:rPr>
               <w:t>Bool</w:t>
             </w:r>
-            <w:proofErr w:type="spellEnd"/>
           </w:p>
         </w:tc>
         <w:tc>
@@ -6231,14 +5899,12 @@
     </w:tbl>
     <w:p/>
     <w:p>
-      <w:proofErr w:type="spellStart"/>
       <w:r>
         <w:rPr>
           <w:rFonts w:hint="eastAsia"/>
         </w:rPr>
         <w:t>SequenceManager</w:t>
       </w:r>
-      <w:proofErr w:type="spellEnd"/>
       <w:r>
         <w:rPr>
           <w:rFonts w:hint="eastAsia"/>
@@ -6295,19 +5961,11 @@
         </w:rPr>
         <w:t xml:space="preserve">    </w:t>
       </w:r>
-      <w:proofErr w:type="spellStart"/>
-      <w:r>
-        <w:rPr>
-          <w:rFonts w:hint="eastAsia"/>
-        </w:rPr>
-        <w:t>createSequence</w:t>
-      </w:r>
-      <w:proofErr w:type="spellEnd"/>
-      <w:r>
-        <w:rPr>
-          <w:rFonts w:hint="eastAsia"/>
-        </w:rPr>
-        <w:t>(</w:t>
+      <w:r>
+        <w:rPr>
+          <w:rFonts w:hint="eastAsia"/>
+        </w:rPr>
+        <w:t>createSequence(</w:t>
       </w:r>
       <w:r>
         <w:rPr>
@@ -6316,13 +5974,8 @@
         <w:t xml:space="preserve">const string&amp; name, </w:t>
       </w:r>
       <w:r>
-        <w:t xml:space="preserve">const </w:t>
-      </w:r>
-      <w:proofErr w:type="spellStart"/>
-      <w:r>
-        <w:t>BSONObj</w:t>
-      </w:r>
-      <w:proofErr w:type="spellEnd"/>
+        <w:t>const BSONObj</w:t>
+      </w:r>
       <w:r>
         <w:t>&amp;</w:t>
       </w:r>
@@ -6352,7 +6005,6 @@
         </w:rPr>
         <w:t xml:space="preserve">    </w:t>
       </w:r>
-      <w:proofErr w:type="spellStart"/>
       <w:r>
         <w:rPr>
           <w:rFonts w:hint="eastAsia"/>
@@ -6363,28 +6015,7 @@
         <w:rPr>
           <w:rFonts w:hint="eastAsia"/>
         </w:rPr>
-        <w:t>Sequence</w:t>
-      </w:r>
-      <w:proofErr w:type="spellEnd"/>
-      <w:r>
-        <w:rPr>
-          <w:rFonts w:hint="eastAsia"/>
-        </w:rPr>
-        <w:t xml:space="preserve">(const string&amp; name, const </w:t>
-      </w:r>
-      <w:proofErr w:type="spellStart"/>
-      <w:r>
-        <w:rPr>
-          <w:rFonts w:hint="eastAsia"/>
-        </w:rPr>
-        <w:t>BSONObj</w:t>
-      </w:r>
-      <w:proofErr w:type="spellEnd"/>
-      <w:r>
-        <w:rPr>
-          <w:rFonts w:hint="eastAsia"/>
-        </w:rPr>
-        <w:t>&amp; options);</w:t>
+        <w:t>Sequence(const string&amp; name, const BSONObj&amp; options);</w:t>
       </w:r>
     </w:p>
     <w:p>
@@ -6394,19 +6025,11 @@
         </w:rPr>
         <w:t xml:space="preserve">    </w:t>
       </w:r>
-      <w:proofErr w:type="spellStart"/>
-      <w:r>
-        <w:rPr>
-          <w:rFonts w:hint="eastAsia"/>
-        </w:rPr>
-        <w:t>dropSequence</w:t>
-      </w:r>
-      <w:proofErr w:type="spellEnd"/>
-      <w:r>
-        <w:rPr>
-          <w:rFonts w:hint="eastAsia"/>
-        </w:rPr>
-        <w:t>(const string&amp; name);</w:t>
+      <w:r>
+        <w:rPr>
+          <w:rFonts w:hint="eastAsia"/>
+        </w:rPr>
+        <w:t>dropSequence(const string&amp; name);</w:t>
       </w:r>
     </w:p>
     <w:p>
@@ -6416,7 +6039,6 @@
         </w:rPr>
         <w:t xml:space="preserve">    </w:t>
       </w:r>
-      <w:proofErr w:type="spellStart"/>
       <w:r>
         <w:rPr>
           <w:rFonts w:hint="eastAsia"/>
@@ -6427,14 +6049,7 @@
         <w:rPr>
           <w:rFonts w:hint="eastAsia"/>
         </w:rPr>
-        <w:t>Sequence</w:t>
-      </w:r>
-      <w:proofErr w:type="spellEnd"/>
-      <w:r>
-        <w:rPr>
-          <w:rFonts w:hint="eastAsia"/>
-        </w:rPr>
-        <w:t>(</w:t>
+        <w:t>Sequence(</w:t>
       </w:r>
       <w:r>
         <w:rPr>
@@ -6442,71 +6057,128 @@
         </w:rPr>
         <w:t xml:space="preserve">const string&amp; name, </w:t>
       </w:r>
-      <w:proofErr w:type="spellStart"/>
+      <w:r>
+        <w:t>catSequenceAcquirer&amp; acquirer</w:t>
+      </w:r>
+      <w:r>
+        <w:rPr>
+          <w:rFonts w:hint="eastAsia"/>
+        </w:rPr>
+        <w:t>);</w:t>
+      </w:r>
+    </w:p>
+    <w:p>
+      <w:r>
+        <w:rPr>
+          <w:rFonts w:hint="eastAsia"/>
+        </w:rPr>
+        <w:t xml:space="preserve">    </w:t>
+      </w:r>
+      <w:r>
+        <w:rPr>
+          <w:rFonts w:hint="eastAsia"/>
+        </w:rPr>
+        <w:t>r</w:t>
+      </w:r>
+      <w:r>
+        <w:rPr>
+          <w:rFonts w:hint="eastAsia"/>
+        </w:rPr>
+        <w:t>e</w:t>
+      </w:r>
+      <w:r>
+        <w:rPr>
+          <w:rFonts w:hint="eastAsia"/>
+        </w:rPr>
+        <w:t>se</w:t>
+      </w:r>
+      <w:r>
+        <w:rPr>
+          <w:rFonts w:hint="eastAsia"/>
+        </w:rPr>
+        <w:t>tSequence(</w:t>
+      </w:r>
+      <w:r>
+        <w:rPr>
+          <w:rFonts w:hint="eastAsia"/>
+        </w:rPr>
+        <w:t>const string&amp; name</w:t>
+      </w:r>
+      <w:r>
+        <w:rPr>
+          <w:rFonts w:hint="eastAsia"/>
+        </w:rPr>
+        <w:t>);</w:t>
+      </w:r>
+    </w:p>
+    <w:p/>
+    <w:p>
+      <w:r>
+        <w:rPr>
+          <w:rFonts w:hint="eastAsia"/>
+        </w:rPr>
+        <w:t>其中，</w:t>
+      </w:r>
       <w:r>
         <w:t>catSequenceAcquirer</w:t>
       </w:r>
-      <w:proofErr w:type="spellEnd"/>
-      <w:r>
-        <w:t>&amp; acquirer</w:t>
-      </w:r>
-      <w:r>
-        <w:rPr>
-          <w:rFonts w:hint="eastAsia"/>
-        </w:rPr>
-        <w:t>);</w:t>
-      </w:r>
-    </w:p>
-    <w:p>
-      <w:r>
-        <w:rPr>
-          <w:rFonts w:hint="eastAsia"/>
-        </w:rPr>
-        <w:t xml:space="preserve">    </w:t>
-      </w:r>
-      <w:proofErr w:type="spellStart"/>
-      <w:r>
-        <w:rPr>
-          <w:rFonts w:hint="eastAsia"/>
-        </w:rPr>
-        <w:t>r</w:t>
-      </w:r>
-      <w:r>
-        <w:rPr>
-          <w:rFonts w:hint="eastAsia"/>
-        </w:rPr>
-        <w:t>e</w:t>
-      </w:r>
-      <w:r>
-        <w:rPr>
-          <w:rFonts w:hint="eastAsia"/>
-        </w:rPr>
-        <w:t>se</w:t>
-      </w:r>
-      <w:r>
-        <w:rPr>
-          <w:rFonts w:hint="eastAsia"/>
-        </w:rPr>
-        <w:t>tSequence</w:t>
-      </w:r>
-      <w:proofErr w:type="spellEnd"/>
-      <w:r>
-        <w:rPr>
-          <w:rFonts w:hint="eastAsia"/>
-        </w:rPr>
-        <w:t>(</w:t>
-      </w:r>
-      <w:r>
-        <w:rPr>
-          <w:rFonts w:hint="eastAsia"/>
-        </w:rPr>
-        <w:t>const string&amp; name</w:t>
-      </w:r>
-      <w:r>
-        <w:rPr>
-          <w:rFonts w:hint="eastAsia"/>
-        </w:rPr>
-        <w:t>);</w:t>
+      <w:r>
+        <w:rPr>
+          <w:rFonts w:hint="eastAsia"/>
+        </w:rPr>
+        <w:t>用于获取序列值，</w:t>
+      </w:r>
+      <w:r>
+        <w:rPr>
+          <w:rFonts w:hint="eastAsia"/>
+        </w:rPr>
+        <w:t>包含</w:t>
+      </w:r>
+      <w:r>
+        <w:rPr>
+          <w:rFonts w:hint="eastAsia"/>
+        </w:rPr>
+        <w:t>3</w:t>
+      </w:r>
+      <w:r>
+        <w:rPr>
+          <w:rFonts w:hint="eastAsia"/>
+        </w:rPr>
+        <w:t>个字段</w:t>
+      </w:r>
+    </w:p>
+    <w:p>
+      <w:r>
+        <w:t>{</w:t>
+      </w:r>
+    </w:p>
+    <w:p>
+      <w:r>
+        <w:rPr>
+          <w:rFonts w:hint="eastAsia"/>
+        </w:rPr>
+        <w:t xml:space="preserve"> </w:t>
+      </w:r>
+      <w:r>
+        <w:t xml:space="preserve">   INT64 nextValue ;</w:t>
+      </w:r>
+    </w:p>
+    <w:p>
+      <w:r>
+        <w:t xml:space="preserve">    INT32 acquireSize ;</w:t>
+      </w:r>
+    </w:p>
+    <w:p>
+      <w:r>
+        <w:t xml:space="preserve">    INT32 increment ;</w:t>
+      </w:r>
+    </w:p>
+    <w:p>
+      <w:r>
+        <w:rPr>
+          <w:rFonts w:hint="eastAsia"/>
+        </w:rPr>
+        <w:t>}</w:t>
       </w:r>
     </w:p>
     <w:p/>
@@ -6515,44 +6187,94 @@
         <w:rPr>
           <w:rFonts w:hint="eastAsia"/>
         </w:rPr>
-        <w:t>其中，</w:t>
-      </w:r>
-      <w:proofErr w:type="spellStart"/>
-      <w:r>
-        <w:t>catSequenceAcquirer</w:t>
-      </w:r>
-      <w:proofErr w:type="spellEnd"/>
-      <w:r>
-        <w:rPr>
-          <w:rFonts w:hint="eastAsia"/>
-        </w:rPr>
-        <w:t>用于获取序列值，</w:t>
-      </w:r>
-      <w:r>
-        <w:rPr>
-          <w:rFonts w:hint="eastAsia"/>
-        </w:rPr>
-        <w:t>包含</w:t>
-      </w:r>
-      <w:r>
-        <w:rPr>
-          <w:rFonts w:hint="eastAsia"/>
-        </w:rPr>
-        <w:t>3</w:t>
-      </w:r>
-      <w:r>
-        <w:rPr>
-          <w:rFonts w:hint="eastAsia"/>
-        </w:rPr>
-        <w:t>个字段</w:t>
-      </w:r>
-    </w:p>
-    <w:p>
-      <w:r>
-        <w:t>{</w:t>
-      </w:r>
-    </w:p>
-    <w:p>
+        <w:t>插入或修改元数据时要保证元数据的主备同步（设置</w:t>
+      </w:r>
+      <w:r>
+        <w:rPr>
+          <w:rFonts w:hint="eastAsia"/>
+        </w:rPr>
+        <w:t>w</w:t>
+      </w:r>
+      <w:r>
+        <w:rPr>
+          <w:rFonts w:hint="eastAsia"/>
+        </w:rPr>
+        <w:t>值</w:t>
+      </w:r>
+      <w:r>
+        <w:rPr>
+          <w:rFonts w:hint="eastAsia"/>
+        </w:rPr>
+        <w:t>：</w:t>
+      </w:r>
+      <w:r>
+        <w:rPr>
+          <w:rFonts w:hint="eastAsia"/>
+        </w:rPr>
+        <w:t>n/2 + 1</w:t>
+      </w:r>
+      <w:r>
+        <w:rPr>
+          <w:rFonts w:hint="eastAsia"/>
+        </w:rPr>
+        <w:t>）和持久化。</w:t>
+      </w:r>
+    </w:p>
+    <w:p>
+      <w:r>
+        <w:rPr>
+          <w:rFonts w:hint="eastAsia"/>
+        </w:rPr>
+        <w:t>CacheSize</w:t>
+      </w:r>
+      <w:r>
+        <w:rPr>
+          <w:rFonts w:hint="eastAsia"/>
+        </w:rPr>
+        <w:t>为</w:t>
+      </w:r>
+      <w:r>
+        <w:rPr>
+          <w:rFonts w:hint="eastAsia"/>
+        </w:rPr>
+        <w:t>1</w:t>
+      </w:r>
+      <w:r>
+        <w:rPr>
+          <w:rFonts w:hint="eastAsia"/>
+        </w:rPr>
+        <w:t>时，</w:t>
+      </w:r>
+      <w:r>
+        <w:rPr>
+          <w:rFonts w:hint="eastAsia"/>
+        </w:rPr>
+        <w:t>每次取值都要更新系统表；</w:t>
+      </w:r>
+      <w:r>
+        <w:rPr>
+          <w:rFonts w:hint="eastAsia"/>
+        </w:rPr>
+        <w:t>CacheSize</w:t>
+      </w:r>
+      <w:r>
+        <w:rPr>
+          <w:rFonts w:hint="eastAsia"/>
+        </w:rPr>
+        <w:t>大于</w:t>
+      </w:r>
+      <w:r>
+        <w:rPr>
+          <w:rFonts w:hint="eastAsia"/>
+        </w:rPr>
+        <w:t>1</w:t>
+      </w:r>
+      <w:r>
+        <w:rPr>
+          <w:rFonts w:hint="eastAsia"/>
+        </w:rPr>
+        <w:t>时，</w:t>
+      </w:r>
       <w:r>
         <w:rPr>
           <w:rFonts w:hint="eastAsia"/>
@@ -6560,41 +6282,46 @@
         <w:t xml:space="preserve"> </w:t>
       </w:r>
       <w:r>
-        <w:t xml:space="preserve">   INT64 </w:t>
-      </w:r>
-      <w:proofErr w:type="spellStart"/>
-      <w:r>
-        <w:t>nextValue</w:t>
-      </w:r>
-      <w:proofErr w:type="spellEnd"/>
-      <w:r>
-        <w:t xml:space="preserve"> ;</w:t>
-      </w:r>
-    </w:p>
-    <w:p>
-      <w:r>
-        <w:t xml:space="preserve">    INT32 </w:t>
-      </w:r>
-      <w:proofErr w:type="spellStart"/>
-      <w:r>
-        <w:t>acquireSize</w:t>
-      </w:r>
-      <w:proofErr w:type="spellEnd"/>
-      <w:r>
-        <w:t xml:space="preserve"> ;</w:t>
-      </w:r>
-    </w:p>
-    <w:p>
-      <w:r>
-        <w:t xml:space="preserve">    INT32 increment ;</w:t>
-      </w:r>
-    </w:p>
-    <w:p>
-      <w:r>
-        <w:rPr>
-          <w:rFonts w:hint="eastAsia"/>
-        </w:rPr>
-        <w:t>}</w:t>
+        <w:rPr>
+          <w:rFonts w:hint="eastAsia"/>
+        </w:rPr>
+        <w:t>SEQUENCE</w:t>
+      </w:r>
+      <w:r>
+        <w:rPr>
+          <w:rFonts w:hint="eastAsia"/>
+        </w:rPr>
+        <w:t>缓存在内存中，</w:t>
+      </w:r>
+      <w:r>
+        <w:rPr>
+          <w:rFonts w:hint="eastAsia"/>
+        </w:rPr>
+        <w:t>CacheSize</w:t>
+      </w:r>
+      <w:r>
+        <w:rPr>
+          <w:rFonts w:hint="eastAsia"/>
+        </w:rPr>
+        <w:t>消耗完之后需要</w:t>
+      </w:r>
+      <w:r>
+        <w:rPr>
+          <w:rFonts w:hint="eastAsia"/>
+        </w:rPr>
+        <w:t>更新系统表</w:t>
+      </w:r>
+      <w:r>
+        <w:rPr>
+          <w:rFonts w:hint="eastAsia"/>
+        </w:rPr>
+        <w:t>中的记录</w:t>
+      </w:r>
+      <w:r>
+        <w:rPr>
+          <w:rFonts w:hint="eastAsia"/>
+        </w:rPr>
+        <w:t>。</w:t>
       </w:r>
     </w:p>
     <w:p/>
@@ -6603,103 +6330,31 @@
         <w:rPr>
           <w:rFonts w:hint="eastAsia"/>
         </w:rPr>
-        <w:t>插入或修改元数据时要保证元数据的主备同步（设置</w:t>
-      </w:r>
-      <w:r>
-        <w:rPr>
-          <w:rFonts w:hint="eastAsia"/>
-        </w:rPr>
-        <w:t>w</w:t>
-      </w:r>
-      <w:r>
-        <w:rPr>
-          <w:rFonts w:hint="eastAsia"/>
-        </w:rPr>
-        <w:t>值</w:t>
-      </w:r>
-      <w:r>
-        <w:rPr>
-          <w:rFonts w:hint="eastAsia"/>
-        </w:rPr>
-        <w:t>：</w:t>
-      </w:r>
-      <w:r>
-        <w:rPr>
-          <w:rFonts w:hint="eastAsia"/>
-        </w:rPr>
-        <w:t>n/2 + 1</w:t>
-      </w:r>
-      <w:r>
-        <w:rPr>
-          <w:rFonts w:hint="eastAsia"/>
-        </w:rPr>
-        <w:t>）和持久化。</w:t>
-      </w:r>
-    </w:p>
-    <w:p>
-      <w:proofErr w:type="spellStart"/>
-      <w:r>
-        <w:rPr>
-          <w:rFonts w:hint="eastAsia"/>
-        </w:rPr>
-        <w:t>CacheSize</w:t>
-      </w:r>
-      <w:proofErr w:type="spellEnd"/>
-      <w:r>
-        <w:rPr>
-          <w:rFonts w:hint="eastAsia"/>
-        </w:rPr>
-        <w:t>为</w:t>
-      </w:r>
-      <w:r>
-        <w:rPr>
-          <w:rFonts w:hint="eastAsia"/>
-        </w:rPr>
-        <w:t>1</w:t>
-      </w:r>
-      <w:r>
-        <w:rPr>
-          <w:rFonts w:hint="eastAsia"/>
-        </w:rPr>
-        <w:t>时，</w:t>
-      </w:r>
-      <w:r>
-        <w:rPr>
-          <w:rFonts w:hint="eastAsia"/>
-        </w:rPr>
-        <w:t>每次取值都要更新系统表；</w:t>
-      </w:r>
-      <w:proofErr w:type="spellStart"/>
-      <w:r>
-        <w:rPr>
-          <w:rFonts w:hint="eastAsia"/>
-        </w:rPr>
-        <w:t>CacheSize</w:t>
-      </w:r>
-      <w:proofErr w:type="spellEnd"/>
-      <w:r>
-        <w:rPr>
-          <w:rFonts w:hint="eastAsia"/>
-        </w:rPr>
-        <w:t>大于</w:t>
-      </w:r>
-      <w:r>
-        <w:rPr>
-          <w:rFonts w:hint="eastAsia"/>
-        </w:rPr>
-        <w:t>1</w:t>
-      </w:r>
-      <w:r>
-        <w:rPr>
-          <w:rFonts w:hint="eastAsia"/>
-        </w:rPr>
-        <w:t>时，</w:t>
-      </w:r>
-      <w:r>
-        <w:rPr>
-          <w:rFonts w:hint="eastAsia"/>
-        </w:rPr>
-        <w:t xml:space="preserve"> </w:t>
+        <w:t>（</w:t>
+      </w:r>
+      <w:r>
+        <w:rPr>
+          <w:rFonts w:hint="eastAsia"/>
+        </w:rPr>
+        <w:t>2</w:t>
+      </w:r>
+      <w:r>
+        <w:rPr>
+          <w:rFonts w:hint="eastAsia"/>
+        </w:rPr>
+        <w:t>）</w:t>
+      </w:r>
+      <w:r>
+        <w:rPr>
+          <w:rFonts w:hint="eastAsia"/>
+        </w:rPr>
+        <w:t>协调节点</w:t>
+      </w:r>
+      <w:r>
+        <w:rPr>
+          <w:rFonts w:hint="eastAsia"/>
+        </w:rPr>
+        <w:t>缓存</w:t>
       </w:r>
       <w:r>
         <w:rPr>
@@ -6711,60 +6366,15 @@
         <w:rPr>
           <w:rFonts w:hint="eastAsia"/>
         </w:rPr>
-        <w:t>缓存在内存中，</w:t>
-      </w:r>
-      <w:proofErr w:type="spellStart"/>
-      <w:r>
-        <w:rPr>
-          <w:rFonts w:hint="eastAsia"/>
-        </w:rPr>
-        <w:t>CacheSize</w:t>
-      </w:r>
-      <w:proofErr w:type="spellEnd"/>
-      <w:r>
-        <w:rPr>
-          <w:rFonts w:hint="eastAsia"/>
-        </w:rPr>
-        <w:t>消耗完之后需要</w:t>
-      </w:r>
-      <w:r>
-        <w:rPr>
-          <w:rFonts w:hint="eastAsia"/>
-        </w:rPr>
-        <w:t>更新系统表</w:t>
-      </w:r>
-      <w:r>
-        <w:rPr>
-          <w:rFonts w:hint="eastAsia"/>
-        </w:rPr>
-        <w:t>中的记录</w:t>
-      </w:r>
-      <w:r>
-        <w:rPr>
-          <w:rFonts w:hint="eastAsia"/>
-        </w:rPr>
-        <w:t>。</w:t>
-      </w:r>
-    </w:p>
-    <w:p/>
-    <w:p>
-      <w:r>
-        <w:rPr>
-          <w:rFonts w:hint="eastAsia"/>
-        </w:rPr>
-        <w:t>（</w:t>
-      </w:r>
-      <w:r>
-        <w:rPr>
-          <w:rFonts w:hint="eastAsia"/>
-        </w:rPr>
-        <w:t>2</w:t>
-      </w:r>
-      <w:r>
-        <w:rPr>
-          <w:rFonts w:hint="eastAsia"/>
-        </w:rPr>
-        <w:t>）</w:t>
+        <w:t>数据</w:t>
+      </w:r>
+    </w:p>
+    <w:p>
+      <w:r>
+        <w:rPr>
+          <w:rFonts w:hint="eastAsia"/>
+        </w:rPr>
+        <w:t>在</w:t>
       </w:r>
       <w:r>
         <w:rPr>
@@ -6776,7 +6386,13 @@
         <w:rPr>
           <w:rFonts w:hint="eastAsia"/>
         </w:rPr>
-        <w:t>缓存</w:t>
+        <w:t>SequenceAgent</w:t>
+      </w:r>
+      <w:r>
+        <w:rPr>
+          <w:rFonts w:hint="eastAsia"/>
+        </w:rPr>
+        <w:t>提供</w:t>
       </w:r>
       <w:r>
         <w:rPr>
@@ -6788,82 +6404,38 @@
         <w:rPr>
           <w:rFonts w:hint="eastAsia"/>
         </w:rPr>
-        <w:t>数据</w:t>
-      </w:r>
-    </w:p>
-    <w:p>
-      <w:r>
-        <w:rPr>
-          <w:rFonts w:hint="eastAsia"/>
-        </w:rPr>
-        <w:t>在</w:t>
-      </w:r>
-      <w:r>
-        <w:rPr>
-          <w:rFonts w:hint="eastAsia"/>
-        </w:rPr>
-        <w:t>协调节点</w:t>
-      </w:r>
-      <w:proofErr w:type="spellStart"/>
+        <w:t>的操作</w:t>
+      </w:r>
+      <w:r>
+        <w:rPr>
+          <w:rFonts w:hint="eastAsia"/>
+        </w:rPr>
+        <w:t>接口，</w:t>
+      </w:r>
+      <w:r>
+        <w:rPr>
+          <w:rFonts w:hint="eastAsia"/>
+        </w:rPr>
+        <w:t>由</w:t>
+      </w:r>
       <w:r>
         <w:rPr>
           <w:rFonts w:hint="eastAsia"/>
         </w:rPr>
         <w:t>SequenceAgent</w:t>
       </w:r>
-      <w:proofErr w:type="spellEnd"/>
-      <w:r>
-        <w:rPr>
-          <w:rFonts w:hint="eastAsia"/>
-        </w:rPr>
-        <w:t>提供</w:t>
-      </w:r>
-      <w:r>
-        <w:rPr>
-          <w:rFonts w:hint="eastAsia"/>
-        </w:rPr>
-        <w:t>SEQUENCE</w:t>
-      </w:r>
-      <w:r>
-        <w:rPr>
-          <w:rFonts w:hint="eastAsia"/>
-        </w:rPr>
-        <w:t>的操作</w:t>
-      </w:r>
-      <w:r>
-        <w:rPr>
-          <w:rFonts w:hint="eastAsia"/>
-        </w:rPr>
-        <w:t>接口，</w:t>
-      </w:r>
-      <w:r>
-        <w:rPr>
-          <w:rFonts w:hint="eastAsia"/>
-        </w:rPr>
-        <w:t>由</w:t>
-      </w:r>
-      <w:proofErr w:type="spellStart"/>
-      <w:r>
-        <w:rPr>
-          <w:rFonts w:hint="eastAsia"/>
-        </w:rPr>
-        <w:t>SequenceAgent</w:t>
-      </w:r>
-      <w:proofErr w:type="spellEnd"/>
       <w:r>
         <w:rPr>
           <w:rFonts w:hint="eastAsia"/>
         </w:rPr>
         <w:t>负责与</w:t>
       </w:r>
-      <w:proofErr w:type="spellStart"/>
       <w:r>
         <w:rPr>
           <w:rFonts w:hint="eastAsia"/>
         </w:rPr>
         <w:t>SequenceManager</w:t>
       </w:r>
-      <w:proofErr w:type="spellEnd"/>
       <w:r>
         <w:rPr>
           <w:rFonts w:hint="eastAsia"/>
@@ -6905,7 +6477,7 @@
           <v:shape id="_x0000_i1025" type="#_x0000_t75" style="width:396.85pt;height:142.65pt" o:ole="">
             <v:imagedata r:id="rId5" o:title=""/>
           </v:shape>
-          <o:OLEObject Type="Embed" ProgID="Visio.Drawing.11" ShapeID="_x0000_i1025" DrawAspect="Content" ObjectID="_1594799751" r:id="rId6"/>
+          <o:OLEObject Type="Embed" ProgID="Visio.Drawing.11" ShapeID="_x0000_i1025" DrawAspect="Content" ObjectID="_1595660050" r:id="rId6"/>
         </w:object>
       </w:r>
     </w:p>
@@ -7505,7 +7077,6 @@
         </w:rPr>
         <w:t>目前</w:t>
       </w:r>
-      <w:proofErr w:type="spellStart"/>
       <w:r>
         <w:rPr>
           <w:rFonts w:hint="eastAsia"/>
@@ -7513,7 +7084,6 @@
         </w:rPr>
         <w:t>SequoiaDB</w:t>
       </w:r>
-      <w:proofErr w:type="spellEnd"/>
       <w:r>
         <w:rPr>
           <w:rFonts w:hint="eastAsia"/>
@@ -7682,7 +7252,7 @@
           <v:shape id="_x0000_i1026" type="#_x0000_t75" style="width:356.95pt;height:122.85pt" o:ole="">
             <v:imagedata r:id="rId7" o:title=""/>
           </v:shape>
-          <o:OLEObject Type="Embed" ProgID="Visio.Drawing.11" ShapeID="_x0000_i1026" DrawAspect="Content" ObjectID="_1594799752" r:id="rId8"/>
+          <o:OLEObject Type="Embed" ProgID="Visio.Drawing.11" ShapeID="_x0000_i1026" DrawAspect="Content" ObjectID="_1595660051" r:id="rId8"/>
         </w:object>
       </w:r>
     </w:p>
@@ -7734,7 +7304,6 @@
                 <w:szCs w:val="18"/>
               </w:rPr>
             </w:pPr>
-            <w:proofErr w:type="spellStart"/>
             <w:r>
               <w:rPr>
                 <w:rFonts w:hint="eastAsia"/>
@@ -7743,7 +7312,6 @@
               </w:rPr>
               <w:t>汇总信息</w:t>
             </w:r>
-            <w:proofErr w:type="spellEnd"/>
           </w:p>
         </w:tc>
       </w:tr>
@@ -7762,29 +7330,74 @@
                 <w:szCs w:val="18"/>
               </w:rPr>
             </w:pPr>
-            <w:proofErr w:type="spellStart"/>
             <w:r>
               <w:rPr>
                 <w:rFonts w:hint="eastAsia"/>
                 <w:sz w:val="18"/>
                 <w:szCs w:val="18"/>
               </w:rPr>
-              <w:t>总工作量（KLOC</w:t>
-            </w:r>
-            <w:proofErr w:type="spellEnd"/>
+              <w:t>总工作量（KLOC）</w:t>
+            </w:r>
+          </w:p>
+        </w:tc>
+        <w:tc>
+          <w:tcPr>
+            <w:tcW w:w="2041" w:type="dxa"/>
+          </w:tcPr>
+          <w:p>
+            <w:pPr>
+              <w:ind w:left="0"/>
+              <w:rPr>
+                <w:rFonts w:eastAsiaTheme="minorEastAsia"/>
+                <w:sz w:val="18"/>
+                <w:szCs w:val="18"/>
+              </w:rPr>
+            </w:pPr>
+            <w:r>
+              <w:rPr>
+                <w:rFonts w:eastAsiaTheme="minorEastAsia" w:hint="eastAsia"/>
+                <w:sz w:val="18"/>
+                <w:szCs w:val="18"/>
+              </w:rPr>
+              <w:t>1</w:t>
+            </w:r>
+            <w:r>
+              <w:rPr>
+                <w:rFonts w:eastAsiaTheme="minorEastAsia" w:hint="eastAsia"/>
+                <w:sz w:val="18"/>
+                <w:szCs w:val="18"/>
+              </w:rPr>
+              <w:t>.5</w:t>
+            </w:r>
+          </w:p>
+        </w:tc>
+        <w:tc>
+          <w:tcPr>
+            <w:tcW w:w="2042" w:type="dxa"/>
+            <w:gridSpan w:val="2"/>
+            <w:shd w:val="clear" w:color="auto" w:fill="FDE9D9" w:themeFill="accent6" w:themeFillTint="33"/>
+          </w:tcPr>
+          <w:p>
+            <w:pPr>
+              <w:ind w:left="0"/>
+              <w:rPr>
+                <w:sz w:val="18"/>
+                <w:szCs w:val="18"/>
+              </w:rPr>
+            </w:pPr>
             <w:r>
               <w:rPr>
                 <w:rFonts w:hint="eastAsia"/>
                 <w:sz w:val="18"/>
                 <w:szCs w:val="18"/>
               </w:rPr>
-              <w:t>）</w:t>
-            </w:r>
-          </w:p>
-        </w:tc>
-        <w:tc>
-          <w:tcPr>
-            <w:tcW w:w="2041" w:type="dxa"/>
+              <w:t>开发周期（人天）</w:t>
+            </w:r>
+          </w:p>
+        </w:tc>
+        <w:tc>
+          <w:tcPr>
+            <w:tcW w:w="2042" w:type="dxa"/>
           </w:tcPr>
           <w:p>
             <w:pPr>
@@ -7809,8 +7422,49 @@
                 <w:sz w:val="18"/>
                 <w:szCs w:val="18"/>
               </w:rPr>
-              <w:t>.5</w:t>
-            </w:r>
+              <w:t>5</w:t>
+            </w:r>
+          </w:p>
+        </w:tc>
+      </w:tr>
+      <w:tr>
+        <w:tc>
+          <w:tcPr>
+            <w:tcW w:w="2040" w:type="dxa"/>
+            <w:gridSpan w:val="2"/>
+            <w:shd w:val="clear" w:color="auto" w:fill="FDE9D9" w:themeFill="accent6" w:themeFillTint="33"/>
+          </w:tcPr>
+          <w:p>
+            <w:pPr>
+              <w:ind w:left="0"/>
+              <w:rPr>
+                <w:sz w:val="18"/>
+                <w:szCs w:val="18"/>
+              </w:rPr>
+            </w:pPr>
+            <w:r>
+              <w:rPr>
+                <w:rFonts w:hint="eastAsia"/>
+                <w:sz w:val="18"/>
+                <w:szCs w:val="18"/>
+              </w:rPr>
+              <w:t>开始时间</w:t>
+            </w:r>
+          </w:p>
+        </w:tc>
+        <w:tc>
+          <w:tcPr>
+            <w:tcW w:w="2041" w:type="dxa"/>
+          </w:tcPr>
+          <w:p>
+            <w:pPr>
+              <w:ind w:left="0"/>
+              <w:rPr>
+                <w:rFonts w:eastAsiaTheme="minorEastAsia"/>
+                <w:sz w:val="18"/>
+                <w:szCs w:val="18"/>
+              </w:rPr>
+            </w:pPr>
           </w:p>
         </w:tc>
         <w:tc>
@@ -7827,168 +7481,132 @@
                 <w:szCs w:val="18"/>
               </w:rPr>
             </w:pPr>
-            <w:proofErr w:type="spellStart"/>
             <w:r>
               <w:rPr>
                 <w:rFonts w:hint="eastAsia"/>
                 <w:sz w:val="18"/>
                 <w:szCs w:val="18"/>
               </w:rPr>
-              <w:t>开发周期（人天</w:t>
-            </w:r>
-            <w:proofErr w:type="spellEnd"/>
+              <w:t>结束时间</w:t>
+            </w:r>
+          </w:p>
+        </w:tc>
+        <w:tc>
+          <w:tcPr>
+            <w:tcW w:w="2042" w:type="dxa"/>
+          </w:tcPr>
+          <w:p>
+            <w:pPr>
+              <w:ind w:left="0"/>
+              <w:rPr>
+                <w:rFonts w:eastAsiaTheme="minorEastAsia"/>
+                <w:sz w:val="18"/>
+                <w:szCs w:val="18"/>
+              </w:rPr>
+            </w:pPr>
+          </w:p>
+        </w:tc>
+      </w:tr>
+      <w:tr>
+        <w:tc>
+          <w:tcPr>
+            <w:tcW w:w="8165" w:type="dxa"/>
+            <w:gridSpan w:val="6"/>
+            <w:shd w:val="clear" w:color="auto" w:fill="D9D9D9" w:themeFill="background1" w:themeFillShade="D9"/>
+          </w:tcPr>
+          <w:p>
+            <w:pPr>
+              <w:ind w:left="0"/>
+              <w:jc w:val="center"/>
+              <w:rPr>
+                <w:sz w:val="18"/>
+                <w:szCs w:val="18"/>
+              </w:rPr>
+            </w:pPr>
             <w:r>
               <w:rPr>
                 <w:rFonts w:hint="eastAsia"/>
                 <w:sz w:val="18"/>
                 <w:szCs w:val="18"/>
               </w:rPr>
-              <w:t>）</w:t>
-            </w:r>
-          </w:p>
-        </w:tc>
-        <w:tc>
-          <w:tcPr>
-            <w:tcW w:w="2042" w:type="dxa"/>
-          </w:tcPr>
-          <w:p>
-            <w:pPr>
-              <w:ind w:left="0"/>
-              <w:rPr>
-                <w:rFonts w:eastAsiaTheme="minorEastAsia"/>
+              <w:t>周计划</w:t>
+            </w:r>
+          </w:p>
+        </w:tc>
+      </w:tr>
+      <w:tr>
+        <w:tc>
+          <w:tcPr>
+            <w:tcW w:w="1452" w:type="dxa"/>
+            <w:shd w:val="clear" w:color="auto" w:fill="D9D9D9" w:themeFill="background1" w:themeFillShade="D9"/>
+          </w:tcPr>
+          <w:p>
+            <w:pPr>
+              <w:ind w:left="0"/>
+              <w:jc w:val="center"/>
+              <w:rPr>
                 <w:sz w:val="18"/>
                 <w:szCs w:val="18"/>
               </w:rPr>
             </w:pPr>
-            <w:r>
-              <w:rPr>
-                <w:rFonts w:eastAsiaTheme="minorEastAsia" w:hint="eastAsia"/>
-                <w:sz w:val="18"/>
-                <w:szCs w:val="18"/>
-              </w:rPr>
-              <w:t>1</w:t>
-            </w:r>
-            <w:r>
-              <w:rPr>
-                <w:rFonts w:eastAsiaTheme="minorEastAsia" w:hint="eastAsia"/>
-                <w:sz w:val="18"/>
-                <w:szCs w:val="18"/>
-              </w:rPr>
-              <w:t>5</w:t>
-            </w:r>
-          </w:p>
-        </w:tc>
-      </w:tr>
-      <w:tr>
-        <w:tc>
-          <w:tcPr>
-            <w:tcW w:w="2040" w:type="dxa"/>
-            <w:gridSpan w:val="2"/>
-            <w:shd w:val="clear" w:color="auto" w:fill="FDE9D9" w:themeFill="accent6" w:themeFillTint="33"/>
-          </w:tcPr>
-          <w:p>
-            <w:pPr>
-              <w:ind w:left="0"/>
-              <w:rPr>
-                <w:sz w:val="18"/>
-                <w:szCs w:val="18"/>
-              </w:rPr>
-            </w:pPr>
-            <w:proofErr w:type="spellStart"/>
             <w:r>
               <w:rPr>
                 <w:rFonts w:hint="eastAsia"/>
                 <w:sz w:val="18"/>
                 <w:szCs w:val="18"/>
               </w:rPr>
-              <w:t>开始时间</w:t>
-            </w:r>
-            <w:proofErr w:type="spellEnd"/>
-          </w:p>
-        </w:tc>
-        <w:tc>
-          <w:tcPr>
-            <w:tcW w:w="2041" w:type="dxa"/>
-          </w:tcPr>
-          <w:p>
-            <w:pPr>
-              <w:ind w:left="0"/>
-              <w:rPr>
-                <w:rFonts w:eastAsiaTheme="minorEastAsia"/>
+              <w:t>时间（第X周）</w:t>
+            </w:r>
+          </w:p>
+        </w:tc>
+        <w:tc>
+          <w:tcPr>
+            <w:tcW w:w="3686" w:type="dxa"/>
+            <w:gridSpan w:val="3"/>
+            <w:shd w:val="clear" w:color="auto" w:fill="D9D9D9" w:themeFill="background1" w:themeFillShade="D9"/>
+          </w:tcPr>
+          <w:p>
+            <w:pPr>
+              <w:ind w:left="0"/>
+              <w:jc w:val="center"/>
+              <w:rPr>
                 <w:sz w:val="18"/>
                 <w:szCs w:val="18"/>
               </w:rPr>
             </w:pPr>
-          </w:p>
-        </w:tc>
-        <w:tc>
-          <w:tcPr>
-            <w:tcW w:w="2042" w:type="dxa"/>
-            <w:gridSpan w:val="2"/>
-            <w:shd w:val="clear" w:color="auto" w:fill="FDE9D9" w:themeFill="accent6" w:themeFillTint="33"/>
-          </w:tcPr>
-          <w:p>
-            <w:pPr>
-              <w:ind w:left="0"/>
-              <w:rPr>
-                <w:sz w:val="18"/>
-                <w:szCs w:val="18"/>
-              </w:rPr>
-            </w:pPr>
-            <w:proofErr w:type="spellStart"/>
             <w:r>
               <w:rPr>
                 <w:rFonts w:hint="eastAsia"/>
                 <w:sz w:val="18"/>
                 <w:szCs w:val="18"/>
               </w:rPr>
-              <w:t>结束时间</w:t>
-            </w:r>
-            <w:proofErr w:type="spellEnd"/>
-          </w:p>
-        </w:tc>
-        <w:tc>
-          <w:tcPr>
-            <w:tcW w:w="2042" w:type="dxa"/>
-          </w:tcPr>
-          <w:p>
-            <w:pPr>
-              <w:ind w:left="0"/>
-              <w:rPr>
-                <w:rFonts w:eastAsiaTheme="minorEastAsia"/>
+              <w:t>计划</w:t>
+            </w:r>
+          </w:p>
+        </w:tc>
+        <w:tc>
+          <w:tcPr>
+            <w:tcW w:w="3027" w:type="dxa"/>
+            <w:gridSpan w:val="2"/>
+            <w:shd w:val="clear" w:color="auto" w:fill="D9D9D9" w:themeFill="background1" w:themeFillShade="D9"/>
+          </w:tcPr>
+          <w:p>
+            <w:pPr>
+              <w:ind w:left="0"/>
+              <w:jc w:val="center"/>
+              <w:rPr>
                 <w:sz w:val="18"/>
                 <w:szCs w:val="18"/>
               </w:rPr>
             </w:pPr>
-          </w:p>
-        </w:tc>
-      </w:tr>
-      <w:tr>
-        <w:tc>
-          <w:tcPr>
-            <w:tcW w:w="8165" w:type="dxa"/>
-            <w:gridSpan w:val="6"/>
-            <w:shd w:val="clear" w:color="auto" w:fill="D9D9D9" w:themeFill="background1" w:themeFillShade="D9"/>
-          </w:tcPr>
-          <w:p>
-            <w:pPr>
-              <w:ind w:left="0"/>
-              <w:jc w:val="center"/>
-              <w:rPr>
-                <w:sz w:val="18"/>
-                <w:szCs w:val="18"/>
-              </w:rPr>
-            </w:pPr>
-            <w:proofErr w:type="spellStart"/>
             <w:r>
               <w:rPr>
                 <w:rFonts w:hint="eastAsia"/>
                 <w:sz w:val="18"/>
                 <w:szCs w:val="18"/>
               </w:rPr>
-              <w:t>周计划</w:t>
-            </w:r>
-            <w:proofErr w:type="spellEnd"/>
+              <w:t>完成情况</w:t>
+            </w:r>
           </w:p>
         </w:tc>
       </w:tr>
@@ -7996,115 +7614,23 @@
         <w:tc>
           <w:tcPr>
             <w:tcW w:w="1452" w:type="dxa"/>
-            <w:shd w:val="clear" w:color="auto" w:fill="D9D9D9" w:themeFill="background1" w:themeFillShade="D9"/>
-          </w:tcPr>
-          <w:p>
-            <w:pPr>
-              <w:ind w:left="0"/>
-              <w:jc w:val="center"/>
+          </w:tcPr>
+          <w:p>
+            <w:pPr>
+              <w:ind w:left="0"/>
               <w:rPr>
                 <w:sz w:val="18"/>
                 <w:szCs w:val="18"/>
               </w:rPr>
             </w:pPr>
-            <w:proofErr w:type="spellStart"/>
             <w:r>
               <w:rPr>
                 <w:rFonts w:hint="eastAsia"/>
                 <w:sz w:val="18"/>
                 <w:szCs w:val="18"/>
               </w:rPr>
-              <w:t>时间（第X周</w:t>
-            </w:r>
-            <w:proofErr w:type="spellEnd"/>
-            <w:r>
-              <w:rPr>
-                <w:rFonts w:hint="eastAsia"/>
-                <w:sz w:val="18"/>
-                <w:szCs w:val="18"/>
-              </w:rPr>
-              <w:t>）</w:t>
-            </w:r>
-          </w:p>
-        </w:tc>
-        <w:tc>
-          <w:tcPr>
-            <w:tcW w:w="3686" w:type="dxa"/>
-            <w:gridSpan w:val="3"/>
-            <w:shd w:val="clear" w:color="auto" w:fill="D9D9D9" w:themeFill="background1" w:themeFillShade="D9"/>
-          </w:tcPr>
-          <w:p>
-            <w:pPr>
-              <w:ind w:left="0"/>
-              <w:jc w:val="center"/>
-              <w:rPr>
-                <w:sz w:val="18"/>
-                <w:szCs w:val="18"/>
-              </w:rPr>
-            </w:pPr>
-            <w:proofErr w:type="spellStart"/>
-            <w:r>
-              <w:rPr>
-                <w:rFonts w:hint="eastAsia"/>
-                <w:sz w:val="18"/>
-                <w:szCs w:val="18"/>
-              </w:rPr>
-              <w:t>计划</w:t>
-            </w:r>
-            <w:proofErr w:type="spellEnd"/>
-          </w:p>
-        </w:tc>
-        <w:tc>
-          <w:tcPr>
-            <w:tcW w:w="3027" w:type="dxa"/>
-            <w:gridSpan w:val="2"/>
-            <w:shd w:val="clear" w:color="auto" w:fill="D9D9D9" w:themeFill="background1" w:themeFillShade="D9"/>
-          </w:tcPr>
-          <w:p>
-            <w:pPr>
-              <w:ind w:left="0"/>
-              <w:jc w:val="center"/>
-              <w:rPr>
-                <w:sz w:val="18"/>
-                <w:szCs w:val="18"/>
-              </w:rPr>
-            </w:pPr>
-            <w:proofErr w:type="spellStart"/>
-            <w:r>
-              <w:rPr>
-                <w:rFonts w:hint="eastAsia"/>
-                <w:sz w:val="18"/>
-                <w:szCs w:val="18"/>
-              </w:rPr>
-              <w:t>完成情况</w:t>
-            </w:r>
-            <w:proofErr w:type="spellEnd"/>
-          </w:p>
-        </w:tc>
-      </w:tr>
-      <w:tr>
-        <w:tc>
-          <w:tcPr>
-            <w:tcW w:w="1452" w:type="dxa"/>
-          </w:tcPr>
-          <w:p>
-            <w:pPr>
-              <w:ind w:left="0"/>
-              <w:rPr>
-                <w:sz w:val="18"/>
-                <w:szCs w:val="18"/>
-              </w:rPr>
-            </w:pPr>
-            <w:proofErr w:type="spellStart"/>
-            <w:r>
-              <w:rPr>
-                <w:rFonts w:hint="eastAsia"/>
-                <w:sz w:val="18"/>
-                <w:szCs w:val="18"/>
-              </w:rPr>
               <w:t>第一周</w:t>
             </w:r>
-            <w:proofErr w:type="spellEnd"/>
           </w:p>
         </w:tc>
         <w:tc>

--- a/internal_doc/03.开发设计/Sequence&AutoIncrement/Story-Sequence.docx
+++ b/internal_doc/03.开发设计/Sequence&AutoIncrement/Story-Sequence.docx
@@ -620,6 +620,12 @@
           <w:rFonts w:hint="eastAsia"/>
         </w:rPr>
         <w:t>: 10</w:t>
+      </w:r>
+      <w:r>
+        <w:rPr>
+          <w:rFonts w:hint="eastAsia"/>
+        </w:rPr>
+        <w:t>0</w:t>
       </w:r>
       <w:r>
         <w:rPr>
@@ -1722,6 +1728,12 @@
               </w:rPr>
               <w:t>0</w:t>
             </w:r>
+            <w:r>
+              <w:rPr>
+                <w:rFonts w:eastAsiaTheme="minorEastAsia" w:hint="eastAsia"/>
+              </w:rPr>
+              <w:t>0</w:t>
+            </w:r>
           </w:p>
         </w:tc>
         <w:tc>
@@ -2962,6 +2974,12 @@
           <w:rFonts w:hint="eastAsia"/>
         </w:rPr>
         <w:t>: 10</w:t>
+      </w:r>
+      <w:r>
+        <w:rPr>
+          <w:rFonts w:hint="eastAsia"/>
+        </w:rPr>
+        <w:t>0</w:t>
       </w:r>
       <w:r>
         <w:rPr>
@@ -6477,7 +6495,7 @@
           <v:shape id="_x0000_i1025" type="#_x0000_t75" style="width:396.85pt;height:142.65pt" o:ole="">
             <v:imagedata r:id="rId5" o:title=""/>
           </v:shape>
-          <o:OLEObject Type="Embed" ProgID="Visio.Drawing.11" ShapeID="_x0000_i1025" DrawAspect="Content" ObjectID="_1595660050" r:id="rId6"/>
+          <o:OLEObject Type="Embed" ProgID="Visio.Drawing.11" ShapeID="_x0000_i1025" DrawAspect="Content" ObjectID="_1596262136" r:id="rId6"/>
         </w:object>
       </w:r>
     </w:p>
@@ -6869,6 +6887,55 @@
           <w:color w:val="FF0000"/>
         </w:rPr>
         <w:t>目前不实现</w:t>
+      </w:r>
+      <w:r>
+        <w:rPr>
+          <w:rFonts w:hint="eastAsia"/>
+          <w:color w:val="FF0000"/>
+        </w:rPr>
+        <w:t>，可通过“</w:t>
+      </w:r>
+      <w:r>
+        <w:rPr>
+          <w:rFonts w:hint="eastAsia"/>
+          <w:color w:val="FF0000"/>
+        </w:rPr>
+        <w:t>invalid sequence cache</w:t>
+      </w:r>
+      <w:r>
+        <w:rPr>
+          <w:rFonts w:hint="eastAsia"/>
+          <w:color w:val="FF0000"/>
+        </w:rPr>
+        <w:t>”命令清空协调节点上相应</w:t>
+      </w:r>
+      <w:r>
+        <w:rPr>
+          <w:rFonts w:hint="eastAsia"/>
+          <w:color w:val="FF0000"/>
+        </w:rPr>
+        <w:t>Sequence</w:t>
+      </w:r>
+      <w:r>
+        <w:rPr>
+          <w:rFonts w:hint="eastAsia"/>
+          <w:color w:val="FF0000"/>
+        </w:rPr>
+        <w:t>的</w:t>
+      </w:r>
+      <w:r>
+        <w:rPr>
+          <w:rFonts w:hint="eastAsia"/>
+          <w:color w:val="FF0000"/>
+        </w:rPr>
+        <w:t>cache</w:t>
+      </w:r>
+      <w:r>
+        <w:rPr>
+          <w:rFonts w:hint="eastAsia"/>
+          <w:color w:val="FF0000"/>
+        </w:rPr>
+        <w:t>。</w:t>
       </w:r>
     </w:p>
     <w:p>
@@ -7252,7 +7319,7 @@
           <v:shape id="_x0000_i1026" type="#_x0000_t75" style="width:356.95pt;height:122.85pt" o:ole="">
             <v:imagedata r:id="rId7" o:title=""/>
           </v:shape>
-          <o:OLEObject Type="Embed" ProgID="Visio.Drawing.11" ShapeID="_x0000_i1026" DrawAspect="Content" ObjectID="_1595660051" r:id="rId8"/>
+          <o:OLEObject Type="Embed" ProgID="Visio.Drawing.11" ShapeID="_x0000_i1026" DrawAspect="Content" ObjectID="_1596262137" r:id="rId8"/>
         </w:object>
       </w:r>
     </w:p>

--- a/internal_doc/03.开发设计/Sequence&AutoIncrement/Story-Sequence.docx
+++ b/internal_doc/03.开发设计/Sequence&AutoIncrement/Story-Sequence.docx
@@ -1,10 +1,10 @@
 
 <file path=word/document.xml><?xml version="1.0" encoding="utf-8"?>
-<w:document xmlns:ve="http://schemas.openxmlformats.org/markup-compatibility/2006" xmlns:o="urn:schemas-microsoft-com:office:office" xmlns:r="http://schemas.openxmlformats.org/officeDocument/2006/relationships" xmlns:m="http://schemas.openxmlformats.org/officeDocument/2006/math" xmlns:v="urn:schemas-microsoft-com:vml" xmlns:wp="http://schemas.openxmlformats.org/drawingml/2006/wordprocessingDrawing" xmlns:w10="urn:schemas-microsoft-com:office:word" xmlns:w="http://schemas.openxmlformats.org/wordprocessingml/2006/main" xmlns:wne="http://schemas.microsoft.com/office/word/2006/wordml">
+<w:document xmlns:wpc="http://schemas.microsoft.com/office/word/2010/wordprocessingCanvas" xmlns:cx="http://schemas.microsoft.com/office/drawing/2014/chartex" xmlns:mc="http://schemas.openxmlformats.org/markup-compatibility/2006" xmlns:o="urn:schemas-microsoft-com:office:office" xmlns:r="http://schemas.openxmlformats.org/officeDocument/2006/relationships" xmlns:m="http://schemas.openxmlformats.org/officeDocument/2006/math" xmlns:v="urn:schemas-microsoft-com:vml" xmlns:wp14="http://schemas.microsoft.com/office/word/2010/wordprocessingDrawing" xmlns:wp="http://schemas.openxmlformats.org/drawingml/2006/wordprocessingDrawing" xmlns:w10="urn:schemas-microsoft-com:office:word" xmlns:w="http://schemas.openxmlformats.org/wordprocessingml/2006/main" xmlns:w14="http://schemas.microsoft.com/office/word/2010/wordml" xmlns:w15="http://schemas.microsoft.com/office/word/2012/wordml" xmlns:w16se="http://schemas.microsoft.com/office/word/2015/wordml/symex" xmlns:wpg="http://schemas.microsoft.com/office/word/2010/wordprocessingGroup" xmlns:wpi="http://schemas.microsoft.com/office/word/2010/wordprocessingInk" xmlns:wne="http://schemas.microsoft.com/office/word/2006/wordml" xmlns:wps="http://schemas.microsoft.com/office/word/2010/wordprocessingShape" mc:Ignorable="w14 w15 w16se wp14">
   <w:body>
     <w:p>
       <w:pPr>
-        <w:pStyle w:val="Title"/>
+        <w:pStyle w:val="a5"/>
       </w:pPr>
       <w:r>
         <w:rPr>
@@ -15,10 +15,10 @@
     </w:p>
     <w:tbl>
       <w:tblPr>
-        <w:tblStyle w:val="TableGrid"/>
+        <w:tblStyle w:val="a8"/>
         <w:tblW w:w="0" w:type="auto"/>
         <w:tblInd w:w="357" w:type="dxa"/>
-        <w:tblLook w:val="04A0"/>
+        <w:tblLook w:val="04A0" w:firstRow="1" w:lastRow="0" w:firstColumn="1" w:lastColumn="0" w:noHBand="0" w:noVBand="1"/>
       </w:tblPr>
       <w:tblGrid>
         <w:gridCol w:w="2728"/>
@@ -193,7 +193,7 @@
     <w:p/>
     <w:p>
       <w:pPr>
-        <w:pStyle w:val="Heading2"/>
+        <w:pStyle w:val="2"/>
       </w:pPr>
       <w:r>
         <w:t>Story</w:t>
@@ -218,7 +218,7 @@
     </w:p>
     <w:p>
       <w:pPr>
-        <w:pStyle w:val="Heading2"/>
+        <w:pStyle w:val="2"/>
       </w:pPr>
       <w:r>
         <w:t>Story</w:t>
@@ -232,7 +232,7 @@
     </w:p>
     <w:p>
       <w:pPr>
-        <w:pStyle w:val="ListParagraph"/>
+        <w:pStyle w:val="a7"/>
         <w:ind w:left="777" w:firstLineChars="0" w:firstLine="0"/>
         <w:rPr>
           <w:color w:val="000000" w:themeColor="text1"/>
@@ -275,7 +275,7 @@
     </w:p>
     <w:p>
       <w:pPr>
-        <w:pStyle w:val="Heading2"/>
+        <w:pStyle w:val="2"/>
       </w:pPr>
       <w:r>
         <w:t xml:space="preserve">Story </w:t>
@@ -392,7 +392,7 @@
     </w:p>
     <w:p>
       <w:pPr>
-        <w:pStyle w:val="Heading3"/>
+        <w:pStyle w:val="3"/>
       </w:pPr>
       <w:r>
         <w:rPr>
@@ -679,11 +679,10 @@
     </w:p>
     <w:tbl>
       <w:tblPr>
-        <w:tblStyle w:val="TableGrid"/>
+        <w:tblStyle w:val="a8"/>
         <w:tblW w:w="0" w:type="auto"/>
         <w:jc w:val="center"/>
-        <w:tblInd w:w="357" w:type="dxa"/>
-        <w:tblLook w:val="04A0"/>
+        <w:tblLook w:val="04A0" w:firstRow="1" w:lastRow="0" w:firstColumn="1" w:lastColumn="0" w:noHBand="0" w:noVBand="1"/>
       </w:tblPr>
       <w:tblGrid>
         <w:gridCol w:w="1826"/>
@@ -1871,13 +1870,13 @@
     </w:tbl>
     <w:p>
       <w:pPr>
-        <w:pStyle w:val="ListParagraph"/>
+        <w:pStyle w:val="a7"/>
         <w:ind w:left="777" w:firstLineChars="0" w:firstLine="0"/>
       </w:pPr>
     </w:p>
     <w:p>
       <w:pPr>
-        <w:pStyle w:val="ListParagraph"/>
+        <w:pStyle w:val="a7"/>
         <w:numPr>
           <w:ilvl w:val="0"/>
           <w:numId w:val="9"/>
@@ -2079,7 +2078,7 @@
     </w:p>
     <w:p>
       <w:pPr>
-        <w:pStyle w:val="ListParagraph"/>
+        <w:pStyle w:val="a7"/>
         <w:numPr>
           <w:ilvl w:val="0"/>
           <w:numId w:val="9"/>
@@ -2167,7 +2166,7 @@
     </w:p>
     <w:p>
       <w:pPr>
-        <w:pStyle w:val="ListParagraph"/>
+        <w:pStyle w:val="a7"/>
         <w:numPr>
           <w:ilvl w:val="0"/>
           <w:numId w:val="9"/>
@@ -2285,7 +2284,7 @@
     </w:p>
     <w:p>
       <w:pPr>
-        <w:pStyle w:val="ListParagraph"/>
+        <w:pStyle w:val="a7"/>
         <w:numPr>
           <w:ilvl w:val="0"/>
           <w:numId w:val="9"/>
@@ -2355,7 +2354,7 @@
     </w:p>
     <w:p>
       <w:pPr>
-        <w:pStyle w:val="ListParagraph"/>
+        <w:pStyle w:val="a7"/>
         <w:numPr>
           <w:ilvl w:val="0"/>
           <w:numId w:val="9"/>
@@ -2419,7 +2418,7 @@
     </w:p>
     <w:p>
       <w:pPr>
-        <w:pStyle w:val="ListParagraph"/>
+        <w:pStyle w:val="a7"/>
         <w:numPr>
           <w:ilvl w:val="0"/>
           <w:numId w:val="9"/>
@@ -2435,7 +2434,7 @@
     </w:p>
     <w:p>
       <w:pPr>
-        <w:pStyle w:val="Heading3"/>
+        <w:pStyle w:val="3"/>
       </w:pPr>
       <w:r>
         <w:rPr>
@@ -2697,7 +2696,7 @@
     </w:p>
     <w:p>
       <w:pPr>
-        <w:pStyle w:val="Heading3"/>
+        <w:pStyle w:val="3"/>
       </w:pPr>
       <w:r>
         <w:rPr>
@@ -2716,7 +2715,7 @@
     </w:p>
     <w:p>
       <w:pPr>
-        <w:pStyle w:val="Heading3"/>
+        <w:pStyle w:val="3"/>
       </w:pPr>
       <w:r>
         <w:rPr>
@@ -2736,7 +2735,16 @@
         <w:rPr>
           <w:rFonts w:hint="eastAsia"/>
         </w:rPr>
-        <w:t>Sdb.snapshot(SDB_SNAP_SEQUENCE)</w:t>
+        <w:t>Sdb.snapshot(</w:t>
+      </w:r>
+      <w:r>
+        <w:t>SDB_SNAP_SEQUENCES</w:t>
+      </w:r>
+      <w:r>
+        <w:rPr>
+          <w:rFonts w:hint="eastAsia"/>
+        </w:rPr>
+        <w:t>)</w:t>
       </w:r>
       <w:r>
         <w:rPr>
@@ -2773,253 +2781,87 @@
     </w:p>
     <w:p>
       <w:r>
-        <w:rPr>
-          <w:rFonts w:hint="eastAsia"/>
-        </w:rPr>
-        <w:t xml:space="preserve">    N</w:t>
-      </w:r>
-      <w:r>
-        <w:rPr>
-          <w:rFonts w:hint="eastAsia"/>
-        </w:rPr>
-        <w:t>ame: "seq1"</w:t>
-      </w:r>
-      <w:r>
-        <w:rPr>
-          <w:rFonts w:hint="eastAsia"/>
-        </w:rPr>
-        <w:t>,</w:t>
-      </w:r>
-    </w:p>
-    <w:p>
-      <w:r>
-        <w:rPr>
-          <w:rFonts w:hint="eastAsia"/>
-        </w:rPr>
-        <w:t xml:space="preserve">    C</w:t>
-      </w:r>
-      <w:r>
-        <w:rPr>
-          <w:rFonts w:hint="eastAsia"/>
-        </w:rPr>
-        <w:t>urrent</w:t>
-      </w:r>
-      <w:r>
-        <w:rPr>
-          <w:rFonts w:hint="eastAsia"/>
-        </w:rPr>
-        <w:t>Value</w:t>
-      </w:r>
-      <w:r>
-        <w:rPr>
-          <w:rFonts w:hint="eastAsia"/>
-        </w:rPr>
-        <w:t xml:space="preserve">: </w:t>
-      </w:r>
-      <w:r>
-        <w:rPr>
-          <w:rFonts w:hint="eastAsia"/>
-        </w:rPr>
-        <w:t>1,</w:t>
-      </w:r>
-    </w:p>
-    <w:p>
-      <w:r>
-        <w:rPr>
-          <w:rFonts w:hint="eastAsia"/>
-        </w:rPr>
-        <w:t xml:space="preserve">    I</w:t>
-      </w:r>
-      <w:r>
-        <w:rPr>
-          <w:rFonts w:hint="eastAsia"/>
-        </w:rPr>
-        <w:t>ncrement: 1,</w:t>
-      </w:r>
-    </w:p>
-    <w:p>
-      <w:r>
-        <w:rPr>
-          <w:rFonts w:hint="eastAsia"/>
-        </w:rPr>
-        <w:t xml:space="preserve">    S</w:t>
-      </w:r>
-      <w:r>
-        <w:rPr>
-          <w:rFonts w:hint="eastAsia"/>
-        </w:rPr>
-        <w:t>tart</w:t>
-      </w:r>
-      <w:r>
-        <w:rPr>
-          <w:rFonts w:hint="eastAsia"/>
-        </w:rPr>
-        <w:t>Value</w:t>
-      </w:r>
-      <w:r>
-        <w:rPr>
-          <w:rFonts w:hint="eastAsia"/>
-        </w:rPr>
-        <w:t>: 1,</w:t>
-      </w:r>
-    </w:p>
-    <w:p>
-      <w:r>
-        <w:rPr>
-          <w:rFonts w:hint="eastAsia"/>
-        </w:rPr>
-        <w:t xml:space="preserve">    M</w:t>
-      </w:r>
-      <w:r>
-        <w:rPr>
-          <w:rFonts w:hint="eastAsia"/>
-        </w:rPr>
-        <w:t>in</w:t>
-      </w:r>
-      <w:r>
-        <w:rPr>
-          <w:rFonts w:hint="eastAsia"/>
-        </w:rPr>
-        <w:t>Value</w:t>
-      </w:r>
-      <w:r>
-        <w:rPr>
-          <w:rFonts w:hint="eastAsia"/>
-        </w:rPr>
-        <w:t>: 1,</w:t>
-      </w:r>
-    </w:p>
-    <w:p>
-      <w:r>
-        <w:rPr>
-          <w:rFonts w:hint="eastAsia"/>
-        </w:rPr>
-        <w:t xml:space="preserve">    M</w:t>
-      </w:r>
-      <w:r>
-        <w:rPr>
-          <w:rFonts w:hint="eastAsia"/>
-        </w:rPr>
-        <w:t>ax</w:t>
-      </w:r>
-      <w:r>
-        <w:rPr>
-          <w:rFonts w:hint="eastAsia"/>
-        </w:rPr>
-        <w:t>Value</w:t>
-      </w:r>
-      <w:r>
-        <w:rPr>
-          <w:rFonts w:hint="eastAsia"/>
-        </w:rPr>
-        <w:t xml:space="preserve">: </w:t>
-      </w:r>
-      <w:r>
-        <w:t>9223372036854775807</w:t>
-      </w:r>
-      <w:r>
-        <w:rPr>
-          <w:rFonts w:hint="eastAsia"/>
-        </w:rPr>
-        <w:t>,</w:t>
-      </w:r>
-    </w:p>
-    <w:p>
-      <w:r>
-        <w:rPr>
-          <w:rFonts w:hint="eastAsia"/>
-        </w:rPr>
-        <w:t xml:space="preserve">    C</w:t>
-      </w:r>
-      <w:r>
-        <w:rPr>
-          <w:rFonts w:hint="eastAsia"/>
-        </w:rPr>
-        <w:t>ache</w:t>
-      </w:r>
-      <w:r>
-        <w:rPr>
-          <w:rFonts w:hint="eastAsia"/>
-        </w:rPr>
-        <w:t>Size</w:t>
-      </w:r>
-      <w:r>
-        <w:rPr>
-          <w:rFonts w:hint="eastAsia"/>
-        </w:rPr>
-        <w:t>: 100</w:t>
-      </w:r>
-      <w:r>
-        <w:rPr>
-          <w:rFonts w:hint="eastAsia"/>
-        </w:rPr>
-        <w:t>0</w:t>
-      </w:r>
-      <w:r>
-        <w:rPr>
-          <w:rFonts w:hint="eastAsia"/>
-        </w:rPr>
-        <w:t>,</w:t>
-      </w:r>
-    </w:p>
-    <w:p>
-      <w:r>
-        <w:rPr>
-          <w:rFonts w:hint="eastAsia"/>
-        </w:rPr>
-        <w:t xml:space="preserve">    AcquireSize</w:t>
-      </w:r>
-      <w:r>
-        <w:rPr>
-          <w:rFonts w:hint="eastAsia"/>
-        </w:rPr>
-        <w:t>: 10</w:t>
-      </w:r>
-      <w:r>
-        <w:rPr>
-          <w:rFonts w:hint="eastAsia"/>
-        </w:rPr>
-        <w:t>0</w:t>
-      </w:r>
-      <w:r>
-        <w:rPr>
-          <w:rFonts w:hint="eastAsia"/>
-        </w:rPr>
-        <w:t>0</w:t>
-      </w:r>
-      <w:r>
-        <w:rPr>
-          <w:rFonts w:hint="eastAsia"/>
-        </w:rPr>
-        <w:t>,</w:t>
-      </w:r>
-    </w:p>
-    <w:p>
-      <w:r>
-        <w:rPr>
-          <w:rFonts w:hint="eastAsia"/>
-        </w:rPr>
-        <w:t xml:space="preserve">    C</w:t>
-      </w:r>
-      <w:r>
-        <w:rPr>
-          <w:rFonts w:hint="eastAsia"/>
-        </w:rPr>
-        <w:t>ycled: false</w:t>
-      </w:r>
-      <w:r>
-        <w:rPr>
-          <w:rFonts w:hint="eastAsia"/>
-        </w:rPr>
-        <w:t>,</w:t>
-      </w:r>
-    </w:p>
-    <w:p>
-      <w:r>
-        <w:rPr>
-          <w:rFonts w:hint="eastAsia"/>
-        </w:rPr>
-        <w:t xml:space="preserve">    Initial: true</w:t>
+        <w:t xml:space="preserve">  "_id": {</w:t>
+      </w:r>
+    </w:p>
+    <w:p>
+      <w:r>
+        <w:t xml:space="preserve">    "$oid": "5bc04e30058599f0c68ba9b0"</w:t>
+      </w:r>
+    </w:p>
+    <w:p>
+      <w:r>
+        <w:t xml:space="preserve">  },</w:t>
+      </w:r>
+    </w:p>
+    <w:p>
+      <w:r>
+        <w:t xml:space="preserve">  "Name": "SYS_2418066587650_id1_SEQ",</w:t>
+      </w:r>
+    </w:p>
+    <w:p>
+      <w:r>
+        <w:t xml:space="preserve">  "Internal": true,</w:t>
+      </w:r>
+    </w:p>
+    <w:p>
+      <w:r>
+        <w:t xml:space="preserve">  "Version": 0,</w:t>
+      </w:r>
+    </w:p>
+    <w:p>
+      <w:r>
+        <w:t xml:space="preserve">  "CurrentValue": 1,</w:t>
+      </w:r>
+    </w:p>
+    <w:p>
+      <w:r>
+        <w:t xml:space="preserve">  "StartValue": 1,</w:t>
+      </w:r>
+    </w:p>
+    <w:p>
+      <w:r>
+        <w:t xml:space="preserve">  "MinValue": 1,</w:t>
+      </w:r>
+    </w:p>
+    <w:p>
+      <w:r>
+        <w:t xml:space="preserve">  "MaxValue": {</w:t>
+      </w:r>
+    </w:p>
+    <w:p>
+      <w:r>
+        <w:t xml:space="preserve">    "$numberLong": "9223372036854775807"</w:t>
+      </w:r>
+    </w:p>
+    <w:p>
+      <w:r>
+        <w:t xml:space="preserve">  },</w:t>
+      </w:r>
+    </w:p>
+    <w:p>
+      <w:r>
+        <w:t xml:space="preserve">  "Increment": 1,</w:t>
+      </w:r>
+    </w:p>
+    <w:p>
+      <w:r>
+        <w:t xml:space="preserve">  "CacheSize": 1000,</w:t>
+      </w:r>
+    </w:p>
+    <w:p>
+      <w:r>
+        <w:t xml:space="preserve">  "AcquireSize": 1000,</w:t>
+      </w:r>
+    </w:p>
+    <w:p>
+      <w:r>
+        <w:t xml:space="preserve">  "Cycled": false,</w:t>
+      </w:r>
+    </w:p>
+    <w:p>
+      <w:r>
+        <w:t xml:space="preserve">  "Initial": true</w:t>
       </w:r>
     </w:p>
     <w:p>
@@ -3031,13 +2873,122 @@
       </w:r>
     </w:p>
     <w:p>
-      <w:pPr>
-        <w:pStyle w:val="Heading3"/>
-      </w:pPr>
-      <w:r>
-        <w:rPr>
-          <w:rFonts w:hint="eastAsia"/>
-        </w:rPr>
+      <w:r>
+        <w:rPr>
+          <w:rFonts w:hint="eastAsia"/>
+        </w:rPr>
+        <w:t>通过</w:t>
+      </w:r>
+      <w:r>
+        <w:rPr>
+          <w:rFonts w:hint="eastAsia"/>
+        </w:rPr>
+        <w:t>Sdb.</w:t>
+      </w:r>
+      <w:r>
+        <w:t>list</w:t>
+      </w:r>
+      <w:r>
+        <w:rPr>
+          <w:rFonts w:hint="eastAsia"/>
+        </w:rPr>
+        <w:t>(</w:t>
+      </w:r>
+      <w:r>
+        <w:t>SDB_LIST_SEQUENCES</w:t>
+      </w:r>
+      <w:r>
+        <w:rPr>
+          <w:rFonts w:hint="eastAsia"/>
+        </w:rPr>
+        <w:t>)</w:t>
+      </w:r>
+      <w:r>
+        <w:rPr>
+          <w:rFonts w:hint="eastAsia"/>
+        </w:rPr>
+        <w:t>查看</w:t>
+      </w:r>
+      <w:r>
+        <w:rPr>
+          <w:rFonts w:hint="eastAsia"/>
+        </w:rPr>
+        <w:t>SEQUENCE</w:t>
+      </w:r>
+      <w:r>
+        <w:rPr>
+          <w:rFonts w:hint="eastAsia"/>
+        </w:rPr>
+        <w:t>的</w:t>
+      </w:r>
+      <w:r>
+        <w:t>list</w:t>
+      </w:r>
+      <w:r>
+        <w:t>信息。</w:t>
+      </w:r>
+    </w:p>
+    <w:p>
+      <w:r>
+        <w:t>{</w:t>
+      </w:r>
+    </w:p>
+    <w:p>
+      <w:r>
+        <w:t xml:space="preserve">  "Name": "SYS_2418066587650_id1_SEQ"</w:t>
+      </w:r>
+    </w:p>
+    <w:p>
+      <w:r>
+        <w:t>}</w:t>
+      </w:r>
+    </w:p>
+    <w:p>
+      <w:r>
+        <w:t>{</w:t>
+      </w:r>
+    </w:p>
+    <w:p>
+      <w:r>
+        <w:t xml:space="preserve">  "Name": "SYS_2418066587649_id1_SEQ"</w:t>
+      </w:r>
+    </w:p>
+    <w:p>
+      <w:r>
+        <w:t>}</w:t>
+      </w:r>
+    </w:p>
+    <w:p>
+      <w:r>
+        <w:t>{</w:t>
+      </w:r>
+    </w:p>
+    <w:p>
+      <w:r>
+        <w:t xml:space="preserve">  "Name": "SYS_2418066587649_id2_SEQ"</w:t>
+      </w:r>
+    </w:p>
+    <w:p>
+      <w:pPr>
+        <w:rPr>
+          <w:rFonts w:hint="eastAsia"/>
+        </w:rPr>
+      </w:pPr>
+      <w:r>
+        <w:t>}</w:t>
+      </w:r>
+      <w:bookmarkStart w:id="0" w:name="_GoBack"/>
+      <w:bookmarkEnd w:id="0"/>
+    </w:p>
+    <w:p>
+      <w:pPr>
+        <w:pStyle w:val="3"/>
+      </w:pPr>
+      <w:r>
+        <w:rPr>
+          <w:rFonts w:hint="eastAsia"/>
+        </w:rPr>
+        <w:lastRenderedPageBreak/>
         <w:t>GET</w:t>
       </w:r>
       <w:r>
@@ -3115,7 +3066,7 @@
     </w:p>
     <w:p>
       <w:pPr>
-        <w:pStyle w:val="Heading2"/>
+        <w:pStyle w:val="2"/>
       </w:pPr>
       <w:r>
         <w:t>Story</w:t>
@@ -3170,10 +3121,9 @@
     </w:p>
     <w:p>
       <w:pPr>
-        <w:pStyle w:val="Heading2"/>
-      </w:pPr>
-      <w:r>
-        <w:lastRenderedPageBreak/>
+        <w:pStyle w:val="2"/>
+      </w:pPr>
+      <w:r>
         <w:t xml:space="preserve">Story </w:t>
       </w:r>
       <w:r>
@@ -3185,7 +3135,7 @@
     </w:p>
     <w:p>
       <w:pPr>
-        <w:pStyle w:val="Heading3"/>
+        <w:pStyle w:val="3"/>
         <w:numPr>
           <w:ilvl w:val="0"/>
           <w:numId w:val="12"/>
@@ -4661,7 +4611,7 @@
     </w:p>
     <w:p>
       <w:pPr>
-        <w:pStyle w:val="Heading3"/>
+        <w:pStyle w:val="3"/>
       </w:pPr>
       <w:r>
         <w:rPr>
@@ -4787,6 +4737,7 @@
         <w:rPr>
           <w:rFonts w:hint="eastAsia"/>
         </w:rPr>
+        <w:lastRenderedPageBreak/>
         <w:t>每个</w:t>
       </w:r>
       <w:r>
@@ -4810,11 +4761,10 @@
     </w:p>
     <w:tbl>
       <w:tblPr>
-        <w:tblStyle w:val="TableGrid"/>
+        <w:tblStyle w:val="a8"/>
         <w:tblW w:w="0" w:type="auto"/>
         <w:jc w:val="center"/>
-        <w:tblInd w:w="357" w:type="dxa"/>
-        <w:tblLook w:val="04A0"/>
+        <w:tblLook w:val="04A0" w:firstRow="1" w:lastRow="0" w:firstColumn="1" w:lastColumn="0" w:noHBand="0" w:noVBand="1"/>
       </w:tblPr>
       <w:tblGrid>
         <w:gridCol w:w="2068"/>
@@ -5527,14 +5477,7 @@
               <w:rPr>
                 <w:rFonts w:eastAsiaTheme="minorEastAsia" w:hint="eastAsia"/>
               </w:rPr>
-              <w:t>节点上缓存的</w:t>
-            </w:r>
-            <w:r>
-              <w:rPr>
-                <w:rFonts w:eastAsiaTheme="minorEastAsia" w:hint="eastAsia"/>
-              </w:rPr>
-              <w:lastRenderedPageBreak/>
-              <w:t>序列值的数量，用以提高性能。取值大于</w:t>
+              <w:t>节点上缓存的序列值的数量，用以提高性能。取值大于</w:t>
             </w:r>
             <w:r>
               <w:rPr>
@@ -5564,7 +5507,6 @@
               <w:rPr>
                 <w:rFonts w:eastAsiaTheme="minorEastAsia" w:hint="eastAsia"/>
               </w:rPr>
-              <w:lastRenderedPageBreak/>
               <w:t>AcquireSize</w:t>
             </w:r>
           </w:p>
@@ -6205,6 +6147,7 @@
         <w:rPr>
           <w:rFonts w:hint="eastAsia"/>
         </w:rPr>
+        <w:lastRenderedPageBreak/>
         <w:t>插入或修改元数据时要保证元数据的主备同步（设置</w:t>
       </w:r>
       <w:r>
@@ -6492,10 +6435,10 @@
             <v:path o:extrusionok="f" gradientshapeok="t" o:connecttype="rect"/>
             <o:lock v:ext="edit" aspectratio="t"/>
           </v:shapetype>
-          <v:shape id="_x0000_i1025" type="#_x0000_t75" style="width:396.85pt;height:142.65pt" o:ole="">
-            <v:imagedata r:id="rId5" o:title=""/>
+          <v:shape id="_x0000_i1025" type="#_x0000_t75" style="width:396.75pt;height:142.5pt" o:ole="">
+            <v:imagedata r:id="rId7" o:title=""/>
           </v:shape>
-          <o:OLEObject Type="Embed" ProgID="Visio.Drawing.11" ShapeID="_x0000_i1025" DrawAspect="Content" ObjectID="_1596262136" r:id="rId6"/>
+          <o:OLEObject Type="Embed" ProgID="Visio.Drawing.11" ShapeID="_x0000_i1025" DrawAspect="Content" ObjectID="_1601109138" r:id="rId8"/>
         </w:object>
       </w:r>
     </w:p>
@@ -7132,7 +7075,7 @@
     </w:p>
     <w:p>
       <w:pPr>
-        <w:pStyle w:val="CommentText"/>
+        <w:pStyle w:val="ac"/>
         <w:rPr>
           <w:color w:val="FF0000"/>
         </w:rPr>
@@ -7303,7 +7246,7 @@
     </w:p>
     <w:p>
       <w:pPr>
-        <w:pStyle w:val="Heading3"/>
+        <w:pStyle w:val="3"/>
       </w:pPr>
       <w:r>
         <w:rPr>
@@ -7316,16 +7259,16 @@
     <w:p>
       <w:r>
         <w:object w:dxaOrig="7138" w:dyaOrig="2461">
-          <v:shape id="_x0000_i1026" type="#_x0000_t75" style="width:356.95pt;height:122.85pt" o:ole="">
-            <v:imagedata r:id="rId7" o:title=""/>
+          <v:shape id="_x0000_i1026" type="#_x0000_t75" style="width:357pt;height:123pt" o:ole="">
+            <v:imagedata r:id="rId9" o:title=""/>
           </v:shape>
-          <o:OLEObject Type="Embed" ProgID="Visio.Drawing.11" ShapeID="_x0000_i1026" DrawAspect="Content" ObjectID="_1596262137" r:id="rId8"/>
+          <o:OLEObject Type="Embed" ProgID="Visio.Drawing.11" ShapeID="_x0000_i1026" DrawAspect="Content" ObjectID="_1601109139" r:id="rId10"/>
         </w:object>
       </w:r>
     </w:p>
     <w:p>
       <w:pPr>
-        <w:pStyle w:val="Heading2"/>
+        <w:pStyle w:val="2"/>
         <w:numPr>
           <w:ilvl w:val="0"/>
           <w:numId w:val="3"/>
@@ -7342,10 +7285,10 @@
     </w:p>
     <w:tbl>
       <w:tblPr>
-        <w:tblStyle w:val="TableGrid"/>
+        <w:tblStyle w:val="a8"/>
         <w:tblW w:w="0" w:type="auto"/>
         <w:tblInd w:w="357" w:type="dxa"/>
-        <w:tblLook w:val="04A0"/>
+        <w:tblLook w:val="04A0" w:firstRow="1" w:lastRow="0" w:firstColumn="1" w:lastColumn="0" w:noHBand="0" w:noVBand="1"/>
       </w:tblPr>
       <w:tblGrid>
         <w:gridCol w:w="1452"/>
@@ -7740,7 +7683,7 @@
     </w:tbl>
     <w:p>
       <w:pPr>
-        <w:pStyle w:val="Heading2"/>
+        <w:pStyle w:val="2"/>
       </w:pPr>
       <w:r>
         <w:rPr>
@@ -7765,10 +7708,10 @@
     </w:p>
     <w:tbl>
       <w:tblPr>
-        <w:tblStyle w:val="TableGrid"/>
+        <w:tblStyle w:val="a8"/>
         <w:tblW w:w="0" w:type="auto"/>
         <w:tblInd w:w="357" w:type="dxa"/>
-        <w:tblLook w:val="04A0"/>
+        <w:tblLook w:val="04A0" w:firstRow="1" w:lastRow="0" w:firstColumn="1" w:lastColumn="0" w:noHBand="0" w:noVBand="1"/>
       </w:tblPr>
       <w:tblGrid>
         <w:gridCol w:w="885"/>
@@ -7984,7 +7927,7 @@
     <w:p/>
     <w:p>
       <w:pPr>
-        <w:pStyle w:val="Heading2"/>
+        <w:pStyle w:val="2"/>
       </w:pPr>
       <w:r>
         <w:rPr>
@@ -8080,11 +8023,11 @@
     </w:p>
     <w:tbl>
       <w:tblPr>
-        <w:tblStyle w:val="TableGrid"/>
+        <w:tblStyle w:val="a8"/>
         <w:tblpPr w:leftFromText="180" w:rightFromText="180" w:vertAnchor="text" w:horzAnchor="margin" w:tblpX="-318" w:tblpY="238"/>
         <w:tblW w:w="8934" w:type="dxa"/>
         <w:tblLayout w:type="fixed"/>
-        <w:tblLook w:val="04A0"/>
+        <w:tblLook w:val="04A0" w:firstRow="1" w:lastRow="0" w:firstColumn="1" w:lastColumn="0" w:noHBand="0" w:noVBand="1"/>
       </w:tblPr>
       <w:tblGrid>
         <w:gridCol w:w="959"/>
@@ -8250,7 +8193,7 @@
           </w:tcPr>
           <w:p>
             <w:pPr>
-              <w:pStyle w:val="HTMLPreformatted"/>
+              <w:pStyle w:val="HTML"/>
               <w:rPr>
                 <w:rFonts w:eastAsiaTheme="minorEastAsia"/>
                 <w:sz w:val="21"/>
@@ -8308,7 +8251,7 @@
     </w:p>
     <w:p>
       <w:pPr>
-        <w:pStyle w:val="Heading2"/>
+        <w:pStyle w:val="2"/>
       </w:pPr>
       <w:r>
         <w:lastRenderedPageBreak/>
@@ -8317,10 +8260,10 @@
     </w:p>
     <w:tbl>
       <w:tblPr>
-        <w:tblStyle w:val="TableGrid"/>
+        <w:tblStyle w:val="a8"/>
         <w:tblW w:w="0" w:type="auto"/>
         <w:tblInd w:w="357" w:type="dxa"/>
-        <w:tblLook w:val="04A0"/>
+        <w:tblLook w:val="04A0" w:firstRow="1" w:lastRow="0" w:firstColumn="1" w:lastColumn="0" w:noHBand="0" w:noVBand="1"/>
       </w:tblPr>
       <w:tblGrid>
         <w:gridCol w:w="4004"/>
@@ -8846,7 +8789,7 @@
     <w:p/>
     <w:p>
       <w:pPr>
-        <w:pStyle w:val="PlainText"/>
+        <w:pStyle w:val="a3"/>
         <w:rPr>
           <w:rFonts w:hAnsi="宋体" w:cs="宋体"/>
         </w:rPr>
@@ -8862,16 +8805,54 @@
 </w:document>
 </file>
 
+<file path=word/endnotes.xml><?xml version="1.0" encoding="utf-8"?>
+<w:endnotes xmlns:wpc="http://schemas.microsoft.com/office/word/2010/wordprocessingCanvas" xmlns:cx="http://schemas.microsoft.com/office/drawing/2014/chartex" xmlns:mc="http://schemas.openxmlformats.org/markup-compatibility/2006" xmlns:o="urn:schemas-microsoft-com:office:office" xmlns:r="http://schemas.openxmlformats.org/officeDocument/2006/relationships" xmlns:m="http://schemas.openxmlformats.org/officeDocument/2006/math" xmlns:v="urn:schemas-microsoft-com:vml" xmlns:wp14="http://schemas.microsoft.com/office/word/2010/wordprocessingDrawing" xmlns:wp="http://schemas.openxmlformats.org/drawingml/2006/wordprocessingDrawing" xmlns:w10="urn:schemas-microsoft-com:office:word" xmlns:w="http://schemas.openxmlformats.org/wordprocessingml/2006/main" xmlns:w14="http://schemas.microsoft.com/office/word/2010/wordml" xmlns:w15="http://schemas.microsoft.com/office/word/2012/wordml" xmlns:w16se="http://schemas.microsoft.com/office/word/2015/wordml/symex" xmlns:wpg="http://schemas.microsoft.com/office/word/2010/wordprocessingGroup" xmlns:wpi="http://schemas.microsoft.com/office/word/2010/wordprocessingInk" xmlns:wne="http://schemas.microsoft.com/office/word/2006/wordml" xmlns:wps="http://schemas.microsoft.com/office/word/2010/wordprocessingShape" mc:Ignorable="w14 w15 w16se wp14">
+  <w:endnote w:type="separator" w:id="-1">
+    <w:p>
+      <w:r>
+        <w:separator/>
+      </w:r>
+    </w:p>
+  </w:endnote>
+  <w:endnote w:type="continuationSeparator" w:id="0">
+    <w:p>
+      <w:r>
+        <w:continuationSeparator/>
+      </w:r>
+    </w:p>
+  </w:endnote>
+</w:endnotes>
+</file>
+
+<file path=word/footnotes.xml><?xml version="1.0" encoding="utf-8"?>
+<w:footnotes xmlns:wpc="http://schemas.microsoft.com/office/word/2010/wordprocessingCanvas" xmlns:cx="http://schemas.microsoft.com/office/drawing/2014/chartex" xmlns:mc="http://schemas.openxmlformats.org/markup-compatibility/2006" xmlns:o="urn:schemas-microsoft-com:office:office" xmlns:r="http://schemas.openxmlformats.org/officeDocument/2006/relationships" xmlns:m="http://schemas.openxmlformats.org/officeDocument/2006/math" xmlns:v="urn:schemas-microsoft-com:vml" xmlns:wp14="http://schemas.microsoft.com/office/word/2010/wordprocessingDrawing" xmlns:wp="http://schemas.openxmlformats.org/drawingml/2006/wordprocessingDrawing" xmlns:w10="urn:schemas-microsoft-com:office:word" xmlns:w="http://schemas.openxmlformats.org/wordprocessingml/2006/main" xmlns:w14="http://schemas.microsoft.com/office/word/2010/wordml" xmlns:w15="http://schemas.microsoft.com/office/word/2012/wordml" xmlns:w16se="http://schemas.microsoft.com/office/word/2015/wordml/symex" xmlns:wpg="http://schemas.microsoft.com/office/word/2010/wordprocessingGroup" xmlns:wpi="http://schemas.microsoft.com/office/word/2010/wordprocessingInk" xmlns:wne="http://schemas.microsoft.com/office/word/2006/wordml" xmlns:wps="http://schemas.microsoft.com/office/word/2010/wordprocessingShape" mc:Ignorable="w14 w15 w16se wp14">
+  <w:footnote w:type="separator" w:id="-1">
+    <w:p>
+      <w:r>
+        <w:separator/>
+      </w:r>
+    </w:p>
+  </w:footnote>
+  <w:footnote w:type="continuationSeparator" w:id="0">
+    <w:p>
+      <w:r>
+        <w:continuationSeparator/>
+      </w:r>
+    </w:p>
+  </w:footnote>
+</w:footnotes>
+</file>
+
 <file path=word/numbering.xml><?xml version="1.0" encoding="utf-8"?>
-<w:numbering xmlns:ve="http://schemas.openxmlformats.org/markup-compatibility/2006" xmlns:o="urn:schemas-microsoft-com:office:office" xmlns:r="http://schemas.openxmlformats.org/officeDocument/2006/relationships" xmlns:m="http://schemas.openxmlformats.org/officeDocument/2006/math" xmlns:v="urn:schemas-microsoft-com:vml" xmlns:wp="http://schemas.openxmlformats.org/drawingml/2006/wordprocessingDrawing" xmlns:w10="urn:schemas-microsoft-com:office:word" xmlns:w="http://schemas.openxmlformats.org/wordprocessingml/2006/main" xmlns:wne="http://schemas.microsoft.com/office/word/2006/wordml">
-  <w:abstractNum w:abstractNumId="0">
+<w:numbering xmlns:wpc="http://schemas.microsoft.com/office/word/2010/wordprocessingCanvas" xmlns:cx="http://schemas.microsoft.com/office/drawing/2014/chartex" xmlns:mc="http://schemas.openxmlformats.org/markup-compatibility/2006" xmlns:o="urn:schemas-microsoft-com:office:office" xmlns:r="http://schemas.openxmlformats.org/officeDocument/2006/relationships" xmlns:m="http://schemas.openxmlformats.org/officeDocument/2006/math" xmlns:v="urn:schemas-microsoft-com:vml" xmlns:wp14="http://schemas.microsoft.com/office/word/2010/wordprocessingDrawing" xmlns:wp="http://schemas.openxmlformats.org/drawingml/2006/wordprocessingDrawing" xmlns:w10="urn:schemas-microsoft-com:office:word" xmlns:w="http://schemas.openxmlformats.org/wordprocessingml/2006/main" xmlns:w14="http://schemas.microsoft.com/office/word/2010/wordml" xmlns:w15="http://schemas.microsoft.com/office/word/2012/wordml" xmlns:w16se="http://schemas.microsoft.com/office/word/2015/wordml/symex" xmlns:wpg="http://schemas.microsoft.com/office/word/2010/wordprocessingGroup" xmlns:wpi="http://schemas.microsoft.com/office/word/2010/wordprocessingInk" xmlns:wne="http://schemas.microsoft.com/office/word/2006/wordml" xmlns:wps="http://schemas.microsoft.com/office/word/2010/wordprocessingShape" mc:Ignorable="w14 w15 w16se wp14">
+  <w:abstractNum w:abstractNumId="0" w15:restartNumberingAfterBreak="0">
     <w:nsid w:val="22501AA3"/>
     <w:multiLevelType w:val="hybridMultilevel"/>
     <w:tmpl w:val="1B2A9E7A"/>
     <w:lvl w:ilvl="0" w:tplc="354870E4">
       <w:start w:val="1"/>
       <w:numFmt w:val="chineseCountingThousand"/>
-      <w:pStyle w:val="Heading2"/>
+      <w:pStyle w:val="2"/>
       <w:lvlText w:val="%1、"/>
       <w:lvlJc w:val="left"/>
       <w:pPr>
@@ -8975,7 +8956,7 @@
       </w:pPr>
     </w:lvl>
   </w:abstractNum>
-  <w:abstractNum w:abstractNumId="1">
+  <w:abstractNum w:abstractNumId="1" w15:restartNumberingAfterBreak="0">
     <w:nsid w:val="32BB69DB"/>
     <w:multiLevelType w:val="hybridMultilevel"/>
     <w:tmpl w:val="C11E277A"/>
@@ -9088,7 +9069,7 @@
       </w:rPr>
     </w:lvl>
   </w:abstractNum>
-  <w:abstractNum w:abstractNumId="2">
+  <w:abstractNum w:abstractNumId="2" w15:restartNumberingAfterBreak="0">
     <w:nsid w:val="38A312C2"/>
     <w:multiLevelType w:val="hybridMultilevel"/>
     <w:tmpl w:val="AF222CAE"/>
@@ -9201,7 +9182,7 @@
       </w:rPr>
     </w:lvl>
   </w:abstractNum>
-  <w:abstractNum w:abstractNumId="3">
+  <w:abstractNum w:abstractNumId="3" w15:restartNumberingAfterBreak="0">
     <w:nsid w:val="460D215F"/>
     <w:multiLevelType w:val="hybridMultilevel"/>
     <w:tmpl w:val="6FD26DC6"/>
@@ -9314,7 +9295,7 @@
       </w:rPr>
     </w:lvl>
   </w:abstractNum>
-  <w:abstractNum w:abstractNumId="4">
+  <w:abstractNum w:abstractNumId="4" w15:restartNumberingAfterBreak="0">
     <w:nsid w:val="480F366B"/>
     <w:multiLevelType w:val="hybridMultilevel"/>
     <w:tmpl w:val="F61A0FBE"/>
@@ -9427,14 +9408,14 @@
       </w:rPr>
     </w:lvl>
   </w:abstractNum>
-  <w:abstractNum w:abstractNumId="5">
+  <w:abstractNum w:abstractNumId="5" w15:restartNumberingAfterBreak="0">
     <w:nsid w:val="589E00D2"/>
     <w:multiLevelType w:val="hybridMultilevel"/>
     <w:tmpl w:val="6AF6C1C0"/>
     <w:lvl w:ilvl="0" w:tplc="5AFE2D20">
       <w:start w:val="1"/>
       <w:numFmt w:val="decimal"/>
-      <w:pStyle w:val="Heading3"/>
+      <w:pStyle w:val="3"/>
       <w:lvlText w:val="%1."/>
       <w:lvlJc w:val="left"/>
       <w:pPr>
@@ -9541,7 +9522,7 @@
       </w:pPr>
     </w:lvl>
   </w:abstractNum>
-  <w:abstractNum w:abstractNumId="6">
+  <w:abstractNum w:abstractNumId="6" w15:restartNumberingAfterBreak="0">
     <w:nsid w:val="63557929"/>
     <w:multiLevelType w:val="hybridMultilevel"/>
     <w:tmpl w:val="365CB062"/>
@@ -9654,7 +9635,7 @@
       </w:rPr>
     </w:lvl>
   </w:abstractNum>
-  <w:abstractNum w:abstractNumId="7">
+  <w:abstractNum w:abstractNumId="7" w15:restartNumberingAfterBreak="0">
     <w:nsid w:val="67625903"/>
     <w:multiLevelType w:val="hybridMultilevel"/>
     <w:tmpl w:val="FED284B6"/>
@@ -9767,7 +9748,7 @@
       </w:rPr>
     </w:lvl>
   </w:abstractNum>
-  <w:abstractNum w:abstractNumId="8">
+  <w:abstractNum w:abstractNumId="8" w15:restartNumberingAfterBreak="0">
     <w:nsid w:val="7F2B70C7"/>
     <w:multiLevelType w:val="hybridMultilevel"/>
     <w:tmpl w:val="98AEB7BC"/>
@@ -9957,7 +9938,7 @@
 </file>
 
 <file path=word/styles.xml><?xml version="1.0" encoding="utf-8"?>
-<w:styles xmlns:r="http://schemas.openxmlformats.org/officeDocument/2006/relationships" xmlns:w="http://schemas.openxmlformats.org/wordprocessingml/2006/main">
+<w:styles xmlns:mc="http://schemas.openxmlformats.org/markup-compatibility/2006" xmlns:r="http://schemas.openxmlformats.org/officeDocument/2006/relationships" xmlns:w="http://schemas.openxmlformats.org/wordprocessingml/2006/main" xmlns:w14="http://schemas.microsoft.com/office/word/2010/wordml" xmlns:w15="http://schemas.microsoft.com/office/word/2012/wordml" xmlns:w16se="http://schemas.microsoft.com/office/word/2015/wordml/symex" mc:Ignorable="w14 w15 w16se">
   <w:docDefaults>
     <w:rPrDefault>
       <w:rPr>
@@ -9970,146 +9951,380 @@
     </w:rPrDefault>
     <w:pPrDefault/>
   </w:docDefaults>
-  <w:latentStyles w:defLockedState="0" w:defUIPriority="99" w:defSemiHidden="1" w:defUnhideWhenUsed="1" w:defQFormat="0" w:count="267">
-    <w:lsdException w:name="Normal" w:semiHidden="0" w:uiPriority="0" w:unhideWhenUsed="0" w:qFormat="1"/>
-    <w:lsdException w:name="heading 1" w:semiHidden="0" w:uiPriority="9" w:unhideWhenUsed="0" w:qFormat="1"/>
-    <w:lsdException w:name="heading 2" w:uiPriority="9" w:qFormat="1"/>
-    <w:lsdException w:name="heading 3" w:uiPriority="9" w:qFormat="1"/>
-    <w:lsdException w:name="heading 4" w:uiPriority="9" w:qFormat="1"/>
-    <w:lsdException w:name="heading 5" w:uiPriority="9" w:qFormat="1"/>
-    <w:lsdException w:name="heading 6" w:uiPriority="9" w:qFormat="1"/>
-    <w:lsdException w:name="heading 7" w:uiPriority="9" w:qFormat="1"/>
-    <w:lsdException w:name="heading 8" w:uiPriority="9" w:qFormat="1"/>
-    <w:lsdException w:name="heading 9" w:uiPriority="9" w:qFormat="1"/>
-    <w:lsdException w:name="toc 1" w:uiPriority="39"/>
-    <w:lsdException w:name="toc 2" w:uiPriority="39"/>
-    <w:lsdException w:name="toc 3" w:uiPriority="39"/>
-    <w:lsdException w:name="toc 4" w:uiPriority="39"/>
-    <w:lsdException w:name="toc 5" w:uiPriority="39"/>
-    <w:lsdException w:name="toc 6" w:uiPriority="39"/>
-    <w:lsdException w:name="toc 7" w:uiPriority="39"/>
-    <w:lsdException w:name="toc 8" w:uiPriority="39"/>
-    <w:lsdException w:name="toc 9" w:uiPriority="39"/>
-    <w:lsdException w:name="caption" w:uiPriority="35" w:qFormat="1"/>
-    <w:lsdException w:name="Title" w:semiHidden="0" w:uiPriority="10" w:unhideWhenUsed="0" w:qFormat="1"/>
-    <w:lsdException w:name="Default Paragraph Font" w:uiPriority="1"/>
-    <w:lsdException w:name="Subtitle" w:semiHidden="0" w:uiPriority="11" w:unhideWhenUsed="0" w:qFormat="1"/>
-    <w:lsdException w:name="Strong" w:semiHidden="0" w:uiPriority="22" w:unhideWhenUsed="0" w:qFormat="1"/>
-    <w:lsdException w:name="Emphasis" w:semiHidden="0" w:uiPriority="20" w:unhideWhenUsed="0" w:qFormat="1"/>
-    <w:lsdException w:name="Table Grid" w:semiHidden="0" w:uiPriority="59" w:unhideWhenUsed="0"/>
-    <w:lsdException w:name="Placeholder Text" w:unhideWhenUsed="0"/>
-    <w:lsdException w:name="No Spacing" w:semiHidden="0" w:uiPriority="1" w:unhideWhenUsed="0" w:qFormat="1"/>
-    <w:lsdException w:name="Light Shading" w:semiHidden="0" w:uiPriority="60" w:unhideWhenUsed="0"/>
-    <w:lsdException w:name="Light List" w:semiHidden="0" w:uiPriority="61" w:unhideWhenUsed="0"/>
-    <w:lsdException w:name="Light Grid" w:semiHidden="0" w:uiPriority="62" w:unhideWhenUsed="0"/>
-    <w:lsdException w:name="Medium Shading 1" w:semiHidden="0" w:uiPriority="63" w:unhideWhenUsed="0"/>
-    <w:lsdException w:name="Medium Shading 2" w:semiHidden="0" w:uiPriority="64" w:unhideWhenUsed="0"/>
-    <w:lsdException w:name="Medium List 1" w:semiHidden="0" w:uiPriority="65" w:unhideWhenUsed="0"/>
-    <w:lsdException w:name="Medium List 2" w:semiHidden="0" w:uiPriority="66" w:unhideWhenUsed="0"/>
-    <w:lsdException w:name="Medium Grid 1" w:semiHidden="0" w:uiPriority="67" w:unhideWhenUsed="0"/>
-    <w:lsdException w:name="Medium Grid 2" w:semiHidden="0" w:uiPriority="68" w:unhideWhenUsed="0"/>
-    <w:lsdException w:name="Medium Grid 3" w:semiHidden="0" w:uiPriority="69" w:unhideWhenUsed="0"/>
-    <w:lsdException w:name="Dark List" w:semiHidden="0" w:uiPriority="70" w:unhideWhenUsed="0"/>
-    <w:lsdException w:name="Colorful Shading" w:semiHidden="0" w:uiPriority="71" w:unhideWhenUsed="0"/>
-    <w:lsdException w:name="Colorful List" w:semiHidden="0" w:uiPriority="72" w:unhideWhenUsed="0"/>
-    <w:lsdException w:name="Colorful Grid" w:semiHidden="0" w:uiPriority="73" w:unhideWhenUsed="0"/>
-    <w:lsdException w:name="Light Shading Accent 1" w:semiHidden="0" w:uiPriority="60" w:unhideWhenUsed="0"/>
-    <w:lsdException w:name="Light List Accent 1" w:semiHidden="0" w:uiPriority="61" w:unhideWhenUsed="0"/>
-    <w:lsdException w:name="Light Grid Accent 1" w:semiHidden="0" w:uiPriority="62" w:unhideWhenUsed="0"/>
-    <w:lsdException w:name="Medium Shading 1 Accent 1" w:semiHidden="0" w:uiPriority="63" w:unhideWhenUsed="0"/>
-    <w:lsdException w:name="Medium Shading 2 Accent 1" w:semiHidden="0" w:uiPriority="64" w:unhideWhenUsed="0"/>
-    <w:lsdException w:name="Medium List 1 Accent 1" w:semiHidden="0" w:uiPriority="65" w:unhideWhenUsed="0"/>
-    <w:lsdException w:name="Revision" w:unhideWhenUsed="0"/>
-    <w:lsdException w:name="List Paragraph" w:semiHidden="0" w:uiPriority="34" w:unhideWhenUsed="0" w:qFormat="1"/>
-    <w:lsdException w:name="Quote" w:semiHidden="0" w:uiPriority="29" w:unhideWhenUsed="0" w:qFormat="1"/>
-    <w:lsdException w:name="Intense Quote" w:semiHidden="0" w:uiPriority="30" w:unhideWhenUsed="0" w:qFormat="1"/>
-    <w:lsdException w:name="Medium List 2 Accent 1" w:semiHidden="0" w:uiPriority="66" w:unhideWhenUsed="0"/>
-    <w:lsdException w:name="Medium Grid 1 Accent 1" w:semiHidden="0" w:uiPriority="67" w:unhideWhenUsed="0"/>
-    <w:lsdException w:name="Medium Grid 2 Accent 1" w:semiHidden="0" w:uiPriority="68" w:unhideWhenUsed="0"/>
-    <w:lsdException w:name="Medium Grid 3 Accent 1" w:semiHidden="0" w:uiPriority="69" w:unhideWhenUsed="0"/>
-    <w:lsdException w:name="Dark List Accent 1" w:semiHidden="0" w:uiPriority="70" w:unhideWhenUsed="0"/>
-    <w:lsdException w:name="Colorful Shading Accent 1" w:semiHidden="0" w:uiPriority="71" w:unhideWhenUsed="0"/>
-    <w:lsdException w:name="Colorful List Accent 1" w:semiHidden="0" w:uiPriority="72" w:unhideWhenUsed="0"/>
-    <w:lsdException w:name="Colorful Grid Accent 1" w:semiHidden="0" w:uiPriority="73" w:unhideWhenUsed="0"/>
-    <w:lsdException w:name="Light Shading Accent 2" w:semiHidden="0" w:uiPriority="60" w:unhideWhenUsed="0"/>
-    <w:lsdException w:name="Light List Accent 2" w:semiHidden="0" w:uiPriority="61" w:unhideWhenUsed="0"/>
-    <w:lsdException w:name="Light Grid Accent 2" w:semiHidden="0" w:uiPriority="62" w:unhideWhenUsed="0"/>
-    <w:lsdException w:name="Medium Shading 1 Accent 2" w:semiHidden="0" w:uiPriority="63" w:unhideWhenUsed="0"/>
-    <w:lsdException w:name="Medium Shading 2 Accent 2" w:semiHidden="0" w:uiPriority="64" w:unhideWhenUsed="0"/>
-    <w:lsdException w:name="Medium List 1 Accent 2" w:semiHidden="0" w:uiPriority="65" w:unhideWhenUsed="0"/>
-    <w:lsdException w:name="Medium List 2 Accent 2" w:semiHidden="0" w:uiPriority="66" w:unhideWhenUsed="0"/>
-    <w:lsdException w:name="Medium Grid 1 Accent 2" w:semiHidden="0" w:uiPriority="67" w:unhideWhenUsed="0"/>
-    <w:lsdException w:name="Medium Grid 2 Accent 2" w:semiHidden="0" w:uiPriority="68" w:unhideWhenUsed="0"/>
-    <w:lsdException w:name="Medium Grid 3 Accent 2" w:semiHidden="0" w:uiPriority="69" w:unhideWhenUsed="0"/>
-    <w:lsdException w:name="Dark List Accent 2" w:semiHidden="0" w:uiPriority="70" w:unhideWhenUsed="0"/>
-    <w:lsdException w:name="Colorful Shading Accent 2" w:semiHidden="0" w:uiPriority="71" w:unhideWhenUsed="0"/>
-    <w:lsdException w:name="Colorful List Accent 2" w:semiHidden="0" w:uiPriority="72" w:unhideWhenUsed="0"/>
-    <w:lsdException w:name="Colorful Grid Accent 2" w:semiHidden="0" w:uiPriority="73" w:unhideWhenUsed="0"/>
-    <w:lsdException w:name="Light Shading Accent 3" w:semiHidden="0" w:uiPriority="60" w:unhideWhenUsed="0"/>
-    <w:lsdException w:name="Light List Accent 3" w:semiHidden="0" w:uiPriority="61" w:unhideWhenUsed="0"/>
-    <w:lsdException w:name="Light Grid Accent 3" w:semiHidden="0" w:uiPriority="62" w:unhideWhenUsed="0"/>
-    <w:lsdException w:name="Medium Shading 1 Accent 3" w:semiHidden="0" w:uiPriority="63" w:unhideWhenUsed="0"/>
-    <w:lsdException w:name="Medium Shading 2 Accent 3" w:semiHidden="0" w:uiPriority="64" w:unhideWhenUsed="0"/>
-    <w:lsdException w:name="Medium List 1 Accent 3" w:semiHidden="0" w:uiPriority="65" w:unhideWhenUsed="0"/>
-    <w:lsdException w:name="Medium List 2 Accent 3" w:semiHidden="0" w:uiPriority="66" w:unhideWhenUsed="0"/>
-    <w:lsdException w:name="Medium Grid 1 Accent 3" w:semiHidden="0" w:uiPriority="67" w:unhideWhenUsed="0"/>
-    <w:lsdException w:name="Medium Grid 2 Accent 3" w:semiHidden="0" w:uiPriority="68" w:unhideWhenUsed="0"/>
-    <w:lsdException w:name="Medium Grid 3 Accent 3" w:semiHidden="0" w:uiPriority="69" w:unhideWhenUsed="0"/>
-    <w:lsdException w:name="Dark List Accent 3" w:semiHidden="0" w:uiPriority="70" w:unhideWhenUsed="0"/>
-    <w:lsdException w:name="Colorful Shading Accent 3" w:semiHidden="0" w:uiPriority="71" w:unhideWhenUsed="0"/>
-    <w:lsdException w:name="Colorful List Accent 3" w:semiHidden="0" w:uiPriority="72" w:unhideWhenUsed="0"/>
-    <w:lsdException w:name="Colorful Grid Accent 3" w:semiHidden="0" w:uiPriority="73" w:unhideWhenUsed="0"/>
-    <w:lsdException w:name="Light Shading Accent 4" w:semiHidden="0" w:uiPriority="60" w:unhideWhenUsed="0"/>
-    <w:lsdException w:name="Light List Accent 4" w:semiHidden="0" w:uiPriority="61" w:unhideWhenUsed="0"/>
-    <w:lsdException w:name="Light Grid Accent 4" w:semiHidden="0" w:uiPriority="62" w:unhideWhenUsed="0"/>
-    <w:lsdException w:name="Medium Shading 1 Accent 4" w:semiHidden="0" w:uiPriority="63" w:unhideWhenUsed="0"/>
-    <w:lsdException w:name="Medium Shading 2 Accent 4" w:semiHidden="0" w:uiPriority="64" w:unhideWhenUsed="0"/>
-    <w:lsdException w:name="Medium List 1 Accent 4" w:semiHidden="0" w:uiPriority="65" w:unhideWhenUsed="0"/>
-    <w:lsdException w:name="Medium List 2 Accent 4" w:semiHidden="0" w:uiPriority="66" w:unhideWhenUsed="0"/>
-    <w:lsdException w:name="Medium Grid 1 Accent 4" w:semiHidden="0" w:uiPriority="67" w:unhideWhenUsed="0"/>
-    <w:lsdException w:name="Medium Grid 2 Accent 4" w:semiHidden="0" w:uiPriority="68" w:unhideWhenUsed="0"/>
-    <w:lsdException w:name="Medium Grid 3 Accent 4" w:semiHidden="0" w:uiPriority="69" w:unhideWhenUsed="0"/>
-    <w:lsdException w:name="Dark List Accent 4" w:semiHidden="0" w:uiPriority="70" w:unhideWhenUsed="0"/>
-    <w:lsdException w:name="Colorful Shading Accent 4" w:semiHidden="0" w:uiPriority="71" w:unhideWhenUsed="0"/>
-    <w:lsdException w:name="Colorful List Accent 4" w:semiHidden="0" w:uiPriority="72" w:unhideWhenUsed="0"/>
-    <w:lsdException w:name="Colorful Grid Accent 4" w:semiHidden="0" w:uiPriority="73" w:unhideWhenUsed="0"/>
-    <w:lsdException w:name="Light Shading Accent 5" w:semiHidden="0" w:uiPriority="60" w:unhideWhenUsed="0"/>
-    <w:lsdException w:name="Light List Accent 5" w:semiHidden="0" w:uiPriority="61" w:unhideWhenUsed="0"/>
-    <w:lsdException w:name="Light Grid Accent 5" w:semiHidden="0" w:uiPriority="62" w:unhideWhenUsed="0"/>
-    <w:lsdException w:name="Medium Shading 1 Accent 5" w:semiHidden="0" w:uiPriority="63" w:unhideWhenUsed="0"/>
-    <w:lsdException w:name="Medium Shading 2 Accent 5" w:semiHidden="0" w:uiPriority="64" w:unhideWhenUsed="0"/>
-    <w:lsdException w:name="Medium List 1 Accent 5" w:semiHidden="0" w:uiPriority="65" w:unhideWhenUsed="0"/>
-    <w:lsdException w:name="Medium List 2 Accent 5" w:semiHidden="0" w:uiPriority="66" w:unhideWhenUsed="0"/>
-    <w:lsdException w:name="Medium Grid 1 Accent 5" w:semiHidden="0" w:uiPriority="67" w:unhideWhenUsed="0"/>
-    <w:lsdException w:name="Medium Grid 2 Accent 5" w:semiHidden="0" w:uiPriority="68" w:unhideWhenUsed="0"/>
-    <w:lsdException w:name="Medium Grid 3 Accent 5" w:semiHidden="0" w:uiPriority="69" w:unhideWhenUsed="0"/>
-    <w:lsdException w:name="Dark List Accent 5" w:semiHidden="0" w:uiPriority="70" w:unhideWhenUsed="0"/>
-    <w:lsdException w:name="Colorful Shading Accent 5" w:semiHidden="0" w:uiPriority="71" w:unhideWhenUsed="0"/>
-    <w:lsdException w:name="Colorful List Accent 5" w:semiHidden="0" w:uiPriority="72" w:unhideWhenUsed="0"/>
-    <w:lsdException w:name="Colorful Grid Accent 5" w:semiHidden="0" w:uiPriority="73" w:unhideWhenUsed="0"/>
-    <w:lsdException w:name="Light Shading Accent 6" w:semiHidden="0" w:uiPriority="60" w:unhideWhenUsed="0"/>
-    <w:lsdException w:name="Light List Accent 6" w:semiHidden="0" w:uiPriority="61" w:unhideWhenUsed="0"/>
-    <w:lsdException w:name="Light Grid Accent 6" w:semiHidden="0" w:uiPriority="62" w:unhideWhenUsed="0"/>
-    <w:lsdException w:name="Medium Shading 1 Accent 6" w:semiHidden="0" w:uiPriority="63" w:unhideWhenUsed="0"/>
-    <w:lsdException w:name="Medium Shading 2 Accent 6" w:semiHidden="0" w:uiPriority="64" w:unhideWhenUsed="0"/>
-    <w:lsdException w:name="Medium List 1 Accent 6" w:semiHidden="0" w:uiPriority="65" w:unhideWhenUsed="0"/>
-    <w:lsdException w:name="Medium List 2 Accent 6" w:semiHidden="0" w:uiPriority="66" w:unhideWhenUsed="0"/>
-    <w:lsdException w:name="Medium Grid 1 Accent 6" w:semiHidden="0" w:uiPriority="67" w:unhideWhenUsed="0"/>
-    <w:lsdException w:name="Medium Grid 2 Accent 6" w:semiHidden="0" w:uiPriority="68" w:unhideWhenUsed="0"/>
-    <w:lsdException w:name="Medium Grid 3 Accent 6" w:semiHidden="0" w:uiPriority="69" w:unhideWhenUsed="0"/>
-    <w:lsdException w:name="Dark List Accent 6" w:semiHidden="0" w:uiPriority="70" w:unhideWhenUsed="0"/>
-    <w:lsdException w:name="Colorful Shading Accent 6" w:semiHidden="0" w:uiPriority="71" w:unhideWhenUsed="0"/>
-    <w:lsdException w:name="Colorful List Accent 6" w:semiHidden="0" w:uiPriority="72" w:unhideWhenUsed="0"/>
-    <w:lsdException w:name="Colorful Grid Accent 6" w:semiHidden="0" w:uiPriority="73" w:unhideWhenUsed="0"/>
-    <w:lsdException w:name="Subtle Emphasis" w:semiHidden="0" w:uiPriority="19" w:unhideWhenUsed="0" w:qFormat="1"/>
-    <w:lsdException w:name="Intense Emphasis" w:semiHidden="0" w:uiPriority="21" w:unhideWhenUsed="0" w:qFormat="1"/>
-    <w:lsdException w:name="Subtle Reference" w:semiHidden="0" w:uiPriority="31" w:unhideWhenUsed="0" w:qFormat="1"/>
-    <w:lsdException w:name="Intense Reference" w:semiHidden="0" w:uiPriority="32" w:unhideWhenUsed="0" w:qFormat="1"/>
-    <w:lsdException w:name="Book Title" w:semiHidden="0" w:uiPriority="33" w:unhideWhenUsed="0" w:qFormat="1"/>
-    <w:lsdException w:name="Bibliography" w:uiPriority="37"/>
-    <w:lsdException w:name="TOC Heading" w:uiPriority="39" w:qFormat="1"/>
+  <w:latentStyles w:defLockedState="0" w:defUIPriority="99" w:defSemiHidden="0" w:defUnhideWhenUsed="0" w:defQFormat="0" w:count="371">
+    <w:lsdException w:name="Normal" w:uiPriority="0" w:qFormat="1"/>
+    <w:lsdException w:name="heading 1" w:uiPriority="9" w:qFormat="1"/>
+    <w:lsdException w:name="heading 2" w:semiHidden="1" w:uiPriority="9" w:unhideWhenUsed="1" w:qFormat="1"/>
+    <w:lsdException w:name="heading 3" w:semiHidden="1" w:uiPriority="9" w:unhideWhenUsed="1" w:qFormat="1"/>
+    <w:lsdException w:name="heading 4" w:semiHidden="1" w:uiPriority="9" w:unhideWhenUsed="1" w:qFormat="1"/>
+    <w:lsdException w:name="heading 5" w:semiHidden="1" w:uiPriority="9" w:unhideWhenUsed="1" w:qFormat="1"/>
+    <w:lsdException w:name="heading 6" w:semiHidden="1" w:uiPriority="9" w:unhideWhenUsed="1" w:qFormat="1"/>
+    <w:lsdException w:name="heading 7" w:semiHidden="1" w:uiPriority="9" w:unhideWhenUsed="1" w:qFormat="1"/>
+    <w:lsdException w:name="heading 8" w:semiHidden="1" w:uiPriority="9" w:unhideWhenUsed="1" w:qFormat="1"/>
+    <w:lsdException w:name="heading 9" w:semiHidden="1" w:uiPriority="9" w:unhideWhenUsed="1" w:qFormat="1"/>
+    <w:lsdException w:name="index 1" w:semiHidden="1" w:unhideWhenUsed="1"/>
+    <w:lsdException w:name="index 2" w:semiHidden="1" w:unhideWhenUsed="1"/>
+    <w:lsdException w:name="index 3" w:semiHidden="1" w:unhideWhenUsed="1"/>
+    <w:lsdException w:name="index 4" w:semiHidden="1" w:unhideWhenUsed="1"/>
+    <w:lsdException w:name="index 5" w:semiHidden="1" w:unhideWhenUsed="1"/>
+    <w:lsdException w:name="index 6" w:semiHidden="1" w:unhideWhenUsed="1"/>
+    <w:lsdException w:name="index 7" w:semiHidden="1" w:unhideWhenUsed="1"/>
+    <w:lsdException w:name="index 8" w:semiHidden="1" w:unhideWhenUsed="1"/>
+    <w:lsdException w:name="index 9" w:semiHidden="1" w:unhideWhenUsed="1"/>
+    <w:lsdException w:name="toc 1" w:semiHidden="1" w:uiPriority="39" w:unhideWhenUsed="1"/>
+    <w:lsdException w:name="toc 2" w:semiHidden="1" w:uiPriority="39" w:unhideWhenUsed="1"/>
+    <w:lsdException w:name="toc 3" w:semiHidden="1" w:uiPriority="39" w:unhideWhenUsed="1"/>
+    <w:lsdException w:name="toc 4" w:semiHidden="1" w:uiPriority="39" w:unhideWhenUsed="1"/>
+    <w:lsdException w:name="toc 5" w:semiHidden="1" w:uiPriority="39" w:unhideWhenUsed="1"/>
+    <w:lsdException w:name="toc 6" w:semiHidden="1" w:uiPriority="39" w:unhideWhenUsed="1"/>
+    <w:lsdException w:name="toc 7" w:semiHidden="1" w:uiPriority="39" w:unhideWhenUsed="1"/>
+    <w:lsdException w:name="toc 8" w:semiHidden="1" w:uiPriority="39" w:unhideWhenUsed="1"/>
+    <w:lsdException w:name="toc 9" w:semiHidden="1" w:uiPriority="39" w:unhideWhenUsed="1"/>
+    <w:lsdException w:name="Normal Indent" w:semiHidden="1" w:unhideWhenUsed="1"/>
+    <w:lsdException w:name="footnote text" w:semiHidden="1" w:unhideWhenUsed="1"/>
+    <w:lsdException w:name="annotation text" w:semiHidden="1" w:unhideWhenUsed="1"/>
+    <w:lsdException w:name="header" w:semiHidden="1" w:unhideWhenUsed="1"/>
+    <w:lsdException w:name="footer" w:semiHidden="1" w:unhideWhenUsed="1"/>
+    <w:lsdException w:name="index heading" w:semiHidden="1" w:unhideWhenUsed="1"/>
+    <w:lsdException w:name="caption" w:semiHidden="1" w:uiPriority="35" w:unhideWhenUsed="1" w:qFormat="1"/>
+    <w:lsdException w:name="table of figures" w:semiHidden="1" w:unhideWhenUsed="1"/>
+    <w:lsdException w:name="envelope address" w:semiHidden="1" w:unhideWhenUsed="1"/>
+    <w:lsdException w:name="envelope return" w:semiHidden="1" w:unhideWhenUsed="1"/>
+    <w:lsdException w:name="footnote reference" w:semiHidden="1" w:unhideWhenUsed="1"/>
+    <w:lsdException w:name="annotation reference" w:semiHidden="1" w:unhideWhenUsed="1"/>
+    <w:lsdException w:name="line number" w:semiHidden="1" w:unhideWhenUsed="1"/>
+    <w:lsdException w:name="page number" w:semiHidden="1" w:unhideWhenUsed="1"/>
+    <w:lsdException w:name="endnote reference" w:semiHidden="1" w:unhideWhenUsed="1"/>
+    <w:lsdException w:name="endnote text" w:semiHidden="1" w:unhideWhenUsed="1"/>
+    <w:lsdException w:name="table of authorities" w:semiHidden="1" w:unhideWhenUsed="1"/>
+    <w:lsdException w:name="macro" w:semiHidden="1" w:unhideWhenUsed="1"/>
+    <w:lsdException w:name="toa heading" w:semiHidden="1" w:unhideWhenUsed="1"/>
+    <w:lsdException w:name="List" w:semiHidden="1" w:unhideWhenUsed="1"/>
+    <w:lsdException w:name="List Bullet" w:semiHidden="1" w:unhideWhenUsed="1"/>
+    <w:lsdException w:name="List Number" w:semiHidden="1" w:unhideWhenUsed="1"/>
+    <w:lsdException w:name="List 2" w:semiHidden="1" w:unhideWhenUsed="1"/>
+    <w:lsdException w:name="List 3" w:semiHidden="1" w:unhideWhenUsed="1"/>
+    <w:lsdException w:name="List 4" w:semiHidden="1" w:unhideWhenUsed="1"/>
+    <w:lsdException w:name="List 5" w:semiHidden="1" w:unhideWhenUsed="1"/>
+    <w:lsdException w:name="List Bullet 2" w:semiHidden="1" w:unhideWhenUsed="1"/>
+    <w:lsdException w:name="List Bullet 3" w:semiHidden="1" w:unhideWhenUsed="1"/>
+    <w:lsdException w:name="List Bullet 4" w:semiHidden="1" w:unhideWhenUsed="1"/>
+    <w:lsdException w:name="List Bullet 5" w:semiHidden="1" w:unhideWhenUsed="1"/>
+    <w:lsdException w:name="List Number 2" w:semiHidden="1" w:unhideWhenUsed="1"/>
+    <w:lsdException w:name="List Number 3" w:semiHidden="1" w:unhideWhenUsed="1"/>
+    <w:lsdException w:name="List Number 4" w:semiHidden="1" w:unhideWhenUsed="1"/>
+    <w:lsdException w:name="List Number 5" w:semiHidden="1" w:unhideWhenUsed="1"/>
+    <w:lsdException w:name="Title" w:uiPriority="10" w:qFormat="1"/>
+    <w:lsdException w:name="Closing" w:semiHidden="1" w:unhideWhenUsed="1"/>
+    <w:lsdException w:name="Signature" w:semiHidden="1" w:unhideWhenUsed="1"/>
+    <w:lsdException w:name="Default Paragraph Font" w:semiHidden="1" w:uiPriority="1" w:unhideWhenUsed="1"/>
+    <w:lsdException w:name="Body Text" w:semiHidden="1" w:unhideWhenUsed="1"/>
+    <w:lsdException w:name="Body Text Indent" w:semiHidden="1" w:unhideWhenUsed="1"/>
+    <w:lsdException w:name="List Continue" w:semiHidden="1" w:unhideWhenUsed="1"/>
+    <w:lsdException w:name="List Continue 2" w:semiHidden="1" w:unhideWhenUsed="1"/>
+    <w:lsdException w:name="List Continue 3" w:semiHidden="1" w:unhideWhenUsed="1"/>
+    <w:lsdException w:name="List Continue 4" w:semiHidden="1" w:unhideWhenUsed="1"/>
+    <w:lsdException w:name="List Continue 5" w:semiHidden="1" w:unhideWhenUsed="1"/>
+    <w:lsdException w:name="Message Header" w:semiHidden="1" w:unhideWhenUsed="1"/>
+    <w:lsdException w:name="Subtitle" w:uiPriority="11" w:qFormat="1"/>
+    <w:lsdException w:name="Salutation" w:semiHidden="1" w:unhideWhenUsed="1"/>
+    <w:lsdException w:name="Date" w:semiHidden="1" w:unhideWhenUsed="1"/>
+    <w:lsdException w:name="Body Text First Indent" w:semiHidden="1" w:unhideWhenUsed="1"/>
+    <w:lsdException w:name="Body Text First Indent 2" w:semiHidden="1" w:unhideWhenUsed="1"/>
+    <w:lsdException w:name="Note Heading" w:semiHidden="1" w:unhideWhenUsed="1"/>
+    <w:lsdException w:name="Body Text 2" w:semiHidden="1" w:unhideWhenUsed="1"/>
+    <w:lsdException w:name="Body Text 3" w:semiHidden="1" w:unhideWhenUsed="1"/>
+    <w:lsdException w:name="Body Text Indent 2" w:semiHidden="1" w:unhideWhenUsed="1"/>
+    <w:lsdException w:name="Body Text Indent 3" w:semiHidden="1" w:unhideWhenUsed="1"/>
+    <w:lsdException w:name="Block Text" w:semiHidden="1" w:unhideWhenUsed="1"/>
+    <w:lsdException w:name="Hyperlink" w:semiHidden="1" w:unhideWhenUsed="1"/>
+    <w:lsdException w:name="FollowedHyperlink" w:semiHidden="1" w:unhideWhenUsed="1"/>
+    <w:lsdException w:name="Strong" w:uiPriority="22" w:qFormat="1"/>
+    <w:lsdException w:name="Emphasis" w:uiPriority="20" w:qFormat="1"/>
+    <w:lsdException w:name="Document Map" w:semiHidden="1" w:unhideWhenUsed="1"/>
+    <w:lsdException w:name="Plain Text" w:semiHidden="1" w:unhideWhenUsed="1"/>
+    <w:lsdException w:name="E-mail Signature" w:semiHidden="1" w:unhideWhenUsed="1"/>
+    <w:lsdException w:name="HTML Top of Form" w:semiHidden="1" w:unhideWhenUsed="1"/>
+    <w:lsdException w:name="HTML Bottom of Form" w:semiHidden="1" w:unhideWhenUsed="1"/>
+    <w:lsdException w:name="Normal (Web)" w:semiHidden="1" w:unhideWhenUsed="1"/>
+    <w:lsdException w:name="HTML Acronym" w:semiHidden="1" w:unhideWhenUsed="1"/>
+    <w:lsdException w:name="HTML Address" w:semiHidden="1" w:unhideWhenUsed="1"/>
+    <w:lsdException w:name="HTML Cite" w:semiHidden="1" w:unhideWhenUsed="1"/>
+    <w:lsdException w:name="HTML Code" w:semiHidden="1" w:unhideWhenUsed="1"/>
+    <w:lsdException w:name="HTML Definition" w:semiHidden="1" w:unhideWhenUsed="1"/>
+    <w:lsdException w:name="HTML Keyboard" w:semiHidden="1" w:unhideWhenUsed="1"/>
+    <w:lsdException w:name="HTML Preformatted" w:semiHidden="1" w:unhideWhenUsed="1"/>
+    <w:lsdException w:name="HTML Sample" w:semiHidden="1" w:unhideWhenUsed="1"/>
+    <w:lsdException w:name="HTML Typewriter" w:semiHidden="1" w:unhideWhenUsed="1"/>
+    <w:lsdException w:name="HTML Variable" w:semiHidden="1" w:unhideWhenUsed="1"/>
+    <w:lsdException w:name="Normal Table" w:semiHidden="1" w:unhideWhenUsed="1"/>
+    <w:lsdException w:name="annotation subject" w:semiHidden="1" w:unhideWhenUsed="1"/>
+    <w:lsdException w:name="No List" w:semiHidden="1" w:unhideWhenUsed="1"/>
+    <w:lsdException w:name="Outline List 1" w:semiHidden="1" w:unhideWhenUsed="1"/>
+    <w:lsdException w:name="Outline List 2" w:semiHidden="1" w:unhideWhenUsed="1"/>
+    <w:lsdException w:name="Outline List 3" w:semiHidden="1" w:unhideWhenUsed="1"/>
+    <w:lsdException w:name="Table Simple 1" w:semiHidden="1" w:unhideWhenUsed="1"/>
+    <w:lsdException w:name="Table Simple 2" w:semiHidden="1" w:unhideWhenUsed="1"/>
+    <w:lsdException w:name="Table Simple 3" w:semiHidden="1" w:unhideWhenUsed="1"/>
+    <w:lsdException w:name="Table Classic 1" w:semiHidden="1" w:unhideWhenUsed="1"/>
+    <w:lsdException w:name="Table Classic 2" w:semiHidden="1" w:unhideWhenUsed="1"/>
+    <w:lsdException w:name="Table Classic 3" w:semiHidden="1" w:unhideWhenUsed="1"/>
+    <w:lsdException w:name="Table Classic 4" w:semiHidden="1" w:unhideWhenUsed="1"/>
+    <w:lsdException w:name="Table Colorful 1" w:semiHidden="1" w:unhideWhenUsed="1"/>
+    <w:lsdException w:name="Table Colorful 2" w:semiHidden="1" w:unhideWhenUsed="1"/>
+    <w:lsdException w:name="Table Colorful 3" w:semiHidden="1" w:unhideWhenUsed="1"/>
+    <w:lsdException w:name="Table Columns 1" w:semiHidden="1" w:unhideWhenUsed="1"/>
+    <w:lsdException w:name="Table Columns 2" w:semiHidden="1" w:unhideWhenUsed="1"/>
+    <w:lsdException w:name="Table Columns 3" w:semiHidden="1" w:unhideWhenUsed="1"/>
+    <w:lsdException w:name="Table Columns 4" w:semiHidden="1" w:unhideWhenUsed="1"/>
+    <w:lsdException w:name="Table Columns 5" w:semiHidden="1" w:unhideWhenUsed="1"/>
+    <w:lsdException w:name="Table Grid 1" w:semiHidden="1" w:unhideWhenUsed="1"/>
+    <w:lsdException w:name="Table Grid 2" w:semiHidden="1" w:unhideWhenUsed="1"/>
+    <w:lsdException w:name="Table Grid 3" w:semiHidden="1" w:unhideWhenUsed="1"/>
+    <w:lsdException w:name="Table Grid 4" w:semiHidden="1" w:unhideWhenUsed="1"/>
+    <w:lsdException w:name="Table Grid 5" w:semiHidden="1" w:unhideWhenUsed="1"/>
+    <w:lsdException w:name="Table Grid 6" w:semiHidden="1" w:unhideWhenUsed="1"/>
+    <w:lsdException w:name="Table Grid 7" w:semiHidden="1" w:unhideWhenUsed="1"/>
+    <w:lsdException w:name="Table Grid 8" w:semiHidden="1" w:unhideWhenUsed="1"/>
+    <w:lsdException w:name="Table List 1" w:semiHidden="1" w:unhideWhenUsed="1"/>
+    <w:lsdException w:name="Table List 2" w:semiHidden="1" w:unhideWhenUsed="1"/>
+    <w:lsdException w:name="Table List 3" w:semiHidden="1" w:unhideWhenUsed="1"/>
+    <w:lsdException w:name="Table List 4" w:semiHidden="1" w:unhideWhenUsed="1"/>
+    <w:lsdException w:name="Table List 5" w:semiHidden="1" w:unhideWhenUsed="1"/>
+    <w:lsdException w:name="Table List 6" w:semiHidden="1" w:unhideWhenUsed="1"/>
+    <w:lsdException w:name="Table List 7" w:semiHidden="1" w:unhideWhenUsed="1"/>
+    <w:lsdException w:name="Table List 8" w:semiHidden="1" w:unhideWhenUsed="1"/>
+    <w:lsdException w:name="Table 3D effects 1" w:semiHidden="1" w:unhideWhenUsed="1"/>
+    <w:lsdException w:name="Table 3D effects 2" w:semiHidden="1" w:unhideWhenUsed="1"/>
+    <w:lsdException w:name="Table 3D effects 3" w:semiHidden="1" w:unhideWhenUsed="1"/>
+    <w:lsdException w:name="Table Contemporary" w:semiHidden="1" w:unhideWhenUsed="1"/>
+    <w:lsdException w:name="Table Elegant" w:semiHidden="1" w:unhideWhenUsed="1"/>
+    <w:lsdException w:name="Table Professional" w:semiHidden="1" w:unhideWhenUsed="1"/>
+    <w:lsdException w:name="Table Subtle 1" w:semiHidden="1" w:unhideWhenUsed="1"/>
+    <w:lsdException w:name="Table Subtle 2" w:semiHidden="1" w:unhideWhenUsed="1"/>
+    <w:lsdException w:name="Table Web 1" w:semiHidden="1" w:unhideWhenUsed="1"/>
+    <w:lsdException w:name="Table Web 2" w:semiHidden="1" w:unhideWhenUsed="1"/>
+    <w:lsdException w:name="Table Web 3" w:semiHidden="1" w:unhideWhenUsed="1"/>
+    <w:lsdException w:name="Balloon Text" w:semiHidden="1" w:unhideWhenUsed="1"/>
+    <w:lsdException w:name="Table Grid" w:uiPriority="59"/>
+    <w:lsdException w:name="Table Theme" w:semiHidden="1" w:unhideWhenUsed="1"/>
+    <w:lsdException w:name="Placeholder Text" w:semiHidden="1"/>
+    <w:lsdException w:name="No Spacing" w:uiPriority="1" w:qFormat="1"/>
+    <w:lsdException w:name="Light Shading" w:uiPriority="60"/>
+    <w:lsdException w:name="Light List" w:uiPriority="61"/>
+    <w:lsdException w:name="Light Grid" w:uiPriority="62"/>
+    <w:lsdException w:name="Medium Shading 1" w:uiPriority="63"/>
+    <w:lsdException w:name="Medium Shading 2" w:uiPriority="64"/>
+    <w:lsdException w:name="Medium List 1" w:uiPriority="65"/>
+    <w:lsdException w:name="Medium List 2" w:uiPriority="66"/>
+    <w:lsdException w:name="Medium Grid 1" w:uiPriority="67"/>
+    <w:lsdException w:name="Medium Grid 2" w:uiPriority="68"/>
+    <w:lsdException w:name="Medium Grid 3" w:uiPriority="69"/>
+    <w:lsdException w:name="Dark List" w:uiPriority="70"/>
+    <w:lsdException w:name="Colorful Shading" w:uiPriority="71"/>
+    <w:lsdException w:name="Colorful List" w:uiPriority="72"/>
+    <w:lsdException w:name="Colorful Grid" w:uiPriority="73"/>
+    <w:lsdException w:name="Light Shading Accent 1" w:uiPriority="60"/>
+    <w:lsdException w:name="Light List Accent 1" w:uiPriority="61"/>
+    <w:lsdException w:name="Light Grid Accent 1" w:uiPriority="62"/>
+    <w:lsdException w:name="Medium Shading 1 Accent 1" w:uiPriority="63"/>
+    <w:lsdException w:name="Medium Shading 2 Accent 1" w:uiPriority="64"/>
+    <w:lsdException w:name="Medium List 1 Accent 1" w:uiPriority="65"/>
+    <w:lsdException w:name="Revision" w:semiHidden="1"/>
+    <w:lsdException w:name="List Paragraph" w:uiPriority="34" w:qFormat="1"/>
+    <w:lsdException w:name="Quote" w:uiPriority="29" w:qFormat="1"/>
+    <w:lsdException w:name="Intense Quote" w:uiPriority="30" w:qFormat="1"/>
+    <w:lsdException w:name="Medium List 2 Accent 1" w:uiPriority="66"/>
+    <w:lsdException w:name="Medium Grid 1 Accent 1" w:uiPriority="67"/>
+    <w:lsdException w:name="Medium Grid 2 Accent 1" w:uiPriority="68"/>
+    <w:lsdException w:name="Medium Grid 3 Accent 1" w:uiPriority="69"/>
+    <w:lsdException w:name="Dark List Accent 1" w:uiPriority="70"/>
+    <w:lsdException w:name="Colorful Shading Accent 1" w:uiPriority="71"/>
+    <w:lsdException w:name="Colorful List Accent 1" w:uiPriority="72"/>
+    <w:lsdException w:name="Colorful Grid Accent 1" w:uiPriority="73"/>
+    <w:lsdException w:name="Light Shading Accent 2" w:uiPriority="60"/>
+    <w:lsdException w:name="Light List Accent 2" w:uiPriority="61"/>
+    <w:lsdException w:name="Light Grid Accent 2" w:uiPriority="62"/>
+    <w:lsdException w:name="Medium Shading 1 Accent 2" w:uiPriority="63"/>
+    <w:lsdException w:name="Medium Shading 2 Accent 2" w:uiPriority="64"/>
+    <w:lsdException w:name="Medium List 1 Accent 2" w:uiPriority="65"/>
+    <w:lsdException w:name="Medium List 2 Accent 2" w:uiPriority="66"/>
+    <w:lsdException w:name="Medium Grid 1 Accent 2" w:uiPriority="67"/>
+    <w:lsdException w:name="Medium Grid 2 Accent 2" w:uiPriority="68"/>
+    <w:lsdException w:name="Medium Grid 3 Accent 2" w:uiPriority="69"/>
+    <w:lsdException w:name="Dark List Accent 2" w:uiPriority="70"/>
+    <w:lsdException w:name="Colorful Shading Accent 2" w:uiPriority="71"/>
+    <w:lsdException w:name="Colorful List Accent 2" w:uiPriority="72"/>
+    <w:lsdException w:name="Colorful Grid Accent 2" w:uiPriority="73"/>
+    <w:lsdException w:name="Light Shading Accent 3" w:uiPriority="60"/>
+    <w:lsdException w:name="Light List Accent 3" w:uiPriority="61"/>
+    <w:lsdException w:name="Light Grid Accent 3" w:uiPriority="62"/>
+    <w:lsdException w:name="Medium Shading 1 Accent 3" w:uiPriority="63"/>
+    <w:lsdException w:name="Medium Shading 2 Accent 3" w:uiPriority="64"/>
+    <w:lsdException w:name="Medium List 1 Accent 3" w:uiPriority="65"/>
+    <w:lsdException w:name="Medium List 2 Accent 3" w:uiPriority="66"/>
+    <w:lsdException w:name="Medium Grid 1 Accent 3" w:uiPriority="67"/>
+    <w:lsdException w:name="Medium Grid 2 Accent 3" w:uiPriority="68"/>
+    <w:lsdException w:name="Medium Grid 3 Accent 3" w:uiPriority="69"/>
+    <w:lsdException w:name="Dark List Accent 3" w:uiPriority="70"/>
+    <w:lsdException w:name="Colorful Shading Accent 3" w:uiPriority="71"/>
+    <w:lsdException w:name="Colorful List Accent 3" w:uiPriority="72"/>
+    <w:lsdException w:name="Colorful Grid Accent 3" w:uiPriority="73"/>
+    <w:lsdException w:name="Light Shading Accent 4" w:uiPriority="60"/>
+    <w:lsdException w:name="Light List Accent 4" w:uiPriority="61"/>
+    <w:lsdException w:name="Light Grid Accent 4" w:uiPriority="62"/>
+    <w:lsdException w:name="Medium Shading 1 Accent 4" w:uiPriority="63"/>
+    <w:lsdException w:name="Medium Shading 2 Accent 4" w:uiPriority="64"/>
+    <w:lsdException w:name="Medium List 1 Accent 4" w:uiPriority="65"/>
+    <w:lsdException w:name="Medium List 2 Accent 4" w:uiPriority="66"/>
+    <w:lsdException w:name="Medium Grid 1 Accent 4" w:uiPriority="67"/>
+    <w:lsdException w:name="Medium Grid 2 Accent 4" w:uiPriority="68"/>
+    <w:lsdException w:name="Medium Grid 3 Accent 4" w:uiPriority="69"/>
+    <w:lsdException w:name="Dark List Accent 4" w:uiPriority="70"/>
+    <w:lsdException w:name="Colorful Shading Accent 4" w:uiPriority="71"/>
+    <w:lsdException w:name="Colorful List Accent 4" w:uiPriority="72"/>
+    <w:lsdException w:name="Colorful Grid Accent 4" w:uiPriority="73"/>
+    <w:lsdException w:name="Light Shading Accent 5" w:uiPriority="60"/>
+    <w:lsdException w:name="Light List Accent 5" w:uiPriority="61"/>
+    <w:lsdException w:name="Light Grid Accent 5" w:uiPriority="62"/>
+    <w:lsdException w:name="Medium Shading 1 Accent 5" w:uiPriority="63"/>
+    <w:lsdException w:name="Medium Shading 2 Accent 5" w:uiPriority="64"/>
+    <w:lsdException w:name="Medium List 1 Accent 5" w:uiPriority="65"/>
+    <w:lsdException w:name="Medium List 2 Accent 5" w:uiPriority="66"/>
+    <w:lsdException w:name="Medium Grid 1 Accent 5" w:uiPriority="67"/>
+    <w:lsdException w:name="Medium Grid 2 Accent 5" w:uiPriority="68"/>
+    <w:lsdException w:name="Medium Grid 3 Accent 5" w:uiPriority="69"/>
+    <w:lsdException w:name="Dark List Accent 5" w:uiPriority="70"/>
+    <w:lsdException w:name="Colorful Shading Accent 5" w:uiPriority="71"/>
+    <w:lsdException w:name="Colorful List Accent 5" w:uiPriority="72"/>
+    <w:lsdException w:name="Colorful Grid Accent 5" w:uiPriority="73"/>
+    <w:lsdException w:name="Light Shading Accent 6" w:uiPriority="60"/>
+    <w:lsdException w:name="Light List Accent 6" w:uiPriority="61"/>
+    <w:lsdException w:name="Light Grid Accent 6" w:uiPriority="62"/>
+    <w:lsdException w:name="Medium Shading 1 Accent 6" w:uiPriority="63"/>
+    <w:lsdException w:name="Medium Shading 2 Accent 6" w:uiPriority="64"/>
+    <w:lsdException w:name="Medium List 1 Accent 6" w:uiPriority="65"/>
+    <w:lsdException w:name="Medium List 2 Accent 6" w:uiPriority="66"/>
+    <w:lsdException w:name="Medium Grid 1 Accent 6" w:uiPriority="67"/>
+    <w:lsdException w:name="Medium Grid 2 Accent 6" w:uiPriority="68"/>
+    <w:lsdException w:name="Medium Grid 3 Accent 6" w:uiPriority="69"/>
+    <w:lsdException w:name="Dark List Accent 6" w:uiPriority="70"/>
+    <w:lsdException w:name="Colorful Shading Accent 6" w:uiPriority="71"/>
+    <w:lsdException w:name="Colorful List Accent 6" w:uiPriority="72"/>
+    <w:lsdException w:name="Colorful Grid Accent 6" w:uiPriority="73"/>
+    <w:lsdException w:name="Subtle Emphasis" w:uiPriority="19" w:qFormat="1"/>
+    <w:lsdException w:name="Intense Emphasis" w:uiPriority="21" w:qFormat="1"/>
+    <w:lsdException w:name="Subtle Reference" w:uiPriority="31" w:qFormat="1"/>
+    <w:lsdException w:name="Intense Reference" w:uiPriority="32" w:qFormat="1"/>
+    <w:lsdException w:name="Book Title" w:uiPriority="33" w:qFormat="1"/>
+    <w:lsdException w:name="Bibliography" w:semiHidden="1" w:uiPriority="37" w:unhideWhenUsed="1"/>
+    <w:lsdException w:name="TOC Heading" w:semiHidden="1" w:uiPriority="39" w:unhideWhenUsed="1" w:qFormat="1"/>
+    <w:lsdException w:name="Plain Table 1" w:uiPriority="41"/>
+    <w:lsdException w:name="Plain Table 2" w:uiPriority="42"/>
+    <w:lsdException w:name="Plain Table 3" w:uiPriority="43"/>
+    <w:lsdException w:name="Plain Table 4" w:uiPriority="44"/>
+    <w:lsdException w:name="Plain Table 5" w:uiPriority="45"/>
+    <w:lsdException w:name="Grid Table Light" w:uiPriority="40"/>
+    <w:lsdException w:name="Grid Table 1 Light" w:uiPriority="46"/>
+    <w:lsdException w:name="Grid Table 2" w:uiPriority="47"/>
+    <w:lsdException w:name="Grid Table 3" w:uiPriority="48"/>
+    <w:lsdException w:name="Grid Table 4" w:uiPriority="49"/>
+    <w:lsdException w:name="Grid Table 5 Dark" w:uiPriority="50"/>
+    <w:lsdException w:name="Grid Table 6 Colorful" w:uiPriority="51"/>
+    <w:lsdException w:name="Grid Table 7 Colorful" w:uiPriority="52"/>
+    <w:lsdException w:name="Grid Table 1 Light Accent 1" w:uiPriority="46"/>
+    <w:lsdException w:name="Grid Table 2 Accent 1" w:uiPriority="47"/>
+    <w:lsdException w:name="Grid Table 3 Accent 1" w:uiPriority="48"/>
+    <w:lsdException w:name="Grid Table 4 Accent 1" w:uiPriority="49"/>
+    <w:lsdException w:name="Grid Table 5 Dark Accent 1" w:uiPriority="50"/>
+    <w:lsdException w:name="Grid Table 6 Colorful Accent 1" w:uiPriority="51"/>
+    <w:lsdException w:name="Grid Table 7 Colorful Accent 1" w:uiPriority="52"/>
+    <w:lsdException w:name="Grid Table 1 Light Accent 2" w:uiPriority="46"/>
+    <w:lsdException w:name="Grid Table 2 Accent 2" w:uiPriority="47"/>
+    <w:lsdException w:name="Grid Table 3 Accent 2" w:uiPriority="48"/>
+    <w:lsdException w:name="Grid Table 4 Accent 2" w:uiPriority="49"/>
+    <w:lsdException w:name="Grid Table 5 Dark Accent 2" w:uiPriority="50"/>
+    <w:lsdException w:name="Grid Table 6 Colorful Accent 2" w:uiPriority="51"/>
+    <w:lsdException w:name="Grid Table 7 Colorful Accent 2" w:uiPriority="52"/>
+    <w:lsdException w:name="Grid Table 1 Light Accent 3" w:uiPriority="46"/>
+    <w:lsdException w:name="Grid Table 2 Accent 3" w:uiPriority="47"/>
+    <w:lsdException w:name="Grid Table 3 Accent 3" w:uiPriority="48"/>
+    <w:lsdException w:name="Grid Table 4 Accent 3" w:uiPriority="49"/>
+    <w:lsdException w:name="Grid Table 5 Dark Accent 3" w:uiPriority="50"/>
+    <w:lsdException w:name="Grid Table 6 Colorful Accent 3" w:uiPriority="51"/>
+    <w:lsdException w:name="Grid Table 7 Colorful Accent 3" w:uiPriority="52"/>
+    <w:lsdException w:name="Grid Table 1 Light Accent 4" w:uiPriority="46"/>
+    <w:lsdException w:name="Grid Table 2 Accent 4" w:uiPriority="47"/>
+    <w:lsdException w:name="Grid Table 3 Accent 4" w:uiPriority="48"/>
+    <w:lsdException w:name="Grid Table 4 Accent 4" w:uiPriority="49"/>
+    <w:lsdException w:name="Grid Table 5 Dark Accent 4" w:uiPriority="50"/>
+    <w:lsdException w:name="Grid Table 6 Colorful Accent 4" w:uiPriority="51"/>
+    <w:lsdException w:name="Grid Table 7 Colorful Accent 4" w:uiPriority="52"/>
+    <w:lsdException w:name="Grid Table 1 Light Accent 5" w:uiPriority="46"/>
+    <w:lsdException w:name="Grid Table 2 Accent 5" w:uiPriority="47"/>
+    <w:lsdException w:name="Grid Table 3 Accent 5" w:uiPriority="48"/>
+    <w:lsdException w:name="Grid Table 4 Accent 5" w:uiPriority="49"/>
+    <w:lsdException w:name="Grid Table 5 Dark Accent 5" w:uiPriority="50"/>
+    <w:lsdException w:name="Grid Table 6 Colorful Accent 5" w:uiPriority="51"/>
+    <w:lsdException w:name="Grid Table 7 Colorful Accent 5" w:uiPriority="52"/>
+    <w:lsdException w:name="Grid Table 1 Light Accent 6" w:uiPriority="46"/>
+    <w:lsdException w:name="Grid Table 2 Accent 6" w:uiPriority="47"/>
+    <w:lsdException w:name="Grid Table 3 Accent 6" w:uiPriority="48"/>
+    <w:lsdException w:name="Grid Table 4 Accent 6" w:uiPriority="49"/>
+    <w:lsdException w:name="Grid Table 5 Dark Accent 6" w:uiPriority="50"/>
+    <w:lsdException w:name="Grid Table 6 Colorful Accent 6" w:uiPriority="51"/>
+    <w:lsdException w:name="Grid Table 7 Colorful Accent 6" w:uiPriority="52"/>
+    <w:lsdException w:name="List Table 1 Light" w:uiPriority="46"/>
+    <w:lsdException w:name="List Table 2" w:uiPriority="47"/>
+    <w:lsdException w:name="List Table 3" w:uiPriority="48"/>
+    <w:lsdException w:name="List Table 4" w:uiPriority="49"/>
+    <w:lsdException w:name="List Table 5 Dark" w:uiPriority="50"/>
+    <w:lsdException w:name="List Table 6 Colorful" w:uiPriority="51"/>
+    <w:lsdException w:name="List Table 7 Colorful" w:uiPriority="52"/>
+    <w:lsdException w:name="List Table 1 Light Accent 1" w:uiPriority="46"/>
+    <w:lsdException w:name="List Table 2 Accent 1" w:uiPriority="47"/>
+    <w:lsdException w:name="List Table 3 Accent 1" w:uiPriority="48"/>
+    <w:lsdException w:name="List Table 4 Accent 1" w:uiPriority="49"/>
+    <w:lsdException w:name="List Table 5 Dark Accent 1" w:uiPriority="50"/>
+    <w:lsdException w:name="List Table 6 Colorful Accent 1" w:uiPriority="51"/>
+    <w:lsdException w:name="List Table 7 Colorful Accent 1" w:uiPriority="52"/>
+    <w:lsdException w:name="List Table 1 Light Accent 2" w:uiPriority="46"/>
+    <w:lsdException w:name="List Table 2 Accent 2" w:uiPriority="47"/>
+    <w:lsdException w:name="List Table 3 Accent 2" w:uiPriority="48"/>
+    <w:lsdException w:name="List Table 4 Accent 2" w:uiPriority="49"/>
+    <w:lsdException w:name="List Table 5 Dark Accent 2" w:uiPriority="50"/>
+    <w:lsdException w:name="List Table 6 Colorful Accent 2" w:uiPriority="51"/>
+    <w:lsdException w:name="List Table 7 Colorful Accent 2" w:uiPriority="52"/>
+    <w:lsdException w:name="List Table 1 Light Accent 3" w:uiPriority="46"/>
+    <w:lsdException w:name="List Table 2 Accent 3" w:uiPriority="47"/>
+    <w:lsdException w:name="List Table 3 Accent 3" w:uiPriority="48"/>
+    <w:lsdException w:name="List Table 4 Accent 3" w:uiPriority="49"/>
+    <w:lsdException w:name="List Table 5 Dark Accent 3" w:uiPriority="50"/>
+    <w:lsdException w:name="List Table 6 Colorful Accent 3" w:uiPriority="51"/>
+    <w:lsdException w:name="List Table 7 Colorful Accent 3" w:uiPriority="52"/>
+    <w:lsdException w:name="List Table 1 Light Accent 4" w:uiPriority="46"/>
+    <w:lsdException w:name="List Table 2 Accent 4" w:uiPriority="47"/>
+    <w:lsdException w:name="List Table 3 Accent 4" w:uiPriority="48"/>
+    <w:lsdException w:name="List Table 4 Accent 4" w:uiPriority="49"/>
+    <w:lsdException w:name="List Table 5 Dark Accent 4" w:uiPriority="50"/>
+    <w:lsdException w:name="List Table 6 Colorful Accent 4" w:uiPriority="51"/>
+    <w:lsdException w:name="List Table 7 Colorful Accent 4" w:uiPriority="52"/>
+    <w:lsdException w:name="List Table 1 Light Accent 5" w:uiPriority="46"/>
+    <w:lsdException w:name="List Table 2 Accent 5" w:uiPriority="47"/>
+    <w:lsdException w:name="List Table 3 Accent 5" w:uiPriority="48"/>
+    <w:lsdException w:name="List Table 4 Accent 5" w:uiPriority="49"/>
+    <w:lsdException w:name="List Table 5 Dark Accent 5" w:uiPriority="50"/>
+    <w:lsdException w:name="List Table 6 Colorful Accent 5" w:uiPriority="51"/>
+    <w:lsdException w:name="List Table 7 Colorful Accent 5" w:uiPriority="52"/>
+    <w:lsdException w:name="List Table 1 Light Accent 6" w:uiPriority="46"/>
+    <w:lsdException w:name="List Table 2 Accent 6" w:uiPriority="47"/>
+    <w:lsdException w:name="List Table 3 Accent 6" w:uiPriority="48"/>
+    <w:lsdException w:name="List Table 4 Accent 6" w:uiPriority="49"/>
+    <w:lsdException w:name="List Table 5 Dark Accent 6" w:uiPriority="50"/>
+    <w:lsdException w:name="List Table 6 Colorful Accent 6" w:uiPriority="51"/>
+    <w:lsdException w:name="List Table 7 Colorful Accent 6" w:uiPriority="52"/>
   </w:latentStyles>
-  <w:style w:type="paragraph" w:default="1" w:styleId="Normal">
+  <w:style w:type="paragraph" w:default="1" w:styleId="a">
     <w:name w:val="Normal"/>
     <w:qFormat/>
     <w:rsid w:val="007F7F67"/>
@@ -10119,11 +10334,11 @@
       <w:jc w:val="both"/>
     </w:pPr>
   </w:style>
-  <w:style w:type="paragraph" w:styleId="Heading2">
+  <w:style w:type="paragraph" w:styleId="2">
     <w:name w:val="heading 2"/>
-    <w:basedOn w:val="Normal"/>
-    <w:next w:val="Normal"/>
-    <w:link w:val="Heading2Char"/>
+    <w:basedOn w:val="a"/>
+    <w:next w:val="a"/>
+    <w:link w:val="20"/>
     <w:uiPriority w:val="9"/>
     <w:unhideWhenUsed/>
     <w:qFormat/>
@@ -10145,11 +10360,11 @@
       <w:szCs w:val="32"/>
     </w:rPr>
   </w:style>
-  <w:style w:type="paragraph" w:styleId="Heading3">
+  <w:style w:type="paragraph" w:styleId="3">
     <w:name w:val="heading 3"/>
-    <w:basedOn w:val="Normal"/>
-    <w:next w:val="Normal"/>
-    <w:link w:val="Heading3Char"/>
+    <w:basedOn w:val="a"/>
+    <w:next w:val="a"/>
+    <w:link w:val="30"/>
     <w:uiPriority w:val="9"/>
     <w:unhideWhenUsed/>
     <w:qFormat/>
@@ -10171,11 +10386,11 @@
       <w:szCs w:val="32"/>
     </w:rPr>
   </w:style>
-  <w:style w:type="paragraph" w:styleId="Heading4">
+  <w:style w:type="paragraph" w:styleId="4">
     <w:name w:val="heading 4"/>
-    <w:basedOn w:val="Normal"/>
-    <w:next w:val="Normal"/>
-    <w:link w:val="Heading4Char"/>
+    <w:basedOn w:val="a"/>
+    <w:next w:val="a"/>
+    <w:link w:val="40"/>
     <w:uiPriority w:val="9"/>
     <w:unhideWhenUsed/>
     <w:qFormat/>
@@ -10194,18 +10409,17 @@
       <w:szCs w:val="28"/>
     </w:rPr>
   </w:style>
-  <w:style w:type="character" w:default="1" w:styleId="DefaultParagraphFont">
+  <w:style w:type="character" w:default="1" w:styleId="a0">
     <w:name w:val="Default Paragraph Font"/>
     <w:uiPriority w:val="1"/>
     <w:semiHidden/>
     <w:unhideWhenUsed/>
   </w:style>
-  <w:style w:type="table" w:default="1" w:styleId="TableNormal">
+  <w:style w:type="table" w:default="1" w:styleId="a1">
     <w:name w:val="Normal Table"/>
     <w:uiPriority w:val="99"/>
     <w:semiHidden/>
     <w:unhideWhenUsed/>
-    <w:qFormat/>
     <w:tblPr>
       <w:tblInd w:w="0" w:type="dxa"/>
       <w:tblCellMar>
@@ -10216,16 +10430,16 @@
       </w:tblCellMar>
     </w:tblPr>
   </w:style>
-  <w:style w:type="numbering" w:default="1" w:styleId="NoList">
+  <w:style w:type="numbering" w:default="1" w:styleId="a2">
     <w:name w:val="No List"/>
     <w:uiPriority w:val="99"/>
     <w:semiHidden/>
     <w:unhideWhenUsed/>
   </w:style>
-  <w:style w:type="paragraph" w:styleId="PlainText">
+  <w:style w:type="paragraph" w:styleId="a3">
     <w:name w:val="Plain Text"/>
-    <w:basedOn w:val="Normal"/>
-    <w:link w:val="PlainTextChar"/>
+    <w:basedOn w:val="a"/>
+    <w:link w:val="a4"/>
     <w:uiPriority w:val="99"/>
     <w:unhideWhenUsed/>
     <w:rsid w:val="00C11BCA"/>
@@ -10234,10 +10448,10 @@
       <w:szCs w:val="21"/>
     </w:rPr>
   </w:style>
-  <w:style w:type="character" w:customStyle="1" w:styleId="PlainTextChar">
-    <w:name w:val="Plain Text Char"/>
-    <w:basedOn w:val="DefaultParagraphFont"/>
-    <w:link w:val="PlainText"/>
+  <w:style w:type="character" w:customStyle="1" w:styleId="a4">
+    <w:name w:val="纯文本 字符"/>
+    <w:basedOn w:val="a0"/>
+    <w:link w:val="a3"/>
     <w:uiPriority w:val="99"/>
     <w:rsid w:val="00C11BCA"/>
     <w:rPr>
@@ -10245,10 +10459,10 @@
       <w:szCs w:val="21"/>
     </w:rPr>
   </w:style>
-  <w:style w:type="character" w:customStyle="1" w:styleId="Heading2Char">
-    <w:name w:val="Heading 2 Char"/>
-    <w:basedOn w:val="DefaultParagraphFont"/>
-    <w:link w:val="Heading2"/>
+  <w:style w:type="character" w:customStyle="1" w:styleId="20">
+    <w:name w:val="标题 2 字符"/>
+    <w:basedOn w:val="a0"/>
+    <w:link w:val="2"/>
     <w:uiPriority w:val="9"/>
     <w:rsid w:val="007F7F67"/>
     <w:rPr>
@@ -10259,10 +10473,10 @@
       <w:szCs w:val="32"/>
     </w:rPr>
   </w:style>
-  <w:style w:type="character" w:customStyle="1" w:styleId="Heading3Char">
-    <w:name w:val="Heading 3 Char"/>
-    <w:basedOn w:val="DefaultParagraphFont"/>
-    <w:link w:val="Heading3"/>
+  <w:style w:type="character" w:customStyle="1" w:styleId="30">
+    <w:name w:val="标题 3 字符"/>
+    <w:basedOn w:val="a0"/>
+    <w:link w:val="3"/>
     <w:uiPriority w:val="9"/>
     <w:rsid w:val="007F7F67"/>
     <w:rPr>
@@ -10273,11 +10487,11 @@
       <w:szCs w:val="32"/>
     </w:rPr>
   </w:style>
-  <w:style w:type="paragraph" w:styleId="Title">
+  <w:style w:type="paragraph" w:styleId="a5">
     <w:name w:val="Title"/>
-    <w:basedOn w:val="Normal"/>
-    <w:next w:val="Normal"/>
-    <w:link w:val="TitleChar"/>
+    <w:basedOn w:val="a"/>
+    <w:next w:val="a"/>
+    <w:link w:val="a6"/>
     <w:uiPriority w:val="10"/>
     <w:qFormat/>
     <w:rsid w:val="007F7F67"/>
@@ -10294,10 +10508,10 @@
       <w:szCs w:val="32"/>
     </w:rPr>
   </w:style>
-  <w:style w:type="character" w:customStyle="1" w:styleId="TitleChar">
-    <w:name w:val="Title Char"/>
-    <w:basedOn w:val="DefaultParagraphFont"/>
-    <w:link w:val="Title"/>
+  <w:style w:type="character" w:customStyle="1" w:styleId="a6">
+    <w:name w:val="标题 字符"/>
+    <w:basedOn w:val="a0"/>
+    <w:link w:val="a5"/>
     <w:uiPriority w:val="10"/>
     <w:rsid w:val="007F7F67"/>
     <w:rPr>
@@ -10308,9 +10522,9 @@
       <w:szCs w:val="32"/>
     </w:rPr>
   </w:style>
-  <w:style w:type="paragraph" w:styleId="ListParagraph">
+  <w:style w:type="paragraph" w:styleId="a7">
     <w:name w:val="List Paragraph"/>
-    <w:basedOn w:val="Normal"/>
+    <w:basedOn w:val="a"/>
     <w:uiPriority w:val="34"/>
     <w:qFormat/>
     <w:rsid w:val="007F7F67"/>
@@ -10318,9 +10532,9 @@
       <w:ind w:firstLineChars="200" w:firstLine="420"/>
     </w:pPr>
   </w:style>
-  <w:style w:type="table" w:styleId="TableGrid">
+  <w:style w:type="table" w:styleId="a8">
     <w:name w:val="Table Grid"/>
-    <w:basedOn w:val="TableNormal"/>
+    <w:basedOn w:val="a1"/>
     <w:uiPriority w:val="59"/>
     <w:rsid w:val="007F7F67"/>
     <w:pPr>
@@ -10331,7 +10545,6 @@
       <w:rFonts w:eastAsia="Times New Roman"/>
     </w:rPr>
     <w:tblPr>
-      <w:tblInd w:w="0" w:type="dxa"/>
       <w:tblBorders>
         <w:top w:val="single" w:sz="4" w:space="0" w:color="000000" w:themeColor="text1"/>
         <w:left w:val="single" w:sz="4" w:space="0" w:color="000000" w:themeColor="text1"/>
@@ -10340,18 +10553,12 @@
         <w:insideH w:val="single" w:sz="4" w:space="0" w:color="000000" w:themeColor="text1"/>
         <w:insideV w:val="single" w:sz="4" w:space="0" w:color="000000" w:themeColor="text1"/>
       </w:tblBorders>
-      <w:tblCellMar>
-        <w:top w:w="0" w:type="dxa"/>
-        <w:left w:w="108" w:type="dxa"/>
-        <w:bottom w:w="0" w:type="dxa"/>
-        <w:right w:w="108" w:type="dxa"/>
-      </w:tblCellMar>
     </w:tblPr>
   </w:style>
-  <w:style w:type="paragraph" w:styleId="DocumentMap">
+  <w:style w:type="paragraph" w:styleId="a9">
     <w:name w:val="Document Map"/>
-    <w:basedOn w:val="Normal"/>
-    <w:link w:val="DocumentMapChar"/>
+    <w:basedOn w:val="a"/>
+    <w:link w:val="aa"/>
     <w:uiPriority w:val="99"/>
     <w:semiHidden/>
     <w:unhideWhenUsed/>
@@ -10362,10 +10569,10 @@
       <w:szCs w:val="18"/>
     </w:rPr>
   </w:style>
-  <w:style w:type="character" w:customStyle="1" w:styleId="DocumentMapChar">
-    <w:name w:val="Document Map Char"/>
-    <w:basedOn w:val="DefaultParagraphFont"/>
-    <w:link w:val="DocumentMap"/>
+  <w:style w:type="character" w:customStyle="1" w:styleId="aa">
+    <w:name w:val="文档结构图 字符"/>
+    <w:basedOn w:val="a0"/>
+    <w:link w:val="a9"/>
     <w:uiPriority w:val="99"/>
     <w:semiHidden/>
     <w:rsid w:val="00796CDB"/>
@@ -10375,10 +10582,10 @@
       <w:szCs w:val="18"/>
     </w:rPr>
   </w:style>
-  <w:style w:type="paragraph" w:styleId="HTMLPreformatted">
+  <w:style w:type="paragraph" w:styleId="HTML">
     <w:name w:val="HTML Preformatted"/>
-    <w:basedOn w:val="Normal"/>
-    <w:link w:val="HTMLPreformattedChar"/>
+    <w:basedOn w:val="a"/>
+    <w:link w:val="HTML0"/>
     <w:uiPriority w:val="99"/>
     <w:unhideWhenUsed/>
     <w:rsid w:val="00867D74"/>
@@ -10412,10 +10619,10 @@
       <w:szCs w:val="24"/>
     </w:rPr>
   </w:style>
-  <w:style w:type="character" w:customStyle="1" w:styleId="HTMLPreformattedChar">
-    <w:name w:val="HTML Preformatted Char"/>
-    <w:basedOn w:val="DefaultParagraphFont"/>
-    <w:link w:val="HTMLPreformatted"/>
+  <w:style w:type="character" w:customStyle="1" w:styleId="HTML0">
+    <w:name w:val="HTML 预设格式 字符"/>
+    <w:basedOn w:val="a0"/>
+    <w:link w:val="HTML"/>
     <w:uiPriority w:val="99"/>
     <w:rsid w:val="00867D74"/>
     <w:rPr>
@@ -10425,9 +10632,9 @@
       <w:szCs w:val="24"/>
     </w:rPr>
   </w:style>
-  <w:style w:type="character" w:styleId="CommentReference">
+  <w:style w:type="character" w:styleId="ab">
     <w:name w:val="annotation reference"/>
-    <w:basedOn w:val="DefaultParagraphFont"/>
+    <w:basedOn w:val="a0"/>
     <w:uiPriority w:val="99"/>
     <w:semiHidden/>
     <w:unhideWhenUsed/>
@@ -10437,10 +10644,10 @@
       <w:szCs w:val="21"/>
     </w:rPr>
   </w:style>
-  <w:style w:type="paragraph" w:styleId="CommentText">
+  <w:style w:type="paragraph" w:styleId="ac">
     <w:name w:val="annotation text"/>
-    <w:basedOn w:val="Normal"/>
-    <w:link w:val="CommentTextChar"/>
+    <w:basedOn w:val="a"/>
+    <w:link w:val="ad"/>
     <w:uiPriority w:val="99"/>
     <w:unhideWhenUsed/>
     <w:rsid w:val="00457ECE"/>
@@ -10448,18 +10655,18 @@
       <w:jc w:val="left"/>
     </w:pPr>
   </w:style>
-  <w:style w:type="character" w:customStyle="1" w:styleId="CommentTextChar">
-    <w:name w:val="Comment Text Char"/>
-    <w:basedOn w:val="DefaultParagraphFont"/>
-    <w:link w:val="CommentText"/>
+  <w:style w:type="character" w:customStyle="1" w:styleId="ad">
+    <w:name w:val="批注文字 字符"/>
+    <w:basedOn w:val="a0"/>
+    <w:link w:val="ac"/>
     <w:uiPriority w:val="99"/>
     <w:rsid w:val="00457ECE"/>
   </w:style>
-  <w:style w:type="paragraph" w:styleId="CommentSubject">
+  <w:style w:type="paragraph" w:styleId="ae">
     <w:name w:val="annotation subject"/>
-    <w:basedOn w:val="CommentText"/>
-    <w:next w:val="CommentText"/>
-    <w:link w:val="CommentSubjectChar"/>
+    <w:basedOn w:val="ac"/>
+    <w:next w:val="ac"/>
+    <w:link w:val="af"/>
     <w:uiPriority w:val="99"/>
     <w:semiHidden/>
     <w:unhideWhenUsed/>
@@ -10469,10 +10676,10 @@
       <w:bCs/>
     </w:rPr>
   </w:style>
-  <w:style w:type="character" w:customStyle="1" w:styleId="CommentSubjectChar">
-    <w:name w:val="Comment Subject Char"/>
-    <w:basedOn w:val="CommentTextChar"/>
-    <w:link w:val="CommentSubject"/>
+  <w:style w:type="character" w:customStyle="1" w:styleId="af">
+    <w:name w:val="批注主题 字符"/>
+    <w:basedOn w:val="ad"/>
+    <w:link w:val="ae"/>
     <w:uiPriority w:val="99"/>
     <w:semiHidden/>
     <w:rsid w:val="00457ECE"/>
@@ -10481,10 +10688,10 @@
       <w:bCs/>
     </w:rPr>
   </w:style>
-  <w:style w:type="paragraph" w:styleId="BalloonText">
+  <w:style w:type="paragraph" w:styleId="af0">
     <w:name w:val="Balloon Text"/>
-    <w:basedOn w:val="Normal"/>
-    <w:link w:val="BalloonTextChar"/>
+    <w:basedOn w:val="a"/>
+    <w:link w:val="af1"/>
     <w:uiPriority w:val="99"/>
     <w:semiHidden/>
     <w:unhideWhenUsed/>
@@ -10494,10 +10701,10 @@
       <w:szCs w:val="18"/>
     </w:rPr>
   </w:style>
-  <w:style w:type="character" w:customStyle="1" w:styleId="BalloonTextChar">
-    <w:name w:val="Balloon Text Char"/>
-    <w:basedOn w:val="DefaultParagraphFont"/>
-    <w:link w:val="BalloonText"/>
+  <w:style w:type="character" w:customStyle="1" w:styleId="af1">
+    <w:name w:val="批注框文本 字符"/>
+    <w:basedOn w:val="a0"/>
+    <w:link w:val="af0"/>
     <w:uiPriority w:val="99"/>
     <w:semiHidden/>
     <w:rsid w:val="00457ECE"/>
@@ -10506,9 +10713,9 @@
       <w:szCs w:val="18"/>
     </w:rPr>
   </w:style>
-  <w:style w:type="character" w:styleId="Hyperlink">
+  <w:style w:type="character" w:styleId="af2">
     <w:name w:val="Hyperlink"/>
-    <w:basedOn w:val="DefaultParagraphFont"/>
+    <w:basedOn w:val="a0"/>
     <w:uiPriority w:val="99"/>
     <w:unhideWhenUsed/>
     <w:rsid w:val="00C55E2A"/>
@@ -10517,9 +10724,9 @@
       <w:u w:val="single"/>
     </w:rPr>
   </w:style>
-  <w:style w:type="character" w:styleId="Emphasis">
+  <w:style w:type="character" w:styleId="af3">
     <w:name w:val="Emphasis"/>
-    <w:basedOn w:val="DefaultParagraphFont"/>
+    <w:basedOn w:val="a0"/>
     <w:uiPriority w:val="20"/>
     <w:qFormat/>
     <w:rsid w:val="004B6905"/>
@@ -10528,10 +10735,10 @@
       <w:iCs/>
     </w:rPr>
   </w:style>
-  <w:style w:type="character" w:customStyle="1" w:styleId="Heading4Char">
-    <w:name w:val="Heading 4 Char"/>
-    <w:basedOn w:val="DefaultParagraphFont"/>
-    <w:link w:val="Heading4"/>
+  <w:style w:type="character" w:customStyle="1" w:styleId="40">
+    <w:name w:val="标题 4 字符"/>
+    <w:basedOn w:val="a0"/>
+    <w:link w:val="4"/>
     <w:uiPriority w:val="9"/>
     <w:rsid w:val="00B11327"/>
     <w:rPr>
@@ -10540,6 +10747,71 @@
       <w:bCs/>
       <w:sz w:val="28"/>
       <w:szCs w:val="28"/>
+    </w:rPr>
+  </w:style>
+  <w:style w:type="paragraph" w:styleId="af4">
+    <w:name w:val="header"/>
+    <w:basedOn w:val="a"/>
+    <w:link w:val="af5"/>
+    <w:uiPriority w:val="99"/>
+    <w:unhideWhenUsed/>
+    <w:rsid w:val="00965EC7"/>
+    <w:pPr>
+      <w:pBdr>
+        <w:bottom w:val="single" w:sz="6" w:space="1" w:color="auto"/>
+      </w:pBdr>
+      <w:tabs>
+        <w:tab w:val="center" w:pos="4153"/>
+        <w:tab w:val="right" w:pos="8306"/>
+      </w:tabs>
+      <w:snapToGrid w:val="0"/>
+      <w:jc w:val="center"/>
+    </w:pPr>
+    <w:rPr>
+      <w:sz w:val="18"/>
+      <w:szCs w:val="18"/>
+    </w:rPr>
+  </w:style>
+  <w:style w:type="character" w:customStyle="1" w:styleId="af5">
+    <w:name w:val="页眉 字符"/>
+    <w:basedOn w:val="a0"/>
+    <w:link w:val="af4"/>
+    <w:uiPriority w:val="99"/>
+    <w:rsid w:val="00965EC7"/>
+    <w:rPr>
+      <w:sz w:val="18"/>
+      <w:szCs w:val="18"/>
+    </w:rPr>
+  </w:style>
+  <w:style w:type="paragraph" w:styleId="af6">
+    <w:name w:val="footer"/>
+    <w:basedOn w:val="a"/>
+    <w:link w:val="af7"/>
+    <w:uiPriority w:val="99"/>
+    <w:unhideWhenUsed/>
+    <w:rsid w:val="00965EC7"/>
+    <w:pPr>
+      <w:tabs>
+        <w:tab w:val="center" w:pos="4153"/>
+        <w:tab w:val="right" w:pos="8306"/>
+      </w:tabs>
+      <w:snapToGrid w:val="0"/>
+      <w:jc w:val="left"/>
+    </w:pPr>
+    <w:rPr>
+      <w:sz w:val="18"/>
+      <w:szCs w:val="18"/>
+    </w:rPr>
+  </w:style>
+  <w:style w:type="character" w:customStyle="1" w:styleId="af7">
+    <w:name w:val="页脚 字符"/>
+    <w:basedOn w:val="a0"/>
+    <w:link w:val="af6"/>
+    <w:uiPriority w:val="99"/>
+    <w:rsid w:val="00965EC7"/>
+    <w:rPr>
+      <w:sz w:val="18"/>
+      <w:szCs w:val="18"/>
     </w:rPr>
   </w:style>
 </w:styles>
